--- a/Azure_LLD_Template_CQC.docx
+++ b/Azure_LLD_Template_CQC.docx
@@ -69,7 +69,7 @@
     <w:p>
       <w:pPr>
         <w:pBdr>
-          <w:bottom w:val="single" w:sz="12" w:space="2" w:color="7030A0"/>
+          <w:bottom w:val="single" w:sz="12" w:space="2" w:color="5F2861"/>
         </w:pBdr>
         <w:spacing w:after="240"/>
         <w:jc w:val="center"/>
@@ -118,7 +118,7 @@
               <w:bottom w:val="none" w:sz="0" w:space="0" w:color="FFFFFF"/>
               <w:right w:val="none" w:sz="0" w:space="0" w:color="FFFFFF"/>
             </w:tcBorders>
-            <w:shd w:val="clear" w:color="auto" w:fill="4C1D6B"/>
+            <w:shd w:val="clear" w:color="auto" w:fill="5F2861"/>
             <w:tcMar>
               <w:top w:w="400" w:type="dxa"/>
               <w:left w:w="400" w:type="dxa"/>
@@ -150,7 +150,7 @@
               <w:rPr>
                 <w:i/>
                 <w:iCs/>
-                <w:color w:val="EFE7F5"/>
+                <w:color w:val="F2EEF2"/>
                 <w:sz w:val="28"/>
                 <w:szCs w:val="28"/>
               </w:rPr>
@@ -191,12 +191,12 @@
           <w:tcPr>
             <w:tcW w:w="3000" w:type="dxa"/>
             <w:tcBorders>
-              <w:top w:val="single" w:sz="1" w:space="0" w:color="D0D0D0"/>
-              <w:left w:val="single" w:sz="1" w:space="0" w:color="D0D0D0"/>
-              <w:bottom w:val="single" w:sz="1" w:space="0" w:color="D0D0D0"/>
-              <w:right w:val="single" w:sz="1" w:space="0" w:color="D0D0D0"/>
-            </w:tcBorders>
-            <w:shd w:val="clear" w:color="auto" w:fill="EFE7F5"/>
+              <w:top w:val="single" w:sz="1" w:space="0" w:color="D9D9D9"/>
+              <w:left w:val="single" w:sz="1" w:space="0" w:color="D9D9D9"/>
+              <w:bottom w:val="single" w:sz="1" w:space="0" w:color="D9D9D9"/>
+              <w:right w:val="single" w:sz="1" w:space="0" w:color="D9D9D9"/>
+            </w:tcBorders>
+            <w:shd w:val="clear" w:color="auto" w:fill="F2EEF2"/>
             <w:tcMar>
               <w:top w:w="80" w:type="dxa"/>
               <w:left w:w="120" w:type="dxa"/>
@@ -210,7 +210,7 @@
               <w:rPr>
                 <w:b/>
                 <w:bCs/>
-                <w:color w:val="4C1D6B"/>
+                <w:color w:val="5F2861"/>
               </w:rPr>
               <w:t>Document Reference:</w:t>
             </w:r>
@@ -220,10 +220,10 @@
           <w:tcPr>
             <w:tcW w:w="6360" w:type="dxa"/>
             <w:tcBorders>
-              <w:top w:val="single" w:sz="1" w:space="0" w:color="D0D0D0"/>
-              <w:left w:val="single" w:sz="1" w:space="0" w:color="D0D0D0"/>
-              <w:bottom w:val="single" w:sz="1" w:space="0" w:color="D0D0D0"/>
-              <w:right w:val="single" w:sz="1" w:space="0" w:color="D0D0D0"/>
+              <w:top w:val="single" w:sz="1" w:space="0" w:color="D9D9D9"/>
+              <w:left w:val="single" w:sz="1" w:space="0" w:color="D9D9D9"/>
+              <w:bottom w:val="single" w:sz="1" w:space="0" w:color="D9D9D9"/>
+              <w:right w:val="single" w:sz="1" w:space="0" w:color="D9D9D9"/>
             </w:tcBorders>
             <w:shd w:val="clear" w:color="auto" w:fill="FFFFFF"/>
             <w:tcMar>
@@ -246,12 +246,12 @@
           <w:tcPr>
             <w:tcW w:w="3000" w:type="dxa"/>
             <w:tcBorders>
-              <w:top w:val="single" w:sz="1" w:space="0" w:color="D0D0D0"/>
-              <w:left w:val="single" w:sz="1" w:space="0" w:color="D0D0D0"/>
-              <w:bottom w:val="single" w:sz="1" w:space="0" w:color="D0D0D0"/>
-              <w:right w:val="single" w:sz="1" w:space="0" w:color="D0D0D0"/>
-            </w:tcBorders>
-            <w:shd w:val="clear" w:color="auto" w:fill="F6F3F9"/>
+              <w:top w:val="single" w:sz="1" w:space="0" w:color="D9D9D9"/>
+              <w:left w:val="single" w:sz="1" w:space="0" w:color="D9D9D9"/>
+              <w:bottom w:val="single" w:sz="1" w:space="0" w:color="D9D9D9"/>
+              <w:right w:val="single" w:sz="1" w:space="0" w:color="D9D9D9"/>
+            </w:tcBorders>
+            <w:shd w:val="clear" w:color="auto" w:fill="F0F0F0"/>
             <w:tcMar>
               <w:top w:w="80" w:type="dxa"/>
               <w:left w:w="120" w:type="dxa"/>
@@ -265,7 +265,7 @@
               <w:rPr>
                 <w:b/>
                 <w:bCs/>
-                <w:color w:val="4C1D6B"/>
+                <w:color w:val="5F2861"/>
               </w:rPr>
               <w:t>Version:</w:t>
             </w:r>
@@ -275,12 +275,12 @@
           <w:tcPr>
             <w:tcW w:w="6360" w:type="dxa"/>
             <w:tcBorders>
-              <w:top w:val="single" w:sz="1" w:space="0" w:color="D0D0D0"/>
-              <w:left w:val="single" w:sz="1" w:space="0" w:color="D0D0D0"/>
-              <w:bottom w:val="single" w:sz="1" w:space="0" w:color="D0D0D0"/>
-              <w:right w:val="single" w:sz="1" w:space="0" w:color="D0D0D0"/>
-            </w:tcBorders>
-            <w:shd w:val="clear" w:color="auto" w:fill="F6F3F9"/>
+              <w:top w:val="single" w:sz="1" w:space="0" w:color="D9D9D9"/>
+              <w:left w:val="single" w:sz="1" w:space="0" w:color="D9D9D9"/>
+              <w:bottom w:val="single" w:sz="1" w:space="0" w:color="D9D9D9"/>
+              <w:right w:val="single" w:sz="1" w:space="0" w:color="D9D9D9"/>
+            </w:tcBorders>
+            <w:shd w:val="clear" w:color="auto" w:fill="F0F0F0"/>
             <w:tcMar>
               <w:top w:w="80" w:type="dxa"/>
               <w:left w:w="120" w:type="dxa"/>
@@ -301,12 +301,12 @@
           <w:tcPr>
             <w:tcW w:w="3000" w:type="dxa"/>
             <w:tcBorders>
-              <w:top w:val="single" w:sz="1" w:space="0" w:color="D0D0D0"/>
-              <w:left w:val="single" w:sz="1" w:space="0" w:color="D0D0D0"/>
-              <w:bottom w:val="single" w:sz="1" w:space="0" w:color="D0D0D0"/>
-              <w:right w:val="single" w:sz="1" w:space="0" w:color="D0D0D0"/>
-            </w:tcBorders>
-            <w:shd w:val="clear" w:color="auto" w:fill="EFE7F5"/>
+              <w:top w:val="single" w:sz="1" w:space="0" w:color="D9D9D9"/>
+              <w:left w:val="single" w:sz="1" w:space="0" w:color="D9D9D9"/>
+              <w:bottom w:val="single" w:sz="1" w:space="0" w:color="D9D9D9"/>
+              <w:right w:val="single" w:sz="1" w:space="0" w:color="D9D9D9"/>
+            </w:tcBorders>
+            <w:shd w:val="clear" w:color="auto" w:fill="F2EEF2"/>
             <w:tcMar>
               <w:top w:w="80" w:type="dxa"/>
               <w:left w:w="120" w:type="dxa"/>
@@ -320,7 +320,7 @@
               <w:rPr>
                 <w:b/>
                 <w:bCs/>
-                <w:color w:val="4C1D6B"/>
+                <w:color w:val="5F2861"/>
               </w:rPr>
               <w:t>Classification:</w:t>
             </w:r>
@@ -330,10 +330,10 @@
           <w:tcPr>
             <w:tcW w:w="6360" w:type="dxa"/>
             <w:tcBorders>
-              <w:top w:val="single" w:sz="1" w:space="0" w:color="D0D0D0"/>
-              <w:left w:val="single" w:sz="1" w:space="0" w:color="D0D0D0"/>
-              <w:bottom w:val="single" w:sz="1" w:space="0" w:color="D0D0D0"/>
-              <w:right w:val="single" w:sz="1" w:space="0" w:color="D0D0D0"/>
+              <w:top w:val="single" w:sz="1" w:space="0" w:color="D9D9D9"/>
+              <w:left w:val="single" w:sz="1" w:space="0" w:color="D9D9D9"/>
+              <w:bottom w:val="single" w:sz="1" w:space="0" w:color="D9D9D9"/>
+              <w:right w:val="single" w:sz="1" w:space="0" w:color="D9D9D9"/>
             </w:tcBorders>
             <w:shd w:val="clear" w:color="auto" w:fill="FFFFFF"/>
             <w:tcMar>
@@ -356,12 +356,12 @@
           <w:tcPr>
             <w:tcW w:w="3000" w:type="dxa"/>
             <w:tcBorders>
-              <w:top w:val="single" w:sz="1" w:space="0" w:color="D0D0D0"/>
-              <w:left w:val="single" w:sz="1" w:space="0" w:color="D0D0D0"/>
-              <w:bottom w:val="single" w:sz="1" w:space="0" w:color="D0D0D0"/>
-              <w:right w:val="single" w:sz="1" w:space="0" w:color="D0D0D0"/>
-            </w:tcBorders>
-            <w:shd w:val="clear" w:color="auto" w:fill="F6F3F9"/>
+              <w:top w:val="single" w:sz="1" w:space="0" w:color="D9D9D9"/>
+              <w:left w:val="single" w:sz="1" w:space="0" w:color="D9D9D9"/>
+              <w:bottom w:val="single" w:sz="1" w:space="0" w:color="D9D9D9"/>
+              <w:right w:val="single" w:sz="1" w:space="0" w:color="D9D9D9"/>
+            </w:tcBorders>
+            <w:shd w:val="clear" w:color="auto" w:fill="F0F0F0"/>
             <w:tcMar>
               <w:top w:w="80" w:type="dxa"/>
               <w:left w:w="120" w:type="dxa"/>
@@ -375,7 +375,7 @@
               <w:rPr>
                 <w:b/>
                 <w:bCs/>
-                <w:color w:val="4C1D6B"/>
+                <w:color w:val="5F2861"/>
               </w:rPr>
               <w:t>Date:</w:t>
             </w:r>
@@ -385,12 +385,12 @@
           <w:tcPr>
             <w:tcW w:w="6360" w:type="dxa"/>
             <w:tcBorders>
-              <w:top w:val="single" w:sz="1" w:space="0" w:color="D0D0D0"/>
-              <w:left w:val="single" w:sz="1" w:space="0" w:color="D0D0D0"/>
-              <w:bottom w:val="single" w:sz="1" w:space="0" w:color="D0D0D0"/>
-              <w:right w:val="single" w:sz="1" w:space="0" w:color="D0D0D0"/>
-            </w:tcBorders>
-            <w:shd w:val="clear" w:color="auto" w:fill="F6F3F9"/>
+              <w:top w:val="single" w:sz="1" w:space="0" w:color="D9D9D9"/>
+              <w:left w:val="single" w:sz="1" w:space="0" w:color="D9D9D9"/>
+              <w:bottom w:val="single" w:sz="1" w:space="0" w:color="D9D9D9"/>
+              <w:right w:val="single" w:sz="1" w:space="0" w:color="D9D9D9"/>
+            </w:tcBorders>
+            <w:shd w:val="clear" w:color="auto" w:fill="F0F0F0"/>
             <w:tcMar>
               <w:top w:w="80" w:type="dxa"/>
               <w:left w:w="120" w:type="dxa"/>
@@ -411,12 +411,12 @@
           <w:tcPr>
             <w:tcW w:w="3000" w:type="dxa"/>
             <w:tcBorders>
-              <w:top w:val="single" w:sz="1" w:space="0" w:color="D0D0D0"/>
-              <w:left w:val="single" w:sz="1" w:space="0" w:color="D0D0D0"/>
-              <w:bottom w:val="single" w:sz="1" w:space="0" w:color="D0D0D0"/>
-              <w:right w:val="single" w:sz="1" w:space="0" w:color="D0D0D0"/>
-            </w:tcBorders>
-            <w:shd w:val="clear" w:color="auto" w:fill="EFE7F5"/>
+              <w:top w:val="single" w:sz="1" w:space="0" w:color="D9D9D9"/>
+              <w:left w:val="single" w:sz="1" w:space="0" w:color="D9D9D9"/>
+              <w:bottom w:val="single" w:sz="1" w:space="0" w:color="D9D9D9"/>
+              <w:right w:val="single" w:sz="1" w:space="0" w:color="D9D9D9"/>
+            </w:tcBorders>
+            <w:shd w:val="clear" w:color="auto" w:fill="F2EEF2"/>
             <w:tcMar>
               <w:top w:w="80" w:type="dxa"/>
               <w:left w:w="120" w:type="dxa"/>
@@ -430,7 +430,7 @@
               <w:rPr>
                 <w:b/>
                 <w:bCs/>
-                <w:color w:val="4C1D6B"/>
+                <w:color w:val="5F2861"/>
               </w:rPr>
               <w:t>Technical Author:</w:t>
             </w:r>
@@ -440,10 +440,10 @@
           <w:tcPr>
             <w:tcW w:w="6360" w:type="dxa"/>
             <w:tcBorders>
-              <w:top w:val="single" w:sz="1" w:space="0" w:color="D0D0D0"/>
-              <w:left w:val="single" w:sz="1" w:space="0" w:color="D0D0D0"/>
-              <w:bottom w:val="single" w:sz="1" w:space="0" w:color="D0D0D0"/>
-              <w:right w:val="single" w:sz="1" w:space="0" w:color="D0D0D0"/>
+              <w:top w:val="single" w:sz="1" w:space="0" w:color="D9D9D9"/>
+              <w:left w:val="single" w:sz="1" w:space="0" w:color="D9D9D9"/>
+              <w:bottom w:val="single" w:sz="1" w:space="0" w:color="D9D9D9"/>
+              <w:right w:val="single" w:sz="1" w:space="0" w:color="D9D9D9"/>
             </w:tcBorders>
             <w:shd w:val="clear" w:color="auto" w:fill="FFFFFF"/>
             <w:tcMar>
@@ -466,12 +466,12 @@
           <w:tcPr>
             <w:tcW w:w="3000" w:type="dxa"/>
             <w:tcBorders>
-              <w:top w:val="single" w:sz="1" w:space="0" w:color="D0D0D0"/>
-              <w:left w:val="single" w:sz="1" w:space="0" w:color="D0D0D0"/>
-              <w:bottom w:val="single" w:sz="1" w:space="0" w:color="D0D0D0"/>
-              <w:right w:val="single" w:sz="1" w:space="0" w:color="D0D0D0"/>
-            </w:tcBorders>
-            <w:shd w:val="clear" w:color="auto" w:fill="F6F3F9"/>
+              <w:top w:val="single" w:sz="1" w:space="0" w:color="D9D9D9"/>
+              <w:left w:val="single" w:sz="1" w:space="0" w:color="D9D9D9"/>
+              <w:bottom w:val="single" w:sz="1" w:space="0" w:color="D9D9D9"/>
+              <w:right w:val="single" w:sz="1" w:space="0" w:color="D9D9D9"/>
+            </w:tcBorders>
+            <w:shd w:val="clear" w:color="auto" w:fill="F0F0F0"/>
             <w:tcMar>
               <w:top w:w="80" w:type="dxa"/>
               <w:left w:w="120" w:type="dxa"/>
@@ -485,7 +485,7 @@
               <w:rPr>
                 <w:b/>
                 <w:bCs/>
-                <w:color w:val="4C1D6B"/>
+                <w:color w:val="5F2861"/>
               </w:rPr>
               <w:t>Organisation / Department:</w:t>
             </w:r>
@@ -495,12 +495,12 @@
           <w:tcPr>
             <w:tcW w:w="6360" w:type="dxa"/>
             <w:tcBorders>
-              <w:top w:val="single" w:sz="1" w:space="0" w:color="D0D0D0"/>
-              <w:left w:val="single" w:sz="1" w:space="0" w:color="D0D0D0"/>
-              <w:bottom w:val="single" w:sz="1" w:space="0" w:color="D0D0D0"/>
-              <w:right w:val="single" w:sz="1" w:space="0" w:color="D0D0D0"/>
-            </w:tcBorders>
-            <w:shd w:val="clear" w:color="auto" w:fill="F6F3F9"/>
+              <w:top w:val="single" w:sz="1" w:space="0" w:color="D9D9D9"/>
+              <w:left w:val="single" w:sz="1" w:space="0" w:color="D9D9D9"/>
+              <w:bottom w:val="single" w:sz="1" w:space="0" w:color="D9D9D9"/>
+              <w:right w:val="single" w:sz="1" w:space="0" w:color="D9D9D9"/>
+            </w:tcBorders>
+            <w:shd w:val="clear" w:color="auto" w:fill="F0F0F0"/>
             <w:tcMar>
               <w:top w:w="80" w:type="dxa"/>
               <w:left w:w="120" w:type="dxa"/>
@@ -521,12 +521,12 @@
           <w:tcPr>
             <w:tcW w:w="3000" w:type="dxa"/>
             <w:tcBorders>
-              <w:top w:val="single" w:sz="1" w:space="0" w:color="D0D0D0"/>
-              <w:left w:val="single" w:sz="1" w:space="0" w:color="D0D0D0"/>
-              <w:bottom w:val="single" w:sz="1" w:space="0" w:color="D0D0D0"/>
-              <w:right w:val="single" w:sz="1" w:space="0" w:color="D0D0D0"/>
-            </w:tcBorders>
-            <w:shd w:val="clear" w:color="auto" w:fill="EFE7F5"/>
+              <w:top w:val="single" w:sz="1" w:space="0" w:color="D9D9D9"/>
+              <w:left w:val="single" w:sz="1" w:space="0" w:color="D9D9D9"/>
+              <w:bottom w:val="single" w:sz="1" w:space="0" w:color="D9D9D9"/>
+              <w:right w:val="single" w:sz="1" w:space="0" w:color="D9D9D9"/>
+            </w:tcBorders>
+            <w:shd w:val="clear" w:color="auto" w:fill="F2EEF2"/>
             <w:tcMar>
               <w:top w:w="80" w:type="dxa"/>
               <w:left w:w="120" w:type="dxa"/>
@@ -540,7 +540,7 @@
               <w:rPr>
                 <w:b/>
                 <w:bCs/>
-                <w:color w:val="4C1D6B"/>
+                <w:color w:val="5F2861"/>
               </w:rPr>
               <w:t>Azure Region (Primary):</w:t>
             </w:r>
@@ -550,10 +550,10 @@
           <w:tcPr>
             <w:tcW w:w="6360" w:type="dxa"/>
             <w:tcBorders>
-              <w:top w:val="single" w:sz="1" w:space="0" w:color="D0D0D0"/>
-              <w:left w:val="single" w:sz="1" w:space="0" w:color="D0D0D0"/>
-              <w:bottom w:val="single" w:sz="1" w:space="0" w:color="D0D0D0"/>
-              <w:right w:val="single" w:sz="1" w:space="0" w:color="D0D0D0"/>
+              <w:top w:val="single" w:sz="1" w:space="0" w:color="D9D9D9"/>
+              <w:left w:val="single" w:sz="1" w:space="0" w:color="D9D9D9"/>
+              <w:bottom w:val="single" w:sz="1" w:space="0" w:color="D9D9D9"/>
+              <w:right w:val="single" w:sz="1" w:space="0" w:color="D9D9D9"/>
             </w:tcBorders>
             <w:shd w:val="clear" w:color="auto" w:fill="FFFFFF"/>
             <w:tcMar>
@@ -576,12 +576,12 @@
           <w:tcPr>
             <w:tcW w:w="3000" w:type="dxa"/>
             <w:tcBorders>
-              <w:top w:val="single" w:sz="1" w:space="0" w:color="D0D0D0"/>
-              <w:left w:val="single" w:sz="1" w:space="0" w:color="D0D0D0"/>
-              <w:bottom w:val="single" w:sz="1" w:space="0" w:color="D0D0D0"/>
-              <w:right w:val="single" w:sz="1" w:space="0" w:color="D0D0D0"/>
-            </w:tcBorders>
-            <w:shd w:val="clear" w:color="auto" w:fill="F6F3F9"/>
+              <w:top w:val="single" w:sz="1" w:space="0" w:color="D9D9D9"/>
+              <w:left w:val="single" w:sz="1" w:space="0" w:color="D9D9D9"/>
+              <w:bottom w:val="single" w:sz="1" w:space="0" w:color="D9D9D9"/>
+              <w:right w:val="single" w:sz="1" w:space="0" w:color="D9D9D9"/>
+            </w:tcBorders>
+            <w:shd w:val="clear" w:color="auto" w:fill="F0F0F0"/>
             <w:tcMar>
               <w:top w:w="80" w:type="dxa"/>
               <w:left w:w="120" w:type="dxa"/>
@@ -595,7 +595,7 @@
               <w:rPr>
                 <w:b/>
                 <w:bCs/>
-                <w:color w:val="4C1D6B"/>
+                <w:color w:val="5F2861"/>
               </w:rPr>
               <w:t>Azure Region (Secondary):</w:t>
             </w:r>
@@ -605,12 +605,12 @@
           <w:tcPr>
             <w:tcW w:w="6360" w:type="dxa"/>
             <w:tcBorders>
-              <w:top w:val="single" w:sz="1" w:space="0" w:color="D0D0D0"/>
-              <w:left w:val="single" w:sz="1" w:space="0" w:color="D0D0D0"/>
-              <w:bottom w:val="single" w:sz="1" w:space="0" w:color="D0D0D0"/>
-              <w:right w:val="single" w:sz="1" w:space="0" w:color="D0D0D0"/>
-            </w:tcBorders>
-            <w:shd w:val="clear" w:color="auto" w:fill="F6F3F9"/>
+              <w:top w:val="single" w:sz="1" w:space="0" w:color="D9D9D9"/>
+              <w:left w:val="single" w:sz="1" w:space="0" w:color="D9D9D9"/>
+              <w:bottom w:val="single" w:sz="1" w:space="0" w:color="D9D9D9"/>
+              <w:right w:val="single" w:sz="1" w:space="0" w:color="D9D9D9"/>
+            </w:tcBorders>
+            <w:shd w:val="clear" w:color="auto" w:fill="F0F0F0"/>
             <w:tcMar>
               <w:top w:w="80" w:type="dxa"/>
               <w:left w:w="120" w:type="dxa"/>
@@ -631,12 +631,12 @@
           <w:tcPr>
             <w:tcW w:w="3000" w:type="dxa"/>
             <w:tcBorders>
-              <w:top w:val="single" w:sz="1" w:space="0" w:color="D0D0D0"/>
-              <w:left w:val="single" w:sz="1" w:space="0" w:color="D0D0D0"/>
-              <w:bottom w:val="single" w:sz="1" w:space="0" w:color="D0D0D0"/>
-              <w:right w:val="single" w:sz="1" w:space="0" w:color="D0D0D0"/>
-            </w:tcBorders>
-            <w:shd w:val="clear" w:color="auto" w:fill="EFE7F5"/>
+              <w:top w:val="single" w:sz="1" w:space="0" w:color="D9D9D9"/>
+              <w:left w:val="single" w:sz="1" w:space="0" w:color="D9D9D9"/>
+              <w:bottom w:val="single" w:sz="1" w:space="0" w:color="D9D9D9"/>
+              <w:right w:val="single" w:sz="1" w:space="0" w:color="D9D9D9"/>
+            </w:tcBorders>
+            <w:shd w:val="clear" w:color="auto" w:fill="F2EEF2"/>
             <w:tcMar>
               <w:top w:w="80" w:type="dxa"/>
               <w:left w:w="120" w:type="dxa"/>
@@ -650,7 +650,7 @@
               <w:rPr>
                 <w:b/>
                 <w:bCs/>
-                <w:color w:val="4C1D6B"/>
+                <w:color w:val="5F2861"/>
               </w:rPr>
               <w:t>Azure Subscription:</w:t>
             </w:r>
@@ -660,10 +660,10 @@
           <w:tcPr>
             <w:tcW w:w="6360" w:type="dxa"/>
             <w:tcBorders>
-              <w:top w:val="single" w:sz="1" w:space="0" w:color="D0D0D0"/>
-              <w:left w:val="single" w:sz="1" w:space="0" w:color="D0D0D0"/>
-              <w:bottom w:val="single" w:sz="1" w:space="0" w:color="D0D0D0"/>
-              <w:right w:val="single" w:sz="1" w:space="0" w:color="D0D0D0"/>
+              <w:top w:val="single" w:sz="1" w:space="0" w:color="D9D9D9"/>
+              <w:left w:val="single" w:sz="1" w:space="0" w:color="D9D9D9"/>
+              <w:bottom w:val="single" w:sz="1" w:space="0" w:color="D9D9D9"/>
+              <w:right w:val="single" w:sz="1" w:space="0" w:color="D9D9D9"/>
             </w:tcBorders>
             <w:shd w:val="clear" w:color="auto" w:fill="FFFFFF"/>
             <w:tcMar>
@@ -780,7 +780,7 @@
               <w:rPr>
                 <w:b/>
                 <w:bCs/>
-                <w:color w:val="4C1D6B"/>
+                <w:color w:val="5F2861"/>
               </w:rPr>
               <w:t xml:space="preserve">Note:  </w:t>
             </w:r>
@@ -965,12 +965,12 @@
       <w:tblPr>
         <w:tblW w:w="5000" w:type="pct"/>
         <w:tblBorders>
-          <w:top w:val="single" w:sz="4" w:space="0" w:color="7030A0"/>
-          <w:left w:val="single" w:sz="4" w:space="0" w:color="7030A0"/>
-          <w:bottom w:val="single" w:sz="4" w:space="0" w:color="7030A0"/>
-          <w:right w:val="single" w:sz="4" w:space="0" w:color="7030A0"/>
-          <w:insideH w:val="single" w:sz="4" w:space="0" w:color="7030A0"/>
-          <w:insideV w:val="single" w:sz="4" w:space="0" w:color="7030A0"/>
+          <w:top w:val="single" w:sz="4" w:space="0" w:color="5F2861"/>
+          <w:left w:val="single" w:sz="4" w:space="0" w:color="5F2861"/>
+          <w:bottom w:val="single" w:sz="4" w:space="0" w:color="5F2861"/>
+          <w:right w:val="single" w:sz="4" w:space="0" w:color="5F2861"/>
+          <w:insideH w:val="single" w:sz="4" w:space="0" w:color="5F2861"/>
+          <w:insideV w:val="single" w:sz="4" w:space="0" w:color="5F2861"/>
         </w:tblBorders>
         <w:tblLook w:val="0000" w:firstRow="0" w:lastRow="0" w:firstColumn="0" w:lastColumn="0" w:noHBand="0" w:noVBand="0"/>
       </w:tblPr>
@@ -989,21 +989,21 @@
           <w:tcPr>
             <w:tcW w:w="2500" w:type="pct"/>
             <w:tcBorders>
-              <w:bottom w:val="single" w:sz="4" w:space="0" w:color="7030A0"/>
-            </w:tcBorders>
-            <w:shd w:val="clear" w:color="auto" w:fill="EFE7F5"/>
-          </w:tcPr>
-          <w:p>
-            <w:pPr>
-              <w:rPr>
-                <w:b/>
-                <w:color w:val="4C1D6B"/>
-              </w:rPr>
-            </w:pPr>
-            <w:r>
-              <w:rPr>
-                <w:b/>
-                <w:color w:val="4C1D6B"/>
+              <w:bottom w:val="single" w:sz="4" w:space="0" w:color="5F2861"/>
+            </w:tcBorders>
+            <w:shd w:val="clear" w:color="auto" w:fill="F2EEF2"/>
+          </w:tcPr>
+          <w:p>
+            <w:pPr>
+              <w:rPr>
+                <w:b/>
+                <w:color w:val="5F2861"/>
+              </w:rPr>
+            </w:pPr>
+            <w:r>
+              <w:rPr>
+                <w:b/>
+                <w:color w:val="5F2861"/>
               </w:rPr>
               <w:t>HLD Reference</w:t>
             </w:r>
@@ -1013,7 +1013,7 @@
           <w:tcPr>
             <w:tcW w:w="2500" w:type="pct"/>
             <w:tcBorders>
-              <w:bottom w:val="single" w:sz="4" w:space="0" w:color="7030A0"/>
+              <w:bottom w:val="single" w:sz="4" w:space="0" w:color="5F2861"/>
             </w:tcBorders>
             <w:shd w:val="clear" w:color="auto" w:fill="FFFFFF"/>
           </w:tcPr>
@@ -1035,21 +1035,21 @@
           <w:tcPr>
             <w:tcW w:w="2500" w:type="pct"/>
             <w:tcBorders>
-              <w:bottom w:val="single" w:sz="4" w:space="0" w:color="7030A0"/>
-            </w:tcBorders>
-            <w:shd w:val="clear" w:color="auto" w:fill="EFE7F5"/>
-          </w:tcPr>
-          <w:p>
-            <w:pPr>
-              <w:rPr>
-                <w:b/>
-                <w:color w:val="4C1D6B"/>
-              </w:rPr>
-            </w:pPr>
-            <w:r>
-              <w:rPr>
-                <w:b/>
-                <w:color w:val="4C1D6B"/>
+              <w:bottom w:val="single" w:sz="4" w:space="0" w:color="5F2861"/>
+            </w:tcBorders>
+            <w:shd w:val="clear" w:color="auto" w:fill="F2EEF2"/>
+          </w:tcPr>
+          <w:p>
+            <w:pPr>
+              <w:rPr>
+                <w:b/>
+                <w:color w:val="5F2861"/>
+              </w:rPr>
+            </w:pPr>
+            <w:r>
+              <w:rPr>
+                <w:b/>
+                <w:color w:val="5F2861"/>
               </w:rPr>
               <w:t>HLD Approval Status</w:t>
             </w:r>
@@ -1059,7 +1059,7 @@
           <w:tcPr>
             <w:tcW w:w="2500" w:type="pct"/>
             <w:tcBorders>
-              <w:bottom w:val="single" w:sz="4" w:space="0" w:color="7030A0"/>
+              <w:bottom w:val="single" w:sz="4" w:space="0" w:color="5F2861"/>
             </w:tcBorders>
             <w:shd w:val="clear" w:color="auto" w:fill="FFFFFF"/>
           </w:tcPr>
@@ -1081,21 +1081,21 @@
           <w:tcPr>
             <w:tcW w:w="2500" w:type="pct"/>
             <w:tcBorders>
-              <w:bottom w:val="single" w:sz="4" w:space="0" w:color="7030A0"/>
-            </w:tcBorders>
-            <w:shd w:val="clear" w:color="auto" w:fill="EFE7F5"/>
-          </w:tcPr>
-          <w:p>
-            <w:pPr>
-              <w:rPr>
-                <w:b/>
-                <w:color w:val="4C1D6B"/>
-              </w:rPr>
-            </w:pPr>
-            <w:r>
-              <w:rPr>
-                <w:b/>
-                <w:color w:val="4C1D6B"/>
+              <w:bottom w:val="single" w:sz="4" w:space="0" w:color="5F2861"/>
+            </w:tcBorders>
+            <w:shd w:val="clear" w:color="auto" w:fill="F2EEF2"/>
+          </w:tcPr>
+          <w:p>
+            <w:pPr>
+              <w:rPr>
+                <w:b/>
+                <w:color w:val="5F2861"/>
+              </w:rPr>
+            </w:pPr>
+            <w:r>
+              <w:rPr>
+                <w:b/>
+                <w:color w:val="5F2861"/>
               </w:rPr>
               <w:t>Architecture Changes Since HLD</w:t>
             </w:r>
@@ -1105,7 +1105,7 @@
           <w:tcPr>
             <w:tcW w:w="2500" w:type="pct"/>
             <w:tcBorders>
-              <w:bottom w:val="single" w:sz="4" w:space="0" w:color="7030A0"/>
+              <w:bottom w:val="single" w:sz="4" w:space="0" w:color="5F2861"/>
             </w:tcBorders>
             <w:shd w:val="clear" w:color="auto" w:fill="FFFFFF"/>
           </w:tcPr>
@@ -1126,19 +1126,19 @@
         <w:tc>
           <w:tcPr>
             <w:tcW w:w="2500" w:type="pct"/>
-            <w:shd w:val="clear" w:color="auto" w:fill="EFE7F5"/>
-          </w:tcPr>
-          <w:p>
-            <w:pPr>
-              <w:rPr>
-                <w:b/>
-                <w:color w:val="4C1D6B"/>
-              </w:rPr>
-            </w:pPr>
-            <w:r>
-              <w:rPr>
-                <w:b/>
-                <w:color w:val="4C1D6B"/>
+            <w:shd w:val="clear" w:color="auto" w:fill="F2EEF2"/>
+          </w:tcPr>
+          <w:p>
+            <w:pPr>
+              <w:rPr>
+                <w:b/>
+                <w:color w:val="5F2861"/>
+              </w:rPr>
+            </w:pPr>
+            <w:r>
+              <w:rPr>
+                <w:b/>
+                <w:color w:val="5F2861"/>
               </w:rPr>
               <w:t>Traceability</w:t>
             </w:r>
@@ -1170,12 +1170,12 @@
       <w:tblPr>
         <w:tblW w:w="5000" w:type="pct"/>
         <w:tblBorders>
-          <w:top w:val="single" w:sz="4" w:space="0" w:color="7030A0"/>
-          <w:left w:val="single" w:sz="4" w:space="0" w:color="7030A0"/>
-          <w:bottom w:val="single" w:sz="4" w:space="0" w:color="7030A0"/>
-          <w:right w:val="single" w:sz="4" w:space="0" w:color="7030A0"/>
-          <w:insideH w:val="single" w:sz="4" w:space="0" w:color="7030A0"/>
-          <w:insideV w:val="single" w:sz="4" w:space="0" w:color="7030A0"/>
+          <w:top w:val="single" w:sz="4" w:space="0" w:color="5F2861"/>
+          <w:left w:val="single" w:sz="4" w:space="0" w:color="5F2861"/>
+          <w:bottom w:val="single" w:sz="4" w:space="0" w:color="5F2861"/>
+          <w:right w:val="single" w:sz="4" w:space="0" w:color="5F2861"/>
+          <w:insideH w:val="single" w:sz="4" w:space="0" w:color="5F2861"/>
+          <w:insideV w:val="single" w:sz="4" w:space="0" w:color="5F2861"/>
         </w:tblBorders>
         <w:tblLook w:val="0000" w:firstRow="0" w:lastRow="0" w:firstColumn="0" w:lastColumn="0" w:noHBand="0" w:noVBand="0"/>
       </w:tblPr>
@@ -1194,21 +1194,21 @@
           <w:tcPr>
             <w:tcW w:w="2500" w:type="pct"/>
             <w:tcBorders>
-              <w:bottom w:val="single" w:sz="4" w:space="0" w:color="7030A0"/>
-            </w:tcBorders>
-            <w:shd w:val="clear" w:color="auto" w:fill="EFE7F5"/>
-          </w:tcPr>
-          <w:p>
-            <w:pPr>
-              <w:rPr>
-                <w:b/>
-                <w:color w:val="4C1D6B"/>
-              </w:rPr>
-            </w:pPr>
-            <w:r>
-              <w:rPr>
-                <w:b/>
-                <w:color w:val="4C1D6B"/>
+              <w:bottom w:val="single" w:sz="4" w:space="0" w:color="5F2861"/>
+            </w:tcBorders>
+            <w:shd w:val="clear" w:color="auto" w:fill="F2EEF2"/>
+          </w:tcPr>
+          <w:p>
+            <w:pPr>
+              <w:rPr>
+                <w:b/>
+                <w:color w:val="5F2861"/>
+              </w:rPr>
+            </w:pPr>
+            <w:r>
+              <w:rPr>
+                <w:b/>
+                <w:color w:val="5F2861"/>
               </w:rPr>
               <w:t>Assumption 1</w:t>
             </w:r>
@@ -1218,7 +1218,7 @@
           <w:tcPr>
             <w:tcW w:w="2500" w:type="pct"/>
             <w:tcBorders>
-              <w:bottom w:val="single" w:sz="4" w:space="0" w:color="7030A0"/>
+              <w:bottom w:val="single" w:sz="4" w:space="0" w:color="5F2861"/>
             </w:tcBorders>
             <w:shd w:val="clear" w:color="auto" w:fill="FFFFFF"/>
           </w:tcPr>
@@ -1240,21 +1240,21 @@
           <w:tcPr>
             <w:tcW w:w="2500" w:type="pct"/>
             <w:tcBorders>
-              <w:bottom w:val="single" w:sz="4" w:space="0" w:color="7030A0"/>
-            </w:tcBorders>
-            <w:shd w:val="clear" w:color="auto" w:fill="EFE7F5"/>
-          </w:tcPr>
-          <w:p>
-            <w:pPr>
-              <w:rPr>
-                <w:b/>
-                <w:color w:val="4C1D6B"/>
-              </w:rPr>
-            </w:pPr>
-            <w:r>
-              <w:rPr>
-                <w:b/>
-                <w:color w:val="4C1D6B"/>
+              <w:bottom w:val="single" w:sz="4" w:space="0" w:color="5F2861"/>
+            </w:tcBorders>
+            <w:shd w:val="clear" w:color="auto" w:fill="F2EEF2"/>
+          </w:tcPr>
+          <w:p>
+            <w:pPr>
+              <w:rPr>
+                <w:b/>
+                <w:color w:val="5F2861"/>
+              </w:rPr>
+            </w:pPr>
+            <w:r>
+              <w:rPr>
+                <w:b/>
+                <w:color w:val="5F2861"/>
               </w:rPr>
               <w:t>Assumption 2</w:t>
             </w:r>
@@ -1264,7 +1264,7 @@
           <w:tcPr>
             <w:tcW w:w="2500" w:type="pct"/>
             <w:tcBorders>
-              <w:bottom w:val="single" w:sz="4" w:space="0" w:color="7030A0"/>
+              <w:bottom w:val="single" w:sz="4" w:space="0" w:color="5F2861"/>
             </w:tcBorders>
             <w:shd w:val="clear" w:color="auto" w:fill="FFFFFF"/>
           </w:tcPr>
@@ -1286,21 +1286,21 @@
           <w:tcPr>
             <w:tcW w:w="2500" w:type="pct"/>
             <w:tcBorders>
-              <w:bottom w:val="single" w:sz="4" w:space="0" w:color="7030A0"/>
-            </w:tcBorders>
-            <w:shd w:val="clear" w:color="auto" w:fill="EFE7F5"/>
-          </w:tcPr>
-          <w:p>
-            <w:pPr>
-              <w:rPr>
-                <w:b/>
-                <w:color w:val="4C1D6B"/>
-              </w:rPr>
-            </w:pPr>
-            <w:r>
-              <w:rPr>
-                <w:b/>
-                <w:color w:val="4C1D6B"/>
+              <w:bottom w:val="single" w:sz="4" w:space="0" w:color="5F2861"/>
+            </w:tcBorders>
+            <w:shd w:val="clear" w:color="auto" w:fill="F2EEF2"/>
+          </w:tcPr>
+          <w:p>
+            <w:pPr>
+              <w:rPr>
+                <w:b/>
+                <w:color w:val="5F2861"/>
+              </w:rPr>
+            </w:pPr>
+            <w:r>
+              <w:rPr>
+                <w:b/>
+                <w:color w:val="5F2861"/>
               </w:rPr>
               <w:t>Dependency 1</w:t>
             </w:r>
@@ -1310,7 +1310,7 @@
           <w:tcPr>
             <w:tcW w:w="2500" w:type="pct"/>
             <w:tcBorders>
-              <w:bottom w:val="single" w:sz="4" w:space="0" w:color="7030A0"/>
+              <w:bottom w:val="single" w:sz="4" w:space="0" w:color="5F2861"/>
             </w:tcBorders>
             <w:shd w:val="clear" w:color="auto" w:fill="FFFFFF"/>
           </w:tcPr>
@@ -1332,21 +1332,21 @@
           <w:tcPr>
             <w:tcW w:w="2500" w:type="pct"/>
             <w:tcBorders>
-              <w:bottom w:val="single" w:sz="4" w:space="0" w:color="7030A0"/>
-            </w:tcBorders>
-            <w:shd w:val="clear" w:color="auto" w:fill="EFE7F5"/>
-          </w:tcPr>
-          <w:p>
-            <w:pPr>
-              <w:rPr>
-                <w:b/>
-                <w:color w:val="4C1D6B"/>
-              </w:rPr>
-            </w:pPr>
-            <w:r>
-              <w:rPr>
-                <w:b/>
-                <w:color w:val="4C1D6B"/>
+              <w:bottom w:val="single" w:sz="4" w:space="0" w:color="5F2861"/>
+            </w:tcBorders>
+            <w:shd w:val="clear" w:color="auto" w:fill="F2EEF2"/>
+          </w:tcPr>
+          <w:p>
+            <w:pPr>
+              <w:rPr>
+                <w:b/>
+                <w:color w:val="5F2861"/>
+              </w:rPr>
+            </w:pPr>
+            <w:r>
+              <w:rPr>
+                <w:b/>
+                <w:color w:val="5F2861"/>
               </w:rPr>
               <w:t>Dependency 2</w:t>
             </w:r>
@@ -1356,7 +1356,7 @@
           <w:tcPr>
             <w:tcW w:w="2500" w:type="pct"/>
             <w:tcBorders>
-              <w:bottom w:val="single" w:sz="4" w:space="0" w:color="7030A0"/>
+              <w:bottom w:val="single" w:sz="4" w:space="0" w:color="5F2861"/>
             </w:tcBorders>
             <w:shd w:val="clear" w:color="auto" w:fill="FFFFFF"/>
           </w:tcPr>
@@ -1378,21 +1378,21 @@
           <w:tcPr>
             <w:tcW w:w="2500" w:type="pct"/>
             <w:tcBorders>
-              <w:bottom w:val="single" w:sz="4" w:space="0" w:color="7030A0"/>
-            </w:tcBorders>
-            <w:shd w:val="clear" w:color="auto" w:fill="EFE7F5"/>
-          </w:tcPr>
-          <w:p>
-            <w:pPr>
-              <w:rPr>
-                <w:b/>
-                <w:color w:val="4C1D6B"/>
-              </w:rPr>
-            </w:pPr>
-            <w:r>
-              <w:rPr>
-                <w:b/>
-                <w:color w:val="4C1D6B"/>
+              <w:bottom w:val="single" w:sz="4" w:space="0" w:color="5F2861"/>
+            </w:tcBorders>
+            <w:shd w:val="clear" w:color="auto" w:fill="F2EEF2"/>
+          </w:tcPr>
+          <w:p>
+            <w:pPr>
+              <w:rPr>
+                <w:b/>
+                <w:color w:val="5F2861"/>
+              </w:rPr>
+            </w:pPr>
+            <w:r>
+              <w:rPr>
+                <w:b/>
+                <w:color w:val="5F2861"/>
               </w:rPr>
               <w:lastRenderedPageBreak/>
               <w:t>Constraint 1</w:t>
@@ -1403,7 +1403,7 @@
           <w:tcPr>
             <w:tcW w:w="2500" w:type="pct"/>
             <w:tcBorders>
-              <w:bottom w:val="single" w:sz="4" w:space="0" w:color="7030A0"/>
+              <w:bottom w:val="single" w:sz="4" w:space="0" w:color="5F2861"/>
             </w:tcBorders>
             <w:shd w:val="clear" w:color="auto" w:fill="FFFFFF"/>
           </w:tcPr>
@@ -1424,19 +1424,19 @@
         <w:tc>
           <w:tcPr>
             <w:tcW w:w="2500" w:type="pct"/>
-            <w:shd w:val="clear" w:color="auto" w:fill="EFE7F5"/>
-          </w:tcPr>
-          <w:p>
-            <w:pPr>
-              <w:rPr>
-                <w:b/>
-                <w:color w:val="4C1D6B"/>
-              </w:rPr>
-            </w:pPr>
-            <w:r>
-              <w:rPr>
-                <w:b/>
-                <w:color w:val="4C1D6B"/>
+            <w:shd w:val="clear" w:color="auto" w:fill="F2EEF2"/>
+          </w:tcPr>
+          <w:p>
+            <w:pPr>
+              <w:rPr>
+                <w:b/>
+                <w:color w:val="5F2861"/>
+              </w:rPr>
+            </w:pPr>
+            <w:r>
+              <w:rPr>
+                <w:b/>
+                <w:color w:val="5F2861"/>
               </w:rPr>
               <w:t>Constraint 2</w:t>
             </w:r>
@@ -1476,12 +1476,12 @@
       <w:tblPr>
         <w:tblW w:w="5000" w:type="pct"/>
         <w:tblBorders>
-          <w:top w:val="single" w:sz="4" w:space="0" w:color="7030A0"/>
-          <w:left w:val="single" w:sz="4" w:space="0" w:color="7030A0"/>
-          <w:bottom w:val="single" w:sz="4" w:space="0" w:color="7030A0"/>
-          <w:right w:val="single" w:sz="4" w:space="0" w:color="7030A0"/>
-          <w:insideH w:val="single" w:sz="4" w:space="0" w:color="7030A0"/>
-          <w:insideV w:val="single" w:sz="4" w:space="0" w:color="7030A0"/>
+          <w:top w:val="single" w:sz="4" w:space="0" w:color="5F2861"/>
+          <w:left w:val="single" w:sz="4" w:space="0" w:color="5F2861"/>
+          <w:bottom w:val="single" w:sz="4" w:space="0" w:color="5F2861"/>
+          <w:right w:val="single" w:sz="4" w:space="0" w:color="5F2861"/>
+          <w:insideH w:val="single" w:sz="4" w:space="0" w:color="5F2861"/>
+          <w:insideV w:val="single" w:sz="4" w:space="0" w:color="5F2861"/>
         </w:tblBorders>
         <w:tblLook w:val="0000" w:firstRow="0" w:lastRow="0" w:firstColumn="0" w:lastColumn="0" w:noHBand="0" w:noVBand="0"/>
       </w:tblPr>
@@ -1506,9 +1506,9 @@
           <w:tcPr>
             <w:tcW w:w="1000" w:type="pct"/>
             <w:tcBorders>
-              <w:bottom w:val="single" w:sz="4" w:space="0" w:color="7030A0"/>
-            </w:tcBorders>
-            <w:shd w:val="clear" w:color="auto" w:fill="7030A0"/>
+              <w:bottom w:val="single" w:sz="4" w:space="0" w:color="5F2861"/>
+            </w:tcBorders>
+            <w:shd w:val="clear" w:color="auto" w:fill="5F2861"/>
           </w:tcPr>
           <w:p>
             <w:pPr>
@@ -1530,9 +1530,9 @@
           <w:tcPr>
             <w:tcW w:w="1000" w:type="pct"/>
             <w:tcBorders>
-              <w:bottom w:val="single" w:sz="4" w:space="0" w:color="7030A0"/>
-            </w:tcBorders>
-            <w:shd w:val="clear" w:color="auto" w:fill="7030A0"/>
+              <w:bottom w:val="single" w:sz="4" w:space="0" w:color="5F2861"/>
+            </w:tcBorders>
+            <w:shd w:val="clear" w:color="auto" w:fill="5F2861"/>
           </w:tcPr>
           <w:p>
             <w:pPr>
@@ -1554,9 +1554,9 @@
           <w:tcPr>
             <w:tcW w:w="1000" w:type="pct"/>
             <w:tcBorders>
-              <w:bottom w:val="single" w:sz="4" w:space="0" w:color="7030A0"/>
-            </w:tcBorders>
-            <w:shd w:val="clear" w:color="auto" w:fill="7030A0"/>
+              <w:bottom w:val="single" w:sz="4" w:space="0" w:color="5F2861"/>
+            </w:tcBorders>
+            <w:shd w:val="clear" w:color="auto" w:fill="5F2861"/>
           </w:tcPr>
           <w:p>
             <w:pPr>
@@ -1578,9 +1578,9 @@
           <w:tcPr>
             <w:tcW w:w="1000" w:type="pct"/>
             <w:tcBorders>
-              <w:bottom w:val="single" w:sz="4" w:space="0" w:color="7030A0"/>
-            </w:tcBorders>
-            <w:shd w:val="clear" w:color="auto" w:fill="7030A0"/>
+              <w:bottom w:val="single" w:sz="4" w:space="0" w:color="5F2861"/>
+            </w:tcBorders>
+            <w:shd w:val="clear" w:color="auto" w:fill="5F2861"/>
           </w:tcPr>
           <w:p>
             <w:pPr>
@@ -1602,9 +1602,9 @@
           <w:tcPr>
             <w:tcW w:w="1000" w:type="pct"/>
             <w:tcBorders>
-              <w:bottom w:val="single" w:sz="4" w:space="0" w:color="7030A0"/>
-            </w:tcBorders>
-            <w:shd w:val="clear" w:color="auto" w:fill="7030A0"/>
+              <w:bottom w:val="single" w:sz="4" w:space="0" w:color="5F2861"/>
+            </w:tcBorders>
+            <w:shd w:val="clear" w:color="auto" w:fill="5F2861"/>
           </w:tcPr>
           <w:p>
             <w:pPr>
@@ -1634,7 +1634,7 @@
           <w:tcPr>
             <w:tcW w:w="1000" w:type="pct"/>
             <w:tcBorders>
-              <w:bottom w:val="single" w:sz="4" w:space="0" w:color="7030A0"/>
+              <w:bottom w:val="single" w:sz="4" w:space="0" w:color="5F2861"/>
             </w:tcBorders>
             <w:shd w:val="clear" w:color="auto" w:fill="FFFFFF"/>
           </w:tcPr>
@@ -1648,7 +1648,7 @@
           <w:tcPr>
             <w:tcW w:w="1000" w:type="pct"/>
             <w:tcBorders>
-              <w:bottom w:val="single" w:sz="4" w:space="0" w:color="7030A0"/>
+              <w:bottom w:val="single" w:sz="4" w:space="0" w:color="5F2861"/>
             </w:tcBorders>
             <w:shd w:val="clear" w:color="auto" w:fill="FFFFFF"/>
           </w:tcPr>
@@ -1662,7 +1662,7 @@
           <w:tcPr>
             <w:tcW w:w="1000" w:type="pct"/>
             <w:tcBorders>
-              <w:bottom w:val="single" w:sz="4" w:space="0" w:color="7030A0"/>
+              <w:bottom w:val="single" w:sz="4" w:space="0" w:color="5F2861"/>
             </w:tcBorders>
             <w:shd w:val="clear" w:color="auto" w:fill="FFFFFF"/>
           </w:tcPr>
@@ -1676,7 +1676,7 @@
           <w:tcPr>
             <w:tcW w:w="1000" w:type="pct"/>
             <w:tcBorders>
-              <w:bottom w:val="single" w:sz="4" w:space="0" w:color="7030A0"/>
+              <w:bottom w:val="single" w:sz="4" w:space="0" w:color="5F2861"/>
             </w:tcBorders>
             <w:shd w:val="clear" w:color="auto" w:fill="FFFFFF"/>
           </w:tcPr>
@@ -1690,7 +1690,7 @@
           <w:tcPr>
             <w:tcW w:w="1000" w:type="pct"/>
             <w:tcBorders>
-              <w:bottom w:val="single" w:sz="4" w:space="0" w:color="7030A0"/>
+              <w:bottom w:val="single" w:sz="4" w:space="0" w:color="5F2861"/>
             </w:tcBorders>
             <w:shd w:val="clear" w:color="auto" w:fill="FFFFFF"/>
           </w:tcPr>
@@ -1778,12 +1778,12 @@
       <w:tblPr>
         <w:tblW w:w="5000" w:type="pct"/>
         <w:tblBorders>
-          <w:top w:val="single" w:sz="4" w:space="0" w:color="7030A0"/>
-          <w:left w:val="single" w:sz="4" w:space="0" w:color="7030A0"/>
-          <w:bottom w:val="single" w:sz="4" w:space="0" w:color="7030A0"/>
-          <w:right w:val="single" w:sz="4" w:space="0" w:color="7030A0"/>
-          <w:insideH w:val="single" w:sz="4" w:space="0" w:color="7030A0"/>
-          <w:insideV w:val="single" w:sz="4" w:space="0" w:color="7030A0"/>
+          <w:top w:val="single" w:sz="4" w:space="0" w:color="5F2861"/>
+          <w:left w:val="single" w:sz="4" w:space="0" w:color="5F2861"/>
+          <w:bottom w:val="single" w:sz="4" w:space="0" w:color="5F2861"/>
+          <w:right w:val="single" w:sz="4" w:space="0" w:color="5F2861"/>
+          <w:insideH w:val="single" w:sz="4" w:space="0" w:color="5F2861"/>
+          <w:insideV w:val="single" w:sz="4" w:space="0" w:color="5F2861"/>
         </w:tblBorders>
         <w:tblLook w:val="0000" w:firstRow="0" w:lastRow="0" w:firstColumn="0" w:lastColumn="0" w:noHBand="0" w:noVBand="0"/>
       </w:tblPr>
@@ -1807,9 +1807,9 @@
           <w:tcPr>
             <w:tcW w:w="1250" w:type="pct"/>
             <w:tcBorders>
-              <w:bottom w:val="single" w:sz="4" w:space="0" w:color="7030A0"/>
-            </w:tcBorders>
-            <w:shd w:val="clear" w:color="auto" w:fill="7030A0"/>
+              <w:bottom w:val="single" w:sz="4" w:space="0" w:color="5F2861"/>
+            </w:tcBorders>
+            <w:shd w:val="clear" w:color="auto" w:fill="5F2861"/>
           </w:tcPr>
           <w:p>
             <w:pPr>
@@ -1831,9 +1831,9 @@
           <w:tcPr>
             <w:tcW w:w="1250" w:type="pct"/>
             <w:tcBorders>
-              <w:bottom w:val="single" w:sz="4" w:space="0" w:color="7030A0"/>
-            </w:tcBorders>
-            <w:shd w:val="clear" w:color="auto" w:fill="7030A0"/>
+              <w:bottom w:val="single" w:sz="4" w:space="0" w:color="5F2861"/>
+            </w:tcBorders>
+            <w:shd w:val="clear" w:color="auto" w:fill="5F2861"/>
           </w:tcPr>
           <w:p>
             <w:pPr>
@@ -1855,9 +1855,9 @@
           <w:tcPr>
             <w:tcW w:w="1250" w:type="pct"/>
             <w:tcBorders>
-              <w:bottom w:val="single" w:sz="4" w:space="0" w:color="7030A0"/>
-            </w:tcBorders>
-            <w:shd w:val="clear" w:color="auto" w:fill="7030A0"/>
+              <w:bottom w:val="single" w:sz="4" w:space="0" w:color="5F2861"/>
+            </w:tcBorders>
+            <w:shd w:val="clear" w:color="auto" w:fill="5F2861"/>
           </w:tcPr>
           <w:p>
             <w:pPr>
@@ -1879,9 +1879,9 @@
           <w:tcPr>
             <w:tcW w:w="1250" w:type="pct"/>
             <w:tcBorders>
-              <w:bottom w:val="single" w:sz="4" w:space="0" w:color="7030A0"/>
-            </w:tcBorders>
-            <w:shd w:val="clear" w:color="auto" w:fill="7030A0"/>
+              <w:bottom w:val="single" w:sz="4" w:space="0" w:color="5F2861"/>
+            </w:tcBorders>
+            <w:shd w:val="clear" w:color="auto" w:fill="5F2861"/>
           </w:tcPr>
           <w:p>
             <w:pPr>
@@ -1911,7 +1911,7 @@
           <w:tcPr>
             <w:tcW w:w="1250" w:type="pct"/>
             <w:tcBorders>
-              <w:bottom w:val="single" w:sz="4" w:space="0" w:color="7030A0"/>
+              <w:bottom w:val="single" w:sz="4" w:space="0" w:color="5F2861"/>
             </w:tcBorders>
             <w:shd w:val="clear" w:color="auto" w:fill="FFFFFF"/>
           </w:tcPr>
@@ -1925,7 +1925,7 @@
           <w:tcPr>
             <w:tcW w:w="1250" w:type="pct"/>
             <w:tcBorders>
-              <w:bottom w:val="single" w:sz="4" w:space="0" w:color="7030A0"/>
+              <w:bottom w:val="single" w:sz="4" w:space="0" w:color="5F2861"/>
             </w:tcBorders>
             <w:shd w:val="clear" w:color="auto" w:fill="FFFFFF"/>
           </w:tcPr>
@@ -1939,7 +1939,7 @@
           <w:tcPr>
             <w:tcW w:w="1250" w:type="pct"/>
             <w:tcBorders>
-              <w:bottom w:val="single" w:sz="4" w:space="0" w:color="7030A0"/>
+              <w:bottom w:val="single" w:sz="4" w:space="0" w:color="5F2861"/>
             </w:tcBorders>
             <w:shd w:val="clear" w:color="auto" w:fill="FFFFFF"/>
           </w:tcPr>
@@ -1953,7 +1953,7 @@
           <w:tcPr>
             <w:tcW w:w="1250" w:type="pct"/>
             <w:tcBorders>
-              <w:bottom w:val="single" w:sz="4" w:space="0" w:color="7030A0"/>
+              <w:bottom w:val="single" w:sz="4" w:space="0" w:color="5F2861"/>
             </w:tcBorders>
             <w:shd w:val="clear" w:color="auto" w:fill="FFFFFF"/>
           </w:tcPr>
@@ -1975,7 +1975,7 @@
           <w:tcPr>
             <w:tcW w:w="1250" w:type="pct"/>
             <w:tcBorders>
-              <w:bottom w:val="single" w:sz="4" w:space="0" w:color="7030A0"/>
+              <w:bottom w:val="single" w:sz="4" w:space="0" w:color="5F2861"/>
             </w:tcBorders>
             <w:shd w:val="clear" w:color="auto" w:fill="FFFFFF"/>
           </w:tcPr>
@@ -1989,7 +1989,7 @@
           <w:tcPr>
             <w:tcW w:w="1250" w:type="pct"/>
             <w:tcBorders>
-              <w:bottom w:val="single" w:sz="4" w:space="0" w:color="7030A0"/>
+              <w:bottom w:val="single" w:sz="4" w:space="0" w:color="5F2861"/>
             </w:tcBorders>
             <w:shd w:val="clear" w:color="auto" w:fill="FFFFFF"/>
           </w:tcPr>
@@ -2003,7 +2003,7 @@
           <w:tcPr>
             <w:tcW w:w="1250" w:type="pct"/>
             <w:tcBorders>
-              <w:bottom w:val="single" w:sz="4" w:space="0" w:color="7030A0"/>
+              <w:bottom w:val="single" w:sz="4" w:space="0" w:color="5F2861"/>
             </w:tcBorders>
             <w:shd w:val="clear" w:color="auto" w:fill="FFFFFF"/>
           </w:tcPr>
@@ -2017,7 +2017,7 @@
           <w:tcPr>
             <w:tcW w:w="1250" w:type="pct"/>
             <w:tcBorders>
-              <w:bottom w:val="single" w:sz="4" w:space="0" w:color="7030A0"/>
+              <w:bottom w:val="single" w:sz="4" w:space="0" w:color="5F2861"/>
             </w:tcBorders>
             <w:shd w:val="clear" w:color="auto" w:fill="FFFFFF"/>
           </w:tcPr>
@@ -2039,7 +2039,7 @@
           <w:tcPr>
             <w:tcW w:w="1250" w:type="pct"/>
             <w:tcBorders>
-              <w:bottom w:val="single" w:sz="4" w:space="0" w:color="7030A0"/>
+              <w:bottom w:val="single" w:sz="4" w:space="0" w:color="5F2861"/>
             </w:tcBorders>
             <w:shd w:val="clear" w:color="auto" w:fill="FFFFFF"/>
           </w:tcPr>
@@ -2053,7 +2053,7 @@
           <w:tcPr>
             <w:tcW w:w="1250" w:type="pct"/>
             <w:tcBorders>
-              <w:bottom w:val="single" w:sz="4" w:space="0" w:color="7030A0"/>
+              <w:bottom w:val="single" w:sz="4" w:space="0" w:color="5F2861"/>
             </w:tcBorders>
             <w:shd w:val="clear" w:color="auto" w:fill="FFFFFF"/>
           </w:tcPr>
@@ -2067,7 +2067,7 @@
           <w:tcPr>
             <w:tcW w:w="1250" w:type="pct"/>
             <w:tcBorders>
-              <w:bottom w:val="single" w:sz="4" w:space="0" w:color="7030A0"/>
+              <w:bottom w:val="single" w:sz="4" w:space="0" w:color="5F2861"/>
             </w:tcBorders>
             <w:shd w:val="clear" w:color="auto" w:fill="FFFFFF"/>
           </w:tcPr>
@@ -2081,7 +2081,7 @@
           <w:tcPr>
             <w:tcW w:w="1250" w:type="pct"/>
             <w:tcBorders>
-              <w:bottom w:val="single" w:sz="4" w:space="0" w:color="7030A0"/>
+              <w:bottom w:val="single" w:sz="4" w:space="0" w:color="5F2861"/>
             </w:tcBorders>
             <w:shd w:val="clear" w:color="auto" w:fill="FFFFFF"/>
           </w:tcPr>
@@ -2103,7 +2103,7 @@
           <w:tcPr>
             <w:tcW w:w="1250" w:type="pct"/>
             <w:tcBorders>
-              <w:bottom w:val="single" w:sz="4" w:space="0" w:color="7030A0"/>
+              <w:bottom w:val="single" w:sz="4" w:space="0" w:color="5F2861"/>
             </w:tcBorders>
             <w:shd w:val="clear" w:color="auto" w:fill="FFFFFF"/>
           </w:tcPr>
@@ -2117,7 +2117,7 @@
           <w:tcPr>
             <w:tcW w:w="1250" w:type="pct"/>
             <w:tcBorders>
-              <w:bottom w:val="single" w:sz="4" w:space="0" w:color="7030A0"/>
+              <w:bottom w:val="single" w:sz="4" w:space="0" w:color="5F2861"/>
             </w:tcBorders>
             <w:shd w:val="clear" w:color="auto" w:fill="FFFFFF"/>
           </w:tcPr>
@@ -2131,7 +2131,7 @@
           <w:tcPr>
             <w:tcW w:w="1250" w:type="pct"/>
             <w:tcBorders>
-              <w:bottom w:val="single" w:sz="4" w:space="0" w:color="7030A0"/>
+              <w:bottom w:val="single" w:sz="4" w:space="0" w:color="5F2861"/>
             </w:tcBorders>
             <w:shd w:val="clear" w:color="auto" w:fill="FFFFFF"/>
           </w:tcPr>
@@ -2145,7 +2145,7 @@
           <w:tcPr>
             <w:tcW w:w="1250" w:type="pct"/>
             <w:tcBorders>
-              <w:bottom w:val="single" w:sz="4" w:space="0" w:color="7030A0"/>
+              <w:bottom w:val="single" w:sz="4" w:space="0" w:color="5F2861"/>
             </w:tcBorders>
             <w:shd w:val="clear" w:color="auto" w:fill="FFFFFF"/>
           </w:tcPr>
@@ -2222,12 +2222,12 @@
       <w:tblPr>
         <w:tblW w:w="5000" w:type="pct"/>
         <w:tblBorders>
-          <w:top w:val="single" w:sz="4" w:space="0" w:color="7030A0"/>
-          <w:left w:val="single" w:sz="4" w:space="0" w:color="7030A0"/>
-          <w:bottom w:val="single" w:sz="4" w:space="0" w:color="7030A0"/>
-          <w:right w:val="single" w:sz="4" w:space="0" w:color="7030A0"/>
-          <w:insideH w:val="single" w:sz="4" w:space="0" w:color="7030A0"/>
-          <w:insideV w:val="single" w:sz="4" w:space="0" w:color="7030A0"/>
+          <w:top w:val="single" w:sz="4" w:space="0" w:color="5F2861"/>
+          <w:left w:val="single" w:sz="4" w:space="0" w:color="5F2861"/>
+          <w:bottom w:val="single" w:sz="4" w:space="0" w:color="5F2861"/>
+          <w:right w:val="single" w:sz="4" w:space="0" w:color="5F2861"/>
+          <w:insideH w:val="single" w:sz="4" w:space="0" w:color="5F2861"/>
+          <w:insideV w:val="single" w:sz="4" w:space="0" w:color="5F2861"/>
         </w:tblBorders>
         <w:tblLook w:val="0000" w:firstRow="0" w:lastRow="0" w:firstColumn="0" w:lastColumn="0" w:noHBand="0" w:noVBand="0"/>
       </w:tblPr>
@@ -2249,9 +2249,9 @@
           <w:tcPr>
             <w:tcW w:w="2500" w:type="pct"/>
             <w:tcBorders>
-              <w:bottom w:val="single" w:sz="4" w:space="0" w:color="7030A0"/>
-            </w:tcBorders>
-            <w:shd w:val="clear" w:color="auto" w:fill="7030A0"/>
+              <w:bottom w:val="single" w:sz="4" w:space="0" w:color="5F2861"/>
+            </w:tcBorders>
+            <w:shd w:val="clear" w:color="auto" w:fill="5F2861"/>
           </w:tcPr>
           <w:p>
             <w:pPr>
@@ -2273,9 +2273,9 @@
           <w:tcPr>
             <w:tcW w:w="2500" w:type="pct"/>
             <w:tcBorders>
-              <w:bottom w:val="single" w:sz="4" w:space="0" w:color="7030A0"/>
-            </w:tcBorders>
-            <w:shd w:val="clear" w:color="auto" w:fill="7030A0"/>
+              <w:bottom w:val="single" w:sz="4" w:space="0" w:color="5F2861"/>
+            </w:tcBorders>
+            <w:shd w:val="clear" w:color="auto" w:fill="5F2861"/>
           </w:tcPr>
           <w:p>
             <w:pPr>
@@ -2305,7 +2305,7 @@
           <w:tcPr>
             <w:tcW w:w="2500" w:type="pct"/>
             <w:tcBorders>
-              <w:bottom w:val="single" w:sz="4" w:space="0" w:color="7030A0"/>
+              <w:bottom w:val="single" w:sz="4" w:space="0" w:color="5F2861"/>
             </w:tcBorders>
             <w:shd w:val="clear" w:color="auto" w:fill="FFFFFF"/>
           </w:tcPr>
@@ -2319,7 +2319,7 @@
           <w:tcPr>
             <w:tcW w:w="2500" w:type="pct"/>
             <w:tcBorders>
-              <w:bottom w:val="single" w:sz="4" w:space="0" w:color="7030A0"/>
+              <w:bottom w:val="single" w:sz="4" w:space="0" w:color="5F2861"/>
             </w:tcBorders>
             <w:shd w:val="clear" w:color="auto" w:fill="FFFFFF"/>
           </w:tcPr>
@@ -2341,7 +2341,7 @@
           <w:tcPr>
             <w:tcW w:w="2500" w:type="pct"/>
             <w:tcBorders>
-              <w:bottom w:val="single" w:sz="4" w:space="0" w:color="7030A0"/>
+              <w:bottom w:val="single" w:sz="4" w:space="0" w:color="5F2861"/>
             </w:tcBorders>
             <w:shd w:val="clear" w:color="auto" w:fill="FFFFFF"/>
           </w:tcPr>
@@ -2355,7 +2355,7 @@
           <w:tcPr>
             <w:tcW w:w="2500" w:type="pct"/>
             <w:tcBorders>
-              <w:bottom w:val="single" w:sz="4" w:space="0" w:color="7030A0"/>
+              <w:bottom w:val="single" w:sz="4" w:space="0" w:color="5F2861"/>
             </w:tcBorders>
             <w:shd w:val="clear" w:color="auto" w:fill="FFFFFF"/>
           </w:tcPr>
@@ -2377,7 +2377,7 @@
           <w:tcPr>
             <w:tcW w:w="2500" w:type="pct"/>
             <w:tcBorders>
-              <w:bottom w:val="single" w:sz="4" w:space="0" w:color="7030A0"/>
+              <w:bottom w:val="single" w:sz="4" w:space="0" w:color="5F2861"/>
             </w:tcBorders>
             <w:shd w:val="clear" w:color="auto" w:fill="FFFFFF"/>
           </w:tcPr>
@@ -2391,7 +2391,7 @@
           <w:tcPr>
             <w:tcW w:w="2500" w:type="pct"/>
             <w:tcBorders>
-              <w:bottom w:val="single" w:sz="4" w:space="0" w:color="7030A0"/>
+              <w:bottom w:val="single" w:sz="4" w:space="0" w:color="5F2861"/>
             </w:tcBorders>
             <w:shd w:val="clear" w:color="auto" w:fill="FFFFFF"/>
           </w:tcPr>
@@ -2413,7 +2413,7 @@
           <w:tcPr>
             <w:tcW w:w="2500" w:type="pct"/>
             <w:tcBorders>
-              <w:bottom w:val="single" w:sz="4" w:space="0" w:color="7030A0"/>
+              <w:bottom w:val="single" w:sz="4" w:space="0" w:color="5F2861"/>
             </w:tcBorders>
             <w:shd w:val="clear" w:color="auto" w:fill="FFFFFF"/>
           </w:tcPr>
@@ -2427,7 +2427,7 @@
           <w:tcPr>
             <w:tcW w:w="2500" w:type="pct"/>
             <w:tcBorders>
-              <w:bottom w:val="single" w:sz="4" w:space="0" w:color="7030A0"/>
+              <w:bottom w:val="single" w:sz="4" w:space="0" w:color="5F2861"/>
             </w:tcBorders>
             <w:shd w:val="clear" w:color="auto" w:fill="FFFFFF"/>
           </w:tcPr>
@@ -2449,7 +2449,7 @@
           <w:tcPr>
             <w:tcW w:w="2500" w:type="pct"/>
             <w:tcBorders>
-              <w:bottom w:val="single" w:sz="4" w:space="0" w:color="7030A0"/>
+              <w:bottom w:val="single" w:sz="4" w:space="0" w:color="5F2861"/>
             </w:tcBorders>
             <w:shd w:val="clear" w:color="auto" w:fill="FFFFFF"/>
           </w:tcPr>
@@ -2463,7 +2463,7 @@
           <w:tcPr>
             <w:tcW w:w="2500" w:type="pct"/>
             <w:tcBorders>
-              <w:bottom w:val="single" w:sz="4" w:space="0" w:color="7030A0"/>
+              <w:bottom w:val="single" w:sz="4" w:space="0" w:color="5F2861"/>
             </w:tcBorders>
             <w:shd w:val="clear" w:color="auto" w:fill="FFFFFF"/>
           </w:tcPr>
@@ -2532,12 +2532,12 @@
       <w:tblPr>
         <w:tblW w:w="5000" w:type="pct"/>
         <w:tblBorders>
-          <w:top w:val="single" w:sz="4" w:space="0" w:color="7030A0"/>
-          <w:left w:val="single" w:sz="4" w:space="0" w:color="7030A0"/>
-          <w:bottom w:val="single" w:sz="4" w:space="0" w:color="7030A0"/>
-          <w:right w:val="single" w:sz="4" w:space="0" w:color="7030A0"/>
-          <w:insideH w:val="single" w:sz="4" w:space="0" w:color="7030A0"/>
-          <w:insideV w:val="single" w:sz="4" w:space="0" w:color="7030A0"/>
+          <w:top w:val="single" w:sz="4" w:space="0" w:color="5F2861"/>
+          <w:left w:val="single" w:sz="4" w:space="0" w:color="5F2861"/>
+          <w:bottom w:val="single" w:sz="4" w:space="0" w:color="5F2861"/>
+          <w:right w:val="single" w:sz="4" w:space="0" w:color="5F2861"/>
+          <w:insideH w:val="single" w:sz="4" w:space="0" w:color="5F2861"/>
+          <w:insideV w:val="single" w:sz="4" w:space="0" w:color="5F2861"/>
         </w:tblBorders>
         <w:tblLook w:val="0000" w:firstRow="0" w:lastRow="0" w:firstColumn="0" w:lastColumn="0" w:noHBand="0" w:noVBand="0"/>
       </w:tblPr>
@@ -2563,9 +2563,9 @@
           <w:tcPr>
             <w:tcW w:w="833" w:type="pct"/>
             <w:tcBorders>
-              <w:bottom w:val="single" w:sz="4" w:space="0" w:color="7030A0"/>
-            </w:tcBorders>
-            <w:shd w:val="clear" w:color="auto" w:fill="7030A0"/>
+              <w:bottom w:val="single" w:sz="4" w:space="0" w:color="5F2861"/>
+            </w:tcBorders>
+            <w:shd w:val="clear" w:color="auto" w:fill="5F2861"/>
           </w:tcPr>
           <w:p>
             <w:pPr>
@@ -2587,9 +2587,9 @@
           <w:tcPr>
             <w:tcW w:w="833" w:type="pct"/>
             <w:tcBorders>
-              <w:bottom w:val="single" w:sz="4" w:space="0" w:color="7030A0"/>
-            </w:tcBorders>
-            <w:shd w:val="clear" w:color="auto" w:fill="7030A0"/>
+              <w:bottom w:val="single" w:sz="4" w:space="0" w:color="5F2861"/>
+            </w:tcBorders>
+            <w:shd w:val="clear" w:color="auto" w:fill="5F2861"/>
           </w:tcPr>
           <w:p>
             <w:pPr>
@@ -2611,9 +2611,9 @@
           <w:tcPr>
             <w:tcW w:w="833" w:type="pct"/>
             <w:tcBorders>
-              <w:bottom w:val="single" w:sz="4" w:space="0" w:color="7030A0"/>
-            </w:tcBorders>
-            <w:shd w:val="clear" w:color="auto" w:fill="7030A0"/>
+              <w:bottom w:val="single" w:sz="4" w:space="0" w:color="5F2861"/>
+            </w:tcBorders>
+            <w:shd w:val="clear" w:color="auto" w:fill="5F2861"/>
           </w:tcPr>
           <w:p>
             <w:pPr>
@@ -2635,9 +2635,9 @@
           <w:tcPr>
             <w:tcW w:w="833" w:type="pct"/>
             <w:tcBorders>
-              <w:bottom w:val="single" w:sz="4" w:space="0" w:color="7030A0"/>
-            </w:tcBorders>
-            <w:shd w:val="clear" w:color="auto" w:fill="7030A0"/>
+              <w:bottom w:val="single" w:sz="4" w:space="0" w:color="5F2861"/>
+            </w:tcBorders>
+            <w:shd w:val="clear" w:color="auto" w:fill="5F2861"/>
           </w:tcPr>
           <w:p>
             <w:pPr>
@@ -2659,9 +2659,9 @@
           <w:tcPr>
             <w:tcW w:w="833" w:type="pct"/>
             <w:tcBorders>
-              <w:bottom w:val="single" w:sz="4" w:space="0" w:color="7030A0"/>
-            </w:tcBorders>
-            <w:shd w:val="clear" w:color="auto" w:fill="7030A0"/>
+              <w:bottom w:val="single" w:sz="4" w:space="0" w:color="5F2861"/>
+            </w:tcBorders>
+            <w:shd w:val="clear" w:color="auto" w:fill="5F2861"/>
           </w:tcPr>
           <w:p>
             <w:pPr>
@@ -2683,9 +2683,9 @@
           <w:tcPr>
             <w:tcW w:w="833" w:type="pct"/>
             <w:tcBorders>
-              <w:bottom w:val="single" w:sz="4" w:space="0" w:color="7030A0"/>
-            </w:tcBorders>
-            <w:shd w:val="clear" w:color="auto" w:fill="7030A0"/>
+              <w:bottom w:val="single" w:sz="4" w:space="0" w:color="5F2861"/>
+            </w:tcBorders>
+            <w:shd w:val="clear" w:color="auto" w:fill="5F2861"/>
           </w:tcPr>
           <w:p>
             <w:pPr>
@@ -2715,7 +2715,7 @@
           <w:tcPr>
             <w:tcW w:w="833" w:type="pct"/>
             <w:tcBorders>
-              <w:bottom w:val="single" w:sz="4" w:space="0" w:color="7030A0"/>
+              <w:bottom w:val="single" w:sz="4" w:space="0" w:color="5F2861"/>
             </w:tcBorders>
             <w:shd w:val="clear" w:color="auto" w:fill="FFFFFF"/>
           </w:tcPr>
@@ -2729,7 +2729,7 @@
           <w:tcPr>
             <w:tcW w:w="833" w:type="pct"/>
             <w:tcBorders>
-              <w:bottom w:val="single" w:sz="4" w:space="0" w:color="7030A0"/>
+              <w:bottom w:val="single" w:sz="4" w:space="0" w:color="5F2861"/>
             </w:tcBorders>
             <w:shd w:val="clear" w:color="auto" w:fill="FFFFFF"/>
           </w:tcPr>
@@ -2743,7 +2743,7 @@
           <w:tcPr>
             <w:tcW w:w="833" w:type="pct"/>
             <w:tcBorders>
-              <w:bottom w:val="single" w:sz="4" w:space="0" w:color="7030A0"/>
+              <w:bottom w:val="single" w:sz="4" w:space="0" w:color="5F2861"/>
             </w:tcBorders>
             <w:shd w:val="clear" w:color="auto" w:fill="FFFFFF"/>
           </w:tcPr>
@@ -2757,7 +2757,7 @@
           <w:tcPr>
             <w:tcW w:w="833" w:type="pct"/>
             <w:tcBorders>
-              <w:bottom w:val="single" w:sz="4" w:space="0" w:color="7030A0"/>
+              <w:bottom w:val="single" w:sz="4" w:space="0" w:color="5F2861"/>
             </w:tcBorders>
             <w:shd w:val="clear" w:color="auto" w:fill="FFFFFF"/>
           </w:tcPr>
@@ -2771,7 +2771,7 @@
           <w:tcPr>
             <w:tcW w:w="833" w:type="pct"/>
             <w:tcBorders>
-              <w:bottom w:val="single" w:sz="4" w:space="0" w:color="7030A0"/>
+              <w:bottom w:val="single" w:sz="4" w:space="0" w:color="5F2861"/>
             </w:tcBorders>
             <w:shd w:val="clear" w:color="auto" w:fill="FFFFFF"/>
           </w:tcPr>
@@ -2785,7 +2785,7 @@
           <w:tcPr>
             <w:tcW w:w="833" w:type="pct"/>
             <w:tcBorders>
-              <w:bottom w:val="single" w:sz="4" w:space="0" w:color="7030A0"/>
+              <w:bottom w:val="single" w:sz="4" w:space="0" w:color="5F2861"/>
             </w:tcBorders>
             <w:shd w:val="clear" w:color="auto" w:fill="FFFFFF"/>
           </w:tcPr>
@@ -2807,7 +2807,7 @@
           <w:tcPr>
             <w:tcW w:w="833" w:type="pct"/>
             <w:tcBorders>
-              <w:bottom w:val="single" w:sz="4" w:space="0" w:color="7030A0"/>
+              <w:bottom w:val="single" w:sz="4" w:space="0" w:color="5F2861"/>
             </w:tcBorders>
             <w:shd w:val="clear" w:color="auto" w:fill="FFFFFF"/>
           </w:tcPr>
@@ -2821,7 +2821,7 @@
           <w:tcPr>
             <w:tcW w:w="833" w:type="pct"/>
             <w:tcBorders>
-              <w:bottom w:val="single" w:sz="4" w:space="0" w:color="7030A0"/>
+              <w:bottom w:val="single" w:sz="4" w:space="0" w:color="5F2861"/>
             </w:tcBorders>
             <w:shd w:val="clear" w:color="auto" w:fill="FFFFFF"/>
           </w:tcPr>
@@ -2835,7 +2835,7 @@
           <w:tcPr>
             <w:tcW w:w="833" w:type="pct"/>
             <w:tcBorders>
-              <w:bottom w:val="single" w:sz="4" w:space="0" w:color="7030A0"/>
+              <w:bottom w:val="single" w:sz="4" w:space="0" w:color="5F2861"/>
             </w:tcBorders>
             <w:shd w:val="clear" w:color="auto" w:fill="FFFFFF"/>
           </w:tcPr>
@@ -2849,7 +2849,7 @@
           <w:tcPr>
             <w:tcW w:w="833" w:type="pct"/>
             <w:tcBorders>
-              <w:bottom w:val="single" w:sz="4" w:space="0" w:color="7030A0"/>
+              <w:bottom w:val="single" w:sz="4" w:space="0" w:color="5F2861"/>
             </w:tcBorders>
             <w:shd w:val="clear" w:color="auto" w:fill="FFFFFF"/>
           </w:tcPr>
@@ -2863,7 +2863,7 @@
           <w:tcPr>
             <w:tcW w:w="833" w:type="pct"/>
             <w:tcBorders>
-              <w:bottom w:val="single" w:sz="4" w:space="0" w:color="7030A0"/>
+              <w:bottom w:val="single" w:sz="4" w:space="0" w:color="5F2861"/>
             </w:tcBorders>
             <w:shd w:val="clear" w:color="auto" w:fill="FFFFFF"/>
           </w:tcPr>
@@ -2877,7 +2877,7 @@
           <w:tcPr>
             <w:tcW w:w="833" w:type="pct"/>
             <w:tcBorders>
-              <w:bottom w:val="single" w:sz="4" w:space="0" w:color="7030A0"/>
+              <w:bottom w:val="single" w:sz="4" w:space="0" w:color="5F2861"/>
             </w:tcBorders>
             <w:shd w:val="clear" w:color="auto" w:fill="FFFFFF"/>
           </w:tcPr>
@@ -2899,7 +2899,7 @@
           <w:tcPr>
             <w:tcW w:w="833" w:type="pct"/>
             <w:tcBorders>
-              <w:bottom w:val="single" w:sz="4" w:space="0" w:color="7030A0"/>
+              <w:bottom w:val="single" w:sz="4" w:space="0" w:color="5F2861"/>
             </w:tcBorders>
             <w:shd w:val="clear" w:color="auto" w:fill="FFFFFF"/>
           </w:tcPr>
@@ -2914,7 +2914,7 @@
           <w:tcPr>
             <w:tcW w:w="833" w:type="pct"/>
             <w:tcBorders>
-              <w:bottom w:val="single" w:sz="4" w:space="0" w:color="7030A0"/>
+              <w:bottom w:val="single" w:sz="4" w:space="0" w:color="5F2861"/>
             </w:tcBorders>
             <w:shd w:val="clear" w:color="auto" w:fill="FFFFFF"/>
           </w:tcPr>
@@ -2928,7 +2928,7 @@
           <w:tcPr>
             <w:tcW w:w="833" w:type="pct"/>
             <w:tcBorders>
-              <w:bottom w:val="single" w:sz="4" w:space="0" w:color="7030A0"/>
+              <w:bottom w:val="single" w:sz="4" w:space="0" w:color="5F2861"/>
             </w:tcBorders>
             <w:shd w:val="clear" w:color="auto" w:fill="FFFFFF"/>
           </w:tcPr>
@@ -2942,7 +2942,7 @@
           <w:tcPr>
             <w:tcW w:w="833" w:type="pct"/>
             <w:tcBorders>
-              <w:bottom w:val="single" w:sz="4" w:space="0" w:color="7030A0"/>
+              <w:bottom w:val="single" w:sz="4" w:space="0" w:color="5F2861"/>
             </w:tcBorders>
             <w:shd w:val="clear" w:color="auto" w:fill="FFFFFF"/>
           </w:tcPr>
@@ -2956,7 +2956,7 @@
           <w:tcPr>
             <w:tcW w:w="833" w:type="pct"/>
             <w:tcBorders>
-              <w:bottom w:val="single" w:sz="4" w:space="0" w:color="7030A0"/>
+              <w:bottom w:val="single" w:sz="4" w:space="0" w:color="5F2861"/>
             </w:tcBorders>
             <w:shd w:val="clear" w:color="auto" w:fill="FFFFFF"/>
           </w:tcPr>
@@ -2970,7 +2970,7 @@
           <w:tcPr>
             <w:tcW w:w="833" w:type="pct"/>
             <w:tcBorders>
-              <w:bottom w:val="single" w:sz="4" w:space="0" w:color="7030A0"/>
+              <w:bottom w:val="single" w:sz="4" w:space="0" w:color="5F2861"/>
             </w:tcBorders>
             <w:shd w:val="clear" w:color="auto" w:fill="FFFFFF"/>
           </w:tcPr>
@@ -2992,7 +2992,7 @@
           <w:tcPr>
             <w:tcW w:w="833" w:type="pct"/>
             <w:tcBorders>
-              <w:bottom w:val="single" w:sz="4" w:space="0" w:color="7030A0"/>
+              <w:bottom w:val="single" w:sz="4" w:space="0" w:color="5F2861"/>
             </w:tcBorders>
             <w:shd w:val="clear" w:color="auto" w:fill="FFFFFF"/>
           </w:tcPr>
@@ -3006,7 +3006,7 @@
           <w:tcPr>
             <w:tcW w:w="833" w:type="pct"/>
             <w:tcBorders>
-              <w:bottom w:val="single" w:sz="4" w:space="0" w:color="7030A0"/>
+              <w:bottom w:val="single" w:sz="4" w:space="0" w:color="5F2861"/>
             </w:tcBorders>
             <w:shd w:val="clear" w:color="auto" w:fill="FFFFFF"/>
           </w:tcPr>
@@ -3020,7 +3020,7 @@
           <w:tcPr>
             <w:tcW w:w="833" w:type="pct"/>
             <w:tcBorders>
-              <w:bottom w:val="single" w:sz="4" w:space="0" w:color="7030A0"/>
+              <w:bottom w:val="single" w:sz="4" w:space="0" w:color="5F2861"/>
             </w:tcBorders>
             <w:shd w:val="clear" w:color="auto" w:fill="FFFFFF"/>
           </w:tcPr>
@@ -3034,7 +3034,7 @@
           <w:tcPr>
             <w:tcW w:w="833" w:type="pct"/>
             <w:tcBorders>
-              <w:bottom w:val="single" w:sz="4" w:space="0" w:color="7030A0"/>
+              <w:bottom w:val="single" w:sz="4" w:space="0" w:color="5F2861"/>
             </w:tcBorders>
             <w:shd w:val="clear" w:color="auto" w:fill="FFFFFF"/>
           </w:tcPr>
@@ -3048,7 +3048,7 @@
           <w:tcPr>
             <w:tcW w:w="833" w:type="pct"/>
             <w:tcBorders>
-              <w:bottom w:val="single" w:sz="4" w:space="0" w:color="7030A0"/>
+              <w:bottom w:val="single" w:sz="4" w:space="0" w:color="5F2861"/>
             </w:tcBorders>
             <w:shd w:val="clear" w:color="auto" w:fill="FFFFFF"/>
           </w:tcPr>
@@ -3062,7 +3062,7 @@
           <w:tcPr>
             <w:tcW w:w="833" w:type="pct"/>
             <w:tcBorders>
-              <w:bottom w:val="single" w:sz="4" w:space="0" w:color="7030A0"/>
+              <w:bottom w:val="single" w:sz="4" w:space="0" w:color="5F2861"/>
             </w:tcBorders>
             <w:shd w:val="clear" w:color="auto" w:fill="FFFFFF"/>
           </w:tcPr>
@@ -3084,7 +3084,7 @@
           <w:tcPr>
             <w:tcW w:w="833" w:type="pct"/>
             <w:tcBorders>
-              <w:bottom w:val="single" w:sz="4" w:space="0" w:color="7030A0"/>
+              <w:bottom w:val="single" w:sz="4" w:space="0" w:color="5F2861"/>
             </w:tcBorders>
             <w:shd w:val="clear" w:color="auto" w:fill="FFFFFF"/>
           </w:tcPr>
@@ -3098,7 +3098,7 @@
           <w:tcPr>
             <w:tcW w:w="833" w:type="pct"/>
             <w:tcBorders>
-              <w:bottom w:val="single" w:sz="4" w:space="0" w:color="7030A0"/>
+              <w:bottom w:val="single" w:sz="4" w:space="0" w:color="5F2861"/>
             </w:tcBorders>
             <w:shd w:val="clear" w:color="auto" w:fill="FFFFFF"/>
           </w:tcPr>
@@ -3112,7 +3112,7 @@
           <w:tcPr>
             <w:tcW w:w="833" w:type="pct"/>
             <w:tcBorders>
-              <w:bottom w:val="single" w:sz="4" w:space="0" w:color="7030A0"/>
+              <w:bottom w:val="single" w:sz="4" w:space="0" w:color="5F2861"/>
             </w:tcBorders>
             <w:shd w:val="clear" w:color="auto" w:fill="FFFFFF"/>
           </w:tcPr>
@@ -3126,7 +3126,7 @@
           <w:tcPr>
             <w:tcW w:w="833" w:type="pct"/>
             <w:tcBorders>
-              <w:bottom w:val="single" w:sz="4" w:space="0" w:color="7030A0"/>
+              <w:bottom w:val="single" w:sz="4" w:space="0" w:color="5F2861"/>
             </w:tcBorders>
             <w:shd w:val="clear" w:color="auto" w:fill="FFFFFF"/>
           </w:tcPr>
@@ -3140,7 +3140,7 @@
           <w:tcPr>
             <w:tcW w:w="833" w:type="pct"/>
             <w:tcBorders>
-              <w:bottom w:val="single" w:sz="4" w:space="0" w:color="7030A0"/>
+              <w:bottom w:val="single" w:sz="4" w:space="0" w:color="5F2861"/>
             </w:tcBorders>
             <w:shd w:val="clear" w:color="auto" w:fill="FFFFFF"/>
           </w:tcPr>
@@ -3154,7 +3154,7 @@
           <w:tcPr>
             <w:tcW w:w="833" w:type="pct"/>
             <w:tcBorders>
-              <w:bottom w:val="single" w:sz="4" w:space="0" w:color="7030A0"/>
+              <w:bottom w:val="single" w:sz="4" w:space="0" w:color="5F2861"/>
             </w:tcBorders>
             <w:shd w:val="clear" w:color="auto" w:fill="FFFFFF"/>
           </w:tcPr>
@@ -3259,12 +3259,12 @@
       <w:tblPr>
         <w:tblW w:w="5000" w:type="pct"/>
         <w:tblBorders>
-          <w:top w:val="single" w:sz="4" w:space="0" w:color="7030A0"/>
-          <w:left w:val="single" w:sz="4" w:space="0" w:color="7030A0"/>
-          <w:bottom w:val="single" w:sz="4" w:space="0" w:color="7030A0"/>
-          <w:right w:val="single" w:sz="4" w:space="0" w:color="7030A0"/>
+          <w:top w:val="single" w:sz="4" w:space="0" w:color="5F2861"/>
+          <w:left w:val="single" w:sz="4" w:space="0" w:color="5F2861"/>
+          <w:bottom w:val="single" w:sz="4" w:space="0" w:color="5F2861"/>
+          <w:right w:val="single" w:sz="4" w:space="0" w:color="5F2861"/>
         </w:tblBorders>
-        <w:shd w:val="clear" w:color="auto" w:fill="EFE7F5"/>
+        <w:shd w:val="clear" w:color="auto" w:fill="F2EEF2"/>
         <w:tblLook w:val="0000" w:firstRow="0" w:lastRow="0" w:firstColumn="0" w:lastColumn="0" w:noHBand="0" w:noVBand="0"/>
       </w:tblPr>
       <w:tblGrid>
@@ -3280,24 +3280,24 @@
         <w:tc>
           <w:tcPr>
             <w:tcW w:w="5000" w:type="pct"/>
-            <w:shd w:val="clear" w:color="auto" w:fill="EFE7F5"/>
-          </w:tcPr>
-          <w:p>
-            <w:pPr>
-              <w:rPr>
-                <w:color w:val="4C1D6B"/>
-              </w:rPr>
-            </w:pPr>
-            <w:r>
-              <w:rPr>
-                <w:b/>
-                <w:color w:val="4C1D6B"/>
+            <w:shd w:val="clear" w:color="auto" w:fill="F2EEF2"/>
+          </w:tcPr>
+          <w:p>
+            <w:pPr>
+              <w:rPr>
+                <w:color w:val="5F2861"/>
+              </w:rPr>
+            </w:pPr>
+            <w:r>
+              <w:rPr>
+                <w:b/>
+                <w:color w:val="5F2861"/>
               </w:rPr>
               <w:t xml:space="preserve">Component:  </w:t>
             </w:r>
             <w:r>
               <w:rPr>
-                <w:color w:val="4C1D6B"/>
+                <w:color w:val="5F2861"/>
               </w:rPr>
               <w:t>[Component Name]</w:t>
             </w:r>
@@ -3310,12 +3310,12 @@
       <w:tblPr>
         <w:tblW w:w="5000" w:type="pct"/>
         <w:tblBorders>
-          <w:top w:val="single" w:sz="4" w:space="0" w:color="7030A0"/>
-          <w:left w:val="single" w:sz="4" w:space="0" w:color="7030A0"/>
-          <w:bottom w:val="single" w:sz="4" w:space="0" w:color="7030A0"/>
-          <w:right w:val="single" w:sz="4" w:space="0" w:color="7030A0"/>
-          <w:insideH w:val="single" w:sz="4" w:space="0" w:color="7030A0"/>
-          <w:insideV w:val="single" w:sz="4" w:space="0" w:color="7030A0"/>
+          <w:top w:val="single" w:sz="4" w:space="0" w:color="5F2861"/>
+          <w:left w:val="single" w:sz="4" w:space="0" w:color="5F2861"/>
+          <w:bottom w:val="single" w:sz="4" w:space="0" w:color="5F2861"/>
+          <w:right w:val="single" w:sz="4" w:space="0" w:color="5F2861"/>
+          <w:insideH w:val="single" w:sz="4" w:space="0" w:color="5F2861"/>
+          <w:insideV w:val="single" w:sz="4" w:space="0" w:color="5F2861"/>
         </w:tblBorders>
         <w:tblLook w:val="0000" w:firstRow="0" w:lastRow="0" w:firstColumn="0" w:lastColumn="0" w:noHBand="0" w:noVBand="0"/>
       </w:tblPr>
@@ -3334,21 +3334,21 @@
           <w:tcPr>
             <w:tcW w:w="2500" w:type="pct"/>
             <w:tcBorders>
-              <w:bottom w:val="single" w:sz="4" w:space="0" w:color="7030A0"/>
-            </w:tcBorders>
-            <w:shd w:val="clear" w:color="auto" w:fill="EFE7F5"/>
-          </w:tcPr>
-          <w:p>
-            <w:pPr>
-              <w:rPr>
-                <w:b/>
-                <w:color w:val="4C1D6B"/>
-              </w:rPr>
-            </w:pPr>
-            <w:r>
-              <w:rPr>
-                <w:b/>
-                <w:color w:val="4C1D6B"/>
+              <w:bottom w:val="single" w:sz="4" w:space="0" w:color="5F2861"/>
+            </w:tcBorders>
+            <w:shd w:val="clear" w:color="auto" w:fill="F2EEF2"/>
+          </w:tcPr>
+          <w:p>
+            <w:pPr>
+              <w:rPr>
+                <w:b/>
+                <w:color w:val="5F2861"/>
+              </w:rPr>
+            </w:pPr>
+            <w:r>
+              <w:rPr>
+                <w:b/>
+                <w:color w:val="5F2861"/>
               </w:rPr>
               <w:t>Resource Name</w:t>
             </w:r>
@@ -3358,7 +3358,7 @@
           <w:tcPr>
             <w:tcW w:w="2500" w:type="pct"/>
             <w:tcBorders>
-              <w:bottom w:val="single" w:sz="4" w:space="0" w:color="7030A0"/>
+              <w:bottom w:val="single" w:sz="4" w:space="0" w:color="5F2861"/>
             </w:tcBorders>
             <w:shd w:val="clear" w:color="auto" w:fill="FFFFFF"/>
           </w:tcPr>
@@ -3380,21 +3380,21 @@
           <w:tcPr>
             <w:tcW w:w="2500" w:type="pct"/>
             <w:tcBorders>
-              <w:bottom w:val="single" w:sz="4" w:space="0" w:color="7030A0"/>
-            </w:tcBorders>
-            <w:shd w:val="clear" w:color="auto" w:fill="EFE7F5"/>
-          </w:tcPr>
-          <w:p>
-            <w:pPr>
-              <w:rPr>
-                <w:b/>
-                <w:color w:val="4C1D6B"/>
-              </w:rPr>
-            </w:pPr>
-            <w:r>
-              <w:rPr>
-                <w:b/>
-                <w:color w:val="4C1D6B"/>
+              <w:bottom w:val="single" w:sz="4" w:space="0" w:color="5F2861"/>
+            </w:tcBorders>
+            <w:shd w:val="clear" w:color="auto" w:fill="F2EEF2"/>
+          </w:tcPr>
+          <w:p>
+            <w:pPr>
+              <w:rPr>
+                <w:b/>
+                <w:color w:val="5F2861"/>
+              </w:rPr>
+            </w:pPr>
+            <w:r>
+              <w:rPr>
+                <w:b/>
+                <w:color w:val="5F2861"/>
               </w:rPr>
               <w:t>SKU / Tier</w:t>
             </w:r>
@@ -3404,7 +3404,7 @@
           <w:tcPr>
             <w:tcW w:w="2500" w:type="pct"/>
             <w:tcBorders>
-              <w:bottom w:val="single" w:sz="4" w:space="0" w:color="7030A0"/>
+              <w:bottom w:val="single" w:sz="4" w:space="0" w:color="5F2861"/>
             </w:tcBorders>
             <w:shd w:val="clear" w:color="auto" w:fill="FFFFFF"/>
           </w:tcPr>
@@ -3426,21 +3426,21 @@
           <w:tcPr>
             <w:tcW w:w="2500" w:type="pct"/>
             <w:tcBorders>
-              <w:bottom w:val="single" w:sz="4" w:space="0" w:color="7030A0"/>
-            </w:tcBorders>
-            <w:shd w:val="clear" w:color="auto" w:fill="EFE7F5"/>
-          </w:tcPr>
-          <w:p>
-            <w:pPr>
-              <w:rPr>
-                <w:b/>
-                <w:color w:val="4C1D6B"/>
-              </w:rPr>
-            </w:pPr>
-            <w:r>
-              <w:rPr>
-                <w:b/>
-                <w:color w:val="4C1D6B"/>
+              <w:bottom w:val="single" w:sz="4" w:space="0" w:color="5F2861"/>
+            </w:tcBorders>
+            <w:shd w:val="clear" w:color="auto" w:fill="F2EEF2"/>
+          </w:tcPr>
+          <w:p>
+            <w:pPr>
+              <w:rPr>
+                <w:b/>
+                <w:color w:val="5F2861"/>
+              </w:rPr>
+            </w:pPr>
+            <w:r>
+              <w:rPr>
+                <w:b/>
+                <w:color w:val="5F2861"/>
               </w:rPr>
               <w:t>Instance Count / Scale Units</w:t>
             </w:r>
@@ -3450,7 +3450,7 @@
           <w:tcPr>
             <w:tcW w:w="2500" w:type="pct"/>
             <w:tcBorders>
-              <w:bottom w:val="single" w:sz="4" w:space="0" w:color="7030A0"/>
+              <w:bottom w:val="single" w:sz="4" w:space="0" w:color="5F2861"/>
             </w:tcBorders>
             <w:shd w:val="clear" w:color="auto" w:fill="FFFFFF"/>
           </w:tcPr>
@@ -3472,21 +3472,21 @@
           <w:tcPr>
             <w:tcW w:w="2500" w:type="pct"/>
             <w:tcBorders>
-              <w:bottom w:val="single" w:sz="4" w:space="0" w:color="7030A0"/>
-            </w:tcBorders>
-            <w:shd w:val="clear" w:color="auto" w:fill="EFE7F5"/>
-          </w:tcPr>
-          <w:p>
-            <w:pPr>
-              <w:rPr>
-                <w:b/>
-                <w:color w:val="4C1D6B"/>
-              </w:rPr>
-            </w:pPr>
-            <w:r>
-              <w:rPr>
-                <w:b/>
-                <w:color w:val="4C1D6B"/>
+              <w:bottom w:val="single" w:sz="4" w:space="0" w:color="5F2861"/>
+            </w:tcBorders>
+            <w:shd w:val="clear" w:color="auto" w:fill="F2EEF2"/>
+          </w:tcPr>
+          <w:p>
+            <w:pPr>
+              <w:rPr>
+                <w:b/>
+                <w:color w:val="5F2861"/>
+              </w:rPr>
+            </w:pPr>
+            <w:r>
+              <w:rPr>
+                <w:b/>
+                <w:color w:val="5F2861"/>
               </w:rPr>
               <w:t>Compute / Storage Spec</w:t>
             </w:r>
@@ -3496,7 +3496,7 @@
           <w:tcPr>
             <w:tcW w:w="2500" w:type="pct"/>
             <w:tcBorders>
-              <w:bottom w:val="single" w:sz="4" w:space="0" w:color="7030A0"/>
+              <w:bottom w:val="single" w:sz="4" w:space="0" w:color="5F2861"/>
             </w:tcBorders>
             <w:shd w:val="clear" w:color="auto" w:fill="FFFFFF"/>
           </w:tcPr>
@@ -3518,21 +3518,21 @@
           <w:tcPr>
             <w:tcW w:w="2500" w:type="pct"/>
             <w:tcBorders>
-              <w:bottom w:val="single" w:sz="4" w:space="0" w:color="7030A0"/>
-            </w:tcBorders>
-            <w:shd w:val="clear" w:color="auto" w:fill="EFE7F5"/>
-          </w:tcPr>
-          <w:p>
-            <w:pPr>
-              <w:rPr>
-                <w:b/>
-                <w:color w:val="4C1D6B"/>
-              </w:rPr>
-            </w:pPr>
-            <w:r>
-              <w:rPr>
-                <w:b/>
-                <w:color w:val="4C1D6B"/>
+              <w:bottom w:val="single" w:sz="4" w:space="0" w:color="5F2861"/>
+            </w:tcBorders>
+            <w:shd w:val="clear" w:color="auto" w:fill="F2EEF2"/>
+          </w:tcPr>
+          <w:p>
+            <w:pPr>
+              <w:rPr>
+                <w:b/>
+                <w:color w:val="5F2861"/>
+              </w:rPr>
+            </w:pPr>
+            <w:r>
+              <w:rPr>
+                <w:b/>
+                <w:color w:val="5F2861"/>
               </w:rPr>
               <w:t>Configuration Parameters</w:t>
             </w:r>
@@ -3542,7 +3542,7 @@
           <w:tcPr>
             <w:tcW w:w="2500" w:type="pct"/>
             <w:tcBorders>
-              <w:bottom w:val="single" w:sz="4" w:space="0" w:color="7030A0"/>
+              <w:bottom w:val="single" w:sz="4" w:space="0" w:color="5F2861"/>
             </w:tcBorders>
             <w:shd w:val="clear" w:color="auto" w:fill="FFFFFF"/>
           </w:tcPr>
@@ -3564,21 +3564,21 @@
           <w:tcPr>
             <w:tcW w:w="2500" w:type="pct"/>
             <w:tcBorders>
-              <w:bottom w:val="single" w:sz="4" w:space="0" w:color="7030A0"/>
-            </w:tcBorders>
-            <w:shd w:val="clear" w:color="auto" w:fill="EFE7F5"/>
-          </w:tcPr>
-          <w:p>
-            <w:pPr>
-              <w:rPr>
-                <w:b/>
-                <w:color w:val="4C1D6B"/>
-              </w:rPr>
-            </w:pPr>
-            <w:r>
-              <w:rPr>
-                <w:b/>
-                <w:color w:val="4C1D6B"/>
+              <w:bottom w:val="single" w:sz="4" w:space="0" w:color="5F2861"/>
+            </w:tcBorders>
+            <w:shd w:val="clear" w:color="auto" w:fill="F2EEF2"/>
+          </w:tcPr>
+          <w:p>
+            <w:pPr>
+              <w:rPr>
+                <w:b/>
+                <w:color w:val="5F2861"/>
+              </w:rPr>
+            </w:pPr>
+            <w:r>
+              <w:rPr>
+                <w:b/>
+                <w:color w:val="5F2861"/>
               </w:rPr>
               <w:t>High Availability Config</w:t>
             </w:r>
@@ -3588,7 +3588,7 @@
           <w:tcPr>
             <w:tcW w:w="2500" w:type="pct"/>
             <w:tcBorders>
-              <w:bottom w:val="single" w:sz="4" w:space="0" w:color="7030A0"/>
+              <w:bottom w:val="single" w:sz="4" w:space="0" w:color="5F2861"/>
             </w:tcBorders>
             <w:shd w:val="clear" w:color="auto" w:fill="FFFFFF"/>
           </w:tcPr>
@@ -3609,19 +3609,19 @@
         <w:tc>
           <w:tcPr>
             <w:tcW w:w="2500" w:type="pct"/>
-            <w:shd w:val="clear" w:color="auto" w:fill="EFE7F5"/>
-          </w:tcPr>
-          <w:p>
-            <w:pPr>
-              <w:rPr>
-                <w:b/>
-                <w:color w:val="4C1D6B"/>
-              </w:rPr>
-            </w:pPr>
-            <w:r>
-              <w:rPr>
-                <w:b/>
-                <w:color w:val="4C1D6B"/>
+            <w:shd w:val="clear" w:color="auto" w:fill="F2EEF2"/>
+          </w:tcPr>
+          <w:p>
+            <w:pPr>
+              <w:rPr>
+                <w:b/>
+                <w:color w:val="5F2861"/>
+              </w:rPr>
+            </w:pPr>
+            <w:r>
+              <w:rPr>
+                <w:b/>
+                <w:color w:val="5F2861"/>
               </w:rPr>
               <w:t>Dependencies</w:t>
             </w:r>
@@ -3661,12 +3661,12 @@
       <w:tblPr>
         <w:tblW w:w="5000" w:type="pct"/>
         <w:tblBorders>
-          <w:top w:val="single" w:sz="4" w:space="0" w:color="7030A0"/>
-          <w:left w:val="single" w:sz="4" w:space="0" w:color="7030A0"/>
-          <w:bottom w:val="single" w:sz="4" w:space="0" w:color="7030A0"/>
-          <w:right w:val="single" w:sz="4" w:space="0" w:color="7030A0"/>
-          <w:insideH w:val="single" w:sz="4" w:space="0" w:color="7030A0"/>
-          <w:insideV w:val="single" w:sz="4" w:space="0" w:color="7030A0"/>
+          <w:top w:val="single" w:sz="4" w:space="0" w:color="5F2861"/>
+          <w:left w:val="single" w:sz="4" w:space="0" w:color="5F2861"/>
+          <w:bottom w:val="single" w:sz="4" w:space="0" w:color="5F2861"/>
+          <w:right w:val="single" w:sz="4" w:space="0" w:color="5F2861"/>
+          <w:insideH w:val="single" w:sz="4" w:space="0" w:color="5F2861"/>
+          <w:insideV w:val="single" w:sz="4" w:space="0" w:color="5F2861"/>
         </w:tblBorders>
         <w:tblLook w:val="0000" w:firstRow="0" w:lastRow="0" w:firstColumn="0" w:lastColumn="0" w:noHBand="0" w:noVBand="0"/>
       </w:tblPr>
@@ -3685,21 +3685,21 @@
           <w:tcPr>
             <w:tcW w:w="2500" w:type="pct"/>
             <w:tcBorders>
-              <w:bottom w:val="single" w:sz="4" w:space="0" w:color="7030A0"/>
-            </w:tcBorders>
-            <w:shd w:val="clear" w:color="auto" w:fill="EFE7F5"/>
-          </w:tcPr>
-          <w:p>
-            <w:pPr>
-              <w:rPr>
-                <w:b/>
-                <w:color w:val="4C1D6B"/>
-              </w:rPr>
-            </w:pPr>
-            <w:r>
-              <w:rPr>
-                <w:b/>
-                <w:color w:val="4C1D6B"/>
+              <w:bottom w:val="single" w:sz="4" w:space="0" w:color="5F2861"/>
+            </w:tcBorders>
+            <w:shd w:val="clear" w:color="auto" w:fill="F2EEF2"/>
+          </w:tcPr>
+          <w:p>
+            <w:pPr>
+              <w:rPr>
+                <w:b/>
+                <w:color w:val="5F2861"/>
+              </w:rPr>
+            </w:pPr>
+            <w:r>
+              <w:rPr>
+                <w:b/>
+                <w:color w:val="5F2861"/>
               </w:rPr>
               <w:t>Management Group</w:t>
             </w:r>
@@ -3709,7 +3709,7 @@
           <w:tcPr>
             <w:tcW w:w="2500" w:type="pct"/>
             <w:tcBorders>
-              <w:bottom w:val="single" w:sz="4" w:space="0" w:color="7030A0"/>
+              <w:bottom w:val="single" w:sz="4" w:space="0" w:color="5F2861"/>
             </w:tcBorders>
             <w:shd w:val="clear" w:color="auto" w:fill="FFFFFF"/>
           </w:tcPr>
@@ -3731,21 +3731,21 @@
           <w:tcPr>
             <w:tcW w:w="2500" w:type="pct"/>
             <w:tcBorders>
-              <w:bottom w:val="single" w:sz="4" w:space="0" w:color="7030A0"/>
-            </w:tcBorders>
-            <w:shd w:val="clear" w:color="auto" w:fill="EFE7F5"/>
-          </w:tcPr>
-          <w:p>
-            <w:pPr>
-              <w:rPr>
-                <w:b/>
-                <w:color w:val="4C1D6B"/>
-              </w:rPr>
-            </w:pPr>
-            <w:r>
-              <w:rPr>
-                <w:b/>
-                <w:color w:val="4C1D6B"/>
+              <w:bottom w:val="single" w:sz="4" w:space="0" w:color="5F2861"/>
+            </w:tcBorders>
+            <w:shd w:val="clear" w:color="auto" w:fill="F2EEF2"/>
+          </w:tcPr>
+          <w:p>
+            <w:pPr>
+              <w:rPr>
+                <w:b/>
+                <w:color w:val="5F2861"/>
+              </w:rPr>
+            </w:pPr>
+            <w:r>
+              <w:rPr>
+                <w:b/>
+                <w:color w:val="5F2861"/>
               </w:rPr>
               <w:t>Subscription Name / ID</w:t>
             </w:r>
@@ -3755,7 +3755,7 @@
           <w:tcPr>
             <w:tcW w:w="2500" w:type="pct"/>
             <w:tcBorders>
-              <w:bottom w:val="single" w:sz="4" w:space="0" w:color="7030A0"/>
+              <w:bottom w:val="single" w:sz="4" w:space="0" w:color="5F2861"/>
             </w:tcBorders>
             <w:shd w:val="clear" w:color="auto" w:fill="FFFFFF"/>
           </w:tcPr>
@@ -3777,21 +3777,21 @@
           <w:tcPr>
             <w:tcW w:w="2500" w:type="pct"/>
             <w:tcBorders>
-              <w:bottom w:val="single" w:sz="4" w:space="0" w:color="7030A0"/>
-            </w:tcBorders>
-            <w:shd w:val="clear" w:color="auto" w:fill="EFE7F5"/>
-          </w:tcPr>
-          <w:p>
-            <w:pPr>
-              <w:rPr>
-                <w:b/>
-                <w:color w:val="4C1D6B"/>
-              </w:rPr>
-            </w:pPr>
-            <w:r>
-              <w:rPr>
-                <w:b/>
-                <w:color w:val="4C1D6B"/>
+              <w:bottom w:val="single" w:sz="4" w:space="0" w:color="5F2861"/>
+            </w:tcBorders>
+            <w:shd w:val="clear" w:color="auto" w:fill="F2EEF2"/>
+          </w:tcPr>
+          <w:p>
+            <w:pPr>
+              <w:rPr>
+                <w:b/>
+                <w:color w:val="5F2861"/>
+              </w:rPr>
+            </w:pPr>
+            <w:r>
+              <w:rPr>
+                <w:b/>
+                <w:color w:val="5F2861"/>
               </w:rPr>
               <w:t>Resource Group Naming Pattern</w:t>
             </w:r>
@@ -3801,7 +3801,7 @@
           <w:tcPr>
             <w:tcW w:w="2500" w:type="pct"/>
             <w:tcBorders>
-              <w:bottom w:val="single" w:sz="4" w:space="0" w:color="7030A0"/>
+              <w:bottom w:val="single" w:sz="4" w:space="0" w:color="5F2861"/>
             </w:tcBorders>
             <w:shd w:val="clear" w:color="auto" w:fill="FFFFFF"/>
           </w:tcPr>
@@ -3823,21 +3823,21 @@
           <w:tcPr>
             <w:tcW w:w="2500" w:type="pct"/>
             <w:tcBorders>
-              <w:bottom w:val="single" w:sz="4" w:space="0" w:color="7030A0"/>
-            </w:tcBorders>
-            <w:shd w:val="clear" w:color="auto" w:fill="EFE7F5"/>
-          </w:tcPr>
-          <w:p>
-            <w:pPr>
-              <w:rPr>
-                <w:b/>
-                <w:color w:val="4C1D6B"/>
-              </w:rPr>
-            </w:pPr>
-            <w:r>
-              <w:rPr>
-                <w:b/>
-                <w:color w:val="4C1D6B"/>
+              <w:bottom w:val="single" w:sz="4" w:space="0" w:color="5F2861"/>
+            </w:tcBorders>
+            <w:shd w:val="clear" w:color="auto" w:fill="F2EEF2"/>
+          </w:tcPr>
+          <w:p>
+            <w:pPr>
+              <w:rPr>
+                <w:b/>
+                <w:color w:val="5F2861"/>
+              </w:rPr>
+            </w:pPr>
+            <w:r>
+              <w:rPr>
+                <w:b/>
+                <w:color w:val="5F2861"/>
               </w:rPr>
               <w:t>Resource Naming Pattern</w:t>
             </w:r>
@@ -3847,7 +3847,7 @@
           <w:tcPr>
             <w:tcW w:w="2500" w:type="pct"/>
             <w:tcBorders>
-              <w:bottom w:val="single" w:sz="4" w:space="0" w:color="7030A0"/>
+              <w:bottom w:val="single" w:sz="4" w:space="0" w:color="5F2861"/>
             </w:tcBorders>
             <w:shd w:val="clear" w:color="auto" w:fill="FFFFFF"/>
           </w:tcPr>
@@ -3869,21 +3869,21 @@
           <w:tcPr>
             <w:tcW w:w="2500" w:type="pct"/>
             <w:tcBorders>
-              <w:bottom w:val="single" w:sz="4" w:space="0" w:color="7030A0"/>
-            </w:tcBorders>
-            <w:shd w:val="clear" w:color="auto" w:fill="EFE7F5"/>
-          </w:tcPr>
-          <w:p>
-            <w:pPr>
-              <w:rPr>
-                <w:b/>
-                <w:color w:val="4C1D6B"/>
-              </w:rPr>
-            </w:pPr>
-            <w:r>
-              <w:rPr>
-                <w:b/>
-                <w:color w:val="4C1D6B"/>
+              <w:bottom w:val="single" w:sz="4" w:space="0" w:color="5F2861"/>
+            </w:tcBorders>
+            <w:shd w:val="clear" w:color="auto" w:fill="F2EEF2"/>
+          </w:tcPr>
+          <w:p>
+            <w:pPr>
+              <w:rPr>
+                <w:b/>
+                <w:color w:val="5F2861"/>
+              </w:rPr>
+            </w:pPr>
+            <w:r>
+              <w:rPr>
+                <w:b/>
+                <w:color w:val="5F2861"/>
               </w:rPr>
               <w:t>Example</w:t>
             </w:r>
@@ -3893,7 +3893,7 @@
           <w:tcPr>
             <w:tcW w:w="2500" w:type="pct"/>
             <w:tcBorders>
-              <w:bottom w:val="single" w:sz="4" w:space="0" w:color="7030A0"/>
+              <w:bottom w:val="single" w:sz="4" w:space="0" w:color="5F2861"/>
             </w:tcBorders>
             <w:shd w:val="clear" w:color="auto" w:fill="FFFFFF"/>
           </w:tcPr>
@@ -3914,19 +3914,19 @@
         <w:tc>
           <w:tcPr>
             <w:tcW w:w="2500" w:type="pct"/>
-            <w:shd w:val="clear" w:color="auto" w:fill="EFE7F5"/>
-          </w:tcPr>
-          <w:p>
-            <w:pPr>
-              <w:rPr>
-                <w:b/>
-                <w:color w:val="4C1D6B"/>
-              </w:rPr>
-            </w:pPr>
-            <w:r>
-              <w:rPr>
-                <w:b/>
-                <w:color w:val="4C1D6B"/>
+            <w:shd w:val="clear" w:color="auto" w:fill="F2EEF2"/>
+          </w:tcPr>
+          <w:p>
+            <w:pPr>
+              <w:rPr>
+                <w:b/>
+                <w:color w:val="5F2861"/>
+              </w:rPr>
+            </w:pPr>
+            <w:r>
+              <w:rPr>
+                <w:b/>
+                <w:color w:val="5F2861"/>
               </w:rPr>
               <w:t>Region Abbreviation Standard</w:t>
             </w:r>
@@ -3958,12 +3958,12 @@
       <w:tblPr>
         <w:tblW w:w="5000" w:type="pct"/>
         <w:tblBorders>
-          <w:top w:val="single" w:sz="4" w:space="0" w:color="7030A0"/>
-          <w:left w:val="single" w:sz="4" w:space="0" w:color="7030A0"/>
-          <w:bottom w:val="single" w:sz="4" w:space="0" w:color="7030A0"/>
-          <w:right w:val="single" w:sz="4" w:space="0" w:color="7030A0"/>
-          <w:insideH w:val="single" w:sz="4" w:space="0" w:color="7030A0"/>
-          <w:insideV w:val="single" w:sz="4" w:space="0" w:color="7030A0"/>
+          <w:top w:val="single" w:sz="4" w:space="0" w:color="5F2861"/>
+          <w:left w:val="single" w:sz="4" w:space="0" w:color="5F2861"/>
+          <w:bottom w:val="single" w:sz="4" w:space="0" w:color="5F2861"/>
+          <w:right w:val="single" w:sz="4" w:space="0" w:color="5F2861"/>
+          <w:insideH w:val="single" w:sz="4" w:space="0" w:color="5F2861"/>
+          <w:insideV w:val="single" w:sz="4" w:space="0" w:color="5F2861"/>
         </w:tblBorders>
         <w:tblLook w:val="0000" w:firstRow="0" w:lastRow="0" w:firstColumn="0" w:lastColumn="0" w:noHBand="0" w:noVBand="0"/>
       </w:tblPr>
@@ -3987,9 +3987,9 @@
           <w:tcPr>
             <w:tcW w:w="1250" w:type="pct"/>
             <w:tcBorders>
-              <w:bottom w:val="single" w:sz="4" w:space="0" w:color="7030A0"/>
-            </w:tcBorders>
-            <w:shd w:val="clear" w:color="auto" w:fill="7030A0"/>
+              <w:bottom w:val="single" w:sz="4" w:space="0" w:color="5F2861"/>
+            </w:tcBorders>
+            <w:shd w:val="clear" w:color="auto" w:fill="5F2861"/>
           </w:tcPr>
           <w:p>
             <w:pPr>
@@ -4011,9 +4011,9 @@
           <w:tcPr>
             <w:tcW w:w="1250" w:type="pct"/>
             <w:tcBorders>
-              <w:bottom w:val="single" w:sz="4" w:space="0" w:color="7030A0"/>
-            </w:tcBorders>
-            <w:shd w:val="clear" w:color="auto" w:fill="7030A0"/>
+              <w:bottom w:val="single" w:sz="4" w:space="0" w:color="5F2861"/>
+            </w:tcBorders>
+            <w:shd w:val="clear" w:color="auto" w:fill="5F2861"/>
           </w:tcPr>
           <w:p>
             <w:pPr>
@@ -4035,9 +4035,9 @@
           <w:tcPr>
             <w:tcW w:w="1250" w:type="pct"/>
             <w:tcBorders>
-              <w:bottom w:val="single" w:sz="4" w:space="0" w:color="7030A0"/>
-            </w:tcBorders>
-            <w:shd w:val="clear" w:color="auto" w:fill="7030A0"/>
+              <w:bottom w:val="single" w:sz="4" w:space="0" w:color="5F2861"/>
+            </w:tcBorders>
+            <w:shd w:val="clear" w:color="auto" w:fill="5F2861"/>
           </w:tcPr>
           <w:p>
             <w:pPr>
@@ -4059,9 +4059,9 @@
           <w:tcPr>
             <w:tcW w:w="1250" w:type="pct"/>
             <w:tcBorders>
-              <w:bottom w:val="single" w:sz="4" w:space="0" w:color="7030A0"/>
-            </w:tcBorders>
-            <w:shd w:val="clear" w:color="auto" w:fill="7030A0"/>
+              <w:bottom w:val="single" w:sz="4" w:space="0" w:color="5F2861"/>
+            </w:tcBorders>
+            <w:shd w:val="clear" w:color="auto" w:fill="5F2861"/>
           </w:tcPr>
           <w:p>
             <w:pPr>
@@ -4091,7 +4091,7 @@
           <w:tcPr>
             <w:tcW w:w="1250" w:type="pct"/>
             <w:tcBorders>
-              <w:bottom w:val="single" w:sz="4" w:space="0" w:color="7030A0"/>
+              <w:bottom w:val="single" w:sz="4" w:space="0" w:color="5F2861"/>
             </w:tcBorders>
             <w:shd w:val="clear" w:color="auto" w:fill="FFFFFF"/>
           </w:tcPr>
@@ -4105,7 +4105,7 @@
           <w:tcPr>
             <w:tcW w:w="1250" w:type="pct"/>
             <w:tcBorders>
-              <w:bottom w:val="single" w:sz="4" w:space="0" w:color="7030A0"/>
+              <w:bottom w:val="single" w:sz="4" w:space="0" w:color="5F2861"/>
             </w:tcBorders>
             <w:shd w:val="clear" w:color="auto" w:fill="FFFFFF"/>
           </w:tcPr>
@@ -4119,7 +4119,7 @@
           <w:tcPr>
             <w:tcW w:w="1250" w:type="pct"/>
             <w:tcBorders>
-              <w:bottom w:val="single" w:sz="4" w:space="0" w:color="7030A0"/>
+              <w:bottom w:val="single" w:sz="4" w:space="0" w:color="5F2861"/>
             </w:tcBorders>
             <w:shd w:val="clear" w:color="auto" w:fill="FFFFFF"/>
           </w:tcPr>
@@ -4133,7 +4133,7 @@
           <w:tcPr>
             <w:tcW w:w="1250" w:type="pct"/>
             <w:tcBorders>
-              <w:bottom w:val="single" w:sz="4" w:space="0" w:color="7030A0"/>
+              <w:bottom w:val="single" w:sz="4" w:space="0" w:color="5F2861"/>
             </w:tcBorders>
             <w:shd w:val="clear" w:color="auto" w:fill="FFFFFF"/>
           </w:tcPr>
@@ -4155,7 +4155,7 @@
           <w:tcPr>
             <w:tcW w:w="1250" w:type="pct"/>
             <w:tcBorders>
-              <w:bottom w:val="single" w:sz="4" w:space="0" w:color="7030A0"/>
+              <w:bottom w:val="single" w:sz="4" w:space="0" w:color="5F2861"/>
             </w:tcBorders>
             <w:shd w:val="clear" w:color="auto" w:fill="FFFFFF"/>
           </w:tcPr>
@@ -4169,7 +4169,7 @@
           <w:tcPr>
             <w:tcW w:w="1250" w:type="pct"/>
             <w:tcBorders>
-              <w:bottom w:val="single" w:sz="4" w:space="0" w:color="7030A0"/>
+              <w:bottom w:val="single" w:sz="4" w:space="0" w:color="5F2861"/>
             </w:tcBorders>
             <w:shd w:val="clear" w:color="auto" w:fill="FFFFFF"/>
           </w:tcPr>
@@ -4183,7 +4183,7 @@
           <w:tcPr>
             <w:tcW w:w="1250" w:type="pct"/>
             <w:tcBorders>
-              <w:bottom w:val="single" w:sz="4" w:space="0" w:color="7030A0"/>
+              <w:bottom w:val="single" w:sz="4" w:space="0" w:color="5F2861"/>
             </w:tcBorders>
             <w:shd w:val="clear" w:color="auto" w:fill="FFFFFF"/>
           </w:tcPr>
@@ -4197,7 +4197,7 @@
           <w:tcPr>
             <w:tcW w:w="1250" w:type="pct"/>
             <w:tcBorders>
-              <w:bottom w:val="single" w:sz="4" w:space="0" w:color="7030A0"/>
+              <w:bottom w:val="single" w:sz="4" w:space="0" w:color="5F2861"/>
             </w:tcBorders>
             <w:shd w:val="clear" w:color="auto" w:fill="FFFFFF"/>
           </w:tcPr>
@@ -4219,7 +4219,7 @@
           <w:tcPr>
             <w:tcW w:w="1250" w:type="pct"/>
             <w:tcBorders>
-              <w:bottom w:val="single" w:sz="4" w:space="0" w:color="7030A0"/>
+              <w:bottom w:val="single" w:sz="4" w:space="0" w:color="5F2861"/>
             </w:tcBorders>
             <w:shd w:val="clear" w:color="auto" w:fill="FFFFFF"/>
           </w:tcPr>
@@ -4233,7 +4233,7 @@
           <w:tcPr>
             <w:tcW w:w="1250" w:type="pct"/>
             <w:tcBorders>
-              <w:bottom w:val="single" w:sz="4" w:space="0" w:color="7030A0"/>
+              <w:bottom w:val="single" w:sz="4" w:space="0" w:color="5F2861"/>
             </w:tcBorders>
             <w:shd w:val="clear" w:color="auto" w:fill="FFFFFF"/>
           </w:tcPr>
@@ -4247,7 +4247,7 @@
           <w:tcPr>
             <w:tcW w:w="1250" w:type="pct"/>
             <w:tcBorders>
-              <w:bottom w:val="single" w:sz="4" w:space="0" w:color="7030A0"/>
+              <w:bottom w:val="single" w:sz="4" w:space="0" w:color="5F2861"/>
             </w:tcBorders>
             <w:shd w:val="clear" w:color="auto" w:fill="FFFFFF"/>
           </w:tcPr>
@@ -4261,7 +4261,7 @@
           <w:tcPr>
             <w:tcW w:w="1250" w:type="pct"/>
             <w:tcBorders>
-              <w:bottom w:val="single" w:sz="4" w:space="0" w:color="7030A0"/>
+              <w:bottom w:val="single" w:sz="4" w:space="0" w:color="5F2861"/>
             </w:tcBorders>
             <w:shd w:val="clear" w:color="auto" w:fill="FFFFFF"/>
           </w:tcPr>
@@ -4283,7 +4283,7 @@
           <w:tcPr>
             <w:tcW w:w="1250" w:type="pct"/>
             <w:tcBorders>
-              <w:bottom w:val="single" w:sz="4" w:space="0" w:color="7030A0"/>
+              <w:bottom w:val="single" w:sz="4" w:space="0" w:color="5F2861"/>
             </w:tcBorders>
             <w:shd w:val="clear" w:color="auto" w:fill="FFFFFF"/>
           </w:tcPr>
@@ -4297,7 +4297,7 @@
           <w:tcPr>
             <w:tcW w:w="1250" w:type="pct"/>
             <w:tcBorders>
-              <w:bottom w:val="single" w:sz="4" w:space="0" w:color="7030A0"/>
+              <w:bottom w:val="single" w:sz="4" w:space="0" w:color="5F2861"/>
             </w:tcBorders>
             <w:shd w:val="clear" w:color="auto" w:fill="FFFFFF"/>
           </w:tcPr>
@@ -4311,7 +4311,7 @@
           <w:tcPr>
             <w:tcW w:w="1250" w:type="pct"/>
             <w:tcBorders>
-              <w:bottom w:val="single" w:sz="4" w:space="0" w:color="7030A0"/>
+              <w:bottom w:val="single" w:sz="4" w:space="0" w:color="5F2861"/>
             </w:tcBorders>
             <w:shd w:val="clear" w:color="auto" w:fill="FFFFFF"/>
           </w:tcPr>
@@ -4325,7 +4325,7 @@
           <w:tcPr>
             <w:tcW w:w="1250" w:type="pct"/>
             <w:tcBorders>
-              <w:bottom w:val="single" w:sz="4" w:space="0" w:color="7030A0"/>
+              <w:bottom w:val="single" w:sz="4" w:space="0" w:color="5F2861"/>
             </w:tcBorders>
             <w:shd w:val="clear" w:color="auto" w:fill="FFFFFF"/>
           </w:tcPr>
@@ -4347,7 +4347,7 @@
           <w:tcPr>
             <w:tcW w:w="1250" w:type="pct"/>
             <w:tcBorders>
-              <w:bottom w:val="single" w:sz="4" w:space="0" w:color="7030A0"/>
+              <w:bottom w:val="single" w:sz="4" w:space="0" w:color="5F2861"/>
             </w:tcBorders>
             <w:shd w:val="clear" w:color="auto" w:fill="FFFFFF"/>
           </w:tcPr>
@@ -4361,7 +4361,7 @@
           <w:tcPr>
             <w:tcW w:w="1250" w:type="pct"/>
             <w:tcBorders>
-              <w:bottom w:val="single" w:sz="4" w:space="0" w:color="7030A0"/>
+              <w:bottom w:val="single" w:sz="4" w:space="0" w:color="5F2861"/>
             </w:tcBorders>
             <w:shd w:val="clear" w:color="auto" w:fill="FFFFFF"/>
           </w:tcPr>
@@ -4375,7 +4375,7 @@
           <w:tcPr>
             <w:tcW w:w="1250" w:type="pct"/>
             <w:tcBorders>
-              <w:bottom w:val="single" w:sz="4" w:space="0" w:color="7030A0"/>
+              <w:bottom w:val="single" w:sz="4" w:space="0" w:color="5F2861"/>
             </w:tcBorders>
             <w:shd w:val="clear" w:color="auto" w:fill="FFFFFF"/>
           </w:tcPr>
@@ -4389,7 +4389,7 @@
           <w:tcPr>
             <w:tcW w:w="1250" w:type="pct"/>
             <w:tcBorders>
-              <w:bottom w:val="single" w:sz="4" w:space="0" w:color="7030A0"/>
+              <w:bottom w:val="single" w:sz="4" w:space="0" w:color="5F2861"/>
             </w:tcBorders>
             <w:shd w:val="clear" w:color="auto" w:fill="FFFFFF"/>
           </w:tcPr>
@@ -4481,12 +4481,12 @@
       <w:tblPr>
         <w:tblW w:w="5000" w:type="pct"/>
         <w:tblBorders>
-          <w:top w:val="single" w:sz="4" w:space="0" w:color="7030A0"/>
-          <w:left w:val="single" w:sz="4" w:space="0" w:color="7030A0"/>
-          <w:bottom w:val="single" w:sz="4" w:space="0" w:color="7030A0"/>
-          <w:right w:val="single" w:sz="4" w:space="0" w:color="7030A0"/>
-          <w:insideH w:val="single" w:sz="4" w:space="0" w:color="7030A0"/>
-          <w:insideV w:val="single" w:sz="4" w:space="0" w:color="7030A0"/>
+          <w:top w:val="single" w:sz="4" w:space="0" w:color="5F2861"/>
+          <w:left w:val="single" w:sz="4" w:space="0" w:color="5F2861"/>
+          <w:bottom w:val="single" w:sz="4" w:space="0" w:color="5F2861"/>
+          <w:right w:val="single" w:sz="4" w:space="0" w:color="5F2861"/>
+          <w:insideH w:val="single" w:sz="4" w:space="0" w:color="5F2861"/>
+          <w:insideV w:val="single" w:sz="4" w:space="0" w:color="5F2861"/>
         </w:tblBorders>
         <w:tblLook w:val="0000" w:firstRow="0" w:lastRow="0" w:firstColumn="0" w:lastColumn="0" w:noHBand="0" w:noVBand="0"/>
       </w:tblPr>
@@ -4511,9 +4511,9 @@
           <w:tcPr>
             <w:tcW w:w="1000" w:type="pct"/>
             <w:tcBorders>
-              <w:bottom w:val="single" w:sz="4" w:space="0" w:color="7030A0"/>
-            </w:tcBorders>
-            <w:shd w:val="clear" w:color="auto" w:fill="7030A0"/>
+              <w:bottom w:val="single" w:sz="4" w:space="0" w:color="5F2861"/>
+            </w:tcBorders>
+            <w:shd w:val="clear" w:color="auto" w:fill="5F2861"/>
           </w:tcPr>
           <w:p>
             <w:pPr>
@@ -4535,9 +4535,9 @@
           <w:tcPr>
             <w:tcW w:w="1000" w:type="pct"/>
             <w:tcBorders>
-              <w:bottom w:val="single" w:sz="4" w:space="0" w:color="7030A0"/>
-            </w:tcBorders>
-            <w:shd w:val="clear" w:color="auto" w:fill="7030A0"/>
+              <w:bottom w:val="single" w:sz="4" w:space="0" w:color="5F2861"/>
+            </w:tcBorders>
+            <w:shd w:val="clear" w:color="auto" w:fill="5F2861"/>
           </w:tcPr>
           <w:p>
             <w:pPr>
@@ -4559,9 +4559,9 @@
           <w:tcPr>
             <w:tcW w:w="1000" w:type="pct"/>
             <w:tcBorders>
-              <w:bottom w:val="single" w:sz="4" w:space="0" w:color="7030A0"/>
-            </w:tcBorders>
-            <w:shd w:val="clear" w:color="auto" w:fill="7030A0"/>
+              <w:bottom w:val="single" w:sz="4" w:space="0" w:color="5F2861"/>
+            </w:tcBorders>
+            <w:shd w:val="clear" w:color="auto" w:fill="5F2861"/>
           </w:tcPr>
           <w:p>
             <w:pPr>
@@ -4583,9 +4583,9 @@
           <w:tcPr>
             <w:tcW w:w="1000" w:type="pct"/>
             <w:tcBorders>
-              <w:bottom w:val="single" w:sz="4" w:space="0" w:color="7030A0"/>
-            </w:tcBorders>
-            <w:shd w:val="clear" w:color="auto" w:fill="7030A0"/>
+              <w:bottom w:val="single" w:sz="4" w:space="0" w:color="5F2861"/>
+            </w:tcBorders>
+            <w:shd w:val="clear" w:color="auto" w:fill="5F2861"/>
           </w:tcPr>
           <w:p>
             <w:pPr>
@@ -4607,9 +4607,9 @@
           <w:tcPr>
             <w:tcW w:w="1000" w:type="pct"/>
             <w:tcBorders>
-              <w:bottom w:val="single" w:sz="4" w:space="0" w:color="7030A0"/>
-            </w:tcBorders>
-            <w:shd w:val="clear" w:color="auto" w:fill="7030A0"/>
+              <w:bottom w:val="single" w:sz="4" w:space="0" w:color="5F2861"/>
+            </w:tcBorders>
+            <w:shd w:val="clear" w:color="auto" w:fill="5F2861"/>
           </w:tcPr>
           <w:p>
             <w:pPr>
@@ -4639,7 +4639,7 @@
           <w:tcPr>
             <w:tcW w:w="1000" w:type="pct"/>
             <w:tcBorders>
-              <w:bottom w:val="single" w:sz="4" w:space="0" w:color="7030A0"/>
+              <w:bottom w:val="single" w:sz="4" w:space="0" w:color="5F2861"/>
             </w:tcBorders>
             <w:shd w:val="clear" w:color="auto" w:fill="FFFFFF"/>
           </w:tcPr>
@@ -4653,7 +4653,7 @@
           <w:tcPr>
             <w:tcW w:w="1000" w:type="pct"/>
             <w:tcBorders>
-              <w:bottom w:val="single" w:sz="4" w:space="0" w:color="7030A0"/>
+              <w:bottom w:val="single" w:sz="4" w:space="0" w:color="5F2861"/>
             </w:tcBorders>
             <w:shd w:val="clear" w:color="auto" w:fill="FFFFFF"/>
           </w:tcPr>
@@ -4667,7 +4667,7 @@
           <w:tcPr>
             <w:tcW w:w="1000" w:type="pct"/>
             <w:tcBorders>
-              <w:bottom w:val="single" w:sz="4" w:space="0" w:color="7030A0"/>
+              <w:bottom w:val="single" w:sz="4" w:space="0" w:color="5F2861"/>
             </w:tcBorders>
             <w:shd w:val="clear" w:color="auto" w:fill="FFFFFF"/>
           </w:tcPr>
@@ -4681,7 +4681,7 @@
           <w:tcPr>
             <w:tcW w:w="1000" w:type="pct"/>
             <w:tcBorders>
-              <w:bottom w:val="single" w:sz="4" w:space="0" w:color="7030A0"/>
+              <w:bottom w:val="single" w:sz="4" w:space="0" w:color="5F2861"/>
             </w:tcBorders>
             <w:shd w:val="clear" w:color="auto" w:fill="FFFFFF"/>
           </w:tcPr>
@@ -4695,7 +4695,7 @@
           <w:tcPr>
             <w:tcW w:w="1000" w:type="pct"/>
             <w:tcBorders>
-              <w:bottom w:val="single" w:sz="4" w:space="0" w:color="7030A0"/>
+              <w:bottom w:val="single" w:sz="4" w:space="0" w:color="5F2861"/>
             </w:tcBorders>
             <w:shd w:val="clear" w:color="auto" w:fill="FFFFFF"/>
           </w:tcPr>
@@ -4717,7 +4717,7 @@
           <w:tcPr>
             <w:tcW w:w="1000" w:type="pct"/>
             <w:tcBorders>
-              <w:bottom w:val="single" w:sz="4" w:space="0" w:color="7030A0"/>
+              <w:bottom w:val="single" w:sz="4" w:space="0" w:color="5F2861"/>
             </w:tcBorders>
             <w:shd w:val="clear" w:color="auto" w:fill="FFFFFF"/>
           </w:tcPr>
@@ -4731,7 +4731,7 @@
           <w:tcPr>
             <w:tcW w:w="1000" w:type="pct"/>
             <w:tcBorders>
-              <w:bottom w:val="single" w:sz="4" w:space="0" w:color="7030A0"/>
+              <w:bottom w:val="single" w:sz="4" w:space="0" w:color="5F2861"/>
             </w:tcBorders>
             <w:shd w:val="clear" w:color="auto" w:fill="FFFFFF"/>
           </w:tcPr>
@@ -4745,7 +4745,7 @@
           <w:tcPr>
             <w:tcW w:w="1000" w:type="pct"/>
             <w:tcBorders>
-              <w:bottom w:val="single" w:sz="4" w:space="0" w:color="7030A0"/>
+              <w:bottom w:val="single" w:sz="4" w:space="0" w:color="5F2861"/>
             </w:tcBorders>
             <w:shd w:val="clear" w:color="auto" w:fill="FFFFFF"/>
           </w:tcPr>
@@ -4759,7 +4759,7 @@
           <w:tcPr>
             <w:tcW w:w="1000" w:type="pct"/>
             <w:tcBorders>
-              <w:bottom w:val="single" w:sz="4" w:space="0" w:color="7030A0"/>
+              <w:bottom w:val="single" w:sz="4" w:space="0" w:color="5F2861"/>
             </w:tcBorders>
             <w:shd w:val="clear" w:color="auto" w:fill="FFFFFF"/>
           </w:tcPr>
@@ -4773,7 +4773,7 @@
           <w:tcPr>
             <w:tcW w:w="1000" w:type="pct"/>
             <w:tcBorders>
-              <w:bottom w:val="single" w:sz="4" w:space="0" w:color="7030A0"/>
+              <w:bottom w:val="single" w:sz="4" w:space="0" w:color="5F2861"/>
             </w:tcBorders>
             <w:shd w:val="clear" w:color="auto" w:fill="FFFFFF"/>
           </w:tcPr>
@@ -4795,7 +4795,7 @@
           <w:tcPr>
             <w:tcW w:w="1000" w:type="pct"/>
             <w:tcBorders>
-              <w:bottom w:val="single" w:sz="4" w:space="0" w:color="7030A0"/>
+              <w:bottom w:val="single" w:sz="4" w:space="0" w:color="5F2861"/>
             </w:tcBorders>
             <w:shd w:val="clear" w:color="auto" w:fill="FFFFFF"/>
           </w:tcPr>
@@ -4809,7 +4809,7 @@
           <w:tcPr>
             <w:tcW w:w="1000" w:type="pct"/>
             <w:tcBorders>
-              <w:bottom w:val="single" w:sz="4" w:space="0" w:color="7030A0"/>
+              <w:bottom w:val="single" w:sz="4" w:space="0" w:color="5F2861"/>
             </w:tcBorders>
             <w:shd w:val="clear" w:color="auto" w:fill="FFFFFF"/>
           </w:tcPr>
@@ -4823,7 +4823,7 @@
           <w:tcPr>
             <w:tcW w:w="1000" w:type="pct"/>
             <w:tcBorders>
-              <w:bottom w:val="single" w:sz="4" w:space="0" w:color="7030A0"/>
+              <w:bottom w:val="single" w:sz="4" w:space="0" w:color="5F2861"/>
             </w:tcBorders>
             <w:shd w:val="clear" w:color="auto" w:fill="FFFFFF"/>
           </w:tcPr>
@@ -4837,7 +4837,7 @@
           <w:tcPr>
             <w:tcW w:w="1000" w:type="pct"/>
             <w:tcBorders>
-              <w:bottom w:val="single" w:sz="4" w:space="0" w:color="7030A0"/>
+              <w:bottom w:val="single" w:sz="4" w:space="0" w:color="5F2861"/>
             </w:tcBorders>
             <w:shd w:val="clear" w:color="auto" w:fill="FFFFFF"/>
           </w:tcPr>
@@ -4851,7 +4851,7 @@
           <w:tcPr>
             <w:tcW w:w="1000" w:type="pct"/>
             <w:tcBorders>
-              <w:bottom w:val="single" w:sz="4" w:space="0" w:color="7030A0"/>
+              <w:bottom w:val="single" w:sz="4" w:space="0" w:color="5F2861"/>
             </w:tcBorders>
             <w:shd w:val="clear" w:color="auto" w:fill="FFFFFF"/>
           </w:tcPr>
@@ -4873,7 +4873,7 @@
           <w:tcPr>
             <w:tcW w:w="1000" w:type="pct"/>
             <w:tcBorders>
-              <w:bottom w:val="single" w:sz="4" w:space="0" w:color="7030A0"/>
+              <w:bottom w:val="single" w:sz="4" w:space="0" w:color="5F2861"/>
             </w:tcBorders>
             <w:shd w:val="clear" w:color="auto" w:fill="FFFFFF"/>
           </w:tcPr>
@@ -4887,7 +4887,7 @@
           <w:tcPr>
             <w:tcW w:w="1000" w:type="pct"/>
             <w:tcBorders>
-              <w:bottom w:val="single" w:sz="4" w:space="0" w:color="7030A0"/>
+              <w:bottom w:val="single" w:sz="4" w:space="0" w:color="5F2861"/>
             </w:tcBorders>
             <w:shd w:val="clear" w:color="auto" w:fill="FFFFFF"/>
           </w:tcPr>
@@ -4901,7 +4901,7 @@
           <w:tcPr>
             <w:tcW w:w="1000" w:type="pct"/>
             <w:tcBorders>
-              <w:bottom w:val="single" w:sz="4" w:space="0" w:color="7030A0"/>
+              <w:bottom w:val="single" w:sz="4" w:space="0" w:color="5F2861"/>
             </w:tcBorders>
             <w:shd w:val="clear" w:color="auto" w:fill="FFFFFF"/>
           </w:tcPr>
@@ -4915,7 +4915,7 @@
           <w:tcPr>
             <w:tcW w:w="1000" w:type="pct"/>
             <w:tcBorders>
-              <w:bottom w:val="single" w:sz="4" w:space="0" w:color="7030A0"/>
+              <w:bottom w:val="single" w:sz="4" w:space="0" w:color="5F2861"/>
             </w:tcBorders>
             <w:shd w:val="clear" w:color="auto" w:fill="FFFFFF"/>
           </w:tcPr>
@@ -4929,7 +4929,7 @@
           <w:tcPr>
             <w:tcW w:w="1000" w:type="pct"/>
             <w:tcBorders>
-              <w:bottom w:val="single" w:sz="4" w:space="0" w:color="7030A0"/>
+              <w:bottom w:val="single" w:sz="4" w:space="0" w:color="5F2861"/>
             </w:tcBorders>
             <w:shd w:val="clear" w:color="auto" w:fill="FFFFFF"/>
           </w:tcPr>
@@ -4951,7 +4951,7 @@
           <w:tcPr>
             <w:tcW w:w="1000" w:type="pct"/>
             <w:tcBorders>
-              <w:bottom w:val="single" w:sz="4" w:space="0" w:color="7030A0"/>
+              <w:bottom w:val="single" w:sz="4" w:space="0" w:color="5F2861"/>
             </w:tcBorders>
             <w:shd w:val="clear" w:color="auto" w:fill="FFFFFF"/>
           </w:tcPr>
@@ -4965,7 +4965,7 @@
           <w:tcPr>
             <w:tcW w:w="1000" w:type="pct"/>
             <w:tcBorders>
-              <w:bottom w:val="single" w:sz="4" w:space="0" w:color="7030A0"/>
+              <w:bottom w:val="single" w:sz="4" w:space="0" w:color="5F2861"/>
             </w:tcBorders>
             <w:shd w:val="clear" w:color="auto" w:fill="FFFFFF"/>
           </w:tcPr>
@@ -4979,7 +4979,7 @@
           <w:tcPr>
             <w:tcW w:w="1000" w:type="pct"/>
             <w:tcBorders>
-              <w:bottom w:val="single" w:sz="4" w:space="0" w:color="7030A0"/>
+              <w:bottom w:val="single" w:sz="4" w:space="0" w:color="5F2861"/>
             </w:tcBorders>
             <w:shd w:val="clear" w:color="auto" w:fill="FFFFFF"/>
           </w:tcPr>
@@ -4993,7 +4993,7 @@
           <w:tcPr>
             <w:tcW w:w="1000" w:type="pct"/>
             <w:tcBorders>
-              <w:bottom w:val="single" w:sz="4" w:space="0" w:color="7030A0"/>
+              <w:bottom w:val="single" w:sz="4" w:space="0" w:color="5F2861"/>
             </w:tcBorders>
             <w:shd w:val="clear" w:color="auto" w:fill="FFFFFF"/>
           </w:tcPr>
@@ -5007,7 +5007,7 @@
           <w:tcPr>
             <w:tcW w:w="1000" w:type="pct"/>
             <w:tcBorders>
-              <w:bottom w:val="single" w:sz="4" w:space="0" w:color="7030A0"/>
+              <w:bottom w:val="single" w:sz="4" w:space="0" w:color="5F2861"/>
             </w:tcBorders>
             <w:shd w:val="clear" w:color="auto" w:fill="FFFFFF"/>
           </w:tcPr>
@@ -5029,7 +5029,7 @@
           <w:tcPr>
             <w:tcW w:w="1000" w:type="pct"/>
             <w:tcBorders>
-              <w:bottom w:val="single" w:sz="4" w:space="0" w:color="7030A0"/>
+              <w:bottom w:val="single" w:sz="4" w:space="0" w:color="5F2861"/>
             </w:tcBorders>
             <w:shd w:val="clear" w:color="auto" w:fill="FFFFFF"/>
           </w:tcPr>
@@ -5043,7 +5043,7 @@
           <w:tcPr>
             <w:tcW w:w="1000" w:type="pct"/>
             <w:tcBorders>
-              <w:bottom w:val="single" w:sz="4" w:space="0" w:color="7030A0"/>
+              <w:bottom w:val="single" w:sz="4" w:space="0" w:color="5F2861"/>
             </w:tcBorders>
             <w:shd w:val="clear" w:color="auto" w:fill="FFFFFF"/>
           </w:tcPr>
@@ -5057,7 +5057,7 @@
           <w:tcPr>
             <w:tcW w:w="1000" w:type="pct"/>
             <w:tcBorders>
-              <w:bottom w:val="single" w:sz="4" w:space="0" w:color="7030A0"/>
+              <w:bottom w:val="single" w:sz="4" w:space="0" w:color="5F2861"/>
             </w:tcBorders>
             <w:shd w:val="clear" w:color="auto" w:fill="FFFFFF"/>
           </w:tcPr>
@@ -5071,7 +5071,7 @@
           <w:tcPr>
             <w:tcW w:w="1000" w:type="pct"/>
             <w:tcBorders>
-              <w:bottom w:val="single" w:sz="4" w:space="0" w:color="7030A0"/>
+              <w:bottom w:val="single" w:sz="4" w:space="0" w:color="5F2861"/>
             </w:tcBorders>
             <w:shd w:val="clear" w:color="auto" w:fill="FFFFFF"/>
           </w:tcPr>
@@ -5085,7 +5085,7 @@
           <w:tcPr>
             <w:tcW w:w="1000" w:type="pct"/>
             <w:tcBorders>
-              <w:bottom w:val="single" w:sz="4" w:space="0" w:color="7030A0"/>
+              <w:bottom w:val="single" w:sz="4" w:space="0" w:color="5F2861"/>
             </w:tcBorders>
             <w:shd w:val="clear" w:color="auto" w:fill="FFFFFF"/>
           </w:tcPr>
@@ -5107,7 +5107,7 @@
           <w:tcPr>
             <w:tcW w:w="1000" w:type="pct"/>
             <w:tcBorders>
-              <w:bottom w:val="single" w:sz="4" w:space="0" w:color="7030A0"/>
+              <w:bottom w:val="single" w:sz="4" w:space="0" w:color="5F2861"/>
             </w:tcBorders>
             <w:shd w:val="clear" w:color="auto" w:fill="FFFFFF"/>
           </w:tcPr>
@@ -5121,7 +5121,7 @@
           <w:tcPr>
             <w:tcW w:w="1000" w:type="pct"/>
             <w:tcBorders>
-              <w:bottom w:val="single" w:sz="4" w:space="0" w:color="7030A0"/>
+              <w:bottom w:val="single" w:sz="4" w:space="0" w:color="5F2861"/>
             </w:tcBorders>
             <w:shd w:val="clear" w:color="auto" w:fill="FFFFFF"/>
           </w:tcPr>
@@ -5135,7 +5135,7 @@
           <w:tcPr>
             <w:tcW w:w="1000" w:type="pct"/>
             <w:tcBorders>
-              <w:bottom w:val="single" w:sz="4" w:space="0" w:color="7030A0"/>
+              <w:bottom w:val="single" w:sz="4" w:space="0" w:color="5F2861"/>
             </w:tcBorders>
             <w:shd w:val="clear" w:color="auto" w:fill="FFFFFF"/>
           </w:tcPr>
@@ -5149,7 +5149,7 @@
           <w:tcPr>
             <w:tcW w:w="1000" w:type="pct"/>
             <w:tcBorders>
-              <w:bottom w:val="single" w:sz="4" w:space="0" w:color="7030A0"/>
+              <w:bottom w:val="single" w:sz="4" w:space="0" w:color="5F2861"/>
             </w:tcBorders>
             <w:shd w:val="clear" w:color="auto" w:fill="FFFFFF"/>
           </w:tcPr>
@@ -5163,7 +5163,7 @@
           <w:tcPr>
             <w:tcW w:w="1000" w:type="pct"/>
             <w:tcBorders>
-              <w:bottom w:val="single" w:sz="4" w:space="0" w:color="7030A0"/>
+              <w:bottom w:val="single" w:sz="4" w:space="0" w:color="5F2861"/>
             </w:tcBorders>
             <w:shd w:val="clear" w:color="auto" w:fill="FFFFFF"/>
           </w:tcPr>
@@ -5257,12 +5257,12 @@
       <w:tblPr>
         <w:tblW w:w="5000" w:type="pct"/>
         <w:tblBorders>
-          <w:top w:val="single" w:sz="4" w:space="0" w:color="7030A0"/>
-          <w:left w:val="single" w:sz="4" w:space="0" w:color="7030A0"/>
-          <w:bottom w:val="single" w:sz="4" w:space="0" w:color="7030A0"/>
-          <w:right w:val="single" w:sz="4" w:space="0" w:color="7030A0"/>
+          <w:top w:val="single" w:sz="4" w:space="0" w:color="5F2861"/>
+          <w:left w:val="single" w:sz="4" w:space="0" w:color="5F2861"/>
+          <w:bottom w:val="single" w:sz="4" w:space="0" w:color="5F2861"/>
+          <w:right w:val="single" w:sz="4" w:space="0" w:color="5F2861"/>
         </w:tblBorders>
-        <w:shd w:val="clear" w:color="auto" w:fill="EFE7F5"/>
+        <w:shd w:val="clear" w:color="auto" w:fill="F2EEF2"/>
         <w:tblLook w:val="0000" w:firstRow="0" w:lastRow="0" w:firstColumn="0" w:lastColumn="0" w:noHBand="0" w:noVBand="0"/>
       </w:tblPr>
       <w:tblGrid>
@@ -5278,24 +5278,24 @@
         <w:tc>
           <w:tcPr>
             <w:tcW w:w="5000" w:type="pct"/>
-            <w:shd w:val="clear" w:color="auto" w:fill="EFE7F5"/>
-          </w:tcPr>
-          <w:p>
-            <w:pPr>
-              <w:rPr>
-                <w:color w:val="4C1D6B"/>
-              </w:rPr>
-            </w:pPr>
-            <w:r>
-              <w:rPr>
-                <w:b/>
-                <w:color w:val="4C1D6B"/>
+            <w:shd w:val="clear" w:color="auto" w:fill="F2EEF2"/>
+          </w:tcPr>
+          <w:p>
+            <w:pPr>
+              <w:rPr>
+                <w:color w:val="5F2861"/>
+              </w:rPr>
+            </w:pPr>
+            <w:r>
+              <w:rPr>
+                <w:b/>
+                <w:color w:val="5F2861"/>
               </w:rPr>
               <w:t xml:space="preserve">NSG:  </w:t>
             </w:r>
             <w:r>
               <w:rPr>
-                <w:color w:val="4C1D6B"/>
+                <w:color w:val="5F2861"/>
               </w:rPr>
               <w:t>[NSG Name, e.g. nsg-app-prod-uks]</w:t>
             </w:r>
@@ -5308,12 +5308,12 @@
       <w:tblPr>
         <w:tblW w:w="5000" w:type="pct"/>
         <w:tblBorders>
-          <w:top w:val="single" w:sz="4" w:space="0" w:color="7030A0"/>
-          <w:left w:val="single" w:sz="4" w:space="0" w:color="7030A0"/>
-          <w:bottom w:val="single" w:sz="4" w:space="0" w:color="7030A0"/>
-          <w:right w:val="single" w:sz="4" w:space="0" w:color="7030A0"/>
-          <w:insideH w:val="single" w:sz="4" w:space="0" w:color="7030A0"/>
-          <w:insideV w:val="single" w:sz="4" w:space="0" w:color="7030A0"/>
+          <w:top w:val="single" w:sz="4" w:space="0" w:color="5F2861"/>
+          <w:left w:val="single" w:sz="4" w:space="0" w:color="5F2861"/>
+          <w:bottom w:val="single" w:sz="4" w:space="0" w:color="5F2861"/>
+          <w:right w:val="single" w:sz="4" w:space="0" w:color="5F2861"/>
+          <w:insideH w:val="single" w:sz="4" w:space="0" w:color="5F2861"/>
+          <w:insideV w:val="single" w:sz="4" w:space="0" w:color="5F2861"/>
         </w:tblBorders>
         <w:tblLook w:val="0000" w:firstRow="0" w:lastRow="0" w:firstColumn="0" w:lastColumn="0" w:noHBand="0" w:noVBand="0"/>
       </w:tblPr>
@@ -5341,9 +5341,9 @@
           <w:tcPr>
             <w:tcW w:w="625" w:type="pct"/>
             <w:tcBorders>
-              <w:bottom w:val="single" w:sz="4" w:space="0" w:color="7030A0"/>
-            </w:tcBorders>
-            <w:shd w:val="clear" w:color="auto" w:fill="7030A0"/>
+              <w:bottom w:val="single" w:sz="4" w:space="0" w:color="5F2861"/>
+            </w:tcBorders>
+            <w:shd w:val="clear" w:color="auto" w:fill="5F2861"/>
           </w:tcPr>
           <w:p>
             <w:pPr>
@@ -5365,9 +5365,9 @@
           <w:tcPr>
             <w:tcW w:w="625" w:type="pct"/>
             <w:tcBorders>
-              <w:bottom w:val="single" w:sz="4" w:space="0" w:color="7030A0"/>
-            </w:tcBorders>
-            <w:shd w:val="clear" w:color="auto" w:fill="7030A0"/>
+              <w:bottom w:val="single" w:sz="4" w:space="0" w:color="5F2861"/>
+            </w:tcBorders>
+            <w:shd w:val="clear" w:color="auto" w:fill="5F2861"/>
           </w:tcPr>
           <w:p>
             <w:pPr>
@@ -5389,9 +5389,9 @@
           <w:tcPr>
             <w:tcW w:w="625" w:type="pct"/>
             <w:tcBorders>
-              <w:bottom w:val="single" w:sz="4" w:space="0" w:color="7030A0"/>
-            </w:tcBorders>
-            <w:shd w:val="clear" w:color="auto" w:fill="7030A0"/>
+              <w:bottom w:val="single" w:sz="4" w:space="0" w:color="5F2861"/>
+            </w:tcBorders>
+            <w:shd w:val="clear" w:color="auto" w:fill="5F2861"/>
           </w:tcPr>
           <w:p>
             <w:pPr>
@@ -5413,9 +5413,9 @@
           <w:tcPr>
             <w:tcW w:w="625" w:type="pct"/>
             <w:tcBorders>
-              <w:bottom w:val="single" w:sz="4" w:space="0" w:color="7030A0"/>
-            </w:tcBorders>
-            <w:shd w:val="clear" w:color="auto" w:fill="7030A0"/>
+              <w:bottom w:val="single" w:sz="4" w:space="0" w:color="5F2861"/>
+            </w:tcBorders>
+            <w:shd w:val="clear" w:color="auto" w:fill="5F2861"/>
           </w:tcPr>
           <w:p>
             <w:pPr>
@@ -5437,9 +5437,9 @@
           <w:tcPr>
             <w:tcW w:w="625" w:type="pct"/>
             <w:tcBorders>
-              <w:bottom w:val="single" w:sz="4" w:space="0" w:color="7030A0"/>
-            </w:tcBorders>
-            <w:shd w:val="clear" w:color="auto" w:fill="7030A0"/>
+              <w:bottom w:val="single" w:sz="4" w:space="0" w:color="5F2861"/>
+            </w:tcBorders>
+            <w:shd w:val="clear" w:color="auto" w:fill="5F2861"/>
           </w:tcPr>
           <w:p>
             <w:pPr>
@@ -5461,9 +5461,9 @@
           <w:tcPr>
             <w:tcW w:w="625" w:type="pct"/>
             <w:tcBorders>
-              <w:bottom w:val="single" w:sz="4" w:space="0" w:color="7030A0"/>
-            </w:tcBorders>
-            <w:shd w:val="clear" w:color="auto" w:fill="7030A0"/>
+              <w:bottom w:val="single" w:sz="4" w:space="0" w:color="5F2861"/>
+            </w:tcBorders>
+            <w:shd w:val="clear" w:color="auto" w:fill="5F2861"/>
           </w:tcPr>
           <w:p>
             <w:pPr>
@@ -5485,9 +5485,9 @@
           <w:tcPr>
             <w:tcW w:w="625" w:type="pct"/>
             <w:tcBorders>
-              <w:bottom w:val="single" w:sz="4" w:space="0" w:color="7030A0"/>
-            </w:tcBorders>
-            <w:shd w:val="clear" w:color="auto" w:fill="7030A0"/>
+              <w:bottom w:val="single" w:sz="4" w:space="0" w:color="5F2861"/>
+            </w:tcBorders>
+            <w:shd w:val="clear" w:color="auto" w:fill="5F2861"/>
           </w:tcPr>
           <w:p>
             <w:pPr>
@@ -5509,9 +5509,9 @@
           <w:tcPr>
             <w:tcW w:w="625" w:type="pct"/>
             <w:tcBorders>
-              <w:bottom w:val="single" w:sz="4" w:space="0" w:color="7030A0"/>
-            </w:tcBorders>
-            <w:shd w:val="clear" w:color="auto" w:fill="7030A0"/>
+              <w:bottom w:val="single" w:sz="4" w:space="0" w:color="5F2861"/>
+            </w:tcBorders>
+            <w:shd w:val="clear" w:color="auto" w:fill="5F2861"/>
           </w:tcPr>
           <w:p>
             <w:pPr>
@@ -5541,7 +5541,7 @@
           <w:tcPr>
             <w:tcW w:w="625" w:type="pct"/>
             <w:tcBorders>
-              <w:bottom w:val="single" w:sz="4" w:space="0" w:color="7030A0"/>
+              <w:bottom w:val="single" w:sz="4" w:space="0" w:color="5F2861"/>
             </w:tcBorders>
             <w:shd w:val="clear" w:color="auto" w:fill="FFFFFF"/>
           </w:tcPr>
@@ -5555,7 +5555,7 @@
           <w:tcPr>
             <w:tcW w:w="625" w:type="pct"/>
             <w:tcBorders>
-              <w:bottom w:val="single" w:sz="4" w:space="0" w:color="7030A0"/>
+              <w:bottom w:val="single" w:sz="4" w:space="0" w:color="5F2861"/>
             </w:tcBorders>
             <w:shd w:val="clear" w:color="auto" w:fill="FFFFFF"/>
           </w:tcPr>
@@ -5569,7 +5569,7 @@
           <w:tcPr>
             <w:tcW w:w="625" w:type="pct"/>
             <w:tcBorders>
-              <w:bottom w:val="single" w:sz="4" w:space="0" w:color="7030A0"/>
+              <w:bottom w:val="single" w:sz="4" w:space="0" w:color="5F2861"/>
             </w:tcBorders>
             <w:shd w:val="clear" w:color="auto" w:fill="FFFFFF"/>
           </w:tcPr>
@@ -5583,7 +5583,7 @@
           <w:tcPr>
             <w:tcW w:w="625" w:type="pct"/>
             <w:tcBorders>
-              <w:bottom w:val="single" w:sz="4" w:space="0" w:color="7030A0"/>
+              <w:bottom w:val="single" w:sz="4" w:space="0" w:color="5F2861"/>
             </w:tcBorders>
             <w:shd w:val="clear" w:color="auto" w:fill="FFFFFF"/>
           </w:tcPr>
@@ -5597,7 +5597,7 @@
           <w:tcPr>
             <w:tcW w:w="625" w:type="pct"/>
             <w:tcBorders>
-              <w:bottom w:val="single" w:sz="4" w:space="0" w:color="7030A0"/>
+              <w:bottom w:val="single" w:sz="4" w:space="0" w:color="5F2861"/>
             </w:tcBorders>
             <w:shd w:val="clear" w:color="auto" w:fill="FFFFFF"/>
           </w:tcPr>
@@ -5611,7 +5611,7 @@
           <w:tcPr>
             <w:tcW w:w="625" w:type="pct"/>
             <w:tcBorders>
-              <w:bottom w:val="single" w:sz="4" w:space="0" w:color="7030A0"/>
+              <w:bottom w:val="single" w:sz="4" w:space="0" w:color="5F2861"/>
             </w:tcBorders>
             <w:shd w:val="clear" w:color="auto" w:fill="FFFFFF"/>
           </w:tcPr>
@@ -5625,7 +5625,7 @@
           <w:tcPr>
             <w:tcW w:w="625" w:type="pct"/>
             <w:tcBorders>
-              <w:bottom w:val="single" w:sz="4" w:space="0" w:color="7030A0"/>
+              <w:bottom w:val="single" w:sz="4" w:space="0" w:color="5F2861"/>
             </w:tcBorders>
             <w:shd w:val="clear" w:color="auto" w:fill="FFFFFF"/>
           </w:tcPr>
@@ -5639,7 +5639,7 @@
           <w:tcPr>
             <w:tcW w:w="625" w:type="pct"/>
             <w:tcBorders>
-              <w:bottom w:val="single" w:sz="4" w:space="0" w:color="7030A0"/>
+              <w:bottom w:val="single" w:sz="4" w:space="0" w:color="5F2861"/>
             </w:tcBorders>
             <w:shd w:val="clear" w:color="auto" w:fill="FFFFFF"/>
           </w:tcPr>
@@ -5661,7 +5661,7 @@
           <w:tcPr>
             <w:tcW w:w="625" w:type="pct"/>
             <w:tcBorders>
-              <w:bottom w:val="single" w:sz="4" w:space="0" w:color="7030A0"/>
+              <w:bottom w:val="single" w:sz="4" w:space="0" w:color="5F2861"/>
             </w:tcBorders>
             <w:shd w:val="clear" w:color="auto" w:fill="FFFFFF"/>
           </w:tcPr>
@@ -5675,7 +5675,7 @@
           <w:tcPr>
             <w:tcW w:w="625" w:type="pct"/>
             <w:tcBorders>
-              <w:bottom w:val="single" w:sz="4" w:space="0" w:color="7030A0"/>
+              <w:bottom w:val="single" w:sz="4" w:space="0" w:color="5F2861"/>
             </w:tcBorders>
             <w:shd w:val="clear" w:color="auto" w:fill="FFFFFF"/>
           </w:tcPr>
@@ -5689,7 +5689,7 @@
           <w:tcPr>
             <w:tcW w:w="625" w:type="pct"/>
             <w:tcBorders>
-              <w:bottom w:val="single" w:sz="4" w:space="0" w:color="7030A0"/>
+              <w:bottom w:val="single" w:sz="4" w:space="0" w:color="5F2861"/>
             </w:tcBorders>
             <w:shd w:val="clear" w:color="auto" w:fill="FFFFFF"/>
           </w:tcPr>
@@ -5703,7 +5703,7 @@
           <w:tcPr>
             <w:tcW w:w="625" w:type="pct"/>
             <w:tcBorders>
-              <w:bottom w:val="single" w:sz="4" w:space="0" w:color="7030A0"/>
+              <w:bottom w:val="single" w:sz="4" w:space="0" w:color="5F2861"/>
             </w:tcBorders>
             <w:shd w:val="clear" w:color="auto" w:fill="FFFFFF"/>
           </w:tcPr>
@@ -5717,7 +5717,7 @@
           <w:tcPr>
             <w:tcW w:w="625" w:type="pct"/>
             <w:tcBorders>
-              <w:bottom w:val="single" w:sz="4" w:space="0" w:color="7030A0"/>
+              <w:bottom w:val="single" w:sz="4" w:space="0" w:color="5F2861"/>
             </w:tcBorders>
             <w:shd w:val="clear" w:color="auto" w:fill="FFFFFF"/>
           </w:tcPr>
@@ -5731,7 +5731,7 @@
           <w:tcPr>
             <w:tcW w:w="625" w:type="pct"/>
             <w:tcBorders>
-              <w:bottom w:val="single" w:sz="4" w:space="0" w:color="7030A0"/>
+              <w:bottom w:val="single" w:sz="4" w:space="0" w:color="5F2861"/>
             </w:tcBorders>
             <w:shd w:val="clear" w:color="auto" w:fill="FFFFFF"/>
           </w:tcPr>
@@ -5745,7 +5745,7 @@
           <w:tcPr>
             <w:tcW w:w="625" w:type="pct"/>
             <w:tcBorders>
-              <w:bottom w:val="single" w:sz="4" w:space="0" w:color="7030A0"/>
+              <w:bottom w:val="single" w:sz="4" w:space="0" w:color="5F2861"/>
             </w:tcBorders>
             <w:shd w:val="clear" w:color="auto" w:fill="FFFFFF"/>
           </w:tcPr>
@@ -5759,7 +5759,7 @@
           <w:tcPr>
             <w:tcW w:w="625" w:type="pct"/>
             <w:tcBorders>
-              <w:bottom w:val="single" w:sz="4" w:space="0" w:color="7030A0"/>
+              <w:bottom w:val="single" w:sz="4" w:space="0" w:color="5F2861"/>
             </w:tcBorders>
             <w:shd w:val="clear" w:color="auto" w:fill="FFFFFF"/>
           </w:tcPr>
@@ -5880,12 +5880,12 @@
       <w:tblPr>
         <w:tblW w:w="5000" w:type="pct"/>
         <w:tblBorders>
-          <w:top w:val="single" w:sz="4" w:space="0" w:color="7030A0"/>
-          <w:left w:val="single" w:sz="4" w:space="0" w:color="7030A0"/>
-          <w:bottom w:val="single" w:sz="4" w:space="0" w:color="7030A0"/>
-          <w:right w:val="single" w:sz="4" w:space="0" w:color="7030A0"/>
-          <w:insideH w:val="single" w:sz="4" w:space="0" w:color="7030A0"/>
-          <w:insideV w:val="single" w:sz="4" w:space="0" w:color="7030A0"/>
+          <w:top w:val="single" w:sz="4" w:space="0" w:color="5F2861"/>
+          <w:left w:val="single" w:sz="4" w:space="0" w:color="5F2861"/>
+          <w:bottom w:val="single" w:sz="4" w:space="0" w:color="5F2861"/>
+          <w:right w:val="single" w:sz="4" w:space="0" w:color="5F2861"/>
+          <w:insideH w:val="single" w:sz="4" w:space="0" w:color="5F2861"/>
+          <w:insideV w:val="single" w:sz="4" w:space="0" w:color="5F2861"/>
         </w:tblBorders>
         <w:tblLook w:val="0000" w:firstRow="0" w:lastRow="0" w:firstColumn="0" w:lastColumn="0" w:noHBand="0" w:noVBand="0"/>
       </w:tblPr>
@@ -5911,9 +5911,9 @@
           <w:tcPr>
             <w:tcW w:w="833" w:type="pct"/>
             <w:tcBorders>
-              <w:bottom w:val="single" w:sz="4" w:space="0" w:color="7030A0"/>
-            </w:tcBorders>
-            <w:shd w:val="clear" w:color="auto" w:fill="7030A0"/>
+              <w:bottom w:val="single" w:sz="4" w:space="0" w:color="5F2861"/>
+            </w:tcBorders>
+            <w:shd w:val="clear" w:color="auto" w:fill="5F2861"/>
           </w:tcPr>
           <w:p>
             <w:pPr>
@@ -5935,9 +5935,9 @@
           <w:tcPr>
             <w:tcW w:w="833" w:type="pct"/>
             <w:tcBorders>
-              <w:bottom w:val="single" w:sz="4" w:space="0" w:color="7030A0"/>
-            </w:tcBorders>
-            <w:shd w:val="clear" w:color="auto" w:fill="7030A0"/>
+              <w:bottom w:val="single" w:sz="4" w:space="0" w:color="5F2861"/>
+            </w:tcBorders>
+            <w:shd w:val="clear" w:color="auto" w:fill="5F2861"/>
           </w:tcPr>
           <w:p>
             <w:pPr>
@@ -5959,9 +5959,9 @@
           <w:tcPr>
             <w:tcW w:w="833" w:type="pct"/>
             <w:tcBorders>
-              <w:bottom w:val="single" w:sz="4" w:space="0" w:color="7030A0"/>
-            </w:tcBorders>
-            <w:shd w:val="clear" w:color="auto" w:fill="7030A0"/>
+              <w:bottom w:val="single" w:sz="4" w:space="0" w:color="5F2861"/>
+            </w:tcBorders>
+            <w:shd w:val="clear" w:color="auto" w:fill="5F2861"/>
           </w:tcPr>
           <w:p>
             <w:pPr>
@@ -5983,9 +5983,9 @@
           <w:tcPr>
             <w:tcW w:w="833" w:type="pct"/>
             <w:tcBorders>
-              <w:bottom w:val="single" w:sz="4" w:space="0" w:color="7030A0"/>
-            </w:tcBorders>
-            <w:shd w:val="clear" w:color="auto" w:fill="7030A0"/>
+              <w:bottom w:val="single" w:sz="4" w:space="0" w:color="5F2861"/>
+            </w:tcBorders>
+            <w:shd w:val="clear" w:color="auto" w:fill="5F2861"/>
           </w:tcPr>
           <w:p>
             <w:pPr>
@@ -6007,9 +6007,9 @@
           <w:tcPr>
             <w:tcW w:w="833" w:type="pct"/>
             <w:tcBorders>
-              <w:bottom w:val="single" w:sz="4" w:space="0" w:color="7030A0"/>
-            </w:tcBorders>
-            <w:shd w:val="clear" w:color="auto" w:fill="7030A0"/>
+              <w:bottom w:val="single" w:sz="4" w:space="0" w:color="5F2861"/>
+            </w:tcBorders>
+            <w:shd w:val="clear" w:color="auto" w:fill="5F2861"/>
           </w:tcPr>
           <w:p>
             <w:pPr>
@@ -6031,9 +6031,9 @@
           <w:tcPr>
             <w:tcW w:w="833" w:type="pct"/>
             <w:tcBorders>
-              <w:bottom w:val="single" w:sz="4" w:space="0" w:color="7030A0"/>
-            </w:tcBorders>
-            <w:shd w:val="clear" w:color="auto" w:fill="7030A0"/>
+              <w:bottom w:val="single" w:sz="4" w:space="0" w:color="5F2861"/>
+            </w:tcBorders>
+            <w:shd w:val="clear" w:color="auto" w:fill="5F2861"/>
           </w:tcPr>
           <w:p>
             <w:pPr>
@@ -6063,7 +6063,7 @@
           <w:tcPr>
             <w:tcW w:w="833" w:type="pct"/>
             <w:tcBorders>
-              <w:bottom w:val="single" w:sz="4" w:space="0" w:color="7030A0"/>
+              <w:bottom w:val="single" w:sz="4" w:space="0" w:color="5F2861"/>
             </w:tcBorders>
             <w:shd w:val="clear" w:color="auto" w:fill="FFFFFF"/>
           </w:tcPr>
@@ -6077,7 +6077,7 @@
           <w:tcPr>
             <w:tcW w:w="833" w:type="pct"/>
             <w:tcBorders>
-              <w:bottom w:val="single" w:sz="4" w:space="0" w:color="7030A0"/>
+              <w:bottom w:val="single" w:sz="4" w:space="0" w:color="5F2861"/>
             </w:tcBorders>
             <w:shd w:val="clear" w:color="auto" w:fill="FFFFFF"/>
           </w:tcPr>
@@ -6091,7 +6091,7 @@
           <w:tcPr>
             <w:tcW w:w="833" w:type="pct"/>
             <w:tcBorders>
-              <w:bottom w:val="single" w:sz="4" w:space="0" w:color="7030A0"/>
+              <w:bottom w:val="single" w:sz="4" w:space="0" w:color="5F2861"/>
             </w:tcBorders>
             <w:shd w:val="clear" w:color="auto" w:fill="FFFFFF"/>
           </w:tcPr>
@@ -6105,7 +6105,7 @@
           <w:tcPr>
             <w:tcW w:w="833" w:type="pct"/>
             <w:tcBorders>
-              <w:bottom w:val="single" w:sz="4" w:space="0" w:color="7030A0"/>
+              <w:bottom w:val="single" w:sz="4" w:space="0" w:color="5F2861"/>
             </w:tcBorders>
             <w:shd w:val="clear" w:color="auto" w:fill="FFFFFF"/>
           </w:tcPr>
@@ -6119,7 +6119,7 @@
           <w:tcPr>
             <w:tcW w:w="833" w:type="pct"/>
             <w:tcBorders>
-              <w:bottom w:val="single" w:sz="4" w:space="0" w:color="7030A0"/>
+              <w:bottom w:val="single" w:sz="4" w:space="0" w:color="5F2861"/>
             </w:tcBorders>
             <w:shd w:val="clear" w:color="auto" w:fill="FFFFFF"/>
           </w:tcPr>
@@ -6133,7 +6133,7 @@
           <w:tcPr>
             <w:tcW w:w="833" w:type="pct"/>
             <w:tcBorders>
-              <w:bottom w:val="single" w:sz="4" w:space="0" w:color="7030A0"/>
+              <w:bottom w:val="single" w:sz="4" w:space="0" w:color="5F2861"/>
             </w:tcBorders>
             <w:shd w:val="clear" w:color="auto" w:fill="FFFFFF"/>
           </w:tcPr>
@@ -6232,12 +6232,12 @@
       <w:tblPr>
         <w:tblW w:w="5000" w:type="pct"/>
         <w:tblBorders>
-          <w:top w:val="single" w:sz="4" w:space="0" w:color="7030A0"/>
-          <w:left w:val="single" w:sz="4" w:space="0" w:color="7030A0"/>
-          <w:bottom w:val="single" w:sz="4" w:space="0" w:color="7030A0"/>
-          <w:right w:val="single" w:sz="4" w:space="0" w:color="7030A0"/>
-          <w:insideH w:val="single" w:sz="4" w:space="0" w:color="7030A0"/>
-          <w:insideV w:val="single" w:sz="4" w:space="0" w:color="7030A0"/>
+          <w:top w:val="single" w:sz="4" w:space="0" w:color="5F2861"/>
+          <w:left w:val="single" w:sz="4" w:space="0" w:color="5F2861"/>
+          <w:bottom w:val="single" w:sz="4" w:space="0" w:color="5F2861"/>
+          <w:right w:val="single" w:sz="4" w:space="0" w:color="5F2861"/>
+          <w:insideH w:val="single" w:sz="4" w:space="0" w:color="5F2861"/>
+          <w:insideV w:val="single" w:sz="4" w:space="0" w:color="5F2861"/>
         </w:tblBorders>
         <w:tblLook w:val="0000" w:firstRow="0" w:lastRow="0" w:firstColumn="0" w:lastColumn="0" w:noHBand="0" w:noVBand="0"/>
       </w:tblPr>
@@ -6262,9 +6262,9 @@
           <w:tcPr>
             <w:tcW w:w="1000" w:type="pct"/>
             <w:tcBorders>
-              <w:bottom w:val="single" w:sz="4" w:space="0" w:color="7030A0"/>
-            </w:tcBorders>
-            <w:shd w:val="clear" w:color="auto" w:fill="7030A0"/>
+              <w:bottom w:val="single" w:sz="4" w:space="0" w:color="5F2861"/>
+            </w:tcBorders>
+            <w:shd w:val="clear" w:color="auto" w:fill="5F2861"/>
           </w:tcPr>
           <w:p>
             <w:pPr>
@@ -6287,9 +6287,9 @@
           <w:tcPr>
             <w:tcW w:w="1000" w:type="pct"/>
             <w:tcBorders>
-              <w:bottom w:val="single" w:sz="4" w:space="0" w:color="7030A0"/>
-            </w:tcBorders>
-            <w:shd w:val="clear" w:color="auto" w:fill="7030A0"/>
+              <w:bottom w:val="single" w:sz="4" w:space="0" w:color="5F2861"/>
+            </w:tcBorders>
+            <w:shd w:val="clear" w:color="auto" w:fill="5F2861"/>
           </w:tcPr>
           <w:p>
             <w:pPr>
@@ -6311,9 +6311,9 @@
           <w:tcPr>
             <w:tcW w:w="1000" w:type="pct"/>
             <w:tcBorders>
-              <w:bottom w:val="single" w:sz="4" w:space="0" w:color="7030A0"/>
-            </w:tcBorders>
-            <w:shd w:val="clear" w:color="auto" w:fill="7030A0"/>
+              <w:bottom w:val="single" w:sz="4" w:space="0" w:color="5F2861"/>
+            </w:tcBorders>
+            <w:shd w:val="clear" w:color="auto" w:fill="5F2861"/>
           </w:tcPr>
           <w:p>
             <w:pPr>
@@ -6335,9 +6335,9 @@
           <w:tcPr>
             <w:tcW w:w="1000" w:type="pct"/>
             <w:tcBorders>
-              <w:bottom w:val="single" w:sz="4" w:space="0" w:color="7030A0"/>
-            </w:tcBorders>
-            <w:shd w:val="clear" w:color="auto" w:fill="7030A0"/>
+              <w:bottom w:val="single" w:sz="4" w:space="0" w:color="5F2861"/>
+            </w:tcBorders>
+            <w:shd w:val="clear" w:color="auto" w:fill="5F2861"/>
           </w:tcPr>
           <w:p>
             <w:pPr>
@@ -6359,9 +6359,9 @@
           <w:tcPr>
             <w:tcW w:w="1000" w:type="pct"/>
             <w:tcBorders>
-              <w:bottom w:val="single" w:sz="4" w:space="0" w:color="7030A0"/>
-            </w:tcBorders>
-            <w:shd w:val="clear" w:color="auto" w:fill="7030A0"/>
+              <w:bottom w:val="single" w:sz="4" w:space="0" w:color="5F2861"/>
+            </w:tcBorders>
+            <w:shd w:val="clear" w:color="auto" w:fill="5F2861"/>
           </w:tcPr>
           <w:p>
             <w:pPr>
@@ -6391,7 +6391,7 @@
           <w:tcPr>
             <w:tcW w:w="1000" w:type="pct"/>
             <w:tcBorders>
-              <w:bottom w:val="single" w:sz="4" w:space="0" w:color="7030A0"/>
+              <w:bottom w:val="single" w:sz="4" w:space="0" w:color="5F2861"/>
             </w:tcBorders>
             <w:shd w:val="clear" w:color="auto" w:fill="FFFFFF"/>
           </w:tcPr>
@@ -6405,7 +6405,7 @@
           <w:tcPr>
             <w:tcW w:w="1000" w:type="pct"/>
             <w:tcBorders>
-              <w:bottom w:val="single" w:sz="4" w:space="0" w:color="7030A0"/>
+              <w:bottom w:val="single" w:sz="4" w:space="0" w:color="5F2861"/>
             </w:tcBorders>
             <w:shd w:val="clear" w:color="auto" w:fill="FFFFFF"/>
           </w:tcPr>
@@ -6419,7 +6419,7 @@
           <w:tcPr>
             <w:tcW w:w="1000" w:type="pct"/>
             <w:tcBorders>
-              <w:bottom w:val="single" w:sz="4" w:space="0" w:color="7030A0"/>
+              <w:bottom w:val="single" w:sz="4" w:space="0" w:color="5F2861"/>
             </w:tcBorders>
             <w:shd w:val="clear" w:color="auto" w:fill="FFFFFF"/>
           </w:tcPr>
@@ -6433,7 +6433,7 @@
           <w:tcPr>
             <w:tcW w:w="1000" w:type="pct"/>
             <w:tcBorders>
-              <w:bottom w:val="single" w:sz="4" w:space="0" w:color="7030A0"/>
+              <w:bottom w:val="single" w:sz="4" w:space="0" w:color="5F2861"/>
             </w:tcBorders>
             <w:shd w:val="clear" w:color="auto" w:fill="FFFFFF"/>
           </w:tcPr>
@@ -6447,7 +6447,7 @@
           <w:tcPr>
             <w:tcW w:w="1000" w:type="pct"/>
             <w:tcBorders>
-              <w:bottom w:val="single" w:sz="4" w:space="0" w:color="7030A0"/>
+              <w:bottom w:val="single" w:sz="4" w:space="0" w:color="5F2861"/>
             </w:tcBorders>
             <w:shd w:val="clear" w:color="auto" w:fill="FFFFFF"/>
           </w:tcPr>
@@ -6469,7 +6469,7 @@
           <w:tcPr>
             <w:tcW w:w="1000" w:type="pct"/>
             <w:tcBorders>
-              <w:bottom w:val="single" w:sz="4" w:space="0" w:color="7030A0"/>
+              <w:bottom w:val="single" w:sz="4" w:space="0" w:color="5F2861"/>
             </w:tcBorders>
             <w:shd w:val="clear" w:color="auto" w:fill="FFFFFF"/>
           </w:tcPr>
@@ -6483,7 +6483,7 @@
           <w:tcPr>
             <w:tcW w:w="1000" w:type="pct"/>
             <w:tcBorders>
-              <w:bottom w:val="single" w:sz="4" w:space="0" w:color="7030A0"/>
+              <w:bottom w:val="single" w:sz="4" w:space="0" w:color="5F2861"/>
             </w:tcBorders>
             <w:shd w:val="clear" w:color="auto" w:fill="FFFFFF"/>
           </w:tcPr>
@@ -6497,7 +6497,7 @@
           <w:tcPr>
             <w:tcW w:w="1000" w:type="pct"/>
             <w:tcBorders>
-              <w:bottom w:val="single" w:sz="4" w:space="0" w:color="7030A0"/>
+              <w:bottom w:val="single" w:sz="4" w:space="0" w:color="5F2861"/>
             </w:tcBorders>
             <w:shd w:val="clear" w:color="auto" w:fill="FFFFFF"/>
           </w:tcPr>
@@ -6511,7 +6511,7 @@
           <w:tcPr>
             <w:tcW w:w="1000" w:type="pct"/>
             <w:tcBorders>
-              <w:bottom w:val="single" w:sz="4" w:space="0" w:color="7030A0"/>
+              <w:bottom w:val="single" w:sz="4" w:space="0" w:color="5F2861"/>
             </w:tcBorders>
             <w:shd w:val="clear" w:color="auto" w:fill="FFFFFF"/>
           </w:tcPr>
@@ -6525,7 +6525,7 @@
           <w:tcPr>
             <w:tcW w:w="1000" w:type="pct"/>
             <w:tcBorders>
-              <w:bottom w:val="single" w:sz="4" w:space="0" w:color="7030A0"/>
+              <w:bottom w:val="single" w:sz="4" w:space="0" w:color="5F2861"/>
             </w:tcBorders>
             <w:shd w:val="clear" w:color="auto" w:fill="FFFFFF"/>
           </w:tcPr>
@@ -6621,12 +6621,12 @@
       <w:tblPr>
         <w:tblW w:w="5000" w:type="pct"/>
         <w:tblBorders>
-          <w:top w:val="single" w:sz="4" w:space="0" w:color="7030A0"/>
-          <w:left w:val="single" w:sz="4" w:space="0" w:color="7030A0"/>
-          <w:bottom w:val="single" w:sz="4" w:space="0" w:color="7030A0"/>
-          <w:right w:val="single" w:sz="4" w:space="0" w:color="7030A0"/>
-          <w:insideH w:val="single" w:sz="4" w:space="0" w:color="7030A0"/>
-          <w:insideV w:val="single" w:sz="4" w:space="0" w:color="7030A0"/>
+          <w:top w:val="single" w:sz="4" w:space="0" w:color="5F2861"/>
+          <w:left w:val="single" w:sz="4" w:space="0" w:color="5F2861"/>
+          <w:bottom w:val="single" w:sz="4" w:space="0" w:color="5F2861"/>
+          <w:right w:val="single" w:sz="4" w:space="0" w:color="5F2861"/>
+          <w:insideH w:val="single" w:sz="4" w:space="0" w:color="5F2861"/>
+          <w:insideV w:val="single" w:sz="4" w:space="0" w:color="5F2861"/>
         </w:tblBorders>
         <w:tblLook w:val="0000" w:firstRow="0" w:lastRow="0" w:firstColumn="0" w:lastColumn="0" w:noHBand="0" w:noVBand="0"/>
       </w:tblPr>
@@ -6651,9 +6651,9 @@
           <w:tcPr>
             <w:tcW w:w="1000" w:type="pct"/>
             <w:tcBorders>
-              <w:bottom w:val="single" w:sz="4" w:space="0" w:color="7030A0"/>
-            </w:tcBorders>
-            <w:shd w:val="clear" w:color="auto" w:fill="7030A0"/>
+              <w:bottom w:val="single" w:sz="4" w:space="0" w:color="5F2861"/>
+            </w:tcBorders>
+            <w:shd w:val="clear" w:color="auto" w:fill="5F2861"/>
           </w:tcPr>
           <w:p>
             <w:pPr>
@@ -6675,9 +6675,9 @@
           <w:tcPr>
             <w:tcW w:w="1000" w:type="pct"/>
             <w:tcBorders>
-              <w:bottom w:val="single" w:sz="4" w:space="0" w:color="7030A0"/>
-            </w:tcBorders>
-            <w:shd w:val="clear" w:color="auto" w:fill="7030A0"/>
+              <w:bottom w:val="single" w:sz="4" w:space="0" w:color="5F2861"/>
+            </w:tcBorders>
+            <w:shd w:val="clear" w:color="auto" w:fill="5F2861"/>
           </w:tcPr>
           <w:p>
             <w:pPr>
@@ -6699,9 +6699,9 @@
           <w:tcPr>
             <w:tcW w:w="1000" w:type="pct"/>
             <w:tcBorders>
-              <w:bottom w:val="single" w:sz="4" w:space="0" w:color="7030A0"/>
-            </w:tcBorders>
-            <w:shd w:val="clear" w:color="auto" w:fill="7030A0"/>
+              <w:bottom w:val="single" w:sz="4" w:space="0" w:color="5F2861"/>
+            </w:tcBorders>
+            <w:shd w:val="clear" w:color="auto" w:fill="5F2861"/>
           </w:tcPr>
           <w:p>
             <w:pPr>
@@ -6723,9 +6723,9 @@
           <w:tcPr>
             <w:tcW w:w="1000" w:type="pct"/>
             <w:tcBorders>
-              <w:bottom w:val="single" w:sz="4" w:space="0" w:color="7030A0"/>
-            </w:tcBorders>
-            <w:shd w:val="clear" w:color="auto" w:fill="7030A0"/>
+              <w:bottom w:val="single" w:sz="4" w:space="0" w:color="5F2861"/>
+            </w:tcBorders>
+            <w:shd w:val="clear" w:color="auto" w:fill="5F2861"/>
           </w:tcPr>
           <w:p>
             <w:pPr>
@@ -6747,9 +6747,9 @@
           <w:tcPr>
             <w:tcW w:w="1000" w:type="pct"/>
             <w:tcBorders>
-              <w:bottom w:val="single" w:sz="4" w:space="0" w:color="7030A0"/>
-            </w:tcBorders>
-            <w:shd w:val="clear" w:color="auto" w:fill="7030A0"/>
+              <w:bottom w:val="single" w:sz="4" w:space="0" w:color="5F2861"/>
+            </w:tcBorders>
+            <w:shd w:val="clear" w:color="auto" w:fill="5F2861"/>
           </w:tcPr>
           <w:p>
             <w:pPr>
@@ -6779,7 +6779,7 @@
           <w:tcPr>
             <w:tcW w:w="1000" w:type="pct"/>
             <w:tcBorders>
-              <w:bottom w:val="single" w:sz="4" w:space="0" w:color="7030A0"/>
+              <w:bottom w:val="single" w:sz="4" w:space="0" w:color="5F2861"/>
             </w:tcBorders>
             <w:shd w:val="clear" w:color="auto" w:fill="FFFFFF"/>
           </w:tcPr>
@@ -6793,7 +6793,7 @@
           <w:tcPr>
             <w:tcW w:w="1000" w:type="pct"/>
             <w:tcBorders>
-              <w:bottom w:val="single" w:sz="4" w:space="0" w:color="7030A0"/>
+              <w:bottom w:val="single" w:sz="4" w:space="0" w:color="5F2861"/>
             </w:tcBorders>
             <w:shd w:val="clear" w:color="auto" w:fill="FFFFFF"/>
           </w:tcPr>
@@ -6807,7 +6807,7 @@
           <w:tcPr>
             <w:tcW w:w="1000" w:type="pct"/>
             <w:tcBorders>
-              <w:bottom w:val="single" w:sz="4" w:space="0" w:color="7030A0"/>
+              <w:bottom w:val="single" w:sz="4" w:space="0" w:color="5F2861"/>
             </w:tcBorders>
             <w:shd w:val="clear" w:color="auto" w:fill="FFFFFF"/>
           </w:tcPr>
@@ -6821,7 +6821,7 @@
           <w:tcPr>
             <w:tcW w:w="1000" w:type="pct"/>
             <w:tcBorders>
-              <w:bottom w:val="single" w:sz="4" w:space="0" w:color="7030A0"/>
+              <w:bottom w:val="single" w:sz="4" w:space="0" w:color="5F2861"/>
             </w:tcBorders>
             <w:shd w:val="clear" w:color="auto" w:fill="FFFFFF"/>
           </w:tcPr>
@@ -6835,7 +6835,7 @@
           <w:tcPr>
             <w:tcW w:w="1000" w:type="pct"/>
             <w:tcBorders>
-              <w:bottom w:val="single" w:sz="4" w:space="0" w:color="7030A0"/>
+              <w:bottom w:val="single" w:sz="4" w:space="0" w:color="5F2861"/>
             </w:tcBorders>
             <w:shd w:val="clear" w:color="auto" w:fill="FFFFFF"/>
           </w:tcPr>
@@ -6857,7 +6857,7 @@
           <w:tcPr>
             <w:tcW w:w="1000" w:type="pct"/>
             <w:tcBorders>
-              <w:bottom w:val="single" w:sz="4" w:space="0" w:color="7030A0"/>
+              <w:bottom w:val="single" w:sz="4" w:space="0" w:color="5F2861"/>
             </w:tcBorders>
             <w:shd w:val="clear" w:color="auto" w:fill="FFFFFF"/>
           </w:tcPr>
@@ -6871,7 +6871,7 @@
           <w:tcPr>
             <w:tcW w:w="1000" w:type="pct"/>
             <w:tcBorders>
-              <w:bottom w:val="single" w:sz="4" w:space="0" w:color="7030A0"/>
+              <w:bottom w:val="single" w:sz="4" w:space="0" w:color="5F2861"/>
             </w:tcBorders>
             <w:shd w:val="clear" w:color="auto" w:fill="FFFFFF"/>
           </w:tcPr>
@@ -6885,7 +6885,7 @@
           <w:tcPr>
             <w:tcW w:w="1000" w:type="pct"/>
             <w:tcBorders>
-              <w:bottom w:val="single" w:sz="4" w:space="0" w:color="7030A0"/>
+              <w:bottom w:val="single" w:sz="4" w:space="0" w:color="5F2861"/>
             </w:tcBorders>
             <w:shd w:val="clear" w:color="auto" w:fill="FFFFFF"/>
           </w:tcPr>
@@ -6899,7 +6899,7 @@
           <w:tcPr>
             <w:tcW w:w="1000" w:type="pct"/>
             <w:tcBorders>
-              <w:bottom w:val="single" w:sz="4" w:space="0" w:color="7030A0"/>
+              <w:bottom w:val="single" w:sz="4" w:space="0" w:color="5F2861"/>
             </w:tcBorders>
             <w:shd w:val="clear" w:color="auto" w:fill="FFFFFF"/>
           </w:tcPr>
@@ -6913,7 +6913,7 @@
           <w:tcPr>
             <w:tcW w:w="1000" w:type="pct"/>
             <w:tcBorders>
-              <w:bottom w:val="single" w:sz="4" w:space="0" w:color="7030A0"/>
+              <w:bottom w:val="single" w:sz="4" w:space="0" w:color="5F2861"/>
             </w:tcBorders>
             <w:shd w:val="clear" w:color="auto" w:fill="FFFFFF"/>
           </w:tcPr>
@@ -6935,7 +6935,7 @@
           <w:tcPr>
             <w:tcW w:w="1000" w:type="pct"/>
             <w:tcBorders>
-              <w:bottom w:val="single" w:sz="4" w:space="0" w:color="7030A0"/>
+              <w:bottom w:val="single" w:sz="4" w:space="0" w:color="5F2861"/>
             </w:tcBorders>
             <w:shd w:val="clear" w:color="auto" w:fill="FFFFFF"/>
           </w:tcPr>
@@ -6949,7 +6949,7 @@
           <w:tcPr>
             <w:tcW w:w="1000" w:type="pct"/>
             <w:tcBorders>
-              <w:bottom w:val="single" w:sz="4" w:space="0" w:color="7030A0"/>
+              <w:bottom w:val="single" w:sz="4" w:space="0" w:color="5F2861"/>
             </w:tcBorders>
             <w:shd w:val="clear" w:color="auto" w:fill="FFFFFF"/>
           </w:tcPr>
@@ -6963,7 +6963,7 @@
           <w:tcPr>
             <w:tcW w:w="1000" w:type="pct"/>
             <w:tcBorders>
-              <w:bottom w:val="single" w:sz="4" w:space="0" w:color="7030A0"/>
+              <w:bottom w:val="single" w:sz="4" w:space="0" w:color="5F2861"/>
             </w:tcBorders>
             <w:shd w:val="clear" w:color="auto" w:fill="FFFFFF"/>
           </w:tcPr>
@@ -6977,7 +6977,7 @@
           <w:tcPr>
             <w:tcW w:w="1000" w:type="pct"/>
             <w:tcBorders>
-              <w:bottom w:val="single" w:sz="4" w:space="0" w:color="7030A0"/>
+              <w:bottom w:val="single" w:sz="4" w:space="0" w:color="5F2861"/>
             </w:tcBorders>
             <w:shd w:val="clear" w:color="auto" w:fill="FFFFFF"/>
           </w:tcPr>
@@ -6991,7 +6991,7 @@
           <w:tcPr>
             <w:tcW w:w="1000" w:type="pct"/>
             <w:tcBorders>
-              <w:bottom w:val="single" w:sz="4" w:space="0" w:color="7030A0"/>
+              <w:bottom w:val="single" w:sz="4" w:space="0" w:color="5F2861"/>
             </w:tcBorders>
             <w:shd w:val="clear" w:color="auto" w:fill="FFFFFF"/>
           </w:tcPr>
@@ -7079,12 +7079,12 @@
       <w:tblPr>
         <w:tblW w:w="5000" w:type="pct"/>
         <w:tblBorders>
-          <w:top w:val="single" w:sz="4" w:space="0" w:color="7030A0"/>
-          <w:left w:val="single" w:sz="4" w:space="0" w:color="7030A0"/>
-          <w:bottom w:val="single" w:sz="4" w:space="0" w:color="7030A0"/>
-          <w:right w:val="single" w:sz="4" w:space="0" w:color="7030A0"/>
-          <w:insideH w:val="single" w:sz="4" w:space="0" w:color="7030A0"/>
-          <w:insideV w:val="single" w:sz="4" w:space="0" w:color="7030A0"/>
+          <w:top w:val="single" w:sz="4" w:space="0" w:color="5F2861"/>
+          <w:left w:val="single" w:sz="4" w:space="0" w:color="5F2861"/>
+          <w:bottom w:val="single" w:sz="4" w:space="0" w:color="5F2861"/>
+          <w:right w:val="single" w:sz="4" w:space="0" w:color="5F2861"/>
+          <w:insideH w:val="single" w:sz="4" w:space="0" w:color="5F2861"/>
+          <w:insideV w:val="single" w:sz="4" w:space="0" w:color="5F2861"/>
         </w:tblBorders>
         <w:tblLook w:val="0000" w:firstRow="0" w:lastRow="0" w:firstColumn="0" w:lastColumn="0" w:noHBand="0" w:noVBand="0"/>
       </w:tblPr>
@@ -7109,9 +7109,9 @@
           <w:tcPr>
             <w:tcW w:w="1000" w:type="pct"/>
             <w:tcBorders>
-              <w:bottom w:val="single" w:sz="4" w:space="0" w:color="7030A0"/>
-            </w:tcBorders>
-            <w:shd w:val="clear" w:color="auto" w:fill="7030A0"/>
+              <w:bottom w:val="single" w:sz="4" w:space="0" w:color="5F2861"/>
+            </w:tcBorders>
+            <w:shd w:val="clear" w:color="auto" w:fill="5F2861"/>
           </w:tcPr>
           <w:p>
             <w:pPr>
@@ -7133,9 +7133,9 @@
           <w:tcPr>
             <w:tcW w:w="1000" w:type="pct"/>
             <w:tcBorders>
-              <w:bottom w:val="single" w:sz="4" w:space="0" w:color="7030A0"/>
-            </w:tcBorders>
-            <w:shd w:val="clear" w:color="auto" w:fill="7030A0"/>
+              <w:bottom w:val="single" w:sz="4" w:space="0" w:color="5F2861"/>
+            </w:tcBorders>
+            <w:shd w:val="clear" w:color="auto" w:fill="5F2861"/>
           </w:tcPr>
           <w:p>
             <w:pPr>
@@ -7157,9 +7157,9 @@
           <w:tcPr>
             <w:tcW w:w="1000" w:type="pct"/>
             <w:tcBorders>
-              <w:bottom w:val="single" w:sz="4" w:space="0" w:color="7030A0"/>
-            </w:tcBorders>
-            <w:shd w:val="clear" w:color="auto" w:fill="7030A0"/>
+              <w:bottom w:val="single" w:sz="4" w:space="0" w:color="5F2861"/>
+            </w:tcBorders>
+            <w:shd w:val="clear" w:color="auto" w:fill="5F2861"/>
           </w:tcPr>
           <w:p>
             <w:pPr>
@@ -7181,9 +7181,9 @@
           <w:tcPr>
             <w:tcW w:w="1000" w:type="pct"/>
             <w:tcBorders>
-              <w:bottom w:val="single" w:sz="4" w:space="0" w:color="7030A0"/>
-            </w:tcBorders>
-            <w:shd w:val="clear" w:color="auto" w:fill="7030A0"/>
+              <w:bottom w:val="single" w:sz="4" w:space="0" w:color="5F2861"/>
+            </w:tcBorders>
+            <w:shd w:val="clear" w:color="auto" w:fill="5F2861"/>
           </w:tcPr>
           <w:p>
             <w:pPr>
@@ -7205,9 +7205,9 @@
           <w:tcPr>
             <w:tcW w:w="1000" w:type="pct"/>
             <w:tcBorders>
-              <w:bottom w:val="single" w:sz="4" w:space="0" w:color="7030A0"/>
-            </w:tcBorders>
-            <w:shd w:val="clear" w:color="auto" w:fill="7030A0"/>
+              <w:bottom w:val="single" w:sz="4" w:space="0" w:color="5F2861"/>
+            </w:tcBorders>
+            <w:shd w:val="clear" w:color="auto" w:fill="5F2861"/>
           </w:tcPr>
           <w:p>
             <w:pPr>
@@ -7237,7 +7237,7 @@
           <w:tcPr>
             <w:tcW w:w="1000" w:type="pct"/>
             <w:tcBorders>
-              <w:bottom w:val="single" w:sz="4" w:space="0" w:color="7030A0"/>
+              <w:bottom w:val="single" w:sz="4" w:space="0" w:color="5F2861"/>
             </w:tcBorders>
             <w:shd w:val="clear" w:color="auto" w:fill="FFFFFF"/>
           </w:tcPr>
@@ -7251,7 +7251,7 @@
           <w:tcPr>
             <w:tcW w:w="1000" w:type="pct"/>
             <w:tcBorders>
-              <w:bottom w:val="single" w:sz="4" w:space="0" w:color="7030A0"/>
+              <w:bottom w:val="single" w:sz="4" w:space="0" w:color="5F2861"/>
             </w:tcBorders>
             <w:shd w:val="clear" w:color="auto" w:fill="FFFFFF"/>
           </w:tcPr>
@@ -7265,7 +7265,7 @@
           <w:tcPr>
             <w:tcW w:w="1000" w:type="pct"/>
             <w:tcBorders>
-              <w:bottom w:val="single" w:sz="4" w:space="0" w:color="7030A0"/>
+              <w:bottom w:val="single" w:sz="4" w:space="0" w:color="5F2861"/>
             </w:tcBorders>
             <w:shd w:val="clear" w:color="auto" w:fill="FFFFFF"/>
           </w:tcPr>
@@ -7279,7 +7279,7 @@
           <w:tcPr>
             <w:tcW w:w="1000" w:type="pct"/>
             <w:tcBorders>
-              <w:bottom w:val="single" w:sz="4" w:space="0" w:color="7030A0"/>
+              <w:bottom w:val="single" w:sz="4" w:space="0" w:color="5F2861"/>
             </w:tcBorders>
             <w:shd w:val="clear" w:color="auto" w:fill="FFFFFF"/>
           </w:tcPr>
@@ -7293,7 +7293,7 @@
           <w:tcPr>
             <w:tcW w:w="1000" w:type="pct"/>
             <w:tcBorders>
-              <w:bottom w:val="single" w:sz="4" w:space="0" w:color="7030A0"/>
+              <w:bottom w:val="single" w:sz="4" w:space="0" w:color="5F2861"/>
             </w:tcBorders>
             <w:shd w:val="clear" w:color="auto" w:fill="FFFFFF"/>
           </w:tcPr>
@@ -7381,12 +7381,12 @@
       <w:tblPr>
         <w:tblW w:w="5000" w:type="pct"/>
         <w:tblBorders>
-          <w:top w:val="single" w:sz="4" w:space="0" w:color="7030A0"/>
-          <w:left w:val="single" w:sz="4" w:space="0" w:color="7030A0"/>
-          <w:bottom w:val="single" w:sz="4" w:space="0" w:color="7030A0"/>
-          <w:right w:val="single" w:sz="4" w:space="0" w:color="7030A0"/>
-          <w:insideH w:val="single" w:sz="4" w:space="0" w:color="7030A0"/>
-          <w:insideV w:val="single" w:sz="4" w:space="0" w:color="7030A0"/>
+          <w:top w:val="single" w:sz="4" w:space="0" w:color="5F2861"/>
+          <w:left w:val="single" w:sz="4" w:space="0" w:color="5F2861"/>
+          <w:bottom w:val="single" w:sz="4" w:space="0" w:color="5F2861"/>
+          <w:right w:val="single" w:sz="4" w:space="0" w:color="5F2861"/>
+          <w:insideH w:val="single" w:sz="4" w:space="0" w:color="5F2861"/>
+          <w:insideV w:val="single" w:sz="4" w:space="0" w:color="5F2861"/>
         </w:tblBorders>
         <w:tblLook w:val="0000" w:firstRow="0" w:lastRow="0" w:firstColumn="0" w:lastColumn="0" w:noHBand="0" w:noVBand="0"/>
       </w:tblPr>
@@ -7405,21 +7405,21 @@
           <w:tcPr>
             <w:tcW w:w="2500" w:type="pct"/>
             <w:tcBorders>
-              <w:bottom w:val="single" w:sz="4" w:space="0" w:color="7030A0"/>
-            </w:tcBorders>
-            <w:shd w:val="clear" w:color="auto" w:fill="EFE7F5"/>
-          </w:tcPr>
-          <w:p>
-            <w:pPr>
-              <w:rPr>
-                <w:b/>
-                <w:color w:val="4C1D6B"/>
-              </w:rPr>
-            </w:pPr>
-            <w:r>
-              <w:rPr>
-                <w:b/>
-                <w:color w:val="4C1D6B"/>
+              <w:bottom w:val="single" w:sz="4" w:space="0" w:color="5F2861"/>
+            </w:tcBorders>
+            <w:shd w:val="clear" w:color="auto" w:fill="F2EEF2"/>
+          </w:tcPr>
+          <w:p>
+            <w:pPr>
+              <w:rPr>
+                <w:b/>
+                <w:color w:val="5F2861"/>
+              </w:rPr>
+            </w:pPr>
+            <w:r>
+              <w:rPr>
+                <w:b/>
+                <w:color w:val="5F2861"/>
               </w:rPr>
               <w:t>Policy Name</w:t>
             </w:r>
@@ -7429,7 +7429,7 @@
           <w:tcPr>
             <w:tcW w:w="2500" w:type="pct"/>
             <w:tcBorders>
-              <w:bottom w:val="single" w:sz="4" w:space="0" w:color="7030A0"/>
+              <w:bottom w:val="single" w:sz="4" w:space="0" w:color="5F2861"/>
             </w:tcBorders>
             <w:shd w:val="clear" w:color="auto" w:fill="FFFFFF"/>
           </w:tcPr>
@@ -7451,21 +7451,21 @@
           <w:tcPr>
             <w:tcW w:w="2500" w:type="pct"/>
             <w:tcBorders>
-              <w:bottom w:val="single" w:sz="4" w:space="0" w:color="7030A0"/>
-            </w:tcBorders>
-            <w:shd w:val="clear" w:color="auto" w:fill="EFE7F5"/>
-          </w:tcPr>
-          <w:p>
-            <w:pPr>
-              <w:rPr>
-                <w:b/>
-                <w:color w:val="4C1D6B"/>
-              </w:rPr>
-            </w:pPr>
-            <w:r>
-              <w:rPr>
-                <w:b/>
-                <w:color w:val="4C1D6B"/>
+              <w:bottom w:val="single" w:sz="4" w:space="0" w:color="5F2861"/>
+            </w:tcBorders>
+            <w:shd w:val="clear" w:color="auto" w:fill="F2EEF2"/>
+          </w:tcPr>
+          <w:p>
+            <w:pPr>
+              <w:rPr>
+                <w:b/>
+                <w:color w:val="5F2861"/>
+              </w:rPr>
+            </w:pPr>
+            <w:r>
+              <w:rPr>
+                <w:b/>
+                <w:color w:val="5F2861"/>
               </w:rPr>
               <w:t>Assignment</w:t>
             </w:r>
@@ -7475,7 +7475,7 @@
           <w:tcPr>
             <w:tcW w:w="2500" w:type="pct"/>
             <w:tcBorders>
-              <w:bottom w:val="single" w:sz="4" w:space="0" w:color="7030A0"/>
+              <w:bottom w:val="single" w:sz="4" w:space="0" w:color="5F2861"/>
             </w:tcBorders>
             <w:shd w:val="clear" w:color="auto" w:fill="FFFFFF"/>
           </w:tcPr>
@@ -7497,21 +7497,21 @@
           <w:tcPr>
             <w:tcW w:w="2500" w:type="pct"/>
             <w:tcBorders>
-              <w:bottom w:val="single" w:sz="4" w:space="0" w:color="7030A0"/>
-            </w:tcBorders>
-            <w:shd w:val="clear" w:color="auto" w:fill="EFE7F5"/>
-          </w:tcPr>
-          <w:p>
-            <w:pPr>
-              <w:rPr>
-                <w:b/>
-                <w:color w:val="4C1D6B"/>
-              </w:rPr>
-            </w:pPr>
-            <w:r>
-              <w:rPr>
-                <w:b/>
-                <w:color w:val="4C1D6B"/>
+              <w:bottom w:val="single" w:sz="4" w:space="0" w:color="5F2861"/>
+            </w:tcBorders>
+            <w:shd w:val="clear" w:color="auto" w:fill="F2EEF2"/>
+          </w:tcPr>
+          <w:p>
+            <w:pPr>
+              <w:rPr>
+                <w:b/>
+                <w:color w:val="5F2861"/>
+              </w:rPr>
+            </w:pPr>
+            <w:r>
+              <w:rPr>
+                <w:b/>
+                <w:color w:val="5F2861"/>
               </w:rPr>
               <w:t>Conditions</w:t>
             </w:r>
@@ -7521,7 +7521,7 @@
           <w:tcPr>
             <w:tcW w:w="2500" w:type="pct"/>
             <w:tcBorders>
-              <w:bottom w:val="single" w:sz="4" w:space="0" w:color="7030A0"/>
+              <w:bottom w:val="single" w:sz="4" w:space="0" w:color="5F2861"/>
             </w:tcBorders>
             <w:shd w:val="clear" w:color="auto" w:fill="FFFFFF"/>
           </w:tcPr>
@@ -7543,21 +7543,21 @@
           <w:tcPr>
             <w:tcW w:w="2500" w:type="pct"/>
             <w:tcBorders>
-              <w:bottom w:val="single" w:sz="4" w:space="0" w:color="7030A0"/>
-            </w:tcBorders>
-            <w:shd w:val="clear" w:color="auto" w:fill="EFE7F5"/>
-          </w:tcPr>
-          <w:p>
-            <w:pPr>
-              <w:rPr>
-                <w:b/>
-                <w:color w:val="4C1D6B"/>
-              </w:rPr>
-            </w:pPr>
-            <w:r>
-              <w:rPr>
-                <w:b/>
-                <w:color w:val="4C1D6B"/>
+              <w:bottom w:val="single" w:sz="4" w:space="0" w:color="5F2861"/>
+            </w:tcBorders>
+            <w:shd w:val="clear" w:color="auto" w:fill="F2EEF2"/>
+          </w:tcPr>
+          <w:p>
+            <w:pPr>
+              <w:rPr>
+                <w:b/>
+                <w:color w:val="5F2861"/>
+              </w:rPr>
+            </w:pPr>
+            <w:r>
+              <w:rPr>
+                <w:b/>
+                <w:color w:val="5F2861"/>
               </w:rPr>
               <w:t>Grant Controls</w:t>
             </w:r>
@@ -7567,7 +7567,7 @@
           <w:tcPr>
             <w:tcW w:w="2500" w:type="pct"/>
             <w:tcBorders>
-              <w:bottom w:val="single" w:sz="4" w:space="0" w:color="7030A0"/>
+              <w:bottom w:val="single" w:sz="4" w:space="0" w:color="5F2861"/>
             </w:tcBorders>
             <w:shd w:val="clear" w:color="auto" w:fill="FFFFFF"/>
           </w:tcPr>
@@ -7588,19 +7588,19 @@
         <w:tc>
           <w:tcPr>
             <w:tcW w:w="2500" w:type="pct"/>
-            <w:shd w:val="clear" w:color="auto" w:fill="EFE7F5"/>
-          </w:tcPr>
-          <w:p>
-            <w:pPr>
-              <w:rPr>
-                <w:b/>
-                <w:color w:val="4C1D6B"/>
-              </w:rPr>
-            </w:pPr>
-            <w:r>
-              <w:rPr>
-                <w:b/>
-                <w:color w:val="4C1D6B"/>
+            <w:shd w:val="clear" w:color="auto" w:fill="F2EEF2"/>
+          </w:tcPr>
+          <w:p>
+            <w:pPr>
+              <w:rPr>
+                <w:b/>
+                <w:color w:val="5F2861"/>
+              </w:rPr>
+            </w:pPr>
+            <w:r>
+              <w:rPr>
+                <w:b/>
+                <w:color w:val="5F2861"/>
               </w:rPr>
               <w:t>Session Controls</w:t>
             </w:r>
@@ -7632,12 +7632,12 @@
       <w:tblPr>
         <w:tblW w:w="5000" w:type="pct"/>
         <w:tblBorders>
-          <w:top w:val="single" w:sz="4" w:space="0" w:color="7030A0"/>
-          <w:left w:val="single" w:sz="4" w:space="0" w:color="7030A0"/>
-          <w:bottom w:val="single" w:sz="4" w:space="0" w:color="7030A0"/>
-          <w:right w:val="single" w:sz="4" w:space="0" w:color="7030A0"/>
-          <w:insideH w:val="single" w:sz="4" w:space="0" w:color="7030A0"/>
-          <w:insideV w:val="single" w:sz="4" w:space="0" w:color="7030A0"/>
+          <w:top w:val="single" w:sz="4" w:space="0" w:color="5F2861"/>
+          <w:left w:val="single" w:sz="4" w:space="0" w:color="5F2861"/>
+          <w:bottom w:val="single" w:sz="4" w:space="0" w:color="5F2861"/>
+          <w:right w:val="single" w:sz="4" w:space="0" w:color="5F2861"/>
+          <w:insideH w:val="single" w:sz="4" w:space="0" w:color="5F2861"/>
+          <w:insideV w:val="single" w:sz="4" w:space="0" w:color="5F2861"/>
         </w:tblBorders>
         <w:tblLook w:val="0000" w:firstRow="0" w:lastRow="0" w:firstColumn="0" w:lastColumn="0" w:noHBand="0" w:noVBand="0"/>
       </w:tblPr>
@@ -7662,9 +7662,9 @@
           <w:tcPr>
             <w:tcW w:w="1000" w:type="pct"/>
             <w:tcBorders>
-              <w:bottom w:val="single" w:sz="4" w:space="0" w:color="7030A0"/>
-            </w:tcBorders>
-            <w:shd w:val="clear" w:color="auto" w:fill="7030A0"/>
+              <w:bottom w:val="single" w:sz="4" w:space="0" w:color="5F2861"/>
+            </w:tcBorders>
+            <w:shd w:val="clear" w:color="auto" w:fill="5F2861"/>
           </w:tcPr>
           <w:p>
             <w:pPr>
@@ -7687,9 +7687,9 @@
           <w:tcPr>
             <w:tcW w:w="1000" w:type="pct"/>
             <w:tcBorders>
-              <w:bottom w:val="single" w:sz="4" w:space="0" w:color="7030A0"/>
-            </w:tcBorders>
-            <w:shd w:val="clear" w:color="auto" w:fill="7030A0"/>
+              <w:bottom w:val="single" w:sz="4" w:space="0" w:color="5F2861"/>
+            </w:tcBorders>
+            <w:shd w:val="clear" w:color="auto" w:fill="5F2861"/>
           </w:tcPr>
           <w:p>
             <w:pPr>
@@ -7711,9 +7711,9 @@
           <w:tcPr>
             <w:tcW w:w="1000" w:type="pct"/>
             <w:tcBorders>
-              <w:bottom w:val="single" w:sz="4" w:space="0" w:color="7030A0"/>
-            </w:tcBorders>
-            <w:shd w:val="clear" w:color="auto" w:fill="7030A0"/>
+              <w:bottom w:val="single" w:sz="4" w:space="0" w:color="5F2861"/>
+            </w:tcBorders>
+            <w:shd w:val="clear" w:color="auto" w:fill="5F2861"/>
           </w:tcPr>
           <w:p>
             <w:pPr>
@@ -7735,9 +7735,9 @@
           <w:tcPr>
             <w:tcW w:w="1000" w:type="pct"/>
             <w:tcBorders>
-              <w:bottom w:val="single" w:sz="4" w:space="0" w:color="7030A0"/>
-            </w:tcBorders>
-            <w:shd w:val="clear" w:color="auto" w:fill="7030A0"/>
+              <w:bottom w:val="single" w:sz="4" w:space="0" w:color="5F2861"/>
+            </w:tcBorders>
+            <w:shd w:val="clear" w:color="auto" w:fill="5F2861"/>
           </w:tcPr>
           <w:p>
             <w:pPr>
@@ -7759,9 +7759,9 @@
           <w:tcPr>
             <w:tcW w:w="1000" w:type="pct"/>
             <w:tcBorders>
-              <w:bottom w:val="single" w:sz="4" w:space="0" w:color="7030A0"/>
-            </w:tcBorders>
-            <w:shd w:val="clear" w:color="auto" w:fill="7030A0"/>
+              <w:bottom w:val="single" w:sz="4" w:space="0" w:color="5F2861"/>
+            </w:tcBorders>
+            <w:shd w:val="clear" w:color="auto" w:fill="5F2861"/>
           </w:tcPr>
           <w:p>
             <w:pPr>
@@ -7791,7 +7791,7 @@
           <w:tcPr>
             <w:tcW w:w="1000" w:type="pct"/>
             <w:tcBorders>
-              <w:bottom w:val="single" w:sz="4" w:space="0" w:color="7030A0"/>
+              <w:bottom w:val="single" w:sz="4" w:space="0" w:color="5F2861"/>
             </w:tcBorders>
             <w:shd w:val="clear" w:color="auto" w:fill="FFFFFF"/>
           </w:tcPr>
@@ -7805,7 +7805,7 @@
           <w:tcPr>
             <w:tcW w:w="1000" w:type="pct"/>
             <w:tcBorders>
-              <w:bottom w:val="single" w:sz="4" w:space="0" w:color="7030A0"/>
+              <w:bottom w:val="single" w:sz="4" w:space="0" w:color="5F2861"/>
             </w:tcBorders>
             <w:shd w:val="clear" w:color="auto" w:fill="FFFFFF"/>
           </w:tcPr>
@@ -7819,7 +7819,7 @@
           <w:tcPr>
             <w:tcW w:w="1000" w:type="pct"/>
             <w:tcBorders>
-              <w:bottom w:val="single" w:sz="4" w:space="0" w:color="7030A0"/>
+              <w:bottom w:val="single" w:sz="4" w:space="0" w:color="5F2861"/>
             </w:tcBorders>
             <w:shd w:val="clear" w:color="auto" w:fill="FFFFFF"/>
           </w:tcPr>
@@ -7833,7 +7833,7 @@
           <w:tcPr>
             <w:tcW w:w="1000" w:type="pct"/>
             <w:tcBorders>
-              <w:bottom w:val="single" w:sz="4" w:space="0" w:color="7030A0"/>
+              <w:bottom w:val="single" w:sz="4" w:space="0" w:color="5F2861"/>
             </w:tcBorders>
             <w:shd w:val="clear" w:color="auto" w:fill="FFFFFF"/>
           </w:tcPr>
@@ -7847,7 +7847,7 @@
           <w:tcPr>
             <w:tcW w:w="1000" w:type="pct"/>
             <w:tcBorders>
-              <w:bottom w:val="single" w:sz="4" w:space="0" w:color="7030A0"/>
+              <w:bottom w:val="single" w:sz="4" w:space="0" w:color="5F2861"/>
             </w:tcBorders>
             <w:shd w:val="clear" w:color="auto" w:fill="FFFFFF"/>
           </w:tcPr>
@@ -7869,7 +7869,7 @@
           <w:tcPr>
             <w:tcW w:w="1000" w:type="pct"/>
             <w:tcBorders>
-              <w:bottom w:val="single" w:sz="4" w:space="0" w:color="7030A0"/>
+              <w:bottom w:val="single" w:sz="4" w:space="0" w:color="5F2861"/>
             </w:tcBorders>
             <w:shd w:val="clear" w:color="auto" w:fill="FFFFFF"/>
           </w:tcPr>
@@ -7883,7 +7883,7 @@
           <w:tcPr>
             <w:tcW w:w="1000" w:type="pct"/>
             <w:tcBorders>
-              <w:bottom w:val="single" w:sz="4" w:space="0" w:color="7030A0"/>
+              <w:bottom w:val="single" w:sz="4" w:space="0" w:color="5F2861"/>
             </w:tcBorders>
             <w:shd w:val="clear" w:color="auto" w:fill="FFFFFF"/>
           </w:tcPr>
@@ -7897,7 +7897,7 @@
           <w:tcPr>
             <w:tcW w:w="1000" w:type="pct"/>
             <w:tcBorders>
-              <w:bottom w:val="single" w:sz="4" w:space="0" w:color="7030A0"/>
+              <w:bottom w:val="single" w:sz="4" w:space="0" w:color="5F2861"/>
             </w:tcBorders>
             <w:shd w:val="clear" w:color="auto" w:fill="FFFFFF"/>
           </w:tcPr>
@@ -7911,7 +7911,7 @@
           <w:tcPr>
             <w:tcW w:w="1000" w:type="pct"/>
             <w:tcBorders>
-              <w:bottom w:val="single" w:sz="4" w:space="0" w:color="7030A0"/>
+              <w:bottom w:val="single" w:sz="4" w:space="0" w:color="5F2861"/>
             </w:tcBorders>
             <w:shd w:val="clear" w:color="auto" w:fill="FFFFFF"/>
           </w:tcPr>
@@ -7925,7 +7925,7 @@
           <w:tcPr>
             <w:tcW w:w="1000" w:type="pct"/>
             <w:tcBorders>
-              <w:bottom w:val="single" w:sz="4" w:space="0" w:color="7030A0"/>
+              <w:bottom w:val="single" w:sz="4" w:space="0" w:color="5F2861"/>
             </w:tcBorders>
             <w:shd w:val="clear" w:color="auto" w:fill="FFFFFF"/>
           </w:tcPr>
@@ -8027,12 +8027,12 @@
       <w:tblPr>
         <w:tblW w:w="5000" w:type="pct"/>
         <w:tblBorders>
-          <w:top w:val="single" w:sz="4" w:space="0" w:color="7030A0"/>
-          <w:left w:val="single" w:sz="4" w:space="0" w:color="7030A0"/>
-          <w:bottom w:val="single" w:sz="4" w:space="0" w:color="7030A0"/>
-          <w:right w:val="single" w:sz="4" w:space="0" w:color="7030A0"/>
+          <w:top w:val="single" w:sz="4" w:space="0" w:color="5F2861"/>
+          <w:left w:val="single" w:sz="4" w:space="0" w:color="5F2861"/>
+          <w:bottom w:val="single" w:sz="4" w:space="0" w:color="5F2861"/>
+          <w:right w:val="single" w:sz="4" w:space="0" w:color="5F2861"/>
         </w:tblBorders>
-        <w:shd w:val="clear" w:color="auto" w:fill="EFE7F5"/>
+        <w:shd w:val="clear" w:color="auto" w:fill="F2EEF2"/>
         <w:tblLook w:val="0000" w:firstRow="0" w:lastRow="0" w:firstColumn="0" w:lastColumn="0" w:noHBand="0" w:noVBand="0"/>
       </w:tblPr>
       <w:tblGrid>
@@ -8048,24 +8048,24 @@
         <w:tc>
           <w:tcPr>
             <w:tcW w:w="5000" w:type="pct"/>
-            <w:shd w:val="clear" w:color="auto" w:fill="EFE7F5"/>
-          </w:tcPr>
-          <w:p>
-            <w:pPr>
-              <w:rPr>
-                <w:color w:val="4C1D6B"/>
-              </w:rPr>
-            </w:pPr>
-            <w:r>
-              <w:rPr>
-                <w:b/>
-                <w:color w:val="4C1D6B"/>
+            <w:shd w:val="clear" w:color="auto" w:fill="F2EEF2"/>
+          </w:tcPr>
+          <w:p>
+            <w:pPr>
+              <w:rPr>
+                <w:color w:val="5F2861"/>
+              </w:rPr>
+            </w:pPr>
+            <w:r>
+              <w:rPr>
+                <w:b/>
+                <w:color w:val="5F2861"/>
               </w:rPr>
               <w:t>[ INSERT DATA MODEL / ERD DIAGRAM ]</w:t>
             </w:r>
             <w:r>
               <w:rPr>
-                <w:color w:val="4C1D6B"/>
+                <w:color w:val="5F2861"/>
               </w:rPr>
               <w:t xml:space="preserve"> -- Entity relationship diagram or schema visual</w:t>
             </w:r>
@@ -8078,12 +8078,12 @@
       <w:tblPr>
         <w:tblW w:w="5000" w:type="pct"/>
         <w:tblBorders>
-          <w:top w:val="single" w:sz="4" w:space="0" w:color="7030A0"/>
-          <w:left w:val="single" w:sz="4" w:space="0" w:color="7030A0"/>
-          <w:bottom w:val="single" w:sz="4" w:space="0" w:color="7030A0"/>
-          <w:right w:val="single" w:sz="4" w:space="0" w:color="7030A0"/>
-          <w:insideH w:val="single" w:sz="4" w:space="0" w:color="7030A0"/>
-          <w:insideV w:val="single" w:sz="4" w:space="0" w:color="7030A0"/>
+          <w:top w:val="single" w:sz="4" w:space="0" w:color="5F2861"/>
+          <w:left w:val="single" w:sz="4" w:space="0" w:color="5F2861"/>
+          <w:bottom w:val="single" w:sz="4" w:space="0" w:color="5F2861"/>
+          <w:right w:val="single" w:sz="4" w:space="0" w:color="5F2861"/>
+          <w:insideH w:val="single" w:sz="4" w:space="0" w:color="5F2861"/>
+          <w:insideV w:val="single" w:sz="4" w:space="0" w:color="5F2861"/>
         </w:tblBorders>
         <w:tblLook w:val="0000" w:firstRow="0" w:lastRow="0" w:firstColumn="0" w:lastColumn="0" w:noHBand="0" w:noVBand="0"/>
       </w:tblPr>
@@ -8107,9 +8107,9 @@
           <w:tcPr>
             <w:tcW w:w="1250" w:type="pct"/>
             <w:tcBorders>
-              <w:bottom w:val="single" w:sz="4" w:space="0" w:color="7030A0"/>
-            </w:tcBorders>
-            <w:shd w:val="clear" w:color="auto" w:fill="7030A0"/>
+              <w:bottom w:val="single" w:sz="4" w:space="0" w:color="5F2861"/>
+            </w:tcBorders>
+            <w:shd w:val="clear" w:color="auto" w:fill="5F2861"/>
           </w:tcPr>
           <w:p>
             <w:pPr>
@@ -8131,9 +8131,9 @@
           <w:tcPr>
             <w:tcW w:w="1250" w:type="pct"/>
             <w:tcBorders>
-              <w:bottom w:val="single" w:sz="4" w:space="0" w:color="7030A0"/>
-            </w:tcBorders>
-            <w:shd w:val="clear" w:color="auto" w:fill="7030A0"/>
+              <w:bottom w:val="single" w:sz="4" w:space="0" w:color="5F2861"/>
+            </w:tcBorders>
+            <w:shd w:val="clear" w:color="auto" w:fill="5F2861"/>
           </w:tcPr>
           <w:p>
             <w:pPr>
@@ -8155,9 +8155,9 @@
           <w:tcPr>
             <w:tcW w:w="1250" w:type="pct"/>
             <w:tcBorders>
-              <w:bottom w:val="single" w:sz="4" w:space="0" w:color="7030A0"/>
-            </w:tcBorders>
-            <w:shd w:val="clear" w:color="auto" w:fill="7030A0"/>
+              <w:bottom w:val="single" w:sz="4" w:space="0" w:color="5F2861"/>
+            </w:tcBorders>
+            <w:shd w:val="clear" w:color="auto" w:fill="5F2861"/>
           </w:tcPr>
           <w:p>
             <w:pPr>
@@ -8179,9 +8179,9 @@
           <w:tcPr>
             <w:tcW w:w="1250" w:type="pct"/>
             <w:tcBorders>
-              <w:bottom w:val="single" w:sz="4" w:space="0" w:color="7030A0"/>
-            </w:tcBorders>
-            <w:shd w:val="clear" w:color="auto" w:fill="7030A0"/>
+              <w:bottom w:val="single" w:sz="4" w:space="0" w:color="5F2861"/>
+            </w:tcBorders>
+            <w:shd w:val="clear" w:color="auto" w:fill="5F2861"/>
           </w:tcPr>
           <w:p>
             <w:pPr>
@@ -8211,7 +8211,7 @@
           <w:tcPr>
             <w:tcW w:w="1250" w:type="pct"/>
             <w:tcBorders>
-              <w:bottom w:val="single" w:sz="4" w:space="0" w:color="7030A0"/>
+              <w:bottom w:val="single" w:sz="4" w:space="0" w:color="5F2861"/>
             </w:tcBorders>
             <w:shd w:val="clear" w:color="auto" w:fill="FFFFFF"/>
           </w:tcPr>
@@ -8225,7 +8225,7 @@
           <w:tcPr>
             <w:tcW w:w="1250" w:type="pct"/>
             <w:tcBorders>
-              <w:bottom w:val="single" w:sz="4" w:space="0" w:color="7030A0"/>
+              <w:bottom w:val="single" w:sz="4" w:space="0" w:color="5F2861"/>
             </w:tcBorders>
             <w:shd w:val="clear" w:color="auto" w:fill="FFFFFF"/>
           </w:tcPr>
@@ -8239,7 +8239,7 @@
           <w:tcPr>
             <w:tcW w:w="1250" w:type="pct"/>
             <w:tcBorders>
-              <w:bottom w:val="single" w:sz="4" w:space="0" w:color="7030A0"/>
+              <w:bottom w:val="single" w:sz="4" w:space="0" w:color="5F2861"/>
             </w:tcBorders>
             <w:shd w:val="clear" w:color="auto" w:fill="FFFFFF"/>
           </w:tcPr>
@@ -8253,7 +8253,7 @@
           <w:tcPr>
             <w:tcW w:w="1250" w:type="pct"/>
             <w:tcBorders>
-              <w:bottom w:val="single" w:sz="4" w:space="0" w:color="7030A0"/>
+              <w:bottom w:val="single" w:sz="4" w:space="0" w:color="5F2861"/>
             </w:tcBorders>
             <w:shd w:val="clear" w:color="auto" w:fill="FFFFFF"/>
           </w:tcPr>
@@ -8330,12 +8330,12 @@
       <w:tblPr>
         <w:tblW w:w="5000" w:type="pct"/>
         <w:tblBorders>
-          <w:top w:val="single" w:sz="4" w:space="0" w:color="7030A0"/>
-          <w:left w:val="single" w:sz="4" w:space="0" w:color="7030A0"/>
-          <w:bottom w:val="single" w:sz="4" w:space="0" w:color="7030A0"/>
-          <w:right w:val="single" w:sz="4" w:space="0" w:color="7030A0"/>
-          <w:insideH w:val="single" w:sz="4" w:space="0" w:color="7030A0"/>
-          <w:insideV w:val="single" w:sz="4" w:space="0" w:color="7030A0"/>
+          <w:top w:val="single" w:sz="4" w:space="0" w:color="5F2861"/>
+          <w:left w:val="single" w:sz="4" w:space="0" w:color="5F2861"/>
+          <w:bottom w:val="single" w:sz="4" w:space="0" w:color="5F2861"/>
+          <w:right w:val="single" w:sz="4" w:space="0" w:color="5F2861"/>
+          <w:insideH w:val="single" w:sz="4" w:space="0" w:color="5F2861"/>
+          <w:insideV w:val="single" w:sz="4" w:space="0" w:color="5F2861"/>
         </w:tblBorders>
         <w:tblLook w:val="0000" w:firstRow="0" w:lastRow="0" w:firstColumn="0" w:lastColumn="0" w:noHBand="0" w:noVBand="0"/>
       </w:tblPr>
@@ -8360,9 +8360,9 @@
           <w:tcPr>
             <w:tcW w:w="1000" w:type="pct"/>
             <w:tcBorders>
-              <w:bottom w:val="single" w:sz="4" w:space="0" w:color="7030A0"/>
-            </w:tcBorders>
-            <w:shd w:val="clear" w:color="auto" w:fill="7030A0"/>
+              <w:bottom w:val="single" w:sz="4" w:space="0" w:color="5F2861"/>
+            </w:tcBorders>
+            <w:shd w:val="clear" w:color="auto" w:fill="5F2861"/>
           </w:tcPr>
           <w:p>
             <w:pPr>
@@ -8384,9 +8384,9 @@
           <w:tcPr>
             <w:tcW w:w="1000" w:type="pct"/>
             <w:tcBorders>
-              <w:bottom w:val="single" w:sz="4" w:space="0" w:color="7030A0"/>
-            </w:tcBorders>
-            <w:shd w:val="clear" w:color="auto" w:fill="7030A0"/>
+              <w:bottom w:val="single" w:sz="4" w:space="0" w:color="5F2861"/>
+            </w:tcBorders>
+            <w:shd w:val="clear" w:color="auto" w:fill="5F2861"/>
           </w:tcPr>
           <w:p>
             <w:pPr>
@@ -8408,9 +8408,9 @@
           <w:tcPr>
             <w:tcW w:w="1000" w:type="pct"/>
             <w:tcBorders>
-              <w:bottom w:val="single" w:sz="4" w:space="0" w:color="7030A0"/>
-            </w:tcBorders>
-            <w:shd w:val="clear" w:color="auto" w:fill="7030A0"/>
+              <w:bottom w:val="single" w:sz="4" w:space="0" w:color="5F2861"/>
+            </w:tcBorders>
+            <w:shd w:val="clear" w:color="auto" w:fill="5F2861"/>
           </w:tcPr>
           <w:p>
             <w:pPr>
@@ -8432,9 +8432,9 @@
           <w:tcPr>
             <w:tcW w:w="1000" w:type="pct"/>
             <w:tcBorders>
-              <w:bottom w:val="single" w:sz="4" w:space="0" w:color="7030A0"/>
-            </w:tcBorders>
-            <w:shd w:val="clear" w:color="auto" w:fill="7030A0"/>
+              <w:bottom w:val="single" w:sz="4" w:space="0" w:color="5F2861"/>
+            </w:tcBorders>
+            <w:shd w:val="clear" w:color="auto" w:fill="5F2861"/>
           </w:tcPr>
           <w:p>
             <w:pPr>
@@ -8456,9 +8456,9 @@
           <w:tcPr>
             <w:tcW w:w="1000" w:type="pct"/>
             <w:tcBorders>
-              <w:bottom w:val="single" w:sz="4" w:space="0" w:color="7030A0"/>
-            </w:tcBorders>
-            <w:shd w:val="clear" w:color="auto" w:fill="7030A0"/>
+              <w:bottom w:val="single" w:sz="4" w:space="0" w:color="5F2861"/>
+            </w:tcBorders>
+            <w:shd w:val="clear" w:color="auto" w:fill="5F2861"/>
           </w:tcPr>
           <w:p>
             <w:pPr>
@@ -8488,7 +8488,7 @@
           <w:tcPr>
             <w:tcW w:w="1000" w:type="pct"/>
             <w:tcBorders>
-              <w:bottom w:val="single" w:sz="4" w:space="0" w:color="7030A0"/>
+              <w:bottom w:val="single" w:sz="4" w:space="0" w:color="5F2861"/>
             </w:tcBorders>
             <w:shd w:val="clear" w:color="auto" w:fill="FFFFFF"/>
           </w:tcPr>
@@ -8502,7 +8502,7 @@
           <w:tcPr>
             <w:tcW w:w="1000" w:type="pct"/>
             <w:tcBorders>
-              <w:bottom w:val="single" w:sz="4" w:space="0" w:color="7030A0"/>
+              <w:bottom w:val="single" w:sz="4" w:space="0" w:color="5F2861"/>
             </w:tcBorders>
             <w:shd w:val="clear" w:color="auto" w:fill="FFFFFF"/>
           </w:tcPr>
@@ -8516,7 +8516,7 @@
           <w:tcPr>
             <w:tcW w:w="1000" w:type="pct"/>
             <w:tcBorders>
-              <w:bottom w:val="single" w:sz="4" w:space="0" w:color="7030A0"/>
+              <w:bottom w:val="single" w:sz="4" w:space="0" w:color="5F2861"/>
             </w:tcBorders>
             <w:shd w:val="clear" w:color="auto" w:fill="FFFFFF"/>
           </w:tcPr>
@@ -8530,7 +8530,7 @@
           <w:tcPr>
             <w:tcW w:w="1000" w:type="pct"/>
             <w:tcBorders>
-              <w:bottom w:val="single" w:sz="4" w:space="0" w:color="7030A0"/>
+              <w:bottom w:val="single" w:sz="4" w:space="0" w:color="5F2861"/>
             </w:tcBorders>
             <w:shd w:val="clear" w:color="auto" w:fill="FFFFFF"/>
           </w:tcPr>
@@ -8544,7 +8544,7 @@
           <w:tcPr>
             <w:tcW w:w="1000" w:type="pct"/>
             <w:tcBorders>
-              <w:bottom w:val="single" w:sz="4" w:space="0" w:color="7030A0"/>
+              <w:bottom w:val="single" w:sz="4" w:space="0" w:color="5F2861"/>
             </w:tcBorders>
             <w:shd w:val="clear" w:color="auto" w:fill="FFFFFF"/>
           </w:tcPr>
@@ -8566,7 +8566,7 @@
           <w:tcPr>
             <w:tcW w:w="1000" w:type="pct"/>
             <w:tcBorders>
-              <w:bottom w:val="single" w:sz="4" w:space="0" w:color="7030A0"/>
+              <w:bottom w:val="single" w:sz="4" w:space="0" w:color="5F2861"/>
             </w:tcBorders>
             <w:shd w:val="clear" w:color="auto" w:fill="FFFFFF"/>
           </w:tcPr>
@@ -8580,7 +8580,7 @@
           <w:tcPr>
             <w:tcW w:w="1000" w:type="pct"/>
             <w:tcBorders>
-              <w:bottom w:val="single" w:sz="4" w:space="0" w:color="7030A0"/>
+              <w:bottom w:val="single" w:sz="4" w:space="0" w:color="5F2861"/>
             </w:tcBorders>
             <w:shd w:val="clear" w:color="auto" w:fill="FFFFFF"/>
           </w:tcPr>
@@ -8594,7 +8594,7 @@
           <w:tcPr>
             <w:tcW w:w="1000" w:type="pct"/>
             <w:tcBorders>
-              <w:bottom w:val="single" w:sz="4" w:space="0" w:color="7030A0"/>
+              <w:bottom w:val="single" w:sz="4" w:space="0" w:color="5F2861"/>
             </w:tcBorders>
             <w:shd w:val="clear" w:color="auto" w:fill="FFFFFF"/>
           </w:tcPr>
@@ -8608,7 +8608,7 @@
           <w:tcPr>
             <w:tcW w:w="1000" w:type="pct"/>
             <w:tcBorders>
-              <w:bottom w:val="single" w:sz="4" w:space="0" w:color="7030A0"/>
+              <w:bottom w:val="single" w:sz="4" w:space="0" w:color="5F2861"/>
             </w:tcBorders>
             <w:shd w:val="clear" w:color="auto" w:fill="FFFFFF"/>
           </w:tcPr>
@@ -8622,7 +8622,7 @@
           <w:tcPr>
             <w:tcW w:w="1000" w:type="pct"/>
             <w:tcBorders>
-              <w:bottom w:val="single" w:sz="4" w:space="0" w:color="7030A0"/>
+              <w:bottom w:val="single" w:sz="4" w:space="0" w:color="5F2861"/>
             </w:tcBorders>
             <w:shd w:val="clear" w:color="auto" w:fill="FFFFFF"/>
           </w:tcPr>
@@ -8710,12 +8710,12 @@
       <w:tblPr>
         <w:tblW w:w="5000" w:type="pct"/>
         <w:tblBorders>
-          <w:top w:val="single" w:sz="4" w:space="0" w:color="7030A0"/>
-          <w:left w:val="single" w:sz="4" w:space="0" w:color="7030A0"/>
-          <w:bottom w:val="single" w:sz="4" w:space="0" w:color="7030A0"/>
-          <w:right w:val="single" w:sz="4" w:space="0" w:color="7030A0"/>
-          <w:insideH w:val="single" w:sz="4" w:space="0" w:color="7030A0"/>
-          <w:insideV w:val="single" w:sz="4" w:space="0" w:color="7030A0"/>
+          <w:top w:val="single" w:sz="4" w:space="0" w:color="5F2861"/>
+          <w:left w:val="single" w:sz="4" w:space="0" w:color="5F2861"/>
+          <w:bottom w:val="single" w:sz="4" w:space="0" w:color="5F2861"/>
+          <w:right w:val="single" w:sz="4" w:space="0" w:color="5F2861"/>
+          <w:insideH w:val="single" w:sz="4" w:space="0" w:color="5F2861"/>
+          <w:insideV w:val="single" w:sz="4" w:space="0" w:color="5F2861"/>
         </w:tblBorders>
         <w:tblLook w:val="0000" w:firstRow="0" w:lastRow="0" w:firstColumn="0" w:lastColumn="0" w:noHBand="0" w:noVBand="0"/>
       </w:tblPr>
@@ -8734,21 +8734,21 @@
           <w:tcPr>
             <w:tcW w:w="2500" w:type="pct"/>
             <w:tcBorders>
-              <w:bottom w:val="single" w:sz="4" w:space="0" w:color="7030A0"/>
-            </w:tcBorders>
-            <w:shd w:val="clear" w:color="auto" w:fill="EFE7F5"/>
-          </w:tcPr>
-          <w:p>
-            <w:pPr>
-              <w:rPr>
-                <w:b/>
-                <w:color w:val="4C1D6B"/>
-              </w:rPr>
-            </w:pPr>
-            <w:r>
-              <w:rPr>
-                <w:b/>
-                <w:color w:val="4C1D6B"/>
+              <w:bottom w:val="single" w:sz="4" w:space="0" w:color="5F2861"/>
+            </w:tcBorders>
+            <w:shd w:val="clear" w:color="auto" w:fill="F2EEF2"/>
+          </w:tcPr>
+          <w:p>
+            <w:pPr>
+              <w:rPr>
+                <w:b/>
+                <w:color w:val="5F2861"/>
+              </w:rPr>
+            </w:pPr>
+            <w:r>
+              <w:rPr>
+                <w:b/>
+                <w:color w:val="5F2861"/>
               </w:rPr>
               <w:t>Azure SQL</w:t>
             </w:r>
@@ -8758,7 +8758,7 @@
           <w:tcPr>
             <w:tcW w:w="2500" w:type="pct"/>
             <w:tcBorders>
-              <w:bottom w:val="single" w:sz="4" w:space="0" w:color="7030A0"/>
+              <w:bottom w:val="single" w:sz="4" w:space="0" w:color="5F2861"/>
             </w:tcBorders>
             <w:shd w:val="clear" w:color="auto" w:fill="FFFFFF"/>
           </w:tcPr>
@@ -8780,21 +8780,21 @@
           <w:tcPr>
             <w:tcW w:w="2500" w:type="pct"/>
             <w:tcBorders>
-              <w:bottom w:val="single" w:sz="4" w:space="0" w:color="7030A0"/>
-            </w:tcBorders>
-            <w:shd w:val="clear" w:color="auto" w:fill="EFE7F5"/>
-          </w:tcPr>
-          <w:p>
-            <w:pPr>
-              <w:rPr>
-                <w:b/>
-                <w:color w:val="4C1D6B"/>
-              </w:rPr>
-            </w:pPr>
-            <w:r>
-              <w:rPr>
-                <w:b/>
-                <w:color w:val="4C1D6B"/>
+              <w:bottom w:val="single" w:sz="4" w:space="0" w:color="5F2861"/>
+            </w:tcBorders>
+            <w:shd w:val="clear" w:color="auto" w:fill="F2EEF2"/>
+          </w:tcPr>
+          <w:p>
+            <w:pPr>
+              <w:rPr>
+                <w:b/>
+                <w:color w:val="5F2861"/>
+              </w:rPr>
+            </w:pPr>
+            <w:r>
+              <w:rPr>
+                <w:b/>
+                <w:color w:val="5F2861"/>
               </w:rPr>
               <w:t>Cosmos DB</w:t>
             </w:r>
@@ -8804,7 +8804,7 @@
           <w:tcPr>
             <w:tcW w:w="2500" w:type="pct"/>
             <w:tcBorders>
-              <w:bottom w:val="single" w:sz="4" w:space="0" w:color="7030A0"/>
+              <w:bottom w:val="single" w:sz="4" w:space="0" w:color="5F2861"/>
             </w:tcBorders>
             <w:shd w:val="clear" w:color="auto" w:fill="FFFFFF"/>
           </w:tcPr>
@@ -8825,19 +8825,19 @@
         <w:tc>
           <w:tcPr>
             <w:tcW w:w="2500" w:type="pct"/>
-            <w:shd w:val="clear" w:color="auto" w:fill="EFE7F5"/>
-          </w:tcPr>
-          <w:p>
-            <w:pPr>
-              <w:rPr>
-                <w:b/>
-                <w:color w:val="4C1D6B"/>
-              </w:rPr>
-            </w:pPr>
-            <w:r>
-              <w:rPr>
-                <w:b/>
-                <w:color w:val="4C1D6B"/>
+            <w:shd w:val="clear" w:color="auto" w:fill="F2EEF2"/>
+          </w:tcPr>
+          <w:p>
+            <w:pPr>
+              <w:rPr>
+                <w:b/>
+                <w:color w:val="5F2861"/>
+              </w:rPr>
+            </w:pPr>
+            <w:r>
+              <w:rPr>
+                <w:b/>
+                <w:color w:val="5F2861"/>
               </w:rPr>
               <w:t>Azure AI Search</w:t>
             </w:r>
@@ -8869,12 +8869,12 @@
       <w:tblPr>
         <w:tblW w:w="5000" w:type="pct"/>
         <w:tblBorders>
-          <w:top w:val="single" w:sz="4" w:space="0" w:color="7030A0"/>
-          <w:left w:val="single" w:sz="4" w:space="0" w:color="7030A0"/>
-          <w:bottom w:val="single" w:sz="4" w:space="0" w:color="7030A0"/>
-          <w:right w:val="single" w:sz="4" w:space="0" w:color="7030A0"/>
-          <w:insideH w:val="single" w:sz="4" w:space="0" w:color="7030A0"/>
-          <w:insideV w:val="single" w:sz="4" w:space="0" w:color="7030A0"/>
+          <w:top w:val="single" w:sz="4" w:space="0" w:color="5F2861"/>
+          <w:left w:val="single" w:sz="4" w:space="0" w:color="5F2861"/>
+          <w:bottom w:val="single" w:sz="4" w:space="0" w:color="5F2861"/>
+          <w:right w:val="single" w:sz="4" w:space="0" w:color="5F2861"/>
+          <w:insideH w:val="single" w:sz="4" w:space="0" w:color="5F2861"/>
+          <w:insideV w:val="single" w:sz="4" w:space="0" w:color="5F2861"/>
         </w:tblBorders>
         <w:tblLook w:val="0000" w:firstRow="0" w:lastRow="0" w:firstColumn="0" w:lastColumn="0" w:noHBand="0" w:noVBand="0"/>
       </w:tblPr>
@@ -8899,9 +8899,9 @@
           <w:tcPr>
             <w:tcW w:w="1000" w:type="pct"/>
             <w:tcBorders>
-              <w:bottom w:val="single" w:sz="4" w:space="0" w:color="7030A0"/>
-            </w:tcBorders>
-            <w:shd w:val="clear" w:color="auto" w:fill="7030A0"/>
+              <w:bottom w:val="single" w:sz="4" w:space="0" w:color="5F2861"/>
+            </w:tcBorders>
+            <w:shd w:val="clear" w:color="auto" w:fill="5F2861"/>
           </w:tcPr>
           <w:p>
             <w:pPr>
@@ -8923,9 +8923,9 @@
           <w:tcPr>
             <w:tcW w:w="1000" w:type="pct"/>
             <w:tcBorders>
-              <w:bottom w:val="single" w:sz="4" w:space="0" w:color="7030A0"/>
-            </w:tcBorders>
-            <w:shd w:val="clear" w:color="auto" w:fill="7030A0"/>
+              <w:bottom w:val="single" w:sz="4" w:space="0" w:color="5F2861"/>
+            </w:tcBorders>
+            <w:shd w:val="clear" w:color="auto" w:fill="5F2861"/>
           </w:tcPr>
           <w:p>
             <w:pPr>
@@ -8947,9 +8947,9 @@
           <w:tcPr>
             <w:tcW w:w="1000" w:type="pct"/>
             <w:tcBorders>
-              <w:bottom w:val="single" w:sz="4" w:space="0" w:color="7030A0"/>
-            </w:tcBorders>
-            <w:shd w:val="clear" w:color="auto" w:fill="7030A0"/>
+              <w:bottom w:val="single" w:sz="4" w:space="0" w:color="5F2861"/>
+            </w:tcBorders>
+            <w:shd w:val="clear" w:color="auto" w:fill="5F2861"/>
           </w:tcPr>
           <w:p>
             <w:pPr>
@@ -8971,9 +8971,9 @@
           <w:tcPr>
             <w:tcW w:w="1000" w:type="pct"/>
             <w:tcBorders>
-              <w:bottom w:val="single" w:sz="4" w:space="0" w:color="7030A0"/>
-            </w:tcBorders>
-            <w:shd w:val="clear" w:color="auto" w:fill="7030A0"/>
+              <w:bottom w:val="single" w:sz="4" w:space="0" w:color="5F2861"/>
+            </w:tcBorders>
+            <w:shd w:val="clear" w:color="auto" w:fill="5F2861"/>
           </w:tcPr>
           <w:p>
             <w:pPr>
@@ -8995,9 +8995,9 @@
           <w:tcPr>
             <w:tcW w:w="1000" w:type="pct"/>
             <w:tcBorders>
-              <w:bottom w:val="single" w:sz="4" w:space="0" w:color="7030A0"/>
-            </w:tcBorders>
-            <w:shd w:val="clear" w:color="auto" w:fill="7030A0"/>
+              <w:bottom w:val="single" w:sz="4" w:space="0" w:color="5F2861"/>
+            </w:tcBorders>
+            <w:shd w:val="clear" w:color="auto" w:fill="5F2861"/>
           </w:tcPr>
           <w:p>
             <w:pPr>
@@ -9027,7 +9027,7 @@
           <w:tcPr>
             <w:tcW w:w="1000" w:type="pct"/>
             <w:tcBorders>
-              <w:bottom w:val="single" w:sz="4" w:space="0" w:color="7030A0"/>
+              <w:bottom w:val="single" w:sz="4" w:space="0" w:color="5F2861"/>
             </w:tcBorders>
             <w:shd w:val="clear" w:color="auto" w:fill="FFFFFF"/>
           </w:tcPr>
@@ -9041,7 +9041,7 @@
           <w:tcPr>
             <w:tcW w:w="1000" w:type="pct"/>
             <w:tcBorders>
-              <w:bottom w:val="single" w:sz="4" w:space="0" w:color="7030A0"/>
+              <w:bottom w:val="single" w:sz="4" w:space="0" w:color="5F2861"/>
             </w:tcBorders>
             <w:shd w:val="clear" w:color="auto" w:fill="FFFFFF"/>
           </w:tcPr>
@@ -9055,7 +9055,7 @@
           <w:tcPr>
             <w:tcW w:w="1000" w:type="pct"/>
             <w:tcBorders>
-              <w:bottom w:val="single" w:sz="4" w:space="0" w:color="7030A0"/>
+              <w:bottom w:val="single" w:sz="4" w:space="0" w:color="5F2861"/>
             </w:tcBorders>
             <w:shd w:val="clear" w:color="auto" w:fill="FFFFFF"/>
           </w:tcPr>
@@ -9069,7 +9069,7 @@
           <w:tcPr>
             <w:tcW w:w="1000" w:type="pct"/>
             <w:tcBorders>
-              <w:bottom w:val="single" w:sz="4" w:space="0" w:color="7030A0"/>
+              <w:bottom w:val="single" w:sz="4" w:space="0" w:color="5F2861"/>
             </w:tcBorders>
             <w:shd w:val="clear" w:color="auto" w:fill="FFFFFF"/>
           </w:tcPr>
@@ -9083,7 +9083,7 @@
           <w:tcPr>
             <w:tcW w:w="1000" w:type="pct"/>
             <w:tcBorders>
-              <w:bottom w:val="single" w:sz="4" w:space="0" w:color="7030A0"/>
+              <w:bottom w:val="single" w:sz="4" w:space="0" w:color="5F2861"/>
             </w:tcBorders>
             <w:shd w:val="clear" w:color="auto" w:fill="FFFFFF"/>
           </w:tcPr>
@@ -9105,7 +9105,7 @@
           <w:tcPr>
             <w:tcW w:w="1000" w:type="pct"/>
             <w:tcBorders>
-              <w:bottom w:val="single" w:sz="4" w:space="0" w:color="7030A0"/>
+              <w:bottom w:val="single" w:sz="4" w:space="0" w:color="5F2861"/>
             </w:tcBorders>
             <w:shd w:val="clear" w:color="auto" w:fill="FFFFFF"/>
           </w:tcPr>
@@ -9120,7 +9120,7 @@
           <w:tcPr>
             <w:tcW w:w="1000" w:type="pct"/>
             <w:tcBorders>
-              <w:bottom w:val="single" w:sz="4" w:space="0" w:color="7030A0"/>
+              <w:bottom w:val="single" w:sz="4" w:space="0" w:color="5F2861"/>
             </w:tcBorders>
             <w:shd w:val="clear" w:color="auto" w:fill="FFFFFF"/>
           </w:tcPr>
@@ -9134,7 +9134,7 @@
           <w:tcPr>
             <w:tcW w:w="1000" w:type="pct"/>
             <w:tcBorders>
-              <w:bottom w:val="single" w:sz="4" w:space="0" w:color="7030A0"/>
+              <w:bottom w:val="single" w:sz="4" w:space="0" w:color="5F2861"/>
             </w:tcBorders>
             <w:shd w:val="clear" w:color="auto" w:fill="FFFFFF"/>
           </w:tcPr>
@@ -9148,7 +9148,7 @@
           <w:tcPr>
             <w:tcW w:w="1000" w:type="pct"/>
             <w:tcBorders>
-              <w:bottom w:val="single" w:sz="4" w:space="0" w:color="7030A0"/>
+              <w:bottom w:val="single" w:sz="4" w:space="0" w:color="5F2861"/>
             </w:tcBorders>
             <w:shd w:val="clear" w:color="auto" w:fill="FFFFFF"/>
           </w:tcPr>
@@ -9162,7 +9162,7 @@
           <w:tcPr>
             <w:tcW w:w="1000" w:type="pct"/>
             <w:tcBorders>
-              <w:bottom w:val="single" w:sz="4" w:space="0" w:color="7030A0"/>
+              <w:bottom w:val="single" w:sz="4" w:space="0" w:color="5F2861"/>
             </w:tcBorders>
             <w:shd w:val="clear" w:color="auto" w:fill="FFFFFF"/>
           </w:tcPr>
@@ -9258,12 +9258,12 @@
       <w:tblPr>
         <w:tblW w:w="5000" w:type="pct"/>
         <w:tblBorders>
-          <w:top w:val="single" w:sz="4" w:space="0" w:color="7030A0"/>
-          <w:left w:val="single" w:sz="4" w:space="0" w:color="7030A0"/>
-          <w:bottom w:val="single" w:sz="4" w:space="0" w:color="7030A0"/>
-          <w:right w:val="single" w:sz="4" w:space="0" w:color="7030A0"/>
-          <w:insideH w:val="single" w:sz="4" w:space="0" w:color="7030A0"/>
-          <w:insideV w:val="single" w:sz="4" w:space="0" w:color="7030A0"/>
+          <w:top w:val="single" w:sz="4" w:space="0" w:color="5F2861"/>
+          <w:left w:val="single" w:sz="4" w:space="0" w:color="5F2861"/>
+          <w:bottom w:val="single" w:sz="4" w:space="0" w:color="5F2861"/>
+          <w:right w:val="single" w:sz="4" w:space="0" w:color="5F2861"/>
+          <w:insideH w:val="single" w:sz="4" w:space="0" w:color="5F2861"/>
+          <w:insideV w:val="single" w:sz="4" w:space="0" w:color="5F2861"/>
         </w:tblBorders>
         <w:tblLook w:val="0000" w:firstRow="0" w:lastRow="0" w:firstColumn="0" w:lastColumn="0" w:noHBand="0" w:noVBand="0"/>
       </w:tblPr>
@@ -9288,9 +9288,9 @@
           <w:tcPr>
             <w:tcW w:w="1000" w:type="pct"/>
             <w:tcBorders>
-              <w:bottom w:val="single" w:sz="4" w:space="0" w:color="7030A0"/>
-            </w:tcBorders>
-            <w:shd w:val="clear" w:color="auto" w:fill="7030A0"/>
+              <w:bottom w:val="single" w:sz="4" w:space="0" w:color="5F2861"/>
+            </w:tcBorders>
+            <w:shd w:val="clear" w:color="auto" w:fill="5F2861"/>
           </w:tcPr>
           <w:p>
             <w:pPr>
@@ -9312,9 +9312,9 @@
           <w:tcPr>
             <w:tcW w:w="1000" w:type="pct"/>
             <w:tcBorders>
-              <w:bottom w:val="single" w:sz="4" w:space="0" w:color="7030A0"/>
-            </w:tcBorders>
-            <w:shd w:val="clear" w:color="auto" w:fill="7030A0"/>
+              <w:bottom w:val="single" w:sz="4" w:space="0" w:color="5F2861"/>
+            </w:tcBorders>
+            <w:shd w:val="clear" w:color="auto" w:fill="5F2861"/>
           </w:tcPr>
           <w:p>
             <w:pPr>
@@ -9336,9 +9336,9 @@
           <w:tcPr>
             <w:tcW w:w="1000" w:type="pct"/>
             <w:tcBorders>
-              <w:bottom w:val="single" w:sz="4" w:space="0" w:color="7030A0"/>
-            </w:tcBorders>
-            <w:shd w:val="clear" w:color="auto" w:fill="7030A0"/>
+              <w:bottom w:val="single" w:sz="4" w:space="0" w:color="5F2861"/>
+            </w:tcBorders>
+            <w:shd w:val="clear" w:color="auto" w:fill="5F2861"/>
           </w:tcPr>
           <w:p>
             <w:pPr>
@@ -9360,9 +9360,9 @@
           <w:tcPr>
             <w:tcW w:w="1000" w:type="pct"/>
             <w:tcBorders>
-              <w:bottom w:val="single" w:sz="4" w:space="0" w:color="7030A0"/>
-            </w:tcBorders>
-            <w:shd w:val="clear" w:color="auto" w:fill="7030A0"/>
+              <w:bottom w:val="single" w:sz="4" w:space="0" w:color="5F2861"/>
+            </w:tcBorders>
+            <w:shd w:val="clear" w:color="auto" w:fill="5F2861"/>
           </w:tcPr>
           <w:p>
             <w:pPr>
@@ -9384,9 +9384,9 @@
           <w:tcPr>
             <w:tcW w:w="1000" w:type="pct"/>
             <w:tcBorders>
-              <w:bottom w:val="single" w:sz="4" w:space="0" w:color="7030A0"/>
-            </w:tcBorders>
-            <w:shd w:val="clear" w:color="auto" w:fill="7030A0"/>
+              <w:bottom w:val="single" w:sz="4" w:space="0" w:color="5F2861"/>
+            </w:tcBorders>
+            <w:shd w:val="clear" w:color="auto" w:fill="5F2861"/>
           </w:tcPr>
           <w:p>
             <w:pPr>
@@ -9416,7 +9416,7 @@
           <w:tcPr>
             <w:tcW w:w="1000" w:type="pct"/>
             <w:tcBorders>
-              <w:bottom w:val="single" w:sz="4" w:space="0" w:color="7030A0"/>
+              <w:bottom w:val="single" w:sz="4" w:space="0" w:color="5F2861"/>
             </w:tcBorders>
             <w:shd w:val="clear" w:color="auto" w:fill="FFFFFF"/>
           </w:tcPr>
@@ -9430,7 +9430,7 @@
           <w:tcPr>
             <w:tcW w:w="1000" w:type="pct"/>
             <w:tcBorders>
-              <w:bottom w:val="single" w:sz="4" w:space="0" w:color="7030A0"/>
+              <w:bottom w:val="single" w:sz="4" w:space="0" w:color="5F2861"/>
             </w:tcBorders>
             <w:shd w:val="clear" w:color="auto" w:fill="FFFFFF"/>
           </w:tcPr>
@@ -9444,7 +9444,7 @@
           <w:tcPr>
             <w:tcW w:w="1000" w:type="pct"/>
             <w:tcBorders>
-              <w:bottom w:val="single" w:sz="4" w:space="0" w:color="7030A0"/>
+              <w:bottom w:val="single" w:sz="4" w:space="0" w:color="5F2861"/>
             </w:tcBorders>
             <w:shd w:val="clear" w:color="auto" w:fill="FFFFFF"/>
           </w:tcPr>
@@ -9458,7 +9458,7 @@
           <w:tcPr>
             <w:tcW w:w="1000" w:type="pct"/>
             <w:tcBorders>
-              <w:bottom w:val="single" w:sz="4" w:space="0" w:color="7030A0"/>
+              <w:bottom w:val="single" w:sz="4" w:space="0" w:color="5F2861"/>
             </w:tcBorders>
             <w:shd w:val="clear" w:color="auto" w:fill="FFFFFF"/>
           </w:tcPr>
@@ -9472,7 +9472,7 @@
           <w:tcPr>
             <w:tcW w:w="1000" w:type="pct"/>
             <w:tcBorders>
-              <w:bottom w:val="single" w:sz="4" w:space="0" w:color="7030A0"/>
+              <w:bottom w:val="single" w:sz="4" w:space="0" w:color="5F2861"/>
             </w:tcBorders>
             <w:shd w:val="clear" w:color="auto" w:fill="FFFFFF"/>
           </w:tcPr>
@@ -9494,7 +9494,7 @@
           <w:tcPr>
             <w:tcW w:w="1000" w:type="pct"/>
             <w:tcBorders>
-              <w:bottom w:val="single" w:sz="4" w:space="0" w:color="7030A0"/>
+              <w:bottom w:val="single" w:sz="4" w:space="0" w:color="5F2861"/>
             </w:tcBorders>
             <w:shd w:val="clear" w:color="auto" w:fill="FFFFFF"/>
           </w:tcPr>
@@ -9508,7 +9508,7 @@
           <w:tcPr>
             <w:tcW w:w="1000" w:type="pct"/>
             <w:tcBorders>
-              <w:bottom w:val="single" w:sz="4" w:space="0" w:color="7030A0"/>
+              <w:bottom w:val="single" w:sz="4" w:space="0" w:color="5F2861"/>
             </w:tcBorders>
             <w:shd w:val="clear" w:color="auto" w:fill="FFFFFF"/>
           </w:tcPr>
@@ -9522,7 +9522,7 @@
           <w:tcPr>
             <w:tcW w:w="1000" w:type="pct"/>
             <w:tcBorders>
-              <w:bottom w:val="single" w:sz="4" w:space="0" w:color="7030A0"/>
+              <w:bottom w:val="single" w:sz="4" w:space="0" w:color="5F2861"/>
             </w:tcBorders>
             <w:shd w:val="clear" w:color="auto" w:fill="FFFFFF"/>
           </w:tcPr>
@@ -9536,7 +9536,7 @@
           <w:tcPr>
             <w:tcW w:w="1000" w:type="pct"/>
             <w:tcBorders>
-              <w:bottom w:val="single" w:sz="4" w:space="0" w:color="7030A0"/>
+              <w:bottom w:val="single" w:sz="4" w:space="0" w:color="5F2861"/>
             </w:tcBorders>
             <w:shd w:val="clear" w:color="auto" w:fill="FFFFFF"/>
           </w:tcPr>
@@ -9550,7 +9550,7 @@
           <w:tcPr>
             <w:tcW w:w="1000" w:type="pct"/>
             <w:tcBorders>
-              <w:bottom w:val="single" w:sz="4" w:space="0" w:color="7030A0"/>
+              <w:bottom w:val="single" w:sz="4" w:space="0" w:color="5F2861"/>
             </w:tcBorders>
             <w:shd w:val="clear" w:color="auto" w:fill="FFFFFF"/>
           </w:tcPr>
@@ -9638,12 +9638,12 @@
       <w:tblPr>
         <w:tblW w:w="5000" w:type="pct"/>
         <w:tblBorders>
-          <w:top w:val="single" w:sz="4" w:space="0" w:color="7030A0"/>
-          <w:left w:val="single" w:sz="4" w:space="0" w:color="7030A0"/>
-          <w:bottom w:val="single" w:sz="4" w:space="0" w:color="7030A0"/>
-          <w:right w:val="single" w:sz="4" w:space="0" w:color="7030A0"/>
-          <w:insideH w:val="single" w:sz="4" w:space="0" w:color="7030A0"/>
-          <w:insideV w:val="single" w:sz="4" w:space="0" w:color="7030A0"/>
+          <w:top w:val="single" w:sz="4" w:space="0" w:color="5F2861"/>
+          <w:left w:val="single" w:sz="4" w:space="0" w:color="5F2861"/>
+          <w:bottom w:val="single" w:sz="4" w:space="0" w:color="5F2861"/>
+          <w:right w:val="single" w:sz="4" w:space="0" w:color="5F2861"/>
+          <w:insideH w:val="single" w:sz="4" w:space="0" w:color="5F2861"/>
+          <w:insideV w:val="single" w:sz="4" w:space="0" w:color="5F2861"/>
         </w:tblBorders>
         <w:tblLook w:val="0000" w:firstRow="0" w:lastRow="0" w:firstColumn="0" w:lastColumn="0" w:noHBand="0" w:noVBand="0"/>
       </w:tblPr>
@@ -9668,9 +9668,9 @@
           <w:tcPr>
             <w:tcW w:w="1000" w:type="pct"/>
             <w:tcBorders>
-              <w:bottom w:val="single" w:sz="4" w:space="0" w:color="7030A0"/>
-            </w:tcBorders>
-            <w:shd w:val="clear" w:color="auto" w:fill="7030A0"/>
+              <w:bottom w:val="single" w:sz="4" w:space="0" w:color="5F2861"/>
+            </w:tcBorders>
+            <w:shd w:val="clear" w:color="auto" w:fill="5F2861"/>
           </w:tcPr>
           <w:p>
             <w:pPr>
@@ -9692,9 +9692,9 @@
           <w:tcPr>
             <w:tcW w:w="1000" w:type="pct"/>
             <w:tcBorders>
-              <w:bottom w:val="single" w:sz="4" w:space="0" w:color="7030A0"/>
-            </w:tcBorders>
-            <w:shd w:val="clear" w:color="auto" w:fill="7030A0"/>
+              <w:bottom w:val="single" w:sz="4" w:space="0" w:color="5F2861"/>
+            </w:tcBorders>
+            <w:shd w:val="clear" w:color="auto" w:fill="5F2861"/>
           </w:tcPr>
           <w:p>
             <w:pPr>
@@ -9716,9 +9716,9 @@
           <w:tcPr>
             <w:tcW w:w="1000" w:type="pct"/>
             <w:tcBorders>
-              <w:bottom w:val="single" w:sz="4" w:space="0" w:color="7030A0"/>
-            </w:tcBorders>
-            <w:shd w:val="clear" w:color="auto" w:fill="7030A0"/>
+              <w:bottom w:val="single" w:sz="4" w:space="0" w:color="5F2861"/>
+            </w:tcBorders>
+            <w:shd w:val="clear" w:color="auto" w:fill="5F2861"/>
           </w:tcPr>
           <w:p>
             <w:pPr>
@@ -9740,9 +9740,9 @@
           <w:tcPr>
             <w:tcW w:w="1000" w:type="pct"/>
             <w:tcBorders>
-              <w:bottom w:val="single" w:sz="4" w:space="0" w:color="7030A0"/>
-            </w:tcBorders>
-            <w:shd w:val="clear" w:color="auto" w:fill="7030A0"/>
+              <w:bottom w:val="single" w:sz="4" w:space="0" w:color="5F2861"/>
+            </w:tcBorders>
+            <w:shd w:val="clear" w:color="auto" w:fill="5F2861"/>
           </w:tcPr>
           <w:p>
             <w:pPr>
@@ -9764,9 +9764,9 @@
           <w:tcPr>
             <w:tcW w:w="1000" w:type="pct"/>
             <w:tcBorders>
-              <w:bottom w:val="single" w:sz="4" w:space="0" w:color="7030A0"/>
-            </w:tcBorders>
-            <w:shd w:val="clear" w:color="auto" w:fill="7030A0"/>
+              <w:bottom w:val="single" w:sz="4" w:space="0" w:color="5F2861"/>
+            </w:tcBorders>
+            <w:shd w:val="clear" w:color="auto" w:fill="5F2861"/>
           </w:tcPr>
           <w:p>
             <w:pPr>
@@ -9796,7 +9796,7 @@
           <w:tcPr>
             <w:tcW w:w="1000" w:type="pct"/>
             <w:tcBorders>
-              <w:bottom w:val="single" w:sz="4" w:space="0" w:color="7030A0"/>
+              <w:bottom w:val="single" w:sz="4" w:space="0" w:color="5F2861"/>
             </w:tcBorders>
             <w:shd w:val="clear" w:color="auto" w:fill="FFFFFF"/>
           </w:tcPr>
@@ -9810,7 +9810,7 @@
           <w:tcPr>
             <w:tcW w:w="1000" w:type="pct"/>
             <w:tcBorders>
-              <w:bottom w:val="single" w:sz="4" w:space="0" w:color="7030A0"/>
+              <w:bottom w:val="single" w:sz="4" w:space="0" w:color="5F2861"/>
             </w:tcBorders>
             <w:shd w:val="clear" w:color="auto" w:fill="FFFFFF"/>
           </w:tcPr>
@@ -9824,7 +9824,7 @@
           <w:tcPr>
             <w:tcW w:w="1000" w:type="pct"/>
             <w:tcBorders>
-              <w:bottom w:val="single" w:sz="4" w:space="0" w:color="7030A0"/>
+              <w:bottom w:val="single" w:sz="4" w:space="0" w:color="5F2861"/>
             </w:tcBorders>
             <w:shd w:val="clear" w:color="auto" w:fill="FFFFFF"/>
           </w:tcPr>
@@ -9838,7 +9838,7 @@
           <w:tcPr>
             <w:tcW w:w="1000" w:type="pct"/>
             <w:tcBorders>
-              <w:bottom w:val="single" w:sz="4" w:space="0" w:color="7030A0"/>
+              <w:bottom w:val="single" w:sz="4" w:space="0" w:color="5F2861"/>
             </w:tcBorders>
             <w:shd w:val="clear" w:color="auto" w:fill="FFFFFF"/>
           </w:tcPr>
@@ -9852,7 +9852,7 @@
           <w:tcPr>
             <w:tcW w:w="1000" w:type="pct"/>
             <w:tcBorders>
-              <w:bottom w:val="single" w:sz="4" w:space="0" w:color="7030A0"/>
+              <w:bottom w:val="single" w:sz="4" w:space="0" w:color="5F2861"/>
             </w:tcBorders>
             <w:shd w:val="clear" w:color="auto" w:fill="FFFFFF"/>
           </w:tcPr>
@@ -9940,12 +9940,12 @@
       <w:tblPr>
         <w:tblW w:w="5000" w:type="pct"/>
         <w:tblBorders>
-          <w:top w:val="single" w:sz="4" w:space="0" w:color="7030A0"/>
-          <w:left w:val="single" w:sz="4" w:space="0" w:color="7030A0"/>
-          <w:bottom w:val="single" w:sz="4" w:space="0" w:color="7030A0"/>
-          <w:right w:val="single" w:sz="4" w:space="0" w:color="7030A0"/>
-          <w:insideH w:val="single" w:sz="4" w:space="0" w:color="7030A0"/>
-          <w:insideV w:val="single" w:sz="4" w:space="0" w:color="7030A0"/>
+          <w:top w:val="single" w:sz="4" w:space="0" w:color="5F2861"/>
+          <w:left w:val="single" w:sz="4" w:space="0" w:color="5F2861"/>
+          <w:bottom w:val="single" w:sz="4" w:space="0" w:color="5F2861"/>
+          <w:right w:val="single" w:sz="4" w:space="0" w:color="5F2861"/>
+          <w:insideH w:val="single" w:sz="4" w:space="0" w:color="5F2861"/>
+          <w:insideV w:val="single" w:sz="4" w:space="0" w:color="5F2861"/>
         </w:tblBorders>
         <w:tblLook w:val="0000" w:firstRow="0" w:lastRow="0" w:firstColumn="0" w:lastColumn="0" w:noHBand="0" w:noVBand="0"/>
       </w:tblPr>
@@ -9964,21 +9964,21 @@
           <w:tcPr>
             <w:tcW w:w="2500" w:type="pct"/>
             <w:tcBorders>
-              <w:bottom w:val="single" w:sz="4" w:space="0" w:color="7030A0"/>
-            </w:tcBorders>
-            <w:shd w:val="clear" w:color="auto" w:fill="EFE7F5"/>
-          </w:tcPr>
-          <w:p>
-            <w:pPr>
-              <w:rPr>
-                <w:b/>
-                <w:color w:val="4C1D6B"/>
-              </w:rPr>
-            </w:pPr>
-            <w:r>
-              <w:rPr>
-                <w:b/>
-                <w:color w:val="4C1D6B"/>
+              <w:bottom w:val="single" w:sz="4" w:space="0" w:color="5F2861"/>
+            </w:tcBorders>
+            <w:shd w:val="clear" w:color="auto" w:fill="F2EEF2"/>
+          </w:tcPr>
+          <w:p>
+            <w:pPr>
+              <w:rPr>
+                <w:b/>
+                <w:color w:val="5F2861"/>
+              </w:rPr>
+            </w:pPr>
+            <w:r>
+              <w:rPr>
+                <w:b/>
+                <w:color w:val="5F2861"/>
               </w:rPr>
               <w:t>[System A]</w:t>
             </w:r>
@@ -9988,7 +9988,7 @@
           <w:tcPr>
             <w:tcW w:w="2500" w:type="pct"/>
             <w:tcBorders>
-              <w:bottom w:val="single" w:sz="4" w:space="0" w:color="7030A0"/>
+              <w:bottom w:val="single" w:sz="4" w:space="0" w:color="5F2861"/>
             </w:tcBorders>
             <w:shd w:val="clear" w:color="auto" w:fill="FFFFFF"/>
           </w:tcPr>
@@ -10009,19 +10009,19 @@
         <w:tc>
           <w:tcPr>
             <w:tcW w:w="2500" w:type="pct"/>
-            <w:shd w:val="clear" w:color="auto" w:fill="EFE7F5"/>
-          </w:tcPr>
-          <w:p>
-            <w:pPr>
-              <w:rPr>
-                <w:b/>
-                <w:color w:val="4C1D6B"/>
-              </w:rPr>
-            </w:pPr>
-            <w:r>
-              <w:rPr>
-                <w:b/>
-                <w:color w:val="4C1D6B"/>
+            <w:shd w:val="clear" w:color="auto" w:fill="F2EEF2"/>
+          </w:tcPr>
+          <w:p>
+            <w:pPr>
+              <w:rPr>
+                <w:b/>
+                <w:color w:val="5F2861"/>
+              </w:rPr>
+            </w:pPr>
+            <w:r>
+              <w:rPr>
+                <w:b/>
+                <w:color w:val="5F2861"/>
               </w:rPr>
               <w:t>[System B]</w:t>
             </w:r>
@@ -10061,12 +10061,12 @@
       <w:tblPr>
         <w:tblW w:w="5000" w:type="pct"/>
         <w:tblBorders>
-          <w:top w:val="single" w:sz="4" w:space="0" w:color="7030A0"/>
-          <w:left w:val="single" w:sz="4" w:space="0" w:color="7030A0"/>
-          <w:bottom w:val="single" w:sz="4" w:space="0" w:color="7030A0"/>
-          <w:right w:val="single" w:sz="4" w:space="0" w:color="7030A0"/>
-          <w:insideH w:val="single" w:sz="4" w:space="0" w:color="7030A0"/>
-          <w:insideV w:val="single" w:sz="4" w:space="0" w:color="7030A0"/>
+          <w:top w:val="single" w:sz="4" w:space="0" w:color="5F2861"/>
+          <w:left w:val="single" w:sz="4" w:space="0" w:color="5F2861"/>
+          <w:bottom w:val="single" w:sz="4" w:space="0" w:color="5F2861"/>
+          <w:right w:val="single" w:sz="4" w:space="0" w:color="5F2861"/>
+          <w:insideH w:val="single" w:sz="4" w:space="0" w:color="5F2861"/>
+          <w:insideV w:val="single" w:sz="4" w:space="0" w:color="5F2861"/>
         </w:tblBorders>
         <w:tblLook w:val="0000" w:firstRow="0" w:lastRow="0" w:firstColumn="0" w:lastColumn="0" w:noHBand="0" w:noVBand="0"/>
       </w:tblPr>
@@ -10085,21 +10085,21 @@
           <w:tcPr>
             <w:tcW w:w="2500" w:type="pct"/>
             <w:tcBorders>
-              <w:bottom w:val="single" w:sz="4" w:space="0" w:color="7030A0"/>
-            </w:tcBorders>
-            <w:shd w:val="clear" w:color="auto" w:fill="EFE7F5"/>
-          </w:tcPr>
-          <w:p>
-            <w:pPr>
-              <w:rPr>
-                <w:b/>
-                <w:color w:val="4C1D6B"/>
-              </w:rPr>
-            </w:pPr>
-            <w:r>
-              <w:rPr>
-                <w:b/>
-                <w:color w:val="4C1D6B"/>
+              <w:bottom w:val="single" w:sz="4" w:space="0" w:color="5F2861"/>
+            </w:tcBorders>
+            <w:shd w:val="clear" w:color="auto" w:fill="F2EEF2"/>
+          </w:tcPr>
+          <w:p>
+            <w:pPr>
+              <w:rPr>
+                <w:b/>
+                <w:color w:val="5F2861"/>
+              </w:rPr>
+            </w:pPr>
+            <w:r>
+              <w:rPr>
+                <w:b/>
+                <w:color w:val="5F2861"/>
               </w:rPr>
               <w:t>Repository</w:t>
             </w:r>
@@ -10109,7 +10109,7 @@
           <w:tcPr>
             <w:tcW w:w="2500" w:type="pct"/>
             <w:tcBorders>
-              <w:bottom w:val="single" w:sz="4" w:space="0" w:color="7030A0"/>
+              <w:bottom w:val="single" w:sz="4" w:space="0" w:color="5F2861"/>
             </w:tcBorders>
             <w:shd w:val="clear" w:color="auto" w:fill="FFFFFF"/>
           </w:tcPr>
@@ -10131,21 +10131,21 @@
           <w:tcPr>
             <w:tcW w:w="2500" w:type="pct"/>
             <w:tcBorders>
-              <w:bottom w:val="single" w:sz="4" w:space="0" w:color="7030A0"/>
-            </w:tcBorders>
-            <w:shd w:val="clear" w:color="auto" w:fill="EFE7F5"/>
-          </w:tcPr>
-          <w:p>
-            <w:pPr>
-              <w:rPr>
-                <w:b/>
-                <w:color w:val="4C1D6B"/>
-              </w:rPr>
-            </w:pPr>
-            <w:r>
-              <w:rPr>
-                <w:b/>
-                <w:color w:val="4C1D6B"/>
+              <w:bottom w:val="single" w:sz="4" w:space="0" w:color="5F2861"/>
+            </w:tcBorders>
+            <w:shd w:val="clear" w:color="auto" w:fill="F2EEF2"/>
+          </w:tcPr>
+          <w:p>
+            <w:pPr>
+              <w:rPr>
+                <w:b/>
+                <w:color w:val="5F2861"/>
+              </w:rPr>
+            </w:pPr>
+            <w:r>
+              <w:rPr>
+                <w:b/>
+                <w:color w:val="5F2861"/>
               </w:rPr>
               <w:t>IaC Language</w:t>
             </w:r>
@@ -10155,7 +10155,7 @@
           <w:tcPr>
             <w:tcW w:w="2500" w:type="pct"/>
             <w:tcBorders>
-              <w:bottom w:val="single" w:sz="4" w:space="0" w:color="7030A0"/>
+              <w:bottom w:val="single" w:sz="4" w:space="0" w:color="5F2861"/>
             </w:tcBorders>
             <w:shd w:val="clear" w:color="auto" w:fill="FFFFFF"/>
           </w:tcPr>
@@ -10177,21 +10177,21 @@
           <w:tcPr>
             <w:tcW w:w="2500" w:type="pct"/>
             <w:tcBorders>
-              <w:bottom w:val="single" w:sz="4" w:space="0" w:color="7030A0"/>
-            </w:tcBorders>
-            <w:shd w:val="clear" w:color="auto" w:fill="EFE7F5"/>
-          </w:tcPr>
-          <w:p>
-            <w:pPr>
-              <w:rPr>
-                <w:b/>
-                <w:color w:val="4C1D6B"/>
-              </w:rPr>
-            </w:pPr>
-            <w:r>
-              <w:rPr>
-                <w:b/>
-                <w:color w:val="4C1D6B"/>
+              <w:bottom w:val="single" w:sz="4" w:space="0" w:color="5F2861"/>
+            </w:tcBorders>
+            <w:shd w:val="clear" w:color="auto" w:fill="F2EEF2"/>
+          </w:tcPr>
+          <w:p>
+            <w:pPr>
+              <w:rPr>
+                <w:b/>
+                <w:color w:val="5F2861"/>
+              </w:rPr>
+            </w:pPr>
+            <w:r>
+              <w:rPr>
+                <w:b/>
+                <w:color w:val="5F2861"/>
               </w:rPr>
               <w:t>Module Structure</w:t>
             </w:r>
@@ -10201,7 +10201,7 @@
           <w:tcPr>
             <w:tcW w:w="2500" w:type="pct"/>
             <w:tcBorders>
-              <w:bottom w:val="single" w:sz="4" w:space="0" w:color="7030A0"/>
+              <w:bottom w:val="single" w:sz="4" w:space="0" w:color="5F2861"/>
             </w:tcBorders>
             <w:shd w:val="clear" w:color="auto" w:fill="FFFFFF"/>
           </w:tcPr>
@@ -10222,19 +10222,19 @@
         <w:tc>
           <w:tcPr>
             <w:tcW w:w="2500" w:type="pct"/>
-            <w:shd w:val="clear" w:color="auto" w:fill="EFE7F5"/>
-          </w:tcPr>
-          <w:p>
-            <w:pPr>
-              <w:rPr>
-                <w:b/>
-                <w:color w:val="4C1D6B"/>
-              </w:rPr>
-            </w:pPr>
-            <w:r>
-              <w:rPr>
-                <w:b/>
-                <w:color w:val="4C1D6B"/>
+            <w:shd w:val="clear" w:color="auto" w:fill="F2EEF2"/>
+          </w:tcPr>
+          <w:p>
+            <w:pPr>
+              <w:rPr>
+                <w:b/>
+                <w:color w:val="5F2861"/>
+              </w:rPr>
+            </w:pPr>
+            <w:r>
+              <w:rPr>
+                <w:b/>
+                <w:color w:val="5F2861"/>
               </w:rPr>
               <w:t>State Management</w:t>
             </w:r>
@@ -10266,12 +10266,12 @@
       <w:tblPr>
         <w:tblW w:w="5000" w:type="pct"/>
         <w:tblBorders>
-          <w:top w:val="single" w:sz="4" w:space="0" w:color="7030A0"/>
-          <w:left w:val="single" w:sz="4" w:space="0" w:color="7030A0"/>
-          <w:bottom w:val="single" w:sz="4" w:space="0" w:color="7030A0"/>
-          <w:right w:val="single" w:sz="4" w:space="0" w:color="7030A0"/>
-          <w:insideH w:val="single" w:sz="4" w:space="0" w:color="7030A0"/>
-          <w:insideV w:val="single" w:sz="4" w:space="0" w:color="7030A0"/>
+          <w:top w:val="single" w:sz="4" w:space="0" w:color="5F2861"/>
+          <w:left w:val="single" w:sz="4" w:space="0" w:color="5F2861"/>
+          <w:bottom w:val="single" w:sz="4" w:space="0" w:color="5F2861"/>
+          <w:right w:val="single" w:sz="4" w:space="0" w:color="5F2861"/>
+          <w:insideH w:val="single" w:sz="4" w:space="0" w:color="5F2861"/>
+          <w:insideV w:val="single" w:sz="4" w:space="0" w:color="5F2861"/>
         </w:tblBorders>
         <w:tblLook w:val="0000" w:firstRow="0" w:lastRow="0" w:firstColumn="0" w:lastColumn="0" w:noHBand="0" w:noVBand="0"/>
       </w:tblPr>
@@ -10295,9 +10295,9 @@
           <w:tcPr>
             <w:tcW w:w="1250" w:type="pct"/>
             <w:tcBorders>
-              <w:bottom w:val="single" w:sz="4" w:space="0" w:color="7030A0"/>
-            </w:tcBorders>
-            <w:shd w:val="clear" w:color="auto" w:fill="7030A0"/>
+              <w:bottom w:val="single" w:sz="4" w:space="0" w:color="5F2861"/>
+            </w:tcBorders>
+            <w:shd w:val="clear" w:color="auto" w:fill="5F2861"/>
           </w:tcPr>
           <w:p>
             <w:pPr>
@@ -10320,9 +10320,9 @@
           <w:tcPr>
             <w:tcW w:w="1250" w:type="pct"/>
             <w:tcBorders>
-              <w:bottom w:val="single" w:sz="4" w:space="0" w:color="7030A0"/>
-            </w:tcBorders>
-            <w:shd w:val="clear" w:color="auto" w:fill="7030A0"/>
+              <w:bottom w:val="single" w:sz="4" w:space="0" w:color="5F2861"/>
+            </w:tcBorders>
+            <w:shd w:val="clear" w:color="auto" w:fill="5F2861"/>
           </w:tcPr>
           <w:p>
             <w:pPr>
@@ -10344,9 +10344,9 @@
           <w:tcPr>
             <w:tcW w:w="1250" w:type="pct"/>
             <w:tcBorders>
-              <w:bottom w:val="single" w:sz="4" w:space="0" w:color="7030A0"/>
-            </w:tcBorders>
-            <w:shd w:val="clear" w:color="auto" w:fill="7030A0"/>
+              <w:bottom w:val="single" w:sz="4" w:space="0" w:color="5F2861"/>
+            </w:tcBorders>
+            <w:shd w:val="clear" w:color="auto" w:fill="5F2861"/>
           </w:tcPr>
           <w:p>
             <w:pPr>
@@ -10368,9 +10368,9 @@
           <w:tcPr>
             <w:tcW w:w="1250" w:type="pct"/>
             <w:tcBorders>
-              <w:bottom w:val="single" w:sz="4" w:space="0" w:color="7030A0"/>
-            </w:tcBorders>
-            <w:shd w:val="clear" w:color="auto" w:fill="7030A0"/>
+              <w:bottom w:val="single" w:sz="4" w:space="0" w:color="5F2861"/>
+            </w:tcBorders>
+            <w:shd w:val="clear" w:color="auto" w:fill="5F2861"/>
           </w:tcPr>
           <w:p>
             <w:pPr>
@@ -10400,7 +10400,7 @@
           <w:tcPr>
             <w:tcW w:w="1250" w:type="pct"/>
             <w:tcBorders>
-              <w:bottom w:val="single" w:sz="4" w:space="0" w:color="7030A0"/>
+              <w:bottom w:val="single" w:sz="4" w:space="0" w:color="5F2861"/>
             </w:tcBorders>
             <w:shd w:val="clear" w:color="auto" w:fill="FFFFFF"/>
           </w:tcPr>
@@ -10414,7 +10414,7 @@
           <w:tcPr>
             <w:tcW w:w="1250" w:type="pct"/>
             <w:tcBorders>
-              <w:bottom w:val="single" w:sz="4" w:space="0" w:color="7030A0"/>
+              <w:bottom w:val="single" w:sz="4" w:space="0" w:color="5F2861"/>
             </w:tcBorders>
             <w:shd w:val="clear" w:color="auto" w:fill="FFFFFF"/>
           </w:tcPr>
@@ -10428,7 +10428,7 @@
           <w:tcPr>
             <w:tcW w:w="1250" w:type="pct"/>
             <w:tcBorders>
-              <w:bottom w:val="single" w:sz="4" w:space="0" w:color="7030A0"/>
+              <w:bottom w:val="single" w:sz="4" w:space="0" w:color="5F2861"/>
             </w:tcBorders>
             <w:shd w:val="clear" w:color="auto" w:fill="FFFFFF"/>
           </w:tcPr>
@@ -10442,7 +10442,7 @@
           <w:tcPr>
             <w:tcW w:w="1250" w:type="pct"/>
             <w:tcBorders>
-              <w:bottom w:val="single" w:sz="4" w:space="0" w:color="7030A0"/>
+              <w:bottom w:val="single" w:sz="4" w:space="0" w:color="5F2861"/>
             </w:tcBorders>
             <w:shd w:val="clear" w:color="auto" w:fill="FFFFFF"/>
           </w:tcPr>
@@ -10464,7 +10464,7 @@
           <w:tcPr>
             <w:tcW w:w="1250" w:type="pct"/>
             <w:tcBorders>
-              <w:bottom w:val="single" w:sz="4" w:space="0" w:color="7030A0"/>
+              <w:bottom w:val="single" w:sz="4" w:space="0" w:color="5F2861"/>
             </w:tcBorders>
             <w:shd w:val="clear" w:color="auto" w:fill="FFFFFF"/>
           </w:tcPr>
@@ -10478,7 +10478,7 @@
           <w:tcPr>
             <w:tcW w:w="1250" w:type="pct"/>
             <w:tcBorders>
-              <w:bottom w:val="single" w:sz="4" w:space="0" w:color="7030A0"/>
+              <w:bottom w:val="single" w:sz="4" w:space="0" w:color="5F2861"/>
             </w:tcBorders>
             <w:shd w:val="clear" w:color="auto" w:fill="FFFFFF"/>
           </w:tcPr>
@@ -10492,7 +10492,7 @@
           <w:tcPr>
             <w:tcW w:w="1250" w:type="pct"/>
             <w:tcBorders>
-              <w:bottom w:val="single" w:sz="4" w:space="0" w:color="7030A0"/>
+              <w:bottom w:val="single" w:sz="4" w:space="0" w:color="5F2861"/>
             </w:tcBorders>
             <w:shd w:val="clear" w:color="auto" w:fill="FFFFFF"/>
           </w:tcPr>
@@ -10506,7 +10506,7 @@
           <w:tcPr>
             <w:tcW w:w="1250" w:type="pct"/>
             <w:tcBorders>
-              <w:bottom w:val="single" w:sz="4" w:space="0" w:color="7030A0"/>
+              <w:bottom w:val="single" w:sz="4" w:space="0" w:color="5F2861"/>
             </w:tcBorders>
             <w:shd w:val="clear" w:color="auto" w:fill="FFFFFF"/>
           </w:tcPr>
@@ -10528,7 +10528,7 @@
           <w:tcPr>
             <w:tcW w:w="1250" w:type="pct"/>
             <w:tcBorders>
-              <w:bottom w:val="single" w:sz="4" w:space="0" w:color="7030A0"/>
+              <w:bottom w:val="single" w:sz="4" w:space="0" w:color="5F2861"/>
             </w:tcBorders>
             <w:shd w:val="clear" w:color="auto" w:fill="FFFFFF"/>
           </w:tcPr>
@@ -10542,7 +10542,7 @@
           <w:tcPr>
             <w:tcW w:w="1250" w:type="pct"/>
             <w:tcBorders>
-              <w:bottom w:val="single" w:sz="4" w:space="0" w:color="7030A0"/>
+              <w:bottom w:val="single" w:sz="4" w:space="0" w:color="5F2861"/>
             </w:tcBorders>
             <w:shd w:val="clear" w:color="auto" w:fill="FFFFFF"/>
           </w:tcPr>
@@ -10556,7 +10556,7 @@
           <w:tcPr>
             <w:tcW w:w="1250" w:type="pct"/>
             <w:tcBorders>
-              <w:bottom w:val="single" w:sz="4" w:space="0" w:color="7030A0"/>
+              <w:bottom w:val="single" w:sz="4" w:space="0" w:color="5F2861"/>
             </w:tcBorders>
             <w:shd w:val="clear" w:color="auto" w:fill="FFFFFF"/>
           </w:tcPr>
@@ -10570,7 +10570,7 @@
           <w:tcPr>
             <w:tcW w:w="1250" w:type="pct"/>
             <w:tcBorders>
-              <w:bottom w:val="single" w:sz="4" w:space="0" w:color="7030A0"/>
+              <w:bottom w:val="single" w:sz="4" w:space="0" w:color="5F2861"/>
             </w:tcBorders>
             <w:shd w:val="clear" w:color="auto" w:fill="FFFFFF"/>
           </w:tcPr>
@@ -10647,12 +10647,12 @@
       <w:tblPr>
         <w:tblW w:w="5000" w:type="pct"/>
         <w:tblBorders>
-          <w:top w:val="single" w:sz="4" w:space="0" w:color="7030A0"/>
-          <w:left w:val="single" w:sz="4" w:space="0" w:color="7030A0"/>
-          <w:bottom w:val="single" w:sz="4" w:space="0" w:color="7030A0"/>
-          <w:right w:val="single" w:sz="4" w:space="0" w:color="7030A0"/>
-          <w:insideH w:val="single" w:sz="4" w:space="0" w:color="7030A0"/>
-          <w:insideV w:val="single" w:sz="4" w:space="0" w:color="7030A0"/>
+          <w:top w:val="single" w:sz="4" w:space="0" w:color="5F2861"/>
+          <w:left w:val="single" w:sz="4" w:space="0" w:color="5F2861"/>
+          <w:bottom w:val="single" w:sz="4" w:space="0" w:color="5F2861"/>
+          <w:right w:val="single" w:sz="4" w:space="0" w:color="5F2861"/>
+          <w:insideH w:val="single" w:sz="4" w:space="0" w:color="5F2861"/>
+          <w:insideV w:val="single" w:sz="4" w:space="0" w:color="5F2861"/>
         </w:tblBorders>
         <w:tblLook w:val="0000" w:firstRow="0" w:lastRow="0" w:firstColumn="0" w:lastColumn="0" w:noHBand="0" w:noVBand="0"/>
       </w:tblPr>
@@ -10676,9 +10676,9 @@
           <w:tcPr>
             <w:tcW w:w="1250" w:type="pct"/>
             <w:tcBorders>
-              <w:bottom w:val="single" w:sz="4" w:space="0" w:color="7030A0"/>
-            </w:tcBorders>
-            <w:shd w:val="clear" w:color="auto" w:fill="7030A0"/>
+              <w:bottom w:val="single" w:sz="4" w:space="0" w:color="5F2861"/>
+            </w:tcBorders>
+            <w:shd w:val="clear" w:color="auto" w:fill="5F2861"/>
           </w:tcPr>
           <w:p>
             <w:pPr>
@@ -10700,9 +10700,9 @@
           <w:tcPr>
             <w:tcW w:w="1250" w:type="pct"/>
             <w:tcBorders>
-              <w:bottom w:val="single" w:sz="4" w:space="0" w:color="7030A0"/>
-            </w:tcBorders>
-            <w:shd w:val="clear" w:color="auto" w:fill="7030A0"/>
+              <w:bottom w:val="single" w:sz="4" w:space="0" w:color="5F2861"/>
+            </w:tcBorders>
+            <w:shd w:val="clear" w:color="auto" w:fill="5F2861"/>
           </w:tcPr>
           <w:p>
             <w:pPr>
@@ -10724,9 +10724,9 @@
           <w:tcPr>
             <w:tcW w:w="1250" w:type="pct"/>
             <w:tcBorders>
-              <w:bottom w:val="single" w:sz="4" w:space="0" w:color="7030A0"/>
-            </w:tcBorders>
-            <w:shd w:val="clear" w:color="auto" w:fill="7030A0"/>
+              <w:bottom w:val="single" w:sz="4" w:space="0" w:color="5F2861"/>
+            </w:tcBorders>
+            <w:shd w:val="clear" w:color="auto" w:fill="5F2861"/>
           </w:tcPr>
           <w:p>
             <w:pPr>
@@ -10748,9 +10748,9 @@
           <w:tcPr>
             <w:tcW w:w="1250" w:type="pct"/>
             <w:tcBorders>
-              <w:bottom w:val="single" w:sz="4" w:space="0" w:color="7030A0"/>
-            </w:tcBorders>
-            <w:shd w:val="clear" w:color="auto" w:fill="7030A0"/>
+              <w:bottom w:val="single" w:sz="4" w:space="0" w:color="5F2861"/>
+            </w:tcBorders>
+            <w:shd w:val="clear" w:color="auto" w:fill="5F2861"/>
           </w:tcPr>
           <w:p>
             <w:pPr>
@@ -10780,7 +10780,7 @@
           <w:tcPr>
             <w:tcW w:w="1250" w:type="pct"/>
             <w:tcBorders>
-              <w:bottom w:val="single" w:sz="4" w:space="0" w:color="7030A0"/>
+              <w:bottom w:val="single" w:sz="4" w:space="0" w:color="5F2861"/>
             </w:tcBorders>
             <w:shd w:val="clear" w:color="auto" w:fill="FFFFFF"/>
           </w:tcPr>
@@ -10794,7 +10794,7 @@
           <w:tcPr>
             <w:tcW w:w="1250" w:type="pct"/>
             <w:tcBorders>
-              <w:bottom w:val="single" w:sz="4" w:space="0" w:color="7030A0"/>
+              <w:bottom w:val="single" w:sz="4" w:space="0" w:color="5F2861"/>
             </w:tcBorders>
             <w:shd w:val="clear" w:color="auto" w:fill="FFFFFF"/>
           </w:tcPr>
@@ -10808,7 +10808,7 @@
           <w:tcPr>
             <w:tcW w:w="1250" w:type="pct"/>
             <w:tcBorders>
-              <w:bottom w:val="single" w:sz="4" w:space="0" w:color="7030A0"/>
+              <w:bottom w:val="single" w:sz="4" w:space="0" w:color="5F2861"/>
             </w:tcBorders>
             <w:shd w:val="clear" w:color="auto" w:fill="FFFFFF"/>
           </w:tcPr>
@@ -10822,7 +10822,7 @@
           <w:tcPr>
             <w:tcW w:w="1250" w:type="pct"/>
             <w:tcBorders>
-              <w:bottom w:val="single" w:sz="4" w:space="0" w:color="7030A0"/>
+              <w:bottom w:val="single" w:sz="4" w:space="0" w:color="5F2861"/>
             </w:tcBorders>
             <w:shd w:val="clear" w:color="auto" w:fill="FFFFFF"/>
           </w:tcPr>
@@ -10844,7 +10844,7 @@
           <w:tcPr>
             <w:tcW w:w="1250" w:type="pct"/>
             <w:tcBorders>
-              <w:bottom w:val="single" w:sz="4" w:space="0" w:color="7030A0"/>
+              <w:bottom w:val="single" w:sz="4" w:space="0" w:color="5F2861"/>
             </w:tcBorders>
             <w:shd w:val="clear" w:color="auto" w:fill="FFFFFF"/>
           </w:tcPr>
@@ -10858,7 +10858,7 @@
           <w:tcPr>
             <w:tcW w:w="1250" w:type="pct"/>
             <w:tcBorders>
-              <w:bottom w:val="single" w:sz="4" w:space="0" w:color="7030A0"/>
+              <w:bottom w:val="single" w:sz="4" w:space="0" w:color="5F2861"/>
             </w:tcBorders>
             <w:shd w:val="clear" w:color="auto" w:fill="FFFFFF"/>
           </w:tcPr>
@@ -10872,7 +10872,7 @@
           <w:tcPr>
             <w:tcW w:w="1250" w:type="pct"/>
             <w:tcBorders>
-              <w:bottom w:val="single" w:sz="4" w:space="0" w:color="7030A0"/>
+              <w:bottom w:val="single" w:sz="4" w:space="0" w:color="5F2861"/>
             </w:tcBorders>
             <w:shd w:val="clear" w:color="auto" w:fill="FFFFFF"/>
           </w:tcPr>
@@ -10886,7 +10886,7 @@
           <w:tcPr>
             <w:tcW w:w="1250" w:type="pct"/>
             <w:tcBorders>
-              <w:bottom w:val="single" w:sz="4" w:space="0" w:color="7030A0"/>
+              <w:bottom w:val="single" w:sz="4" w:space="0" w:color="5F2861"/>
             </w:tcBorders>
             <w:shd w:val="clear" w:color="auto" w:fill="FFFFFF"/>
           </w:tcPr>
@@ -10908,7 +10908,7 @@
           <w:tcPr>
             <w:tcW w:w="1250" w:type="pct"/>
             <w:tcBorders>
-              <w:bottom w:val="single" w:sz="4" w:space="0" w:color="7030A0"/>
+              <w:bottom w:val="single" w:sz="4" w:space="0" w:color="5F2861"/>
             </w:tcBorders>
             <w:shd w:val="clear" w:color="auto" w:fill="FFFFFF"/>
           </w:tcPr>
@@ -10922,7 +10922,7 @@
           <w:tcPr>
             <w:tcW w:w="1250" w:type="pct"/>
             <w:tcBorders>
-              <w:bottom w:val="single" w:sz="4" w:space="0" w:color="7030A0"/>
+              <w:bottom w:val="single" w:sz="4" w:space="0" w:color="5F2861"/>
             </w:tcBorders>
             <w:shd w:val="clear" w:color="auto" w:fill="FFFFFF"/>
           </w:tcPr>
@@ -10936,7 +10936,7 @@
           <w:tcPr>
             <w:tcW w:w="1250" w:type="pct"/>
             <w:tcBorders>
-              <w:bottom w:val="single" w:sz="4" w:space="0" w:color="7030A0"/>
+              <w:bottom w:val="single" w:sz="4" w:space="0" w:color="5F2861"/>
             </w:tcBorders>
             <w:shd w:val="clear" w:color="auto" w:fill="FFFFFF"/>
           </w:tcPr>
@@ -10950,7 +10950,7 @@
           <w:tcPr>
             <w:tcW w:w="1250" w:type="pct"/>
             <w:tcBorders>
-              <w:bottom w:val="single" w:sz="4" w:space="0" w:color="7030A0"/>
+              <w:bottom w:val="single" w:sz="4" w:space="0" w:color="5F2861"/>
             </w:tcBorders>
             <w:shd w:val="clear" w:color="auto" w:fill="FFFFFF"/>
           </w:tcPr>
@@ -11148,12 +11148,12 @@
       <w:tblPr>
         <w:tblW w:w="5000" w:type="pct"/>
         <w:tblBorders>
-          <w:top w:val="single" w:sz="4" w:space="0" w:color="7030A0"/>
-          <w:left w:val="single" w:sz="4" w:space="0" w:color="7030A0"/>
-          <w:bottom w:val="single" w:sz="4" w:space="0" w:color="7030A0"/>
-          <w:right w:val="single" w:sz="4" w:space="0" w:color="7030A0"/>
-          <w:insideH w:val="single" w:sz="4" w:space="0" w:color="7030A0"/>
-          <w:insideV w:val="single" w:sz="4" w:space="0" w:color="7030A0"/>
+          <w:top w:val="single" w:sz="4" w:space="0" w:color="5F2861"/>
+          <w:left w:val="single" w:sz="4" w:space="0" w:color="5F2861"/>
+          <w:bottom w:val="single" w:sz="4" w:space="0" w:color="5F2861"/>
+          <w:right w:val="single" w:sz="4" w:space="0" w:color="5F2861"/>
+          <w:insideH w:val="single" w:sz="4" w:space="0" w:color="5F2861"/>
+          <w:insideV w:val="single" w:sz="4" w:space="0" w:color="5F2861"/>
         </w:tblBorders>
         <w:tblLook w:val="0000" w:firstRow="0" w:lastRow="0" w:firstColumn="0" w:lastColumn="0" w:noHBand="0" w:noVBand="0"/>
       </w:tblPr>
@@ -11177,9 +11177,9 @@
           <w:tcPr>
             <w:tcW w:w="1250" w:type="pct"/>
             <w:tcBorders>
-              <w:bottom w:val="single" w:sz="4" w:space="0" w:color="7030A0"/>
-            </w:tcBorders>
-            <w:shd w:val="clear" w:color="auto" w:fill="7030A0"/>
+              <w:bottom w:val="single" w:sz="4" w:space="0" w:color="5F2861"/>
+            </w:tcBorders>
+            <w:shd w:val="clear" w:color="auto" w:fill="5F2861"/>
           </w:tcPr>
           <w:p>
             <w:pPr>
@@ -11201,9 +11201,9 @@
           <w:tcPr>
             <w:tcW w:w="1250" w:type="pct"/>
             <w:tcBorders>
-              <w:bottom w:val="single" w:sz="4" w:space="0" w:color="7030A0"/>
-            </w:tcBorders>
-            <w:shd w:val="clear" w:color="auto" w:fill="7030A0"/>
+              <w:bottom w:val="single" w:sz="4" w:space="0" w:color="5F2861"/>
+            </w:tcBorders>
+            <w:shd w:val="clear" w:color="auto" w:fill="5F2861"/>
           </w:tcPr>
           <w:p>
             <w:pPr>
@@ -11225,9 +11225,9 @@
           <w:tcPr>
             <w:tcW w:w="1250" w:type="pct"/>
             <w:tcBorders>
-              <w:bottom w:val="single" w:sz="4" w:space="0" w:color="7030A0"/>
-            </w:tcBorders>
-            <w:shd w:val="clear" w:color="auto" w:fill="7030A0"/>
+              <w:bottom w:val="single" w:sz="4" w:space="0" w:color="5F2861"/>
+            </w:tcBorders>
+            <w:shd w:val="clear" w:color="auto" w:fill="5F2861"/>
           </w:tcPr>
           <w:p>
             <w:pPr>
@@ -11249,9 +11249,9 @@
           <w:tcPr>
             <w:tcW w:w="1250" w:type="pct"/>
             <w:tcBorders>
-              <w:bottom w:val="single" w:sz="4" w:space="0" w:color="7030A0"/>
-            </w:tcBorders>
-            <w:shd w:val="clear" w:color="auto" w:fill="7030A0"/>
+              <w:bottom w:val="single" w:sz="4" w:space="0" w:color="5F2861"/>
+            </w:tcBorders>
+            <w:shd w:val="clear" w:color="auto" w:fill="5F2861"/>
           </w:tcPr>
           <w:p>
             <w:pPr>
@@ -11281,7 +11281,7 @@
           <w:tcPr>
             <w:tcW w:w="1250" w:type="pct"/>
             <w:tcBorders>
-              <w:bottom w:val="single" w:sz="4" w:space="0" w:color="7030A0"/>
+              <w:bottom w:val="single" w:sz="4" w:space="0" w:color="5F2861"/>
             </w:tcBorders>
             <w:shd w:val="clear" w:color="auto" w:fill="FFFFFF"/>
           </w:tcPr>
@@ -11295,7 +11295,7 @@
           <w:tcPr>
             <w:tcW w:w="1250" w:type="pct"/>
             <w:tcBorders>
-              <w:bottom w:val="single" w:sz="4" w:space="0" w:color="7030A0"/>
+              <w:bottom w:val="single" w:sz="4" w:space="0" w:color="5F2861"/>
             </w:tcBorders>
             <w:shd w:val="clear" w:color="auto" w:fill="FFFFFF"/>
           </w:tcPr>
@@ -11309,7 +11309,7 @@
           <w:tcPr>
             <w:tcW w:w="1250" w:type="pct"/>
             <w:tcBorders>
-              <w:bottom w:val="single" w:sz="4" w:space="0" w:color="7030A0"/>
+              <w:bottom w:val="single" w:sz="4" w:space="0" w:color="5F2861"/>
             </w:tcBorders>
             <w:shd w:val="clear" w:color="auto" w:fill="FFFFFF"/>
           </w:tcPr>
@@ -11323,7 +11323,7 @@
           <w:tcPr>
             <w:tcW w:w="1250" w:type="pct"/>
             <w:tcBorders>
-              <w:bottom w:val="single" w:sz="4" w:space="0" w:color="7030A0"/>
+              <w:bottom w:val="single" w:sz="4" w:space="0" w:color="5F2861"/>
             </w:tcBorders>
             <w:shd w:val="clear" w:color="auto" w:fill="FFFFFF"/>
           </w:tcPr>
@@ -11345,7 +11345,7 @@
           <w:tcPr>
             <w:tcW w:w="1250" w:type="pct"/>
             <w:tcBorders>
-              <w:bottom w:val="single" w:sz="4" w:space="0" w:color="7030A0"/>
+              <w:bottom w:val="single" w:sz="4" w:space="0" w:color="5F2861"/>
             </w:tcBorders>
             <w:shd w:val="clear" w:color="auto" w:fill="FFFFFF"/>
           </w:tcPr>
@@ -11359,7 +11359,7 @@
           <w:tcPr>
             <w:tcW w:w="1250" w:type="pct"/>
             <w:tcBorders>
-              <w:bottom w:val="single" w:sz="4" w:space="0" w:color="7030A0"/>
+              <w:bottom w:val="single" w:sz="4" w:space="0" w:color="5F2861"/>
             </w:tcBorders>
             <w:shd w:val="clear" w:color="auto" w:fill="FFFFFF"/>
           </w:tcPr>
@@ -11373,7 +11373,7 @@
           <w:tcPr>
             <w:tcW w:w="1250" w:type="pct"/>
             <w:tcBorders>
-              <w:bottom w:val="single" w:sz="4" w:space="0" w:color="7030A0"/>
+              <w:bottom w:val="single" w:sz="4" w:space="0" w:color="5F2861"/>
             </w:tcBorders>
             <w:shd w:val="clear" w:color="auto" w:fill="FFFFFF"/>
           </w:tcPr>
@@ -11387,7 +11387,7 @@
           <w:tcPr>
             <w:tcW w:w="1250" w:type="pct"/>
             <w:tcBorders>
-              <w:bottom w:val="single" w:sz="4" w:space="0" w:color="7030A0"/>
+              <w:bottom w:val="single" w:sz="4" w:space="0" w:color="5F2861"/>
             </w:tcBorders>
             <w:shd w:val="clear" w:color="auto" w:fill="FFFFFF"/>
           </w:tcPr>
@@ -11464,12 +11464,12 @@
       <w:tblPr>
         <w:tblW w:w="5000" w:type="pct"/>
         <w:tblBorders>
-          <w:top w:val="single" w:sz="4" w:space="0" w:color="7030A0"/>
-          <w:left w:val="single" w:sz="4" w:space="0" w:color="7030A0"/>
-          <w:bottom w:val="single" w:sz="4" w:space="0" w:color="7030A0"/>
-          <w:right w:val="single" w:sz="4" w:space="0" w:color="7030A0"/>
-          <w:insideH w:val="single" w:sz="4" w:space="0" w:color="7030A0"/>
-          <w:insideV w:val="single" w:sz="4" w:space="0" w:color="7030A0"/>
+          <w:top w:val="single" w:sz="4" w:space="0" w:color="5F2861"/>
+          <w:left w:val="single" w:sz="4" w:space="0" w:color="5F2861"/>
+          <w:bottom w:val="single" w:sz="4" w:space="0" w:color="5F2861"/>
+          <w:right w:val="single" w:sz="4" w:space="0" w:color="5F2861"/>
+          <w:insideH w:val="single" w:sz="4" w:space="0" w:color="5F2861"/>
+          <w:insideV w:val="single" w:sz="4" w:space="0" w:color="5F2861"/>
         </w:tblBorders>
         <w:tblLook w:val="0000" w:firstRow="0" w:lastRow="0" w:firstColumn="0" w:lastColumn="0" w:noHBand="0" w:noVBand="0"/>
       </w:tblPr>
@@ -11493,9 +11493,9 @@
           <w:tcPr>
             <w:tcW w:w="1250" w:type="pct"/>
             <w:tcBorders>
-              <w:bottom w:val="single" w:sz="4" w:space="0" w:color="7030A0"/>
-            </w:tcBorders>
-            <w:shd w:val="clear" w:color="auto" w:fill="7030A0"/>
+              <w:bottom w:val="single" w:sz="4" w:space="0" w:color="5F2861"/>
+            </w:tcBorders>
+            <w:shd w:val="clear" w:color="auto" w:fill="5F2861"/>
           </w:tcPr>
           <w:p>
             <w:pPr>
@@ -11517,9 +11517,9 @@
           <w:tcPr>
             <w:tcW w:w="1250" w:type="pct"/>
             <w:tcBorders>
-              <w:bottom w:val="single" w:sz="4" w:space="0" w:color="7030A0"/>
-            </w:tcBorders>
-            <w:shd w:val="clear" w:color="auto" w:fill="7030A0"/>
+              <w:bottom w:val="single" w:sz="4" w:space="0" w:color="5F2861"/>
+            </w:tcBorders>
+            <w:shd w:val="clear" w:color="auto" w:fill="5F2861"/>
           </w:tcPr>
           <w:p>
             <w:pPr>
@@ -11541,9 +11541,9 @@
           <w:tcPr>
             <w:tcW w:w="1250" w:type="pct"/>
             <w:tcBorders>
-              <w:bottom w:val="single" w:sz="4" w:space="0" w:color="7030A0"/>
-            </w:tcBorders>
-            <w:shd w:val="clear" w:color="auto" w:fill="7030A0"/>
+              <w:bottom w:val="single" w:sz="4" w:space="0" w:color="5F2861"/>
+            </w:tcBorders>
+            <w:shd w:val="clear" w:color="auto" w:fill="5F2861"/>
           </w:tcPr>
           <w:p>
             <w:pPr>
@@ -11565,9 +11565,9 @@
           <w:tcPr>
             <w:tcW w:w="1250" w:type="pct"/>
             <w:tcBorders>
-              <w:bottom w:val="single" w:sz="4" w:space="0" w:color="7030A0"/>
-            </w:tcBorders>
-            <w:shd w:val="clear" w:color="auto" w:fill="7030A0"/>
+              <w:bottom w:val="single" w:sz="4" w:space="0" w:color="5F2861"/>
+            </w:tcBorders>
+            <w:shd w:val="clear" w:color="auto" w:fill="5F2861"/>
           </w:tcPr>
           <w:p>
             <w:pPr>
@@ -11652,12 +11652,12 @@
       <w:tblPr>
         <w:tblW w:w="5000" w:type="pct"/>
         <w:tblBorders>
-          <w:top w:val="single" w:sz="4" w:space="0" w:color="7030A0"/>
-          <w:left w:val="single" w:sz="4" w:space="0" w:color="7030A0"/>
-          <w:bottom w:val="single" w:sz="4" w:space="0" w:color="7030A0"/>
-          <w:right w:val="single" w:sz="4" w:space="0" w:color="7030A0"/>
-          <w:insideH w:val="single" w:sz="4" w:space="0" w:color="7030A0"/>
-          <w:insideV w:val="single" w:sz="4" w:space="0" w:color="7030A0"/>
+          <w:top w:val="single" w:sz="4" w:space="0" w:color="5F2861"/>
+          <w:left w:val="single" w:sz="4" w:space="0" w:color="5F2861"/>
+          <w:bottom w:val="single" w:sz="4" w:space="0" w:color="5F2861"/>
+          <w:right w:val="single" w:sz="4" w:space="0" w:color="5F2861"/>
+          <w:insideH w:val="single" w:sz="4" w:space="0" w:color="5F2861"/>
+          <w:insideV w:val="single" w:sz="4" w:space="0" w:color="5F2861"/>
         </w:tblBorders>
         <w:tblLook w:val="0000" w:firstRow="0" w:lastRow="0" w:firstColumn="0" w:lastColumn="0" w:noHBand="0" w:noVBand="0"/>
       </w:tblPr>
@@ -11682,9 +11682,9 @@
           <w:tcPr>
             <w:tcW w:w="1000" w:type="pct"/>
             <w:tcBorders>
-              <w:bottom w:val="single" w:sz="4" w:space="0" w:color="7030A0"/>
-            </w:tcBorders>
-            <w:shd w:val="clear" w:color="auto" w:fill="7030A0"/>
+              <w:bottom w:val="single" w:sz="4" w:space="0" w:color="5F2861"/>
+            </w:tcBorders>
+            <w:shd w:val="clear" w:color="auto" w:fill="5F2861"/>
           </w:tcPr>
           <w:p>
             <w:pPr>
@@ -11707,9 +11707,9 @@
           <w:tcPr>
             <w:tcW w:w="1000" w:type="pct"/>
             <w:tcBorders>
-              <w:bottom w:val="single" w:sz="4" w:space="0" w:color="7030A0"/>
-            </w:tcBorders>
-            <w:shd w:val="clear" w:color="auto" w:fill="7030A0"/>
+              <w:bottom w:val="single" w:sz="4" w:space="0" w:color="5F2861"/>
+            </w:tcBorders>
+            <w:shd w:val="clear" w:color="auto" w:fill="5F2861"/>
           </w:tcPr>
           <w:p>
             <w:pPr>
@@ -11731,9 +11731,9 @@
           <w:tcPr>
             <w:tcW w:w="1000" w:type="pct"/>
             <w:tcBorders>
-              <w:bottom w:val="single" w:sz="4" w:space="0" w:color="7030A0"/>
-            </w:tcBorders>
-            <w:shd w:val="clear" w:color="auto" w:fill="7030A0"/>
+              <w:bottom w:val="single" w:sz="4" w:space="0" w:color="5F2861"/>
+            </w:tcBorders>
+            <w:shd w:val="clear" w:color="auto" w:fill="5F2861"/>
           </w:tcPr>
           <w:p>
             <w:pPr>
@@ -11755,9 +11755,9 @@
           <w:tcPr>
             <w:tcW w:w="1000" w:type="pct"/>
             <w:tcBorders>
-              <w:bottom w:val="single" w:sz="4" w:space="0" w:color="7030A0"/>
-            </w:tcBorders>
-            <w:shd w:val="clear" w:color="auto" w:fill="7030A0"/>
+              <w:bottom w:val="single" w:sz="4" w:space="0" w:color="5F2861"/>
+            </w:tcBorders>
+            <w:shd w:val="clear" w:color="auto" w:fill="5F2861"/>
           </w:tcPr>
           <w:p>
             <w:pPr>
@@ -11779,9 +11779,9 @@
           <w:tcPr>
             <w:tcW w:w="1000" w:type="pct"/>
             <w:tcBorders>
-              <w:bottom w:val="single" w:sz="4" w:space="0" w:color="7030A0"/>
-            </w:tcBorders>
-            <w:shd w:val="clear" w:color="auto" w:fill="7030A0"/>
+              <w:bottom w:val="single" w:sz="4" w:space="0" w:color="5F2861"/>
+            </w:tcBorders>
+            <w:shd w:val="clear" w:color="auto" w:fill="5F2861"/>
           </w:tcPr>
           <w:p>
             <w:pPr>
@@ -11811,7 +11811,7 @@
           <w:tcPr>
             <w:tcW w:w="1000" w:type="pct"/>
             <w:tcBorders>
-              <w:bottom w:val="single" w:sz="4" w:space="0" w:color="7030A0"/>
+              <w:bottom w:val="single" w:sz="4" w:space="0" w:color="5F2861"/>
             </w:tcBorders>
             <w:shd w:val="clear" w:color="auto" w:fill="FFFFFF"/>
           </w:tcPr>
@@ -11825,7 +11825,7 @@
           <w:tcPr>
             <w:tcW w:w="1000" w:type="pct"/>
             <w:tcBorders>
-              <w:bottom w:val="single" w:sz="4" w:space="0" w:color="7030A0"/>
+              <w:bottom w:val="single" w:sz="4" w:space="0" w:color="5F2861"/>
             </w:tcBorders>
             <w:shd w:val="clear" w:color="auto" w:fill="FFFFFF"/>
           </w:tcPr>
@@ -11839,7 +11839,7 @@
           <w:tcPr>
             <w:tcW w:w="1000" w:type="pct"/>
             <w:tcBorders>
-              <w:bottom w:val="single" w:sz="4" w:space="0" w:color="7030A0"/>
+              <w:bottom w:val="single" w:sz="4" w:space="0" w:color="5F2861"/>
             </w:tcBorders>
             <w:shd w:val="clear" w:color="auto" w:fill="FFFFFF"/>
           </w:tcPr>
@@ -11853,7 +11853,7 @@
           <w:tcPr>
             <w:tcW w:w="1000" w:type="pct"/>
             <w:tcBorders>
-              <w:bottom w:val="single" w:sz="4" w:space="0" w:color="7030A0"/>
+              <w:bottom w:val="single" w:sz="4" w:space="0" w:color="5F2861"/>
             </w:tcBorders>
             <w:shd w:val="clear" w:color="auto" w:fill="FFFFFF"/>
           </w:tcPr>
@@ -11867,7 +11867,7 @@
           <w:tcPr>
             <w:tcW w:w="1000" w:type="pct"/>
             <w:tcBorders>
-              <w:bottom w:val="single" w:sz="4" w:space="0" w:color="7030A0"/>
+              <w:bottom w:val="single" w:sz="4" w:space="0" w:color="5F2861"/>
             </w:tcBorders>
             <w:shd w:val="clear" w:color="auto" w:fill="FFFFFF"/>
           </w:tcPr>
@@ -11963,12 +11963,12 @@
       <w:tblPr>
         <w:tblW w:w="5000" w:type="pct"/>
         <w:tblBorders>
-          <w:top w:val="single" w:sz="4" w:space="0" w:color="7030A0"/>
-          <w:left w:val="single" w:sz="4" w:space="0" w:color="7030A0"/>
-          <w:bottom w:val="single" w:sz="4" w:space="0" w:color="7030A0"/>
-          <w:right w:val="single" w:sz="4" w:space="0" w:color="7030A0"/>
-          <w:insideH w:val="single" w:sz="4" w:space="0" w:color="7030A0"/>
-          <w:insideV w:val="single" w:sz="4" w:space="0" w:color="7030A0"/>
+          <w:top w:val="single" w:sz="4" w:space="0" w:color="5F2861"/>
+          <w:left w:val="single" w:sz="4" w:space="0" w:color="5F2861"/>
+          <w:bottom w:val="single" w:sz="4" w:space="0" w:color="5F2861"/>
+          <w:right w:val="single" w:sz="4" w:space="0" w:color="5F2861"/>
+          <w:insideH w:val="single" w:sz="4" w:space="0" w:color="5F2861"/>
+          <w:insideV w:val="single" w:sz="4" w:space="0" w:color="5F2861"/>
         </w:tblBorders>
         <w:tblLook w:val="0000" w:firstRow="0" w:lastRow="0" w:firstColumn="0" w:lastColumn="0" w:noHBand="0" w:noVBand="0"/>
       </w:tblPr>
@@ -11992,9 +11992,9 @@
           <w:tcPr>
             <w:tcW w:w="1250" w:type="pct"/>
             <w:tcBorders>
-              <w:bottom w:val="single" w:sz="4" w:space="0" w:color="7030A0"/>
-            </w:tcBorders>
-            <w:shd w:val="clear" w:color="auto" w:fill="7030A0"/>
+              <w:bottom w:val="single" w:sz="4" w:space="0" w:color="5F2861"/>
+            </w:tcBorders>
+            <w:shd w:val="clear" w:color="auto" w:fill="5F2861"/>
           </w:tcPr>
           <w:p>
             <w:pPr>
@@ -12016,9 +12016,9 @@
           <w:tcPr>
             <w:tcW w:w="1250" w:type="pct"/>
             <w:tcBorders>
-              <w:bottom w:val="single" w:sz="4" w:space="0" w:color="7030A0"/>
-            </w:tcBorders>
-            <w:shd w:val="clear" w:color="auto" w:fill="7030A0"/>
+              <w:bottom w:val="single" w:sz="4" w:space="0" w:color="5F2861"/>
+            </w:tcBorders>
+            <w:shd w:val="clear" w:color="auto" w:fill="5F2861"/>
           </w:tcPr>
           <w:p>
             <w:pPr>
@@ -12040,9 +12040,9 @@
           <w:tcPr>
             <w:tcW w:w="1250" w:type="pct"/>
             <w:tcBorders>
-              <w:bottom w:val="single" w:sz="4" w:space="0" w:color="7030A0"/>
-            </w:tcBorders>
-            <w:shd w:val="clear" w:color="auto" w:fill="7030A0"/>
+              <w:bottom w:val="single" w:sz="4" w:space="0" w:color="5F2861"/>
+            </w:tcBorders>
+            <w:shd w:val="clear" w:color="auto" w:fill="5F2861"/>
           </w:tcPr>
           <w:p>
             <w:pPr>
@@ -12064,9 +12064,9 @@
           <w:tcPr>
             <w:tcW w:w="1250" w:type="pct"/>
             <w:tcBorders>
-              <w:bottom w:val="single" w:sz="4" w:space="0" w:color="7030A0"/>
-            </w:tcBorders>
-            <w:shd w:val="clear" w:color="auto" w:fill="7030A0"/>
+              <w:bottom w:val="single" w:sz="4" w:space="0" w:color="5F2861"/>
+            </w:tcBorders>
+            <w:shd w:val="clear" w:color="auto" w:fill="5F2861"/>
           </w:tcPr>
           <w:p>
             <w:pPr>
@@ -12096,7 +12096,7 @@
           <w:tcPr>
             <w:tcW w:w="1250" w:type="pct"/>
             <w:tcBorders>
-              <w:bottom w:val="single" w:sz="4" w:space="0" w:color="7030A0"/>
+              <w:bottom w:val="single" w:sz="4" w:space="0" w:color="5F2861"/>
             </w:tcBorders>
             <w:shd w:val="clear" w:color="auto" w:fill="FFFFFF"/>
           </w:tcPr>
@@ -12110,7 +12110,7 @@
           <w:tcPr>
             <w:tcW w:w="1250" w:type="pct"/>
             <w:tcBorders>
-              <w:bottom w:val="single" w:sz="4" w:space="0" w:color="7030A0"/>
+              <w:bottom w:val="single" w:sz="4" w:space="0" w:color="5F2861"/>
             </w:tcBorders>
             <w:shd w:val="clear" w:color="auto" w:fill="FFFFFF"/>
           </w:tcPr>
@@ -12124,7 +12124,7 @@
           <w:tcPr>
             <w:tcW w:w="1250" w:type="pct"/>
             <w:tcBorders>
-              <w:bottom w:val="single" w:sz="4" w:space="0" w:color="7030A0"/>
+              <w:bottom w:val="single" w:sz="4" w:space="0" w:color="5F2861"/>
             </w:tcBorders>
             <w:shd w:val="clear" w:color="auto" w:fill="FFFFFF"/>
           </w:tcPr>
@@ -12138,7 +12138,7 @@
           <w:tcPr>
             <w:tcW w:w="1250" w:type="pct"/>
             <w:tcBorders>
-              <w:bottom w:val="single" w:sz="4" w:space="0" w:color="7030A0"/>
+              <w:bottom w:val="single" w:sz="4" w:space="0" w:color="5F2861"/>
             </w:tcBorders>
             <w:shd w:val="clear" w:color="auto" w:fill="FFFFFF"/>
           </w:tcPr>
@@ -12160,7 +12160,7 @@
           <w:tcPr>
             <w:tcW w:w="1250" w:type="pct"/>
             <w:tcBorders>
-              <w:bottom w:val="single" w:sz="4" w:space="0" w:color="7030A0"/>
+              <w:bottom w:val="single" w:sz="4" w:space="0" w:color="5F2861"/>
             </w:tcBorders>
             <w:shd w:val="clear" w:color="auto" w:fill="FFFFFF"/>
           </w:tcPr>
@@ -12174,7 +12174,7 @@
           <w:tcPr>
             <w:tcW w:w="1250" w:type="pct"/>
             <w:tcBorders>
-              <w:bottom w:val="single" w:sz="4" w:space="0" w:color="7030A0"/>
+              <w:bottom w:val="single" w:sz="4" w:space="0" w:color="5F2861"/>
             </w:tcBorders>
             <w:shd w:val="clear" w:color="auto" w:fill="FFFFFF"/>
           </w:tcPr>
@@ -12188,7 +12188,7 @@
           <w:tcPr>
             <w:tcW w:w="1250" w:type="pct"/>
             <w:tcBorders>
-              <w:bottom w:val="single" w:sz="4" w:space="0" w:color="7030A0"/>
+              <w:bottom w:val="single" w:sz="4" w:space="0" w:color="5F2861"/>
             </w:tcBorders>
             <w:shd w:val="clear" w:color="auto" w:fill="FFFFFF"/>
           </w:tcPr>
@@ -12202,7 +12202,7 @@
           <w:tcPr>
             <w:tcW w:w="1250" w:type="pct"/>
             <w:tcBorders>
-              <w:bottom w:val="single" w:sz="4" w:space="0" w:color="7030A0"/>
+              <w:bottom w:val="single" w:sz="4" w:space="0" w:color="5F2861"/>
             </w:tcBorders>
             <w:shd w:val="clear" w:color="auto" w:fill="FFFFFF"/>
           </w:tcPr>
@@ -12279,12 +12279,12 @@
       <w:tblPr>
         <w:tblW w:w="5000" w:type="pct"/>
         <w:tblBorders>
-          <w:top w:val="single" w:sz="4" w:space="0" w:color="7030A0"/>
-          <w:left w:val="single" w:sz="4" w:space="0" w:color="7030A0"/>
-          <w:bottom w:val="single" w:sz="4" w:space="0" w:color="7030A0"/>
-          <w:right w:val="single" w:sz="4" w:space="0" w:color="7030A0"/>
-          <w:insideH w:val="single" w:sz="4" w:space="0" w:color="7030A0"/>
-          <w:insideV w:val="single" w:sz="4" w:space="0" w:color="7030A0"/>
+          <w:top w:val="single" w:sz="4" w:space="0" w:color="5F2861"/>
+          <w:left w:val="single" w:sz="4" w:space="0" w:color="5F2861"/>
+          <w:bottom w:val="single" w:sz="4" w:space="0" w:color="5F2861"/>
+          <w:right w:val="single" w:sz="4" w:space="0" w:color="5F2861"/>
+          <w:insideH w:val="single" w:sz="4" w:space="0" w:color="5F2861"/>
+          <w:insideV w:val="single" w:sz="4" w:space="0" w:color="5F2861"/>
         </w:tblBorders>
         <w:tblLook w:val="0000" w:firstRow="0" w:lastRow="0" w:firstColumn="0" w:lastColumn="0" w:noHBand="0" w:noVBand="0"/>
       </w:tblPr>
@@ -12308,9 +12308,9 @@
           <w:tcPr>
             <w:tcW w:w="1250" w:type="pct"/>
             <w:tcBorders>
-              <w:bottom w:val="single" w:sz="4" w:space="0" w:color="7030A0"/>
-            </w:tcBorders>
-            <w:shd w:val="clear" w:color="auto" w:fill="7030A0"/>
+              <w:bottom w:val="single" w:sz="4" w:space="0" w:color="5F2861"/>
+            </w:tcBorders>
+            <w:shd w:val="clear" w:color="auto" w:fill="5F2861"/>
           </w:tcPr>
           <w:p>
             <w:pPr>
@@ -12332,9 +12332,9 @@
           <w:tcPr>
             <w:tcW w:w="1250" w:type="pct"/>
             <w:tcBorders>
-              <w:bottom w:val="single" w:sz="4" w:space="0" w:color="7030A0"/>
-            </w:tcBorders>
-            <w:shd w:val="clear" w:color="auto" w:fill="7030A0"/>
+              <w:bottom w:val="single" w:sz="4" w:space="0" w:color="5F2861"/>
+            </w:tcBorders>
+            <w:shd w:val="clear" w:color="auto" w:fill="5F2861"/>
           </w:tcPr>
           <w:p>
             <w:pPr>
@@ -12356,9 +12356,9 @@
           <w:tcPr>
             <w:tcW w:w="1250" w:type="pct"/>
             <w:tcBorders>
-              <w:bottom w:val="single" w:sz="4" w:space="0" w:color="7030A0"/>
-            </w:tcBorders>
-            <w:shd w:val="clear" w:color="auto" w:fill="7030A0"/>
+              <w:bottom w:val="single" w:sz="4" w:space="0" w:color="5F2861"/>
+            </w:tcBorders>
+            <w:shd w:val="clear" w:color="auto" w:fill="5F2861"/>
           </w:tcPr>
           <w:p>
             <w:pPr>
@@ -12380,9 +12380,9 @@
           <w:tcPr>
             <w:tcW w:w="1250" w:type="pct"/>
             <w:tcBorders>
-              <w:bottom w:val="single" w:sz="4" w:space="0" w:color="7030A0"/>
-            </w:tcBorders>
-            <w:shd w:val="clear" w:color="auto" w:fill="7030A0"/>
+              <w:bottom w:val="single" w:sz="4" w:space="0" w:color="5F2861"/>
+            </w:tcBorders>
+            <w:shd w:val="clear" w:color="auto" w:fill="5F2861"/>
           </w:tcPr>
           <w:p>
             <w:pPr>
@@ -12412,7 +12412,7 @@
           <w:tcPr>
             <w:tcW w:w="1250" w:type="pct"/>
             <w:tcBorders>
-              <w:bottom w:val="single" w:sz="4" w:space="0" w:color="7030A0"/>
+              <w:bottom w:val="single" w:sz="4" w:space="0" w:color="5F2861"/>
             </w:tcBorders>
             <w:shd w:val="clear" w:color="auto" w:fill="FFFFFF"/>
           </w:tcPr>
@@ -12426,7 +12426,7 @@
           <w:tcPr>
             <w:tcW w:w="1250" w:type="pct"/>
             <w:tcBorders>
-              <w:bottom w:val="single" w:sz="4" w:space="0" w:color="7030A0"/>
+              <w:bottom w:val="single" w:sz="4" w:space="0" w:color="5F2861"/>
             </w:tcBorders>
             <w:shd w:val="clear" w:color="auto" w:fill="FFFFFF"/>
           </w:tcPr>
@@ -12440,7 +12440,7 @@
           <w:tcPr>
             <w:tcW w:w="1250" w:type="pct"/>
             <w:tcBorders>
-              <w:bottom w:val="single" w:sz="4" w:space="0" w:color="7030A0"/>
+              <w:bottom w:val="single" w:sz="4" w:space="0" w:color="5F2861"/>
             </w:tcBorders>
             <w:shd w:val="clear" w:color="auto" w:fill="FFFFFF"/>
           </w:tcPr>
@@ -12454,7 +12454,7 @@
           <w:tcPr>
             <w:tcW w:w="1250" w:type="pct"/>
             <w:tcBorders>
-              <w:bottom w:val="single" w:sz="4" w:space="0" w:color="7030A0"/>
+              <w:bottom w:val="single" w:sz="4" w:space="0" w:color="5F2861"/>
             </w:tcBorders>
             <w:shd w:val="clear" w:color="auto" w:fill="FFFFFF"/>
           </w:tcPr>
@@ -12476,7 +12476,7 @@
           <w:tcPr>
             <w:tcW w:w="1250" w:type="pct"/>
             <w:tcBorders>
-              <w:bottom w:val="single" w:sz="4" w:space="0" w:color="7030A0"/>
+              <w:bottom w:val="single" w:sz="4" w:space="0" w:color="5F2861"/>
             </w:tcBorders>
             <w:shd w:val="clear" w:color="auto" w:fill="FFFFFF"/>
           </w:tcPr>
@@ -12490,7 +12490,7 @@
           <w:tcPr>
             <w:tcW w:w="1250" w:type="pct"/>
             <w:tcBorders>
-              <w:bottom w:val="single" w:sz="4" w:space="0" w:color="7030A0"/>
+              <w:bottom w:val="single" w:sz="4" w:space="0" w:color="5F2861"/>
             </w:tcBorders>
             <w:shd w:val="clear" w:color="auto" w:fill="FFFFFF"/>
           </w:tcPr>
@@ -12504,7 +12504,7 @@
           <w:tcPr>
             <w:tcW w:w="1250" w:type="pct"/>
             <w:tcBorders>
-              <w:bottom w:val="single" w:sz="4" w:space="0" w:color="7030A0"/>
+              <w:bottom w:val="single" w:sz="4" w:space="0" w:color="5F2861"/>
             </w:tcBorders>
             <w:shd w:val="clear" w:color="auto" w:fill="FFFFFF"/>
           </w:tcPr>
@@ -12518,7 +12518,7 @@
           <w:tcPr>
             <w:tcW w:w="1250" w:type="pct"/>
             <w:tcBorders>
-              <w:bottom w:val="single" w:sz="4" w:space="0" w:color="7030A0"/>
+              <w:bottom w:val="single" w:sz="4" w:space="0" w:color="5F2861"/>
             </w:tcBorders>
             <w:shd w:val="clear" w:color="auto" w:fill="FFFFFF"/>
           </w:tcPr>
@@ -12595,12 +12595,12 @@
       <w:tblPr>
         <w:tblW w:w="5000" w:type="pct"/>
         <w:tblBorders>
-          <w:top w:val="single" w:sz="4" w:space="0" w:color="7030A0"/>
-          <w:left w:val="single" w:sz="4" w:space="0" w:color="7030A0"/>
-          <w:bottom w:val="single" w:sz="4" w:space="0" w:color="7030A0"/>
-          <w:right w:val="single" w:sz="4" w:space="0" w:color="7030A0"/>
-          <w:insideH w:val="single" w:sz="4" w:space="0" w:color="7030A0"/>
-          <w:insideV w:val="single" w:sz="4" w:space="0" w:color="7030A0"/>
+          <w:top w:val="single" w:sz="4" w:space="0" w:color="5F2861"/>
+          <w:left w:val="single" w:sz="4" w:space="0" w:color="5F2861"/>
+          <w:bottom w:val="single" w:sz="4" w:space="0" w:color="5F2861"/>
+          <w:right w:val="single" w:sz="4" w:space="0" w:color="5F2861"/>
+          <w:insideH w:val="single" w:sz="4" w:space="0" w:color="5F2861"/>
+          <w:insideV w:val="single" w:sz="4" w:space="0" w:color="5F2861"/>
         </w:tblBorders>
         <w:tblLook w:val="0000" w:firstRow="0" w:lastRow="0" w:firstColumn="0" w:lastColumn="0" w:noHBand="0" w:noVBand="0"/>
       </w:tblPr>
@@ -12619,21 +12619,21 @@
           <w:tcPr>
             <w:tcW w:w="2500" w:type="pct"/>
             <w:tcBorders>
-              <w:bottom w:val="single" w:sz="4" w:space="0" w:color="7030A0"/>
-            </w:tcBorders>
-            <w:shd w:val="clear" w:color="auto" w:fill="EFE7F5"/>
-          </w:tcPr>
-          <w:p>
-            <w:pPr>
-              <w:rPr>
-                <w:b/>
-                <w:color w:val="4C1D6B"/>
-              </w:rPr>
-            </w:pPr>
-            <w:r>
-              <w:rPr>
-                <w:b/>
-                <w:color w:val="4C1D6B"/>
+              <w:bottom w:val="single" w:sz="4" w:space="0" w:color="5F2861"/>
+            </w:tcBorders>
+            <w:shd w:val="clear" w:color="auto" w:fill="F2EEF2"/>
+          </w:tcPr>
+          <w:p>
+            <w:pPr>
+              <w:rPr>
+                <w:b/>
+                <w:color w:val="5F2861"/>
+              </w:rPr>
+            </w:pPr>
+            <w:r>
+              <w:rPr>
+                <w:b/>
+                <w:color w:val="5F2861"/>
               </w:rPr>
               <w:t>Operational Dashboard</w:t>
             </w:r>
@@ -12643,7 +12643,7 @@
           <w:tcPr>
             <w:tcW w:w="2500" w:type="pct"/>
             <w:tcBorders>
-              <w:bottom w:val="single" w:sz="4" w:space="0" w:color="7030A0"/>
+              <w:bottom w:val="single" w:sz="4" w:space="0" w:color="5F2861"/>
             </w:tcBorders>
             <w:shd w:val="clear" w:color="auto" w:fill="FFFFFF"/>
           </w:tcPr>
@@ -12665,21 +12665,21 @@
           <w:tcPr>
             <w:tcW w:w="2500" w:type="pct"/>
             <w:tcBorders>
-              <w:bottom w:val="single" w:sz="4" w:space="0" w:color="7030A0"/>
-            </w:tcBorders>
-            <w:shd w:val="clear" w:color="auto" w:fill="EFE7F5"/>
-          </w:tcPr>
-          <w:p>
-            <w:pPr>
-              <w:rPr>
-                <w:b/>
-                <w:color w:val="4C1D6B"/>
-              </w:rPr>
-            </w:pPr>
-            <w:r>
-              <w:rPr>
-                <w:b/>
-                <w:color w:val="4C1D6B"/>
+              <w:bottom w:val="single" w:sz="4" w:space="0" w:color="5F2861"/>
+            </w:tcBorders>
+            <w:shd w:val="clear" w:color="auto" w:fill="F2EEF2"/>
+          </w:tcPr>
+          <w:p>
+            <w:pPr>
+              <w:rPr>
+                <w:b/>
+                <w:color w:val="5F2861"/>
+              </w:rPr>
+            </w:pPr>
+            <w:r>
+              <w:rPr>
+                <w:b/>
+                <w:color w:val="5F2861"/>
               </w:rPr>
               <w:t>SLA Dashboard</w:t>
             </w:r>
@@ -12689,7 +12689,7 @@
           <w:tcPr>
             <w:tcW w:w="2500" w:type="pct"/>
             <w:tcBorders>
-              <w:bottom w:val="single" w:sz="4" w:space="0" w:color="7030A0"/>
+              <w:bottom w:val="single" w:sz="4" w:space="0" w:color="5F2861"/>
             </w:tcBorders>
             <w:shd w:val="clear" w:color="auto" w:fill="FFFFFF"/>
           </w:tcPr>
@@ -12710,19 +12710,19 @@
         <w:tc>
           <w:tcPr>
             <w:tcW w:w="2500" w:type="pct"/>
-            <w:shd w:val="clear" w:color="auto" w:fill="EFE7F5"/>
-          </w:tcPr>
-          <w:p>
-            <w:pPr>
-              <w:rPr>
-                <w:b/>
-                <w:color w:val="4C1D6B"/>
-              </w:rPr>
-            </w:pPr>
-            <w:r>
-              <w:rPr>
-                <w:b/>
-                <w:color w:val="4C1D6B"/>
+            <w:shd w:val="clear" w:color="auto" w:fill="F2EEF2"/>
+          </w:tcPr>
+          <w:p>
+            <w:pPr>
+              <w:rPr>
+                <w:b/>
+                <w:color w:val="5F2861"/>
+              </w:rPr>
+            </w:pPr>
+            <w:r>
+              <w:rPr>
+                <w:b/>
+                <w:color w:val="5F2861"/>
               </w:rPr>
               <w:t>Security Dashboard</w:t>
             </w:r>
@@ -12839,12 +12839,12 @@
       <w:tblPr>
         <w:tblW w:w="5000" w:type="pct"/>
         <w:tblBorders>
-          <w:top w:val="single" w:sz="4" w:space="0" w:color="7030A0"/>
-          <w:left w:val="single" w:sz="4" w:space="0" w:color="7030A0"/>
-          <w:bottom w:val="single" w:sz="4" w:space="0" w:color="7030A0"/>
-          <w:right w:val="single" w:sz="4" w:space="0" w:color="7030A0"/>
-          <w:insideH w:val="single" w:sz="4" w:space="0" w:color="7030A0"/>
-          <w:insideV w:val="single" w:sz="4" w:space="0" w:color="7030A0"/>
+          <w:top w:val="single" w:sz="4" w:space="0" w:color="5F2861"/>
+          <w:left w:val="single" w:sz="4" w:space="0" w:color="5F2861"/>
+          <w:bottom w:val="single" w:sz="4" w:space="0" w:color="5F2861"/>
+          <w:right w:val="single" w:sz="4" w:space="0" w:color="5F2861"/>
+          <w:insideH w:val="single" w:sz="4" w:space="0" w:color="5F2861"/>
+          <w:insideV w:val="single" w:sz="4" w:space="0" w:color="5F2861"/>
         </w:tblBorders>
         <w:tblLook w:val="0000" w:firstRow="0" w:lastRow="0" w:firstColumn="0" w:lastColumn="0" w:noHBand="0" w:noVBand="0"/>
       </w:tblPr>
@@ -12869,9 +12869,9 @@
           <w:tcPr>
             <w:tcW w:w="1000" w:type="pct"/>
             <w:tcBorders>
-              <w:bottom w:val="single" w:sz="4" w:space="0" w:color="7030A0"/>
-            </w:tcBorders>
-            <w:shd w:val="clear" w:color="auto" w:fill="7030A0"/>
+              <w:bottom w:val="single" w:sz="4" w:space="0" w:color="5F2861"/>
+            </w:tcBorders>
+            <w:shd w:val="clear" w:color="auto" w:fill="5F2861"/>
           </w:tcPr>
           <w:p>
             <w:pPr>
@@ -12894,9 +12894,9 @@
           <w:tcPr>
             <w:tcW w:w="1000" w:type="pct"/>
             <w:tcBorders>
-              <w:bottom w:val="single" w:sz="4" w:space="0" w:color="7030A0"/>
-            </w:tcBorders>
-            <w:shd w:val="clear" w:color="auto" w:fill="7030A0"/>
+              <w:bottom w:val="single" w:sz="4" w:space="0" w:color="5F2861"/>
+            </w:tcBorders>
+            <w:shd w:val="clear" w:color="auto" w:fill="5F2861"/>
           </w:tcPr>
           <w:p>
             <w:pPr>
@@ -12918,9 +12918,9 @@
           <w:tcPr>
             <w:tcW w:w="1000" w:type="pct"/>
             <w:tcBorders>
-              <w:bottom w:val="single" w:sz="4" w:space="0" w:color="7030A0"/>
-            </w:tcBorders>
-            <w:shd w:val="clear" w:color="auto" w:fill="7030A0"/>
+              <w:bottom w:val="single" w:sz="4" w:space="0" w:color="5F2861"/>
+            </w:tcBorders>
+            <w:shd w:val="clear" w:color="auto" w:fill="5F2861"/>
           </w:tcPr>
           <w:p>
             <w:pPr>
@@ -12942,9 +12942,9 @@
           <w:tcPr>
             <w:tcW w:w="1000" w:type="pct"/>
             <w:tcBorders>
-              <w:bottom w:val="single" w:sz="4" w:space="0" w:color="7030A0"/>
-            </w:tcBorders>
-            <w:shd w:val="clear" w:color="auto" w:fill="7030A0"/>
+              <w:bottom w:val="single" w:sz="4" w:space="0" w:color="5F2861"/>
+            </w:tcBorders>
+            <w:shd w:val="clear" w:color="auto" w:fill="5F2861"/>
           </w:tcPr>
           <w:p>
             <w:pPr>
@@ -12966,9 +12966,9 @@
           <w:tcPr>
             <w:tcW w:w="1000" w:type="pct"/>
             <w:tcBorders>
-              <w:bottom w:val="single" w:sz="4" w:space="0" w:color="7030A0"/>
-            </w:tcBorders>
-            <w:shd w:val="clear" w:color="auto" w:fill="7030A0"/>
+              <w:bottom w:val="single" w:sz="4" w:space="0" w:color="5F2861"/>
+            </w:tcBorders>
+            <w:shd w:val="clear" w:color="auto" w:fill="5F2861"/>
           </w:tcPr>
           <w:p>
             <w:pPr>
@@ -12998,7 +12998,7 @@
           <w:tcPr>
             <w:tcW w:w="1000" w:type="pct"/>
             <w:tcBorders>
-              <w:bottom w:val="single" w:sz="4" w:space="0" w:color="7030A0"/>
+              <w:bottom w:val="single" w:sz="4" w:space="0" w:color="5F2861"/>
             </w:tcBorders>
             <w:shd w:val="clear" w:color="auto" w:fill="FFFFFF"/>
           </w:tcPr>
@@ -13012,7 +13012,7 @@
           <w:tcPr>
             <w:tcW w:w="1000" w:type="pct"/>
             <w:tcBorders>
-              <w:bottom w:val="single" w:sz="4" w:space="0" w:color="7030A0"/>
+              <w:bottom w:val="single" w:sz="4" w:space="0" w:color="5F2861"/>
             </w:tcBorders>
             <w:shd w:val="clear" w:color="auto" w:fill="FFFFFF"/>
           </w:tcPr>
@@ -13026,7 +13026,7 @@
           <w:tcPr>
             <w:tcW w:w="1000" w:type="pct"/>
             <w:tcBorders>
-              <w:bottom w:val="single" w:sz="4" w:space="0" w:color="7030A0"/>
+              <w:bottom w:val="single" w:sz="4" w:space="0" w:color="5F2861"/>
             </w:tcBorders>
             <w:shd w:val="clear" w:color="auto" w:fill="FFFFFF"/>
           </w:tcPr>
@@ -13040,7 +13040,7 @@
           <w:tcPr>
             <w:tcW w:w="1000" w:type="pct"/>
             <w:tcBorders>
-              <w:bottom w:val="single" w:sz="4" w:space="0" w:color="7030A0"/>
+              <w:bottom w:val="single" w:sz="4" w:space="0" w:color="5F2861"/>
             </w:tcBorders>
             <w:shd w:val="clear" w:color="auto" w:fill="FFFFFF"/>
           </w:tcPr>
@@ -13054,7 +13054,7 @@
           <w:tcPr>
             <w:tcW w:w="1000" w:type="pct"/>
             <w:tcBorders>
-              <w:bottom w:val="single" w:sz="4" w:space="0" w:color="7030A0"/>
+              <w:bottom w:val="single" w:sz="4" w:space="0" w:color="5F2861"/>
             </w:tcBorders>
             <w:shd w:val="clear" w:color="auto" w:fill="FFFFFF"/>
           </w:tcPr>
@@ -13076,7 +13076,7 @@
           <w:tcPr>
             <w:tcW w:w="1000" w:type="pct"/>
             <w:tcBorders>
-              <w:bottom w:val="single" w:sz="4" w:space="0" w:color="7030A0"/>
+              <w:bottom w:val="single" w:sz="4" w:space="0" w:color="5F2861"/>
             </w:tcBorders>
             <w:shd w:val="clear" w:color="auto" w:fill="FFFFFF"/>
           </w:tcPr>
@@ -13090,7 +13090,7 @@
           <w:tcPr>
             <w:tcW w:w="1000" w:type="pct"/>
             <w:tcBorders>
-              <w:bottom w:val="single" w:sz="4" w:space="0" w:color="7030A0"/>
+              <w:bottom w:val="single" w:sz="4" w:space="0" w:color="5F2861"/>
             </w:tcBorders>
             <w:shd w:val="clear" w:color="auto" w:fill="FFFFFF"/>
           </w:tcPr>
@@ -13104,7 +13104,7 @@
           <w:tcPr>
             <w:tcW w:w="1000" w:type="pct"/>
             <w:tcBorders>
-              <w:bottom w:val="single" w:sz="4" w:space="0" w:color="7030A0"/>
+              <w:bottom w:val="single" w:sz="4" w:space="0" w:color="5F2861"/>
             </w:tcBorders>
             <w:shd w:val="clear" w:color="auto" w:fill="FFFFFF"/>
           </w:tcPr>
@@ -13118,7 +13118,7 @@
           <w:tcPr>
             <w:tcW w:w="1000" w:type="pct"/>
             <w:tcBorders>
-              <w:bottom w:val="single" w:sz="4" w:space="0" w:color="7030A0"/>
+              <w:bottom w:val="single" w:sz="4" w:space="0" w:color="5F2861"/>
             </w:tcBorders>
             <w:shd w:val="clear" w:color="auto" w:fill="FFFFFF"/>
           </w:tcPr>
@@ -13132,7 +13132,7 @@
           <w:tcPr>
             <w:tcW w:w="1000" w:type="pct"/>
             <w:tcBorders>
-              <w:bottom w:val="single" w:sz="4" w:space="0" w:color="7030A0"/>
+              <w:bottom w:val="single" w:sz="4" w:space="0" w:color="5F2861"/>
             </w:tcBorders>
             <w:shd w:val="clear" w:color="auto" w:fill="FFFFFF"/>
           </w:tcPr>
@@ -13220,12 +13220,12 @@
       <w:tblPr>
         <w:tblW w:w="5000" w:type="pct"/>
         <w:tblBorders>
-          <w:top w:val="single" w:sz="4" w:space="0" w:color="7030A0"/>
-          <w:left w:val="single" w:sz="4" w:space="0" w:color="7030A0"/>
-          <w:bottom w:val="single" w:sz="4" w:space="0" w:color="7030A0"/>
-          <w:right w:val="single" w:sz="4" w:space="0" w:color="7030A0"/>
-          <w:insideH w:val="single" w:sz="4" w:space="0" w:color="7030A0"/>
-          <w:insideV w:val="single" w:sz="4" w:space="0" w:color="7030A0"/>
+          <w:top w:val="single" w:sz="4" w:space="0" w:color="5F2861"/>
+          <w:left w:val="single" w:sz="4" w:space="0" w:color="5F2861"/>
+          <w:bottom w:val="single" w:sz="4" w:space="0" w:color="5F2861"/>
+          <w:right w:val="single" w:sz="4" w:space="0" w:color="5F2861"/>
+          <w:insideH w:val="single" w:sz="4" w:space="0" w:color="5F2861"/>
+          <w:insideV w:val="single" w:sz="4" w:space="0" w:color="5F2861"/>
         </w:tblBorders>
         <w:tblLook w:val="0000" w:firstRow="0" w:lastRow="0" w:firstColumn="0" w:lastColumn="0" w:noHBand="0" w:noVBand="0"/>
       </w:tblPr>
@@ -13244,21 +13244,21 @@
           <w:tcPr>
             <w:tcW w:w="2500" w:type="pct"/>
             <w:tcBorders>
-              <w:bottom w:val="single" w:sz="4" w:space="0" w:color="7030A0"/>
-            </w:tcBorders>
-            <w:shd w:val="clear" w:color="auto" w:fill="EFE7F5"/>
-          </w:tcPr>
-          <w:p>
-            <w:pPr>
-              <w:rPr>
-                <w:b/>
-                <w:color w:val="4C1D6B"/>
-              </w:rPr>
-            </w:pPr>
-            <w:r>
-              <w:rPr>
-                <w:b/>
-                <w:color w:val="4C1D6B"/>
+              <w:bottom w:val="single" w:sz="4" w:space="0" w:color="5F2861"/>
+            </w:tcBorders>
+            <w:shd w:val="clear" w:color="auto" w:fill="F2EEF2"/>
+          </w:tcPr>
+          <w:p>
+            <w:pPr>
+              <w:rPr>
+                <w:b/>
+                <w:color w:val="5F2861"/>
+              </w:rPr>
+            </w:pPr>
+            <w:r>
+              <w:rPr>
+                <w:b/>
+                <w:color w:val="5F2861"/>
               </w:rPr>
               <w:t>Target Throughput</w:t>
             </w:r>
@@ -13268,7 +13268,7 @@
           <w:tcPr>
             <w:tcW w:w="2500" w:type="pct"/>
             <w:tcBorders>
-              <w:bottom w:val="single" w:sz="4" w:space="0" w:color="7030A0"/>
+              <w:bottom w:val="single" w:sz="4" w:space="0" w:color="5F2861"/>
             </w:tcBorders>
             <w:shd w:val="clear" w:color="auto" w:fill="FFFFFF"/>
           </w:tcPr>
@@ -13290,21 +13290,21 @@
           <w:tcPr>
             <w:tcW w:w="2500" w:type="pct"/>
             <w:tcBorders>
-              <w:bottom w:val="single" w:sz="4" w:space="0" w:color="7030A0"/>
-            </w:tcBorders>
-            <w:shd w:val="clear" w:color="auto" w:fill="EFE7F5"/>
-          </w:tcPr>
-          <w:p>
-            <w:pPr>
-              <w:rPr>
-                <w:b/>
-                <w:color w:val="4C1D6B"/>
-              </w:rPr>
-            </w:pPr>
-            <w:r>
-              <w:rPr>
-                <w:b/>
-                <w:color w:val="4C1D6B"/>
+              <w:bottom w:val="single" w:sz="4" w:space="0" w:color="5F2861"/>
+            </w:tcBorders>
+            <w:shd w:val="clear" w:color="auto" w:fill="F2EEF2"/>
+          </w:tcPr>
+          <w:p>
+            <w:pPr>
+              <w:rPr>
+                <w:b/>
+                <w:color w:val="5F2861"/>
+              </w:rPr>
+            </w:pPr>
+            <w:r>
+              <w:rPr>
+                <w:b/>
+                <w:color w:val="5F2861"/>
               </w:rPr>
               <w:t>Target Latency (p95)</w:t>
             </w:r>
@@ -13314,7 +13314,7 @@
           <w:tcPr>
             <w:tcW w:w="2500" w:type="pct"/>
             <w:tcBorders>
-              <w:bottom w:val="single" w:sz="4" w:space="0" w:color="7030A0"/>
+              <w:bottom w:val="single" w:sz="4" w:space="0" w:color="5F2861"/>
             </w:tcBorders>
             <w:shd w:val="clear" w:color="auto" w:fill="FFFFFF"/>
           </w:tcPr>
@@ -13336,21 +13336,21 @@
           <w:tcPr>
             <w:tcW w:w="2500" w:type="pct"/>
             <w:tcBorders>
-              <w:bottom w:val="single" w:sz="4" w:space="0" w:color="7030A0"/>
-            </w:tcBorders>
-            <w:shd w:val="clear" w:color="auto" w:fill="EFE7F5"/>
-          </w:tcPr>
-          <w:p>
-            <w:pPr>
-              <w:rPr>
-                <w:b/>
-                <w:color w:val="4C1D6B"/>
-              </w:rPr>
-            </w:pPr>
-            <w:r>
-              <w:rPr>
-                <w:b/>
-                <w:color w:val="4C1D6B"/>
+              <w:bottom w:val="single" w:sz="4" w:space="0" w:color="5F2861"/>
+            </w:tcBorders>
+            <w:shd w:val="clear" w:color="auto" w:fill="F2EEF2"/>
+          </w:tcPr>
+          <w:p>
+            <w:pPr>
+              <w:rPr>
+                <w:b/>
+                <w:color w:val="5F2861"/>
+              </w:rPr>
+            </w:pPr>
+            <w:r>
+              <w:rPr>
+                <w:b/>
+                <w:color w:val="5F2861"/>
               </w:rPr>
               <w:t>Test Duration</w:t>
             </w:r>
@@ -13360,7 +13360,7 @@
           <w:tcPr>
             <w:tcW w:w="2500" w:type="pct"/>
             <w:tcBorders>
-              <w:bottom w:val="single" w:sz="4" w:space="0" w:color="7030A0"/>
+              <w:bottom w:val="single" w:sz="4" w:space="0" w:color="5F2861"/>
             </w:tcBorders>
             <w:shd w:val="clear" w:color="auto" w:fill="FFFFFF"/>
           </w:tcPr>
@@ -13381,19 +13381,19 @@
         <w:tc>
           <w:tcPr>
             <w:tcW w:w="2500" w:type="pct"/>
-            <w:shd w:val="clear" w:color="auto" w:fill="EFE7F5"/>
-          </w:tcPr>
-          <w:p>
-            <w:pPr>
-              <w:rPr>
-                <w:b/>
-                <w:color w:val="4C1D6B"/>
-              </w:rPr>
-            </w:pPr>
-            <w:r>
-              <w:rPr>
-                <w:b/>
-                <w:color w:val="4C1D6B"/>
+            <w:shd w:val="clear" w:color="auto" w:fill="F2EEF2"/>
+          </w:tcPr>
+          <w:p>
+            <w:pPr>
+              <w:rPr>
+                <w:b/>
+                <w:color w:val="5F2861"/>
+              </w:rPr>
+            </w:pPr>
+            <w:r>
+              <w:rPr>
+                <w:b/>
+                <w:color w:val="5F2861"/>
               </w:rPr>
               <w:t>Test Tool</w:t>
             </w:r>
@@ -13425,12 +13425,12 @@
       <w:tblPr>
         <w:tblW w:w="5000" w:type="pct"/>
         <w:tblBorders>
-          <w:top w:val="single" w:sz="4" w:space="0" w:color="7030A0"/>
-          <w:left w:val="single" w:sz="4" w:space="0" w:color="7030A0"/>
-          <w:bottom w:val="single" w:sz="4" w:space="0" w:color="7030A0"/>
-          <w:right w:val="single" w:sz="4" w:space="0" w:color="7030A0"/>
-          <w:insideH w:val="single" w:sz="4" w:space="0" w:color="7030A0"/>
-          <w:insideV w:val="single" w:sz="4" w:space="0" w:color="7030A0"/>
+          <w:top w:val="single" w:sz="4" w:space="0" w:color="5F2861"/>
+          <w:left w:val="single" w:sz="4" w:space="0" w:color="5F2861"/>
+          <w:bottom w:val="single" w:sz="4" w:space="0" w:color="5F2861"/>
+          <w:right w:val="single" w:sz="4" w:space="0" w:color="5F2861"/>
+          <w:insideH w:val="single" w:sz="4" w:space="0" w:color="5F2861"/>
+          <w:insideV w:val="single" w:sz="4" w:space="0" w:color="5F2861"/>
         </w:tblBorders>
         <w:tblLook w:val="0000" w:firstRow="0" w:lastRow="0" w:firstColumn="0" w:lastColumn="0" w:noHBand="0" w:noVBand="0"/>
       </w:tblPr>
@@ -13449,21 +13449,21 @@
           <w:tcPr>
             <w:tcW w:w="2500" w:type="pct"/>
             <w:tcBorders>
-              <w:bottom w:val="single" w:sz="4" w:space="0" w:color="7030A0"/>
-            </w:tcBorders>
-            <w:shd w:val="clear" w:color="auto" w:fill="EFE7F5"/>
-          </w:tcPr>
-          <w:p>
-            <w:pPr>
-              <w:rPr>
-                <w:b/>
-                <w:color w:val="4C1D6B"/>
-              </w:rPr>
-            </w:pPr>
-            <w:r>
-              <w:rPr>
-                <w:b/>
-                <w:color w:val="4C1D6B"/>
+              <w:bottom w:val="single" w:sz="4" w:space="0" w:color="5F2861"/>
+            </w:tcBorders>
+            <w:shd w:val="clear" w:color="auto" w:fill="F2EEF2"/>
+          </w:tcPr>
+          <w:p>
+            <w:pPr>
+              <w:rPr>
+                <w:b/>
+                <w:color w:val="5F2861"/>
+              </w:rPr>
+            </w:pPr>
+            <w:r>
+              <w:rPr>
+                <w:b/>
+                <w:color w:val="5F2861"/>
               </w:rPr>
               <w:t>Test Scenario</w:t>
             </w:r>
@@ -13473,7 +13473,7 @@
           <w:tcPr>
             <w:tcW w:w="2500" w:type="pct"/>
             <w:tcBorders>
-              <w:bottom w:val="single" w:sz="4" w:space="0" w:color="7030A0"/>
+              <w:bottom w:val="single" w:sz="4" w:space="0" w:color="5F2861"/>
             </w:tcBorders>
             <w:shd w:val="clear" w:color="auto" w:fill="FFFFFF"/>
           </w:tcPr>
@@ -13495,21 +13495,21 @@
           <w:tcPr>
             <w:tcW w:w="2500" w:type="pct"/>
             <w:tcBorders>
-              <w:bottom w:val="single" w:sz="4" w:space="0" w:color="7030A0"/>
-            </w:tcBorders>
-            <w:shd w:val="clear" w:color="auto" w:fill="EFE7F5"/>
-          </w:tcPr>
-          <w:p>
-            <w:pPr>
-              <w:rPr>
-                <w:b/>
-                <w:color w:val="4C1D6B"/>
-              </w:rPr>
-            </w:pPr>
-            <w:r>
-              <w:rPr>
-                <w:b/>
-                <w:color w:val="4C1D6B"/>
+              <w:bottom w:val="single" w:sz="4" w:space="0" w:color="5F2861"/>
+            </w:tcBorders>
+            <w:shd w:val="clear" w:color="auto" w:fill="F2EEF2"/>
+          </w:tcPr>
+          <w:p>
+            <w:pPr>
+              <w:rPr>
+                <w:b/>
+                <w:color w:val="5F2861"/>
+              </w:rPr>
+            </w:pPr>
+            <w:r>
+              <w:rPr>
+                <w:b/>
+                <w:color w:val="5F2861"/>
               </w:rPr>
               <w:t>Steps</w:t>
             </w:r>
@@ -13519,7 +13519,7 @@
           <w:tcPr>
             <w:tcW w:w="2500" w:type="pct"/>
             <w:tcBorders>
-              <w:bottom w:val="single" w:sz="4" w:space="0" w:color="7030A0"/>
+              <w:bottom w:val="single" w:sz="4" w:space="0" w:color="5F2861"/>
             </w:tcBorders>
             <w:shd w:val="clear" w:color="auto" w:fill="FFFFFF"/>
           </w:tcPr>
@@ -13541,21 +13541,21 @@
           <w:tcPr>
             <w:tcW w:w="2500" w:type="pct"/>
             <w:tcBorders>
-              <w:bottom w:val="single" w:sz="4" w:space="0" w:color="7030A0"/>
-            </w:tcBorders>
-            <w:shd w:val="clear" w:color="auto" w:fill="EFE7F5"/>
-          </w:tcPr>
-          <w:p>
-            <w:pPr>
-              <w:rPr>
-                <w:b/>
-                <w:color w:val="4C1D6B"/>
-              </w:rPr>
-            </w:pPr>
-            <w:r>
-              <w:rPr>
-                <w:b/>
-                <w:color w:val="4C1D6B"/>
+              <w:bottom w:val="single" w:sz="4" w:space="0" w:color="5F2861"/>
+            </w:tcBorders>
+            <w:shd w:val="clear" w:color="auto" w:fill="F2EEF2"/>
+          </w:tcPr>
+          <w:p>
+            <w:pPr>
+              <w:rPr>
+                <w:b/>
+                <w:color w:val="5F2861"/>
+              </w:rPr>
+            </w:pPr>
+            <w:r>
+              <w:rPr>
+                <w:b/>
+                <w:color w:val="5F2861"/>
               </w:rPr>
               <w:t>Success Criteria</w:t>
             </w:r>
@@ -13565,7 +13565,7 @@
           <w:tcPr>
             <w:tcW w:w="2500" w:type="pct"/>
             <w:tcBorders>
-              <w:bottom w:val="single" w:sz="4" w:space="0" w:color="7030A0"/>
+              <w:bottom w:val="single" w:sz="4" w:space="0" w:color="5F2861"/>
             </w:tcBorders>
             <w:shd w:val="clear" w:color="auto" w:fill="FFFFFF"/>
           </w:tcPr>
@@ -13586,19 +13586,19 @@
         <w:tc>
           <w:tcPr>
             <w:tcW w:w="2500" w:type="pct"/>
-            <w:shd w:val="clear" w:color="auto" w:fill="EFE7F5"/>
-          </w:tcPr>
-          <w:p>
-            <w:pPr>
-              <w:rPr>
-                <w:b/>
-                <w:color w:val="4C1D6B"/>
-              </w:rPr>
-            </w:pPr>
-            <w:r>
-              <w:rPr>
-                <w:b/>
-                <w:color w:val="4C1D6B"/>
+            <w:shd w:val="clear" w:color="auto" w:fill="F2EEF2"/>
+          </w:tcPr>
+          <w:p>
+            <w:pPr>
+              <w:rPr>
+                <w:b/>
+                <w:color w:val="5F2861"/>
+              </w:rPr>
+            </w:pPr>
+            <w:r>
+              <w:rPr>
+                <w:b/>
+                <w:color w:val="5F2861"/>
               </w:rPr>
               <w:t>Schedule</w:t>
             </w:r>
@@ -13857,12 +13857,12 @@
       <w:tblPr>
         <w:tblW w:w="5000" w:type="pct"/>
         <w:tblBorders>
-          <w:top w:val="single" w:sz="4" w:space="0" w:color="7030A0"/>
-          <w:left w:val="single" w:sz="4" w:space="0" w:color="7030A0"/>
-          <w:bottom w:val="single" w:sz="4" w:space="0" w:color="7030A0"/>
-          <w:right w:val="single" w:sz="4" w:space="0" w:color="7030A0"/>
-          <w:insideH w:val="single" w:sz="4" w:space="0" w:color="7030A0"/>
-          <w:insideV w:val="single" w:sz="4" w:space="0" w:color="7030A0"/>
+          <w:top w:val="single" w:sz="4" w:space="0" w:color="5F2861"/>
+          <w:left w:val="single" w:sz="4" w:space="0" w:color="5F2861"/>
+          <w:bottom w:val="single" w:sz="4" w:space="0" w:color="5F2861"/>
+          <w:right w:val="single" w:sz="4" w:space="0" w:color="5F2861"/>
+          <w:insideH w:val="single" w:sz="4" w:space="0" w:color="5F2861"/>
+          <w:insideV w:val="single" w:sz="4" w:space="0" w:color="5F2861"/>
         </w:tblBorders>
         <w:tblLook w:val="0000" w:firstRow="0" w:lastRow="0" w:firstColumn="0" w:lastColumn="0" w:noHBand="0" w:noVBand="0"/>
       </w:tblPr>
@@ -13886,9 +13886,9 @@
           <w:tcPr>
             <w:tcW w:w="1250" w:type="pct"/>
             <w:tcBorders>
-              <w:bottom w:val="single" w:sz="4" w:space="0" w:color="7030A0"/>
-            </w:tcBorders>
-            <w:shd w:val="clear" w:color="auto" w:fill="7030A0"/>
+              <w:bottom w:val="single" w:sz="4" w:space="0" w:color="5F2861"/>
+            </w:tcBorders>
+            <w:shd w:val="clear" w:color="auto" w:fill="5F2861"/>
           </w:tcPr>
           <w:p>
             <w:pPr>
@@ -13910,9 +13910,9 @@
           <w:tcPr>
             <w:tcW w:w="1250" w:type="pct"/>
             <w:tcBorders>
-              <w:bottom w:val="single" w:sz="4" w:space="0" w:color="7030A0"/>
-            </w:tcBorders>
-            <w:shd w:val="clear" w:color="auto" w:fill="7030A0"/>
+              <w:bottom w:val="single" w:sz="4" w:space="0" w:color="5F2861"/>
+            </w:tcBorders>
+            <w:shd w:val="clear" w:color="auto" w:fill="5F2861"/>
           </w:tcPr>
           <w:p>
             <w:pPr>
@@ -13934,9 +13934,9 @@
           <w:tcPr>
             <w:tcW w:w="1250" w:type="pct"/>
             <w:tcBorders>
-              <w:bottom w:val="single" w:sz="4" w:space="0" w:color="7030A0"/>
-            </w:tcBorders>
-            <w:shd w:val="clear" w:color="auto" w:fill="7030A0"/>
+              <w:bottom w:val="single" w:sz="4" w:space="0" w:color="5F2861"/>
+            </w:tcBorders>
+            <w:shd w:val="clear" w:color="auto" w:fill="5F2861"/>
           </w:tcPr>
           <w:p>
             <w:pPr>
@@ -13958,9 +13958,9 @@
           <w:tcPr>
             <w:tcW w:w="1250" w:type="pct"/>
             <w:tcBorders>
-              <w:bottom w:val="single" w:sz="4" w:space="0" w:color="7030A0"/>
-            </w:tcBorders>
-            <w:shd w:val="clear" w:color="auto" w:fill="7030A0"/>
+              <w:bottom w:val="single" w:sz="4" w:space="0" w:color="5F2861"/>
+            </w:tcBorders>
+            <w:shd w:val="clear" w:color="auto" w:fill="5F2861"/>
           </w:tcPr>
           <w:p>
             <w:pPr>
@@ -13990,7 +13990,7 @@
           <w:tcPr>
             <w:tcW w:w="1250" w:type="pct"/>
             <w:tcBorders>
-              <w:bottom w:val="single" w:sz="4" w:space="0" w:color="7030A0"/>
+              <w:bottom w:val="single" w:sz="4" w:space="0" w:color="5F2861"/>
             </w:tcBorders>
             <w:shd w:val="clear" w:color="auto" w:fill="FFFFFF"/>
           </w:tcPr>
@@ -14004,7 +14004,7 @@
           <w:tcPr>
             <w:tcW w:w="1250" w:type="pct"/>
             <w:tcBorders>
-              <w:bottom w:val="single" w:sz="4" w:space="0" w:color="7030A0"/>
+              <w:bottom w:val="single" w:sz="4" w:space="0" w:color="5F2861"/>
             </w:tcBorders>
             <w:shd w:val="clear" w:color="auto" w:fill="FFFFFF"/>
           </w:tcPr>
@@ -14018,7 +14018,7 @@
           <w:tcPr>
             <w:tcW w:w="1250" w:type="pct"/>
             <w:tcBorders>
-              <w:bottom w:val="single" w:sz="4" w:space="0" w:color="7030A0"/>
+              <w:bottom w:val="single" w:sz="4" w:space="0" w:color="5F2861"/>
             </w:tcBorders>
             <w:shd w:val="clear" w:color="auto" w:fill="FFFFFF"/>
           </w:tcPr>
@@ -14032,7 +14032,7 @@
           <w:tcPr>
             <w:tcW w:w="1250" w:type="pct"/>
             <w:tcBorders>
-              <w:bottom w:val="single" w:sz="4" w:space="0" w:color="7030A0"/>
+              <w:bottom w:val="single" w:sz="4" w:space="0" w:color="5F2861"/>
             </w:tcBorders>
             <w:shd w:val="clear" w:color="auto" w:fill="FFFFFF"/>
           </w:tcPr>
@@ -14054,7 +14054,7 @@
           <w:tcPr>
             <w:tcW w:w="1250" w:type="pct"/>
             <w:tcBorders>
-              <w:bottom w:val="single" w:sz="4" w:space="0" w:color="7030A0"/>
+              <w:bottom w:val="single" w:sz="4" w:space="0" w:color="5F2861"/>
             </w:tcBorders>
             <w:shd w:val="clear" w:color="auto" w:fill="FFFFFF"/>
           </w:tcPr>
@@ -14068,7 +14068,7 @@
           <w:tcPr>
             <w:tcW w:w="1250" w:type="pct"/>
             <w:tcBorders>
-              <w:bottom w:val="single" w:sz="4" w:space="0" w:color="7030A0"/>
+              <w:bottom w:val="single" w:sz="4" w:space="0" w:color="5F2861"/>
             </w:tcBorders>
             <w:shd w:val="clear" w:color="auto" w:fill="FFFFFF"/>
           </w:tcPr>
@@ -14082,7 +14082,7 @@
           <w:tcPr>
             <w:tcW w:w="1250" w:type="pct"/>
             <w:tcBorders>
-              <w:bottom w:val="single" w:sz="4" w:space="0" w:color="7030A0"/>
+              <w:bottom w:val="single" w:sz="4" w:space="0" w:color="5F2861"/>
             </w:tcBorders>
             <w:shd w:val="clear" w:color="auto" w:fill="FFFFFF"/>
           </w:tcPr>
@@ -14096,7 +14096,7 @@
           <w:tcPr>
             <w:tcW w:w="1250" w:type="pct"/>
             <w:tcBorders>
-              <w:bottom w:val="single" w:sz="4" w:space="0" w:color="7030A0"/>
+              <w:bottom w:val="single" w:sz="4" w:space="0" w:color="5F2861"/>
             </w:tcBorders>
             <w:shd w:val="clear" w:color="auto" w:fill="FFFFFF"/>
           </w:tcPr>
@@ -14179,12 +14179,12 @@
       <w:tblPr>
         <w:tblW w:w="5000" w:type="pct"/>
         <w:tblBorders>
-          <w:top w:val="single" w:sz="4" w:space="0" w:color="7030A0"/>
-          <w:left w:val="single" w:sz="4" w:space="0" w:color="7030A0"/>
-          <w:bottom w:val="single" w:sz="4" w:space="0" w:color="7030A0"/>
-          <w:right w:val="single" w:sz="4" w:space="0" w:color="7030A0"/>
-          <w:insideH w:val="single" w:sz="4" w:space="0" w:color="7030A0"/>
-          <w:insideV w:val="single" w:sz="4" w:space="0" w:color="7030A0"/>
+          <w:top w:val="single" w:sz="4" w:space="0" w:color="5F2861"/>
+          <w:left w:val="single" w:sz="4" w:space="0" w:color="5F2861"/>
+          <w:bottom w:val="single" w:sz="4" w:space="0" w:color="5F2861"/>
+          <w:right w:val="single" w:sz="4" w:space="0" w:color="5F2861"/>
+          <w:insideH w:val="single" w:sz="4" w:space="0" w:color="5F2861"/>
+          <w:insideV w:val="single" w:sz="4" w:space="0" w:color="5F2861"/>
         </w:tblBorders>
         <w:tblLook w:val="0000" w:firstRow="0" w:lastRow="0" w:firstColumn="0" w:lastColumn="0" w:noHBand="0" w:noVBand="0"/>
       </w:tblPr>
@@ -14210,9 +14210,9 @@
           <w:tcPr>
             <w:tcW w:w="833" w:type="pct"/>
             <w:tcBorders>
-              <w:bottom w:val="single" w:sz="4" w:space="0" w:color="7030A0"/>
-            </w:tcBorders>
-            <w:shd w:val="clear" w:color="auto" w:fill="7030A0"/>
+              <w:bottom w:val="single" w:sz="4" w:space="0" w:color="5F2861"/>
+            </w:tcBorders>
+            <w:shd w:val="clear" w:color="auto" w:fill="5F2861"/>
           </w:tcPr>
           <w:p>
             <w:pPr>
@@ -14234,9 +14234,9 @@
           <w:tcPr>
             <w:tcW w:w="833" w:type="pct"/>
             <w:tcBorders>
-              <w:bottom w:val="single" w:sz="4" w:space="0" w:color="7030A0"/>
-            </w:tcBorders>
-            <w:shd w:val="clear" w:color="auto" w:fill="7030A0"/>
+              <w:bottom w:val="single" w:sz="4" w:space="0" w:color="5F2861"/>
+            </w:tcBorders>
+            <w:shd w:val="clear" w:color="auto" w:fill="5F2861"/>
           </w:tcPr>
           <w:p>
             <w:pPr>
@@ -14258,9 +14258,9 @@
           <w:tcPr>
             <w:tcW w:w="833" w:type="pct"/>
             <w:tcBorders>
-              <w:bottom w:val="single" w:sz="4" w:space="0" w:color="7030A0"/>
-            </w:tcBorders>
-            <w:shd w:val="clear" w:color="auto" w:fill="7030A0"/>
+              <w:bottom w:val="single" w:sz="4" w:space="0" w:color="5F2861"/>
+            </w:tcBorders>
+            <w:shd w:val="clear" w:color="auto" w:fill="5F2861"/>
           </w:tcPr>
           <w:p>
             <w:pPr>
@@ -14282,9 +14282,9 @@
           <w:tcPr>
             <w:tcW w:w="833" w:type="pct"/>
             <w:tcBorders>
-              <w:bottom w:val="single" w:sz="4" w:space="0" w:color="7030A0"/>
-            </w:tcBorders>
-            <w:shd w:val="clear" w:color="auto" w:fill="7030A0"/>
+              <w:bottom w:val="single" w:sz="4" w:space="0" w:color="5F2861"/>
+            </w:tcBorders>
+            <w:shd w:val="clear" w:color="auto" w:fill="5F2861"/>
           </w:tcPr>
           <w:p>
             <w:pPr>
@@ -14306,9 +14306,9 @@
           <w:tcPr>
             <w:tcW w:w="833" w:type="pct"/>
             <w:tcBorders>
-              <w:bottom w:val="single" w:sz="4" w:space="0" w:color="7030A0"/>
-            </w:tcBorders>
-            <w:shd w:val="clear" w:color="auto" w:fill="7030A0"/>
+              <w:bottom w:val="single" w:sz="4" w:space="0" w:color="5F2861"/>
+            </w:tcBorders>
+            <w:shd w:val="clear" w:color="auto" w:fill="5F2861"/>
           </w:tcPr>
           <w:p>
             <w:pPr>
@@ -14330,9 +14330,9 @@
           <w:tcPr>
             <w:tcW w:w="833" w:type="pct"/>
             <w:tcBorders>
-              <w:bottom w:val="single" w:sz="4" w:space="0" w:color="7030A0"/>
-            </w:tcBorders>
-            <w:shd w:val="clear" w:color="auto" w:fill="7030A0"/>
+              <w:bottom w:val="single" w:sz="4" w:space="0" w:color="5F2861"/>
+            </w:tcBorders>
+            <w:shd w:val="clear" w:color="auto" w:fill="5F2861"/>
           </w:tcPr>
           <w:p>
             <w:pPr>
@@ -14362,7 +14362,7 @@
           <w:tcPr>
             <w:tcW w:w="833" w:type="pct"/>
             <w:tcBorders>
-              <w:bottom w:val="single" w:sz="4" w:space="0" w:color="7030A0"/>
+              <w:bottom w:val="single" w:sz="4" w:space="0" w:color="5F2861"/>
             </w:tcBorders>
             <w:shd w:val="clear" w:color="auto" w:fill="FFFFFF"/>
           </w:tcPr>
@@ -14376,7 +14376,7 @@
           <w:tcPr>
             <w:tcW w:w="833" w:type="pct"/>
             <w:tcBorders>
-              <w:bottom w:val="single" w:sz="4" w:space="0" w:color="7030A0"/>
+              <w:bottom w:val="single" w:sz="4" w:space="0" w:color="5F2861"/>
             </w:tcBorders>
             <w:shd w:val="clear" w:color="auto" w:fill="FFFFFF"/>
           </w:tcPr>
@@ -14390,7 +14390,7 @@
           <w:tcPr>
             <w:tcW w:w="833" w:type="pct"/>
             <w:tcBorders>
-              <w:bottom w:val="single" w:sz="4" w:space="0" w:color="7030A0"/>
+              <w:bottom w:val="single" w:sz="4" w:space="0" w:color="5F2861"/>
             </w:tcBorders>
             <w:shd w:val="clear" w:color="auto" w:fill="FFFFFF"/>
           </w:tcPr>
@@ -14404,7 +14404,7 @@
           <w:tcPr>
             <w:tcW w:w="833" w:type="pct"/>
             <w:tcBorders>
-              <w:bottom w:val="single" w:sz="4" w:space="0" w:color="7030A0"/>
+              <w:bottom w:val="single" w:sz="4" w:space="0" w:color="5F2861"/>
             </w:tcBorders>
             <w:shd w:val="clear" w:color="auto" w:fill="FFFFFF"/>
           </w:tcPr>
@@ -14418,7 +14418,7 @@
           <w:tcPr>
             <w:tcW w:w="833" w:type="pct"/>
             <w:tcBorders>
-              <w:bottom w:val="single" w:sz="4" w:space="0" w:color="7030A0"/>
+              <w:bottom w:val="single" w:sz="4" w:space="0" w:color="5F2861"/>
             </w:tcBorders>
             <w:shd w:val="clear" w:color="auto" w:fill="FFFFFF"/>
           </w:tcPr>
@@ -14432,7 +14432,7 @@
           <w:tcPr>
             <w:tcW w:w="833" w:type="pct"/>
             <w:tcBorders>
-              <w:bottom w:val="single" w:sz="4" w:space="0" w:color="7030A0"/>
+              <w:bottom w:val="single" w:sz="4" w:space="0" w:color="5F2861"/>
             </w:tcBorders>
             <w:shd w:val="clear" w:color="auto" w:fill="FFFFFF"/>
           </w:tcPr>
@@ -14537,12 +14537,12 @@
       <w:tblPr>
         <w:tblW w:w="5000" w:type="pct"/>
         <w:tblBorders>
-          <w:top w:val="single" w:sz="4" w:space="0" w:color="7030A0"/>
-          <w:left w:val="single" w:sz="4" w:space="0" w:color="7030A0"/>
-          <w:bottom w:val="single" w:sz="4" w:space="0" w:color="7030A0"/>
-          <w:right w:val="single" w:sz="4" w:space="0" w:color="7030A0"/>
+          <w:top w:val="single" w:sz="4" w:space="0" w:color="5F2861"/>
+          <w:left w:val="single" w:sz="4" w:space="0" w:color="5F2861"/>
+          <w:bottom w:val="single" w:sz="4" w:space="0" w:color="5F2861"/>
+          <w:right w:val="single" w:sz="4" w:space="0" w:color="5F2861"/>
         </w:tblBorders>
-        <w:shd w:val="clear" w:color="auto" w:fill="EFE7F5"/>
+        <w:shd w:val="clear" w:color="auto" w:fill="F2EEF2"/>
         <w:tblLook w:val="0000" w:firstRow="0" w:lastRow="0" w:firstColumn="0" w:lastColumn="0" w:noHBand="0" w:noVBand="0"/>
       </w:tblPr>
       <w:tblGrid>
@@ -14558,17 +14558,17 @@
         <w:tc>
           <w:tcPr>
             <w:tcW w:w="5000" w:type="pct"/>
-            <w:shd w:val="clear" w:color="auto" w:fill="EFE7F5"/>
-          </w:tcPr>
-          <w:p>
-            <w:pPr>
-              <w:rPr>
-                <w:color w:val="4C1D6B"/>
-              </w:rPr>
-            </w:pPr>
-            <w:r>
-              <w:rPr>
-                <w:color w:val="4C1D6B"/>
+            <w:shd w:val="clear" w:color="auto" w:fill="F2EEF2"/>
+          </w:tcPr>
+          <w:p>
+            <w:pPr>
+              <w:rPr>
+                <w:color w:val="5F2861"/>
+              </w:rPr>
+            </w:pPr>
+            <w:r>
+              <w:rPr>
+                <w:color w:val="5F2861"/>
               </w:rPr>
               <w:t>az deployment group what-if --resource-group rg-[name]-prod --template-file main.bicep --parameters main.prod.bicepparam</w:t>
             </w:r>
@@ -14589,12 +14589,12 @@
       <w:tblPr>
         <w:tblW w:w="5000" w:type="pct"/>
         <w:tblBorders>
-          <w:top w:val="single" w:sz="4" w:space="0" w:color="7030A0"/>
-          <w:left w:val="single" w:sz="4" w:space="0" w:color="7030A0"/>
-          <w:bottom w:val="single" w:sz="4" w:space="0" w:color="7030A0"/>
-          <w:right w:val="single" w:sz="4" w:space="0" w:color="7030A0"/>
-          <w:insideH w:val="single" w:sz="4" w:space="0" w:color="7030A0"/>
-          <w:insideV w:val="single" w:sz="4" w:space="0" w:color="7030A0"/>
+          <w:top w:val="single" w:sz="4" w:space="0" w:color="5F2861"/>
+          <w:left w:val="single" w:sz="4" w:space="0" w:color="5F2861"/>
+          <w:bottom w:val="single" w:sz="4" w:space="0" w:color="5F2861"/>
+          <w:right w:val="single" w:sz="4" w:space="0" w:color="5F2861"/>
+          <w:insideH w:val="single" w:sz="4" w:space="0" w:color="5F2861"/>
+          <w:insideV w:val="single" w:sz="4" w:space="0" w:color="5F2861"/>
         </w:tblBorders>
         <w:tblLook w:val="0000" w:firstRow="0" w:lastRow="0" w:firstColumn="0" w:lastColumn="0" w:noHBand="0" w:noVBand="0"/>
       </w:tblPr>
@@ -14616,9 +14616,9 @@
           <w:tcPr>
             <w:tcW w:w="2500" w:type="pct"/>
             <w:tcBorders>
-              <w:bottom w:val="single" w:sz="4" w:space="0" w:color="7030A0"/>
-            </w:tcBorders>
-            <w:shd w:val="clear" w:color="auto" w:fill="7030A0"/>
+              <w:bottom w:val="single" w:sz="4" w:space="0" w:color="5F2861"/>
+            </w:tcBorders>
+            <w:shd w:val="clear" w:color="auto" w:fill="5F2861"/>
           </w:tcPr>
           <w:p>
             <w:pPr>
@@ -14640,9 +14640,9 @@
           <w:tcPr>
             <w:tcW w:w="2500" w:type="pct"/>
             <w:tcBorders>
-              <w:bottom w:val="single" w:sz="4" w:space="0" w:color="7030A0"/>
-            </w:tcBorders>
-            <w:shd w:val="clear" w:color="auto" w:fill="7030A0"/>
+              <w:bottom w:val="single" w:sz="4" w:space="0" w:color="5F2861"/>
+            </w:tcBorders>
+            <w:shd w:val="clear" w:color="auto" w:fill="5F2861"/>
           </w:tcPr>
           <w:p>
             <w:pPr>
@@ -14672,7 +14672,7 @@
           <w:tcPr>
             <w:tcW w:w="2500" w:type="pct"/>
             <w:tcBorders>
-              <w:bottom w:val="single" w:sz="4" w:space="0" w:color="7030A0"/>
+              <w:bottom w:val="single" w:sz="4" w:space="0" w:color="5F2861"/>
             </w:tcBorders>
             <w:shd w:val="clear" w:color="auto" w:fill="FFFFFF"/>
           </w:tcPr>
@@ -14686,7 +14686,7 @@
           <w:tcPr>
             <w:tcW w:w="2500" w:type="pct"/>
             <w:tcBorders>
-              <w:bottom w:val="single" w:sz="4" w:space="0" w:color="7030A0"/>
+              <w:bottom w:val="single" w:sz="4" w:space="0" w:color="5F2861"/>
             </w:tcBorders>
             <w:shd w:val="clear" w:color="auto" w:fill="FFFFFF"/>
           </w:tcPr>
@@ -14708,7 +14708,7 @@
           <w:tcPr>
             <w:tcW w:w="2500" w:type="pct"/>
             <w:tcBorders>
-              <w:bottom w:val="single" w:sz="4" w:space="0" w:color="7030A0"/>
+              <w:bottom w:val="single" w:sz="4" w:space="0" w:color="5F2861"/>
             </w:tcBorders>
             <w:shd w:val="clear" w:color="auto" w:fill="FFFFFF"/>
           </w:tcPr>
@@ -14722,7 +14722,7 @@
           <w:tcPr>
             <w:tcW w:w="2500" w:type="pct"/>
             <w:tcBorders>
-              <w:bottom w:val="single" w:sz="4" w:space="0" w:color="7030A0"/>
+              <w:bottom w:val="single" w:sz="4" w:space="0" w:color="5F2861"/>
             </w:tcBorders>
             <w:shd w:val="clear" w:color="auto" w:fill="FFFFFF"/>
           </w:tcPr>
@@ -14744,7 +14744,7 @@
           <w:tcPr>
             <w:tcW w:w="2500" w:type="pct"/>
             <w:tcBorders>
-              <w:bottom w:val="single" w:sz="4" w:space="0" w:color="7030A0"/>
+              <w:bottom w:val="single" w:sz="4" w:space="0" w:color="5F2861"/>
             </w:tcBorders>
             <w:shd w:val="clear" w:color="auto" w:fill="FFFFFF"/>
           </w:tcPr>
@@ -14758,7 +14758,7 @@
           <w:tcPr>
             <w:tcW w:w="2500" w:type="pct"/>
             <w:tcBorders>
-              <w:bottom w:val="single" w:sz="4" w:space="0" w:color="7030A0"/>
+              <w:bottom w:val="single" w:sz="4" w:space="0" w:color="5F2861"/>
             </w:tcBorders>
             <w:shd w:val="clear" w:color="auto" w:fill="FFFFFF"/>
           </w:tcPr>
@@ -14780,7 +14780,7 @@
           <w:tcPr>
             <w:tcW w:w="2500" w:type="pct"/>
             <w:tcBorders>
-              <w:bottom w:val="single" w:sz="4" w:space="0" w:color="7030A0"/>
+              <w:bottom w:val="single" w:sz="4" w:space="0" w:color="5F2861"/>
             </w:tcBorders>
             <w:shd w:val="clear" w:color="auto" w:fill="FFFFFF"/>
           </w:tcPr>
@@ -14794,7 +14794,7 @@
           <w:tcPr>
             <w:tcW w:w="2500" w:type="pct"/>
             <w:tcBorders>
-              <w:bottom w:val="single" w:sz="4" w:space="0" w:color="7030A0"/>
+              <w:bottom w:val="single" w:sz="4" w:space="0" w:color="5F2861"/>
             </w:tcBorders>
             <w:shd w:val="clear" w:color="auto" w:fill="FFFFFF"/>
           </w:tcPr>
@@ -14816,7 +14816,7 @@
           <w:tcPr>
             <w:tcW w:w="2500" w:type="pct"/>
             <w:tcBorders>
-              <w:bottom w:val="single" w:sz="4" w:space="0" w:color="7030A0"/>
+              <w:bottom w:val="single" w:sz="4" w:space="0" w:color="5F2861"/>
             </w:tcBorders>
             <w:shd w:val="clear" w:color="auto" w:fill="FFFFFF"/>
           </w:tcPr>
@@ -14830,7 +14830,7 @@
           <w:tcPr>
             <w:tcW w:w="2500" w:type="pct"/>
             <w:tcBorders>
-              <w:bottom w:val="single" w:sz="4" w:space="0" w:color="7030A0"/>
+              <w:bottom w:val="single" w:sz="4" w:space="0" w:color="5F2861"/>
             </w:tcBorders>
             <w:shd w:val="clear" w:color="auto" w:fill="FFFFFF"/>
           </w:tcPr>
@@ -14852,7 +14852,7 @@
           <w:tcPr>
             <w:tcW w:w="2500" w:type="pct"/>
             <w:tcBorders>
-              <w:bottom w:val="single" w:sz="4" w:space="0" w:color="7030A0"/>
+              <w:bottom w:val="single" w:sz="4" w:space="0" w:color="5F2861"/>
             </w:tcBorders>
             <w:shd w:val="clear" w:color="auto" w:fill="FFFFFF"/>
           </w:tcPr>
@@ -14866,7 +14866,7 @@
           <w:tcPr>
             <w:tcW w:w="2500" w:type="pct"/>
             <w:tcBorders>
-              <w:bottom w:val="single" w:sz="4" w:space="0" w:color="7030A0"/>
+              <w:bottom w:val="single" w:sz="4" w:space="0" w:color="5F2861"/>
             </w:tcBorders>
             <w:shd w:val="clear" w:color="auto" w:fill="FFFFFF"/>
           </w:tcPr>
@@ -14888,7 +14888,7 @@
           <w:tcPr>
             <w:tcW w:w="2500" w:type="pct"/>
             <w:tcBorders>
-              <w:bottom w:val="single" w:sz="4" w:space="0" w:color="7030A0"/>
+              <w:bottom w:val="single" w:sz="4" w:space="0" w:color="5F2861"/>
             </w:tcBorders>
             <w:shd w:val="clear" w:color="auto" w:fill="FFFFFF"/>
           </w:tcPr>
@@ -14902,7 +14902,7 @@
           <w:tcPr>
             <w:tcW w:w="2500" w:type="pct"/>
             <w:tcBorders>
-              <w:bottom w:val="single" w:sz="4" w:space="0" w:color="7030A0"/>
+              <w:bottom w:val="single" w:sz="4" w:space="0" w:color="5F2861"/>
             </w:tcBorders>
             <w:shd w:val="clear" w:color="auto" w:fill="FFFFFF"/>
           </w:tcPr>
@@ -14924,7 +14924,7 @@
           <w:tcPr>
             <w:tcW w:w="2500" w:type="pct"/>
             <w:tcBorders>
-              <w:bottom w:val="single" w:sz="4" w:space="0" w:color="7030A0"/>
+              <w:bottom w:val="single" w:sz="4" w:space="0" w:color="5F2861"/>
             </w:tcBorders>
             <w:shd w:val="clear" w:color="auto" w:fill="FFFFFF"/>
           </w:tcPr>
@@ -14939,7 +14939,7 @@
           <w:tcPr>
             <w:tcW w:w="2500" w:type="pct"/>
             <w:tcBorders>
-              <w:bottom w:val="single" w:sz="4" w:space="0" w:color="7030A0"/>
+              <w:bottom w:val="single" w:sz="4" w:space="0" w:color="5F2861"/>
             </w:tcBorders>
             <w:shd w:val="clear" w:color="auto" w:fill="FFFFFF"/>
           </w:tcPr>
@@ -14961,7 +14961,7 @@
           <w:tcPr>
             <w:tcW w:w="2500" w:type="pct"/>
             <w:tcBorders>
-              <w:bottom w:val="single" w:sz="4" w:space="0" w:color="7030A0"/>
+              <w:bottom w:val="single" w:sz="4" w:space="0" w:color="5F2861"/>
             </w:tcBorders>
             <w:shd w:val="clear" w:color="auto" w:fill="FFFFFF"/>
           </w:tcPr>
@@ -14975,7 +14975,7 @@
           <w:tcPr>
             <w:tcW w:w="2500" w:type="pct"/>
             <w:tcBorders>
-              <w:bottom w:val="single" w:sz="4" w:space="0" w:color="7030A0"/>
+              <w:bottom w:val="single" w:sz="4" w:space="0" w:color="5F2861"/>
             </w:tcBorders>
             <w:shd w:val="clear" w:color="auto" w:fill="FFFFFF"/>
           </w:tcPr>
@@ -14997,7 +14997,7 @@
           <w:tcPr>
             <w:tcW w:w="2500" w:type="pct"/>
             <w:tcBorders>
-              <w:bottom w:val="single" w:sz="4" w:space="0" w:color="7030A0"/>
+              <w:bottom w:val="single" w:sz="4" w:space="0" w:color="5F2861"/>
             </w:tcBorders>
             <w:shd w:val="clear" w:color="auto" w:fill="FFFFFF"/>
           </w:tcPr>
@@ -15011,7 +15011,7 @@
           <w:tcPr>
             <w:tcW w:w="2500" w:type="pct"/>
             <w:tcBorders>
-              <w:bottom w:val="single" w:sz="4" w:space="0" w:color="7030A0"/>
+              <w:bottom w:val="single" w:sz="4" w:space="0" w:color="5F2861"/>
             </w:tcBorders>
             <w:shd w:val="clear" w:color="auto" w:fill="FFFFFF"/>
           </w:tcPr>
@@ -15033,7 +15033,7 @@
           <w:tcPr>
             <w:tcW w:w="2500" w:type="pct"/>
             <w:tcBorders>
-              <w:bottom w:val="single" w:sz="4" w:space="0" w:color="7030A0"/>
+              <w:bottom w:val="single" w:sz="4" w:space="0" w:color="5F2861"/>
             </w:tcBorders>
             <w:shd w:val="clear" w:color="auto" w:fill="FFFFFF"/>
           </w:tcPr>
@@ -15047,7 +15047,7 @@
           <w:tcPr>
             <w:tcW w:w="2500" w:type="pct"/>
             <w:tcBorders>
-              <w:bottom w:val="single" w:sz="4" w:space="0" w:color="7030A0"/>
+              <w:bottom w:val="single" w:sz="4" w:space="0" w:color="5F2861"/>
             </w:tcBorders>
             <w:shd w:val="clear" w:color="auto" w:fill="FFFFFF"/>
           </w:tcPr>
@@ -15069,7 +15069,7 @@
           <w:tcPr>
             <w:tcW w:w="2500" w:type="pct"/>
             <w:tcBorders>
-              <w:bottom w:val="single" w:sz="4" w:space="0" w:color="7030A0"/>
+              <w:bottom w:val="single" w:sz="4" w:space="0" w:color="5F2861"/>
             </w:tcBorders>
             <w:shd w:val="clear" w:color="auto" w:fill="FFFFFF"/>
           </w:tcPr>
@@ -15083,7 +15083,7 @@
           <w:tcPr>
             <w:tcW w:w="2500" w:type="pct"/>
             <w:tcBorders>
-              <w:bottom w:val="single" w:sz="4" w:space="0" w:color="7030A0"/>
+              <w:bottom w:val="single" w:sz="4" w:space="0" w:color="5F2861"/>
             </w:tcBorders>
             <w:shd w:val="clear" w:color="auto" w:fill="FFFFFF"/>
           </w:tcPr>
@@ -15105,7 +15105,7 @@
           <w:tcPr>
             <w:tcW w:w="2500" w:type="pct"/>
             <w:tcBorders>
-              <w:bottom w:val="single" w:sz="4" w:space="0" w:color="7030A0"/>
+              <w:bottom w:val="single" w:sz="4" w:space="0" w:color="5F2861"/>
             </w:tcBorders>
             <w:shd w:val="clear" w:color="auto" w:fill="FFFFFF"/>
           </w:tcPr>
@@ -15119,7 +15119,7 @@
           <w:tcPr>
             <w:tcW w:w="2500" w:type="pct"/>
             <w:tcBorders>
-              <w:bottom w:val="single" w:sz="4" w:space="0" w:color="7030A0"/>
+              <w:bottom w:val="single" w:sz="4" w:space="0" w:color="5F2861"/>
             </w:tcBorders>
             <w:shd w:val="clear" w:color="auto" w:fill="FFFFFF"/>
           </w:tcPr>
@@ -15141,7 +15141,7 @@
           <w:tcPr>
             <w:tcW w:w="2500" w:type="pct"/>
             <w:tcBorders>
-              <w:bottom w:val="single" w:sz="4" w:space="0" w:color="7030A0"/>
+              <w:bottom w:val="single" w:sz="4" w:space="0" w:color="5F2861"/>
             </w:tcBorders>
             <w:shd w:val="clear" w:color="auto" w:fill="FFFFFF"/>
           </w:tcPr>
@@ -15155,7 +15155,7 @@
           <w:tcPr>
             <w:tcW w:w="2500" w:type="pct"/>
             <w:tcBorders>
-              <w:bottom w:val="single" w:sz="4" w:space="0" w:color="7030A0"/>
+              <w:bottom w:val="single" w:sz="4" w:space="0" w:color="5F2861"/>
             </w:tcBorders>
             <w:shd w:val="clear" w:color="auto" w:fill="FFFFFF"/>
           </w:tcPr>
@@ -15177,7 +15177,7 @@
           <w:tcPr>
             <w:tcW w:w="2500" w:type="pct"/>
             <w:tcBorders>
-              <w:bottom w:val="single" w:sz="4" w:space="0" w:color="7030A0"/>
+              <w:bottom w:val="single" w:sz="4" w:space="0" w:color="5F2861"/>
             </w:tcBorders>
             <w:shd w:val="clear" w:color="auto" w:fill="FFFFFF"/>
           </w:tcPr>
@@ -15191,7 +15191,7 @@
           <w:tcPr>
             <w:tcW w:w="2500" w:type="pct"/>
             <w:tcBorders>
-              <w:bottom w:val="single" w:sz="4" w:space="0" w:color="7030A0"/>
+              <w:bottom w:val="single" w:sz="4" w:space="0" w:color="5F2861"/>
             </w:tcBorders>
             <w:shd w:val="clear" w:color="auto" w:fill="FFFFFF"/>
           </w:tcPr>
@@ -15213,7 +15213,7 @@
           <w:tcPr>
             <w:tcW w:w="2500" w:type="pct"/>
             <w:tcBorders>
-              <w:bottom w:val="single" w:sz="4" w:space="0" w:color="7030A0"/>
+              <w:bottom w:val="single" w:sz="4" w:space="0" w:color="5F2861"/>
             </w:tcBorders>
             <w:shd w:val="clear" w:color="auto" w:fill="FFFFFF"/>
           </w:tcPr>
@@ -15227,7 +15227,7 @@
           <w:tcPr>
             <w:tcW w:w="2500" w:type="pct"/>
             <w:tcBorders>
-              <w:bottom w:val="single" w:sz="4" w:space="0" w:color="7030A0"/>
+              <w:bottom w:val="single" w:sz="4" w:space="0" w:color="5F2861"/>
             </w:tcBorders>
             <w:shd w:val="clear" w:color="auto" w:fill="FFFFFF"/>
           </w:tcPr>
@@ -15249,7 +15249,7 @@
           <w:tcPr>
             <w:tcW w:w="2500" w:type="pct"/>
             <w:tcBorders>
-              <w:bottom w:val="single" w:sz="4" w:space="0" w:color="7030A0"/>
+              <w:bottom w:val="single" w:sz="4" w:space="0" w:color="5F2861"/>
             </w:tcBorders>
             <w:shd w:val="clear" w:color="auto" w:fill="FFFFFF"/>
           </w:tcPr>
@@ -15263,7 +15263,7 @@
           <w:tcPr>
             <w:tcW w:w="2500" w:type="pct"/>
             <w:tcBorders>
-              <w:bottom w:val="single" w:sz="4" w:space="0" w:color="7030A0"/>
+              <w:bottom w:val="single" w:sz="4" w:space="0" w:color="5F2861"/>
             </w:tcBorders>
             <w:shd w:val="clear" w:color="auto" w:fill="FFFFFF"/>
           </w:tcPr>
@@ -15285,7 +15285,7 @@
           <w:tcPr>
             <w:tcW w:w="2500" w:type="pct"/>
             <w:tcBorders>
-              <w:bottom w:val="single" w:sz="4" w:space="0" w:color="7030A0"/>
+              <w:bottom w:val="single" w:sz="4" w:space="0" w:color="5F2861"/>
             </w:tcBorders>
             <w:shd w:val="clear" w:color="auto" w:fill="FFFFFF"/>
           </w:tcPr>
@@ -15299,7 +15299,7 @@
           <w:tcPr>
             <w:tcW w:w="2500" w:type="pct"/>
             <w:tcBorders>
-              <w:bottom w:val="single" w:sz="4" w:space="0" w:color="7030A0"/>
+              <w:bottom w:val="single" w:sz="4" w:space="0" w:color="5F2861"/>
             </w:tcBorders>
             <w:shd w:val="clear" w:color="auto" w:fill="FFFFFF"/>
           </w:tcPr>
@@ -15494,7 +15494,7 @@
   <w:p>
     <w:pPr>
       <w:pBdr>
-        <w:top w:val="single" w:sz="6" w:space="2" w:color="7030A0"/>
+        <w:top w:val="single" w:sz="6" w:space="2" w:color="5F2861"/>
       </w:pBdr>
       <w:tabs>
         <w:tab w:val="center" w:pos="4680"/>
@@ -15602,7 +15602,7 @@
   <w:p>
     <w:pPr>
       <w:pBdr>
-        <w:bottom w:val="single" w:sz="6" w:space="2" w:color="7030A0"/>
+        <w:bottom w:val="single" w:sz="6" w:space="2" w:color="5F2861"/>
       </w:pBdr>
       <w:tabs>
         <w:tab w:val="right" w:pos="6900"/>
@@ -16028,7 +16028,7 @@
     <w:rPrDefault>
       <w:rPr>
         <w:rFonts w:ascii="Arial" w:eastAsia="Arial" w:hAnsi="Arial" w:cs="Arial"/>
-        <w:color w:val="5A5A5A"/>
+        <w:color w:val="404040"/>
         <w:lang w:val="en-GB" w:eastAsia="en-GB" w:bidi="ar-SA"/>
       </w:rPr>
     </w:rPrDefault>
@@ -16422,7 +16422,7 @@
     <w:qFormat/>
     <w:pPr>
       <w:pBdr>
-        <w:bottom w:val="single" w:sz="8" w:space="2" w:color="7030A0"/>
+        <w:bottom w:val="single" w:sz="8" w:space="2" w:color="5F2861"/>
       </w:pBdr>
       <w:spacing w:before="360" w:after="120"/>
       <w:outlineLvl w:val="0"/>
@@ -16465,7 +16465,7 @@
     <w:rPr>
       <w:b/>
       <w:bCs/>
-      <w:color w:val="4C1D6B"/>
+      <w:color w:val="5F2861"/>
       <w:sz w:val="24"/>
       <w:szCs w:val="24"/>
     </w:rPr>
@@ -16508,7 +16508,7 @@
       <w:outlineLvl w:val="5"/>
     </w:pPr>
     <w:rPr>
-      <w:color w:val="4C1D6B"/>
+      <w:color w:val="5F2861"/>
     </w:rPr>
   </w:style>
   <w:style w:type="character" w:default="1" w:styleId="DefaultParagraphFont">
